--- a/5.人员管理/2.运行记录类文件/050203-人员管理总结报告(截止2025年12月).docx
+++ b/5.人员管理/2.运行记录类文件/050203-人员管理总结报告(截止2025年12月).docx
@@ -36,7 +36,9 @@
         </w:rPr>
       </w:pPr>
       <w:bookmarkStart w:id="0" w:name="_Toc1114"/>
-      <w:bookmarkStart w:id="1" w:name="_Toc8267"/>
+      <w:bookmarkStart w:id="1" w:name="_Toc22472"/>
+      <w:bookmarkStart w:id="28" w:name="_GoBack"/>
+      <w:bookmarkEnd w:id="28"/>
       <w:r>
         <w:rPr>
           <w:rFonts w:hint="eastAsia"/>
@@ -80,8 +82,8 @@
         <w:topLinePunct w:val="0"/>
         <w:bidi w:val="0"/>
       </w:pPr>
-      <w:bookmarkStart w:id="2" w:name="_Toc28898"/>
-      <w:bookmarkStart w:id="3" w:name="_Toc156"/>
+      <w:bookmarkStart w:id="2" w:name="_Toc156"/>
+      <w:bookmarkStart w:id="3" w:name="_Toc15725"/>
       <w:r>
         <w:t>中达丰集团有限公司</w:t>
       </w:r>
@@ -206,7 +208,7 @@
         </w:rPr>
       </w:pPr>
       <w:bookmarkStart w:id="4" w:name="_Toc27875"/>
-      <w:bookmarkStart w:id="5" w:name="_Toc21605"/>
+      <w:bookmarkStart w:id="5" w:name="_Toc4285"/>
       <w:r>
         <w:rPr>
           <w:rFonts w:ascii="宋体" w:hAnsi="宋体" w:eastAsia="宋体" w:cs="宋体"/>
@@ -1386,7 +1388,7 @@
             <w:fldChar w:fldCharType="begin"/>
           </w:r>
           <w:r>
-            <w:instrText xml:space="preserve"> HYPERLINK \l _Toc8267 </w:instrText>
+            <w:instrText xml:space="preserve"> HYPERLINK \l _Toc22472 </w:instrText>
           </w:r>
           <w:r>
             <w:fldChar w:fldCharType="separate"/>
@@ -1396,7 +1398,28 @@
               <w:rFonts w:hint="eastAsia"/>
               <w:lang w:val="en-US" w:eastAsia="zh-CN"/>
             </w:rPr>
-            <w:t xml:space="preserve"> 人员管理总结报告 截止2025年12月</w:t>
+            <w:t xml:space="preserve"> </w:t>
+          </w:r>
+          <w:r>
+            <w:rPr>
+              <w:rFonts w:hint="eastAsia"/>
+              <w:lang w:val="en-US" w:eastAsia="zh-CN"/>
+            </w:rPr>
+            <w:t>人员管理总结报告</w:t>
+          </w:r>
+          <w:r>
+            <w:rPr>
+              <w:rFonts w:hint="eastAsia"/>
+              <w:lang w:val="en-US" w:eastAsia="zh-CN"/>
+            </w:rPr>
+            <w:t xml:space="preserve"> </w:t>
+          </w:r>
+          <w:r>
+            <w:rPr>
+              <w:rFonts w:hint="eastAsia"/>
+              <w:lang w:val="en-US" w:eastAsia="zh-CN"/>
+            </w:rPr>
+            <w:t>截止2025年12月</w:t>
           </w:r>
           <w:r>
             <w:tab/>
@@ -1405,7 +1428,7 @@
             <w:fldChar w:fldCharType="begin"/>
           </w:r>
           <w:r>
-            <w:instrText xml:space="preserve"> PAGEREF _Toc8267 \h </w:instrText>
+            <w:instrText xml:space="preserve"> PAGEREF _Toc22472 \h </w:instrText>
           </w:r>
           <w:r>
             <w:fldChar w:fldCharType="separate"/>
@@ -1431,7 +1454,7 @@
             <w:fldChar w:fldCharType="begin"/>
           </w:r>
           <w:r>
-            <w:instrText xml:space="preserve"> HYPERLINK \l _Toc28898 </w:instrText>
+            <w:instrText xml:space="preserve"> HYPERLINK \l _Toc15725 </w:instrText>
           </w:r>
           <w:r>
             <w:fldChar w:fldCharType="separate"/>
@@ -1446,7 +1469,7 @@
             <w:fldChar w:fldCharType="begin"/>
           </w:r>
           <w:r>
-            <w:instrText xml:space="preserve"> PAGEREF _Toc28898 \h </w:instrText>
+            <w:instrText xml:space="preserve"> PAGEREF _Toc15725 \h </w:instrText>
           </w:r>
           <w:r>
             <w:fldChar w:fldCharType="separate"/>
@@ -1472,7 +1495,7 @@
             <w:fldChar w:fldCharType="begin"/>
           </w:r>
           <w:r>
-            <w:instrText xml:space="preserve"> HYPERLINK \l _Toc21605 </w:instrText>
+            <w:instrText xml:space="preserve"> HYPERLINK \l _Toc4285 </w:instrText>
           </w:r>
           <w:r>
             <w:fldChar w:fldCharType="separate"/>
@@ -1492,7 +1515,7 @@
             <w:fldChar w:fldCharType="begin"/>
           </w:r>
           <w:r>
-            <w:instrText xml:space="preserve"> PAGEREF _Toc21605 \h </w:instrText>
+            <w:instrText xml:space="preserve"> PAGEREF _Toc4285 \h </w:instrText>
           </w:r>
           <w:r>
             <w:fldChar w:fldCharType="separate"/>
@@ -1518,7 +1541,7 @@
             <w:fldChar w:fldCharType="begin"/>
           </w:r>
           <w:r>
-            <w:instrText xml:space="preserve"> HYPERLINK \l _Toc24308 </w:instrText>
+            <w:instrText xml:space="preserve"> HYPERLINK \l _Toc21253 </w:instrText>
           </w:r>
           <w:r>
             <w:fldChar w:fldCharType="separate"/>
@@ -1550,7 +1573,7 @@
             <w:fldChar w:fldCharType="begin"/>
           </w:r>
           <w:r>
-            <w:instrText xml:space="preserve"> PAGEREF _Toc24308 \h </w:instrText>
+            <w:instrText xml:space="preserve"> PAGEREF _Toc21253 \h </w:instrText>
           </w:r>
           <w:r>
             <w:fldChar w:fldCharType="separate"/>
@@ -1576,7 +1599,7 @@
             <w:fldChar w:fldCharType="begin"/>
           </w:r>
           <w:r>
-            <w:instrText xml:space="preserve"> HYPERLINK \l _Toc16690 </w:instrText>
+            <w:instrText xml:space="preserve"> HYPERLINK \l _Toc15541 </w:instrText>
           </w:r>
           <w:r>
             <w:fldChar w:fldCharType="separate"/>
@@ -1600,7 +1623,7 @@
             <w:fldChar w:fldCharType="begin"/>
           </w:r>
           <w:r>
-            <w:instrText xml:space="preserve"> PAGEREF _Toc16690 \h </w:instrText>
+            <w:instrText xml:space="preserve"> PAGEREF _Toc15541 \h </w:instrText>
           </w:r>
           <w:r>
             <w:fldChar w:fldCharType="separate"/>
@@ -1626,7 +1649,7 @@
             <w:fldChar w:fldCharType="begin"/>
           </w:r>
           <w:r>
-            <w:instrText xml:space="preserve"> HYPERLINK \l _Toc28963 </w:instrText>
+            <w:instrText xml:space="preserve"> HYPERLINK \l _Toc32377 </w:instrText>
           </w:r>
           <w:r>
             <w:fldChar w:fldCharType="separate"/>
@@ -1650,7 +1673,7 @@
             <w:fldChar w:fldCharType="begin"/>
           </w:r>
           <w:r>
-            <w:instrText xml:space="preserve"> PAGEREF _Toc28963 \h </w:instrText>
+            <w:instrText xml:space="preserve"> PAGEREF _Toc32377 \h </w:instrText>
           </w:r>
           <w:r>
             <w:fldChar w:fldCharType="separate"/>
@@ -1676,7 +1699,7 @@
             <w:fldChar w:fldCharType="begin"/>
           </w:r>
           <w:r>
-            <w:instrText xml:space="preserve"> HYPERLINK \l _Toc2047 </w:instrText>
+            <w:instrText xml:space="preserve"> HYPERLINK \l _Toc19297 </w:instrText>
           </w:r>
           <w:r>
             <w:fldChar w:fldCharType="separate"/>
@@ -1700,7 +1723,7 @@
             <w:fldChar w:fldCharType="begin"/>
           </w:r>
           <w:r>
-            <w:instrText xml:space="preserve"> PAGEREF _Toc2047 \h </w:instrText>
+            <w:instrText xml:space="preserve"> PAGEREF _Toc19297 \h </w:instrText>
           </w:r>
           <w:r>
             <w:fldChar w:fldCharType="separate"/>
@@ -1726,7 +1749,7 @@
             <w:fldChar w:fldCharType="begin"/>
           </w:r>
           <w:r>
-            <w:instrText xml:space="preserve"> HYPERLINK \l _Toc3917 </w:instrText>
+            <w:instrText xml:space="preserve"> HYPERLINK \l _Toc16893 </w:instrText>
           </w:r>
           <w:r>
             <w:fldChar w:fldCharType="separate"/>
@@ -1751,7 +1774,7 @@
             <w:fldChar w:fldCharType="begin"/>
           </w:r>
           <w:r>
-            <w:instrText xml:space="preserve"> PAGEREF _Toc3917 \h </w:instrText>
+            <w:instrText xml:space="preserve"> PAGEREF _Toc16893 \h </w:instrText>
           </w:r>
           <w:r>
             <w:fldChar w:fldCharType="separate"/>
@@ -1777,7 +1800,7 @@
             <w:fldChar w:fldCharType="begin"/>
           </w:r>
           <w:r>
-            <w:instrText xml:space="preserve"> HYPERLINK \l _Toc5613 </w:instrText>
+            <w:instrText xml:space="preserve"> HYPERLINK \l _Toc19039 </w:instrText>
           </w:r>
           <w:r>
             <w:fldChar w:fldCharType="separate"/>
@@ -1801,13 +1824,13 @@
             <w:fldChar w:fldCharType="begin"/>
           </w:r>
           <w:r>
-            <w:instrText xml:space="preserve"> PAGEREF _Toc5613 \h </w:instrText>
+            <w:instrText xml:space="preserve"> PAGEREF _Toc19039 \h </w:instrText>
           </w:r>
           <w:r>
             <w:fldChar w:fldCharType="separate"/>
           </w:r>
           <w:r>
-            <w:t>7</w:t>
+            <w:t>8</w:t>
           </w:r>
           <w:r>
             <w:fldChar w:fldCharType="end"/>
@@ -1827,7 +1850,7 @@
             <w:fldChar w:fldCharType="begin"/>
           </w:r>
           <w:r>
-            <w:instrText xml:space="preserve"> HYPERLINK \l _Toc27620 </w:instrText>
+            <w:instrText xml:space="preserve"> HYPERLINK \l _Toc8198 </w:instrText>
           </w:r>
           <w:r>
             <w:fldChar w:fldCharType="separate"/>
@@ -1853,7 +1876,7 @@
             <w:fldChar w:fldCharType="begin"/>
           </w:r>
           <w:r>
-            <w:instrText xml:space="preserve"> PAGEREF _Toc27620 \h </w:instrText>
+            <w:instrText xml:space="preserve"> PAGEREF _Toc8198 \h </w:instrText>
           </w:r>
           <w:r>
             <w:fldChar w:fldCharType="separate"/>
@@ -1923,8 +1946,8 @@
           <w:lang w:eastAsia="zh-CN"/>
         </w:rPr>
       </w:pPr>
-      <w:bookmarkStart w:id="7" w:name="_Toc24308"/>
-      <w:bookmarkStart w:id="8" w:name="_Toc19547"/>
+      <w:bookmarkStart w:id="7" w:name="_Toc19547"/>
+      <w:bookmarkStart w:id="8" w:name="_Toc21253"/>
       <w:r>
         <w:rPr>
           <w:rFonts w:hint="eastAsia"/>
@@ -2120,7 +2143,7 @@
         </w:rPr>
       </w:pPr>
       <w:bookmarkStart w:id="10" w:name="_Toc10935"/>
-      <w:bookmarkStart w:id="11" w:name="_Toc16690"/>
+      <w:bookmarkStart w:id="11" w:name="_Toc15541"/>
       <w:r>
         <w:rPr>
           <w:rFonts w:hint="eastAsia"/>
@@ -4651,8 +4674,8 @@
           <w:rFonts w:hint="eastAsia"/>
         </w:rPr>
       </w:pPr>
-      <w:bookmarkStart w:id="14" w:name="_Toc28963"/>
-      <w:bookmarkStart w:id="15" w:name="_Toc7240"/>
+      <w:bookmarkStart w:id="14" w:name="_Toc7240"/>
+      <w:bookmarkStart w:id="15" w:name="_Toc32377"/>
       <w:r>
         <w:rPr>
           <w:rFonts w:hint="eastAsia"/>
@@ -6235,10 +6258,10 @@
           <w:rFonts w:hint="eastAsia"/>
         </w:rPr>
       </w:pPr>
-      <w:bookmarkStart w:id="16" w:name="_Toc2047"/>
-      <w:bookmarkStart w:id="17" w:name="_Toc460590613"/>
+      <w:bookmarkStart w:id="16" w:name="_Toc460590613"/>
+      <w:bookmarkStart w:id="17" w:name="_Toc462056944"/>
       <w:bookmarkStart w:id="18" w:name="_Toc22746"/>
-      <w:bookmarkStart w:id="19" w:name="_Toc462056944"/>
+      <w:bookmarkStart w:id="19" w:name="_Toc19297"/>
       <w:r>
         <w:rPr>
           <w:rFonts w:hint="eastAsia"/>
@@ -6444,8 +6467,8 @@
                 <w:lang w:val="en-US" w:eastAsia="zh-CN"/>
               </w:rPr>
             </w:pPr>
-            <w:bookmarkStart w:id="20" w:name="_Toc460590614"/>
-            <w:bookmarkStart w:id="21" w:name="_Toc462056945"/>
+            <w:bookmarkStart w:id="20" w:name="_Toc462056945"/>
+            <w:bookmarkStart w:id="21" w:name="_Toc460590614"/>
             <w:r>
               <w:rPr>
                 <w:rFonts w:hint="eastAsia" w:ascii="宋体" w:hAnsi="宋体" w:eastAsia="宋体" w:cs="宋体"/>
@@ -6804,7 +6827,6 @@
             <w:insideH w:val="none" w:color="auto" w:sz="0" w:space="0"/>
             <w:insideV w:val="none" w:color="auto" w:sz="0" w:space="0"/>
           </w:tblBorders>
-          <w:shd w:val="clear" w:color="auto" w:fill="auto"/>
           <w:tblCellMar>
             <w:top w:w="0" w:type="dxa"/>
             <w:left w:w="108" w:type="dxa"/>
@@ -6909,6 +6931,359 @@
                 <w:lang w:val="en-US" w:eastAsia="zh-CN"/>
               </w:rPr>
               <w:t>高级开发培训</w:t>
+            </w:r>
+          </w:p>
+        </w:tc>
+        <w:tc>
+          <w:tcPr>
+            <w:tcW w:w="1491" w:type="dxa"/>
+            <w:tcBorders>
+              <w:top w:val="single" w:color="000000" w:sz="4" w:space="0"/>
+              <w:left w:val="single" w:color="000000" w:sz="4" w:space="0"/>
+              <w:bottom w:val="single" w:color="000000" w:sz="4" w:space="0"/>
+              <w:right w:val="single" w:color="000000" w:sz="4" w:space="0"/>
+            </w:tcBorders>
+            <w:shd w:val="clear" w:color="auto" w:fill="auto"/>
+            <w:vAlign w:val="center"/>
+          </w:tcPr>
+          <w:p>
+            <w:pPr>
+              <w:keepNext w:val="0"/>
+              <w:keepLines w:val="0"/>
+              <w:pageBreakBefore w:val="0"/>
+              <w:widowControl w:val="0"/>
+              <w:suppressLineNumbers w:val="0"/>
+              <w:wordWrap/>
+              <w:overflowPunct/>
+              <w:topLinePunct w:val="0"/>
+              <w:bidi w:val="0"/>
+              <w:jc w:val="left"/>
+              <w:textAlignment w:val="center"/>
+              <w:rPr>
+                <w:rFonts w:hint="eastAsia" w:ascii="宋体" w:hAnsi="宋体" w:eastAsia="宋体" w:cs="宋体"/>
+                <w:i w:val="0"/>
+                <w:iCs w:val="0"/>
+                <w:color w:val="000000"/>
+                <w:sz w:val="16"/>
+                <w:szCs w:val="16"/>
+                <w:u w:val="none"/>
+              </w:rPr>
+            </w:pPr>
+            <w:r>
+              <w:rPr>
+                <w:rFonts w:hint="eastAsia" w:ascii="宋体" w:hAnsi="宋体" w:eastAsia="宋体" w:cs="宋体"/>
+                <w:i w:val="0"/>
+                <w:iCs w:val="0"/>
+                <w:snapToGrid w:val="0"/>
+                <w:color w:val="000000"/>
+                <w:kern w:val="0"/>
+                <w:sz w:val="16"/>
+                <w:szCs w:val="16"/>
+                <w:u w:val="none"/>
+                <w:lang w:val="en-US" w:eastAsia="zh-CN"/>
+              </w:rPr>
+              <w:t>研发部全员</w:t>
+            </w:r>
+          </w:p>
+        </w:tc>
+        <w:tc>
+          <w:tcPr>
+            <w:tcW w:w="993" w:type="dxa"/>
+            <w:tcBorders>
+              <w:top w:val="single" w:color="000000" w:sz="4" w:space="0"/>
+              <w:left w:val="single" w:color="000000" w:sz="4" w:space="0"/>
+              <w:bottom w:val="single" w:color="000000" w:sz="4" w:space="0"/>
+              <w:right w:val="single" w:color="000000" w:sz="4" w:space="0"/>
+            </w:tcBorders>
+            <w:shd w:val="clear" w:color="auto" w:fill="auto"/>
+            <w:vAlign w:val="center"/>
+          </w:tcPr>
+          <w:p>
+            <w:pPr>
+              <w:keepNext w:val="0"/>
+              <w:keepLines w:val="0"/>
+              <w:pageBreakBefore w:val="0"/>
+              <w:widowControl w:val="0"/>
+              <w:suppressLineNumbers w:val="0"/>
+              <w:wordWrap/>
+              <w:overflowPunct/>
+              <w:topLinePunct w:val="0"/>
+              <w:bidi w:val="0"/>
+              <w:jc w:val="both"/>
+              <w:textAlignment w:val="center"/>
+              <w:rPr>
+                <w:rFonts w:hint="eastAsia" w:ascii="宋体" w:hAnsi="宋体" w:eastAsia="宋体" w:cs="宋体"/>
+                <w:i w:val="0"/>
+                <w:iCs w:val="0"/>
+                <w:color w:val="000000"/>
+                <w:sz w:val="16"/>
+                <w:szCs w:val="16"/>
+                <w:u w:val="none"/>
+              </w:rPr>
+            </w:pPr>
+            <w:r>
+              <w:rPr>
+                <w:rFonts w:hint="eastAsia" w:ascii="宋体" w:hAnsi="宋体" w:eastAsia="宋体" w:cs="宋体"/>
+                <w:i w:val="0"/>
+                <w:iCs w:val="0"/>
+                <w:snapToGrid w:val="0"/>
+                <w:color w:val="000000"/>
+                <w:kern w:val="0"/>
+                <w:sz w:val="16"/>
+                <w:szCs w:val="16"/>
+                <w:u w:val="none"/>
+                <w:lang w:val="en-US" w:eastAsia="zh-CN"/>
+              </w:rPr>
+              <w:t>秦立祥</w:t>
+            </w:r>
+          </w:p>
+        </w:tc>
+        <w:tc>
+          <w:tcPr>
+            <w:tcW w:w="792" w:type="dxa"/>
+            <w:tcBorders>
+              <w:top w:val="single" w:color="000000" w:sz="4" w:space="0"/>
+              <w:left w:val="single" w:color="000000" w:sz="4" w:space="0"/>
+              <w:bottom w:val="single" w:color="000000" w:sz="4" w:space="0"/>
+              <w:right w:val="single" w:color="000000" w:sz="4" w:space="0"/>
+            </w:tcBorders>
+            <w:shd w:val="clear" w:color="auto" w:fill="auto"/>
+            <w:vAlign w:val="center"/>
+          </w:tcPr>
+          <w:p>
+            <w:pPr>
+              <w:keepNext w:val="0"/>
+              <w:keepLines w:val="0"/>
+              <w:pageBreakBefore w:val="0"/>
+              <w:widowControl w:val="0"/>
+              <w:suppressLineNumbers w:val="0"/>
+              <w:wordWrap/>
+              <w:overflowPunct/>
+              <w:topLinePunct w:val="0"/>
+              <w:bidi w:val="0"/>
+              <w:jc w:val="both"/>
+              <w:textAlignment w:val="center"/>
+              <w:rPr>
+                <w:rFonts w:hint="eastAsia" w:ascii="宋体" w:hAnsi="宋体" w:eastAsia="宋体" w:cs="宋体"/>
+                <w:i w:val="0"/>
+                <w:iCs w:val="0"/>
+                <w:color w:val="000000"/>
+                <w:sz w:val="16"/>
+                <w:szCs w:val="16"/>
+                <w:u w:val="none"/>
+              </w:rPr>
+            </w:pPr>
+            <w:r>
+              <w:rPr>
+                <w:rFonts w:hint="eastAsia" w:ascii="宋体" w:hAnsi="宋体" w:cs="宋体"/>
+                <w:i w:val="0"/>
+                <w:iCs w:val="0"/>
+                <w:snapToGrid w:val="0"/>
+                <w:color w:val="000000"/>
+                <w:kern w:val="0"/>
+                <w:sz w:val="16"/>
+                <w:szCs w:val="16"/>
+                <w:u w:val="none"/>
+                <w:lang w:val="en-US" w:eastAsia="zh-CN"/>
+              </w:rPr>
+              <w:t>2025年</w:t>
+            </w:r>
+            <w:r>
+              <w:rPr>
+                <w:rFonts w:hint="eastAsia" w:ascii="宋体" w:hAnsi="宋体" w:eastAsia="宋体" w:cs="宋体"/>
+                <w:i w:val="0"/>
+                <w:iCs w:val="0"/>
+                <w:snapToGrid w:val="0"/>
+                <w:color w:val="000000"/>
+                <w:kern w:val="0"/>
+                <w:sz w:val="16"/>
+                <w:szCs w:val="16"/>
+                <w:u w:val="none"/>
+                <w:lang w:val="en-US" w:eastAsia="zh-CN"/>
+              </w:rPr>
+              <w:t>4月</w:t>
+            </w:r>
+          </w:p>
+        </w:tc>
+        <w:tc>
+          <w:tcPr>
+            <w:tcW w:w="1405" w:type="dxa"/>
+            <w:tcBorders>
+              <w:top w:val="single" w:color="000000" w:sz="4" w:space="0"/>
+              <w:left w:val="single" w:color="000000" w:sz="4" w:space="0"/>
+              <w:bottom w:val="single" w:color="000000" w:sz="4" w:space="0"/>
+              <w:right w:val="single" w:color="000000" w:sz="4" w:space="0"/>
+            </w:tcBorders>
+            <w:shd w:val="clear" w:color="auto" w:fill="auto"/>
+            <w:vAlign w:val="center"/>
+          </w:tcPr>
+          <w:p>
+            <w:pPr>
+              <w:keepNext w:val="0"/>
+              <w:keepLines w:val="0"/>
+              <w:pageBreakBefore w:val="0"/>
+              <w:widowControl w:val="0"/>
+              <w:suppressLineNumbers w:val="0"/>
+              <w:wordWrap/>
+              <w:overflowPunct/>
+              <w:topLinePunct w:val="0"/>
+              <w:bidi w:val="0"/>
+              <w:jc w:val="both"/>
+              <w:textAlignment w:val="center"/>
+              <w:rPr>
+                <w:rFonts w:hint="eastAsia" w:ascii="宋体" w:hAnsi="宋体" w:eastAsia="宋体" w:cs="宋体"/>
+                <w:i w:val="0"/>
+                <w:iCs w:val="0"/>
+                <w:snapToGrid w:val="0"/>
+                <w:color w:val="000000"/>
+                <w:kern w:val="0"/>
+                <w:sz w:val="16"/>
+                <w:szCs w:val="16"/>
+                <w:u w:val="none"/>
+                <w:lang w:val="en-US" w:eastAsia="zh-CN"/>
+              </w:rPr>
+            </w:pPr>
+            <w:r>
+              <w:rPr>
+                <w:rFonts w:hint="eastAsia" w:ascii="宋体" w:hAnsi="宋体" w:eastAsia="宋体" w:cs="宋体"/>
+                <w:i w:val="0"/>
+                <w:iCs w:val="0"/>
+                <w:snapToGrid w:val="0"/>
+                <w:color w:val="000000"/>
+                <w:kern w:val="0"/>
+                <w:sz w:val="16"/>
+                <w:szCs w:val="16"/>
+                <w:u w:val="none"/>
+                <w:lang w:val="en-US" w:eastAsia="zh-CN"/>
+              </w:rPr>
+              <w:t>已完成</w:t>
+            </w:r>
+          </w:p>
+        </w:tc>
+      </w:tr>
+      <w:tr>
+        <w:tblPrEx>
+          <w:tblBorders>
+            <w:top w:val="none" w:color="auto" w:sz="0" w:space="0"/>
+            <w:left w:val="none" w:color="auto" w:sz="0" w:space="0"/>
+            <w:bottom w:val="none" w:color="auto" w:sz="0" w:space="0"/>
+            <w:right w:val="none" w:color="auto" w:sz="0" w:space="0"/>
+            <w:insideH w:val="none" w:color="auto" w:sz="0" w:space="0"/>
+            <w:insideV w:val="none" w:color="auto" w:sz="0" w:space="0"/>
+          </w:tblBorders>
+          <w:tblCellMar>
+            <w:top w:w="0" w:type="dxa"/>
+            <w:left w:w="108" w:type="dxa"/>
+            <w:bottom w:w="0" w:type="dxa"/>
+            <w:right w:w="108" w:type="dxa"/>
+          </w:tblCellMar>
+        </w:tblPrEx>
+        <w:trPr>
+          <w:trHeight w:val="540" w:hRule="atLeast"/>
+        </w:trPr>
+        <w:tc>
+          <w:tcPr>
+            <w:tcW w:w="676" w:type="dxa"/>
+            <w:tcBorders>
+              <w:top w:val="single" w:color="000000" w:sz="4" w:space="0"/>
+              <w:left w:val="single" w:color="000000" w:sz="4" w:space="0"/>
+              <w:bottom w:val="single" w:color="000000" w:sz="4" w:space="0"/>
+              <w:right w:val="single" w:color="000000" w:sz="4" w:space="0"/>
+            </w:tcBorders>
+            <w:shd w:val="clear" w:color="auto" w:fill="auto"/>
+            <w:vAlign w:val="center"/>
+          </w:tcPr>
+          <w:p>
+            <w:pPr>
+              <w:keepNext w:val="0"/>
+              <w:keepLines w:val="0"/>
+              <w:pageBreakBefore w:val="0"/>
+              <w:widowControl w:val="0"/>
+              <w:numPr>
+                <w:ilvl w:val="0"/>
+                <w:numId w:val="2"/>
+              </w:numPr>
+              <w:suppressLineNumbers w:val="0"/>
+              <w:wordWrap/>
+              <w:overflowPunct/>
+              <w:topLinePunct w:val="0"/>
+              <w:bidi w:val="0"/>
+              <w:ind w:left="425" w:leftChars="0" w:hanging="425" w:firstLineChars="0"/>
+              <w:jc w:val="left"/>
+              <w:textAlignment w:val="center"/>
+              <w:rPr>
+                <w:rFonts w:hint="eastAsia" w:ascii="宋体" w:hAnsi="宋体" w:eastAsia="宋体" w:cs="宋体"/>
+                <w:i w:val="0"/>
+                <w:iCs w:val="0"/>
+                <w:snapToGrid w:val="0"/>
+                <w:color w:val="000000"/>
+                <w:kern w:val="0"/>
+                <w:sz w:val="16"/>
+                <w:szCs w:val="16"/>
+                <w:u w:val="none"/>
+                <w:lang w:val="en-US" w:eastAsia="zh-CN"/>
+              </w:rPr>
+            </w:pPr>
+          </w:p>
+        </w:tc>
+        <w:tc>
+          <w:tcPr>
+            <w:tcW w:w="2079" w:type="dxa"/>
+            <w:tcBorders>
+              <w:top w:val="single" w:color="000000" w:sz="4" w:space="0"/>
+              <w:left w:val="single" w:color="000000" w:sz="4" w:space="0"/>
+              <w:bottom w:val="single" w:color="000000" w:sz="4" w:space="0"/>
+              <w:right w:val="single" w:color="000000" w:sz="4" w:space="0"/>
+            </w:tcBorders>
+            <w:shd w:val="clear" w:color="auto" w:fill="auto"/>
+            <w:vAlign w:val="center"/>
+          </w:tcPr>
+          <w:p>
+            <w:pPr>
+              <w:keepNext w:val="0"/>
+              <w:keepLines w:val="0"/>
+              <w:pageBreakBefore w:val="0"/>
+              <w:widowControl w:val="0"/>
+              <w:suppressLineNumbers w:val="0"/>
+              <w:wordWrap/>
+              <w:overflowPunct/>
+              <w:topLinePunct w:val="0"/>
+              <w:bidi w:val="0"/>
+              <w:jc w:val="left"/>
+              <w:textAlignment w:val="center"/>
+              <w:rPr>
+                <w:rFonts w:hint="eastAsia" w:ascii="宋体" w:hAnsi="宋体" w:eastAsia="宋体" w:cs="宋体"/>
+                <w:i w:val="0"/>
+                <w:iCs w:val="0"/>
+                <w:color w:val="000000"/>
+                <w:sz w:val="16"/>
+                <w:szCs w:val="16"/>
+                <w:u w:val="none"/>
+              </w:rPr>
+            </w:pPr>
+            <w:r>
+              <w:rPr>
+                <w:rFonts w:hint="eastAsia" w:ascii="宋体" w:hAnsi="宋体" w:eastAsia="宋体" w:cs="宋体"/>
+                <w:i w:val="0"/>
+                <w:iCs w:val="0"/>
+                <w:snapToGrid w:val="0"/>
+                <w:color w:val="000000"/>
+                <w:kern w:val="0"/>
+                <w:sz w:val="16"/>
+                <w:szCs w:val="16"/>
+                <w:u w:val="none"/>
+                <w:lang w:val="en-US" w:eastAsia="zh-CN"/>
+              </w:rPr>
+              <w:t>开发规范及代码质量</w:t>
+            </w:r>
+            <w:r>
+              <w:rPr>
+                <w:rStyle w:val="49"/>
+                <w:snapToGrid w:val="0"/>
+                <w:color w:val="000000"/>
+                <w:lang w:val="en-US" w:eastAsia="zh-CN"/>
+              </w:rPr>
+              <w:t>介绍</w:t>
             </w:r>
           </w:p>
         </w:tc>
@@ -7234,26 +7609,29 @@
                 <w:rFonts w:hint="eastAsia" w:ascii="宋体" w:hAnsi="宋体" w:eastAsia="宋体" w:cs="宋体"/>
                 <w:i w:val="0"/>
                 <w:iCs w:val="0"/>
-                <w:color w:val="000000"/>
-                <w:sz w:val="16"/>
-                <w:szCs w:val="16"/>
-                <w:u w:val="none"/>
-              </w:rPr>
-            </w:pPr>
-            <w:r>
-              <w:rPr>
-                <w:rFonts w:hint="eastAsia" w:ascii="宋体" w:hAnsi="宋体" w:eastAsia="宋体" w:cs="宋体"/>
-                <w:i w:val="0"/>
-                <w:iCs w:val="0"/>
-                <w:snapToGrid w:val="0"/>
-                <w:color w:val="000000"/>
-                <w:kern w:val="0"/>
-                <w:sz w:val="16"/>
-                <w:szCs w:val="16"/>
-                <w:u w:val="none"/>
-                <w:lang w:val="en-US" w:eastAsia="zh-CN"/>
-              </w:rPr>
-              <w:t>开发规范及代码质量</w:t>
+                <w:snapToGrid w:val="0"/>
+                <w:color w:val="000000"/>
+                <w:kern w:val="0"/>
+                <w:sz w:val="16"/>
+                <w:szCs w:val="16"/>
+                <w:u w:val="none"/>
+                <w:lang w:val="en-US" w:eastAsia="zh-CN" w:bidi="ar-SA"/>
+              </w:rPr>
+            </w:pPr>
+            <w:r>
+              <w:rPr>
+                <w:rFonts w:hint="eastAsia" w:ascii="宋体" w:hAnsi="宋体" w:eastAsia="宋体" w:cs="宋体"/>
+                <w:i w:val="0"/>
+                <w:iCs w:val="0"/>
+                <w:snapToGrid w:val="0"/>
+                <w:color w:val="000000"/>
+                <w:kern w:val="0"/>
+                <w:sz w:val="16"/>
+                <w:szCs w:val="16"/>
+                <w:u w:val="none"/>
+                <w:lang w:val="en-US" w:eastAsia="zh-CN"/>
+              </w:rPr>
+              <w:t>信息、数据安全常识</w:t>
             </w:r>
             <w:r>
               <w:rPr>
@@ -7262,7 +7640,7 @@
                 <w:color w:val="000000"/>
                 <w:lang w:val="en-US" w:eastAsia="zh-CN"/>
               </w:rPr>
-              <w:t>介绍</w:t>
+              <w:t>及应对策略</w:t>
             </w:r>
           </w:p>
         </w:tc>
@@ -7295,26 +7673,38 @@
                 <w:rFonts w:hint="eastAsia" w:ascii="宋体" w:hAnsi="宋体" w:eastAsia="宋体" w:cs="宋体"/>
                 <w:i w:val="0"/>
                 <w:iCs w:val="0"/>
-                <w:color w:val="000000"/>
-                <w:sz w:val="16"/>
-                <w:szCs w:val="16"/>
-                <w:u w:val="none"/>
-              </w:rPr>
-            </w:pPr>
-            <w:r>
-              <w:rPr>
-                <w:rFonts w:hint="eastAsia" w:ascii="宋体" w:hAnsi="宋体" w:eastAsia="宋体" w:cs="宋体"/>
-                <w:i w:val="0"/>
-                <w:iCs w:val="0"/>
-                <w:snapToGrid w:val="0"/>
-                <w:color w:val="000000"/>
-                <w:kern w:val="0"/>
-                <w:sz w:val="16"/>
-                <w:szCs w:val="16"/>
-                <w:u w:val="none"/>
-                <w:lang w:val="en-US" w:eastAsia="zh-CN"/>
-              </w:rPr>
-              <w:t>研发部全员</w:t>
+                <w:snapToGrid w:val="0"/>
+                <w:color w:val="000000"/>
+                <w:kern w:val="0"/>
+                <w:sz w:val="16"/>
+                <w:szCs w:val="16"/>
+                <w:u w:val="none"/>
+                <w:lang w:val="en-US" w:eastAsia="zh-CN" w:bidi="ar-SA"/>
+              </w:rPr>
+            </w:pPr>
+            <w:r>
+              <w:rPr>
+                <w:rFonts w:hint="eastAsia" w:ascii="宋体" w:hAnsi="宋体" w:eastAsia="宋体" w:cs="宋体"/>
+                <w:i w:val="0"/>
+                <w:iCs w:val="0"/>
+                <w:snapToGrid w:val="0"/>
+                <w:color w:val="000000"/>
+                <w:kern w:val="0"/>
+                <w:sz w:val="16"/>
+                <w:szCs w:val="16"/>
+                <w:u w:val="none"/>
+                <w:lang w:val="en-US" w:eastAsia="zh-CN"/>
+              </w:rPr>
+              <w:t>运维项目经理、安全检</w:t>
+            </w:r>
+            <w:r>
+              <w:rPr>
+                <w:rStyle w:val="49"/>
+                <w:snapToGrid w:val="0"/>
+                <w:color w:val="000000"/>
+                <w:lang w:val="en-US" w:eastAsia="zh-CN"/>
+              </w:rPr>
+              <w:t>测工程师</w:t>
             </w:r>
           </w:p>
         </w:tc>
@@ -7347,26 +7737,29 @@
                 <w:rFonts w:hint="eastAsia" w:ascii="宋体" w:hAnsi="宋体" w:eastAsia="宋体" w:cs="宋体"/>
                 <w:i w:val="0"/>
                 <w:iCs w:val="0"/>
-                <w:color w:val="000000"/>
-                <w:sz w:val="16"/>
-                <w:szCs w:val="16"/>
-                <w:u w:val="none"/>
-              </w:rPr>
-            </w:pPr>
-            <w:r>
-              <w:rPr>
-                <w:rFonts w:hint="eastAsia" w:ascii="宋体" w:hAnsi="宋体" w:eastAsia="宋体" w:cs="宋体"/>
-                <w:i w:val="0"/>
-                <w:iCs w:val="0"/>
-                <w:snapToGrid w:val="0"/>
-                <w:color w:val="000000"/>
-                <w:kern w:val="0"/>
-                <w:sz w:val="16"/>
-                <w:szCs w:val="16"/>
-                <w:u w:val="none"/>
-                <w:lang w:val="en-US" w:eastAsia="zh-CN"/>
-              </w:rPr>
-              <w:t>秦立祥</w:t>
+                <w:snapToGrid w:val="0"/>
+                <w:color w:val="000000"/>
+                <w:kern w:val="0"/>
+                <w:sz w:val="16"/>
+                <w:szCs w:val="16"/>
+                <w:u w:val="none"/>
+                <w:lang w:val="en-US" w:eastAsia="zh-CN" w:bidi="ar-SA"/>
+              </w:rPr>
+            </w:pPr>
+            <w:r>
+              <w:rPr>
+                <w:rFonts w:hint="eastAsia" w:ascii="宋体" w:hAnsi="宋体" w:eastAsia="宋体" w:cs="宋体"/>
+                <w:i w:val="0"/>
+                <w:iCs w:val="0"/>
+                <w:snapToGrid w:val="0"/>
+                <w:color w:val="000000"/>
+                <w:kern w:val="0"/>
+                <w:sz w:val="16"/>
+                <w:szCs w:val="16"/>
+                <w:u w:val="none"/>
+                <w:lang w:val="en-US" w:eastAsia="zh-CN"/>
+              </w:rPr>
+              <w:t>肖龙莽</w:t>
             </w:r>
           </w:p>
         </w:tc>
@@ -7399,10 +7792,13 @@
                 <w:rFonts w:hint="eastAsia" w:ascii="宋体" w:hAnsi="宋体" w:eastAsia="宋体" w:cs="宋体"/>
                 <w:i w:val="0"/>
                 <w:iCs w:val="0"/>
-                <w:color w:val="000000"/>
-                <w:sz w:val="16"/>
-                <w:szCs w:val="16"/>
-                <w:u w:val="none"/>
+                <w:snapToGrid w:val="0"/>
+                <w:color w:val="000000"/>
+                <w:kern w:val="0"/>
+                <w:sz w:val="16"/>
+                <w:szCs w:val="16"/>
+                <w:u w:val="none"/>
+                <w:lang w:val="en-US" w:eastAsia="zh-CN" w:bidi="ar-SA"/>
               </w:rPr>
             </w:pPr>
             <w:r>
@@ -7610,16 +8006,7 @@
                 <w:u w:val="none"/>
                 <w:lang w:val="en-US" w:eastAsia="zh-CN"/>
               </w:rPr>
-              <w:t>信息、数据安全常识</w:t>
-            </w:r>
-            <w:r>
-              <w:rPr>
-                <w:rStyle w:val="49"/>
-                <w:snapToGrid w:val="0"/>
-                <w:color w:val="000000"/>
-                <w:lang w:val="en-US" w:eastAsia="zh-CN"/>
-              </w:rPr>
-              <w:t>及应对策略</w:t>
+              <w:t>服务台人员操作流程</w:t>
             </w:r>
           </w:p>
         </w:tc>
@@ -7674,16 +8061,7 @@
                 <w:u w:val="none"/>
                 <w:lang w:val="en-US" w:eastAsia="zh-CN"/>
               </w:rPr>
-              <w:t>运维项目经理、安全检</w:t>
-            </w:r>
-            <w:r>
-              <w:rPr>
-                <w:rStyle w:val="49"/>
-                <w:snapToGrid w:val="0"/>
-                <w:color w:val="000000"/>
-                <w:lang w:val="en-US" w:eastAsia="zh-CN"/>
-              </w:rPr>
-              <w:t>测工程师</w:t>
+              <w:t>服务台全员</w:t>
             </w:r>
           </w:p>
         </w:tc>
@@ -7713,6 +8091,252 @@
               <w:jc w:val="both"/>
               <w:textAlignment w:val="center"/>
               <w:rPr>
+                <w:rFonts w:hint="default" w:ascii="宋体" w:hAnsi="宋体" w:eastAsia="宋体" w:cs="宋体"/>
+                <w:i w:val="0"/>
+                <w:iCs w:val="0"/>
+                <w:snapToGrid w:val="0"/>
+                <w:color w:val="000000"/>
+                <w:kern w:val="0"/>
+                <w:sz w:val="16"/>
+                <w:szCs w:val="16"/>
+                <w:u w:val="none"/>
+                <w:lang w:val="en-US" w:eastAsia="zh-CN"/>
+              </w:rPr>
+            </w:pPr>
+            <w:r>
+              <w:rPr>
+                <w:rFonts w:hint="eastAsia" w:ascii="宋体" w:hAnsi="宋体" w:eastAsia="宋体" w:cs="宋体"/>
+                <w:i w:val="0"/>
+                <w:iCs w:val="0"/>
+                <w:snapToGrid w:val="0"/>
+                <w:color w:val="000000"/>
+                <w:kern w:val="0"/>
+                <w:sz w:val="16"/>
+                <w:szCs w:val="16"/>
+                <w:u w:val="none"/>
+                <w:lang w:val="en-US" w:eastAsia="zh-CN"/>
+              </w:rPr>
+              <w:t>肖龙莽</w:t>
+            </w:r>
+          </w:p>
+        </w:tc>
+        <w:tc>
+          <w:tcPr>
+            <w:tcW w:w="792" w:type="dxa"/>
+            <w:tcBorders>
+              <w:top w:val="single" w:color="000000" w:sz="4" w:space="0"/>
+              <w:left w:val="single" w:color="000000" w:sz="4" w:space="0"/>
+              <w:bottom w:val="single" w:color="000000" w:sz="4" w:space="0"/>
+              <w:right w:val="single" w:color="000000" w:sz="4" w:space="0"/>
+            </w:tcBorders>
+            <w:shd w:val="clear" w:color="auto" w:fill="auto"/>
+            <w:vAlign w:val="center"/>
+          </w:tcPr>
+          <w:p>
+            <w:pPr>
+              <w:keepNext w:val="0"/>
+              <w:keepLines w:val="0"/>
+              <w:pageBreakBefore w:val="0"/>
+              <w:widowControl w:val="0"/>
+              <w:suppressLineNumbers w:val="0"/>
+              <w:wordWrap/>
+              <w:overflowPunct/>
+              <w:topLinePunct w:val="0"/>
+              <w:bidi w:val="0"/>
+              <w:jc w:val="both"/>
+              <w:textAlignment w:val="center"/>
+              <w:rPr>
+                <w:rFonts w:hint="default" w:ascii="宋体" w:hAnsi="宋体" w:eastAsia="宋体" w:cs="宋体"/>
+                <w:i w:val="0"/>
+                <w:iCs w:val="0"/>
+                <w:snapToGrid w:val="0"/>
+                <w:color w:val="000000"/>
+                <w:kern w:val="0"/>
+                <w:sz w:val="16"/>
+                <w:szCs w:val="16"/>
+                <w:u w:val="none"/>
+                <w:lang w:val="en-US" w:eastAsia="zh-CN"/>
+              </w:rPr>
+            </w:pPr>
+            <w:r>
+              <w:rPr>
+                <w:rFonts w:hint="eastAsia" w:ascii="宋体" w:hAnsi="宋体" w:cs="宋体"/>
+                <w:i w:val="0"/>
+                <w:iCs w:val="0"/>
+                <w:snapToGrid w:val="0"/>
+                <w:color w:val="000000"/>
+                <w:kern w:val="0"/>
+                <w:sz w:val="16"/>
+                <w:szCs w:val="16"/>
+                <w:u w:val="none"/>
+                <w:lang w:val="en-US" w:eastAsia="zh-CN"/>
+              </w:rPr>
+              <w:t>2025年</w:t>
+            </w:r>
+            <w:r>
+              <w:rPr>
+                <w:rFonts w:hint="eastAsia" w:ascii="宋体" w:hAnsi="宋体" w:eastAsia="宋体" w:cs="宋体"/>
+                <w:i w:val="0"/>
+                <w:iCs w:val="0"/>
+                <w:snapToGrid w:val="0"/>
+                <w:color w:val="000000"/>
+                <w:kern w:val="0"/>
+                <w:sz w:val="16"/>
+                <w:szCs w:val="16"/>
+                <w:u w:val="none"/>
+                <w:lang w:val="en-US" w:eastAsia="zh-CN"/>
+              </w:rPr>
+              <w:t>4月</w:t>
+            </w:r>
+          </w:p>
+        </w:tc>
+        <w:tc>
+          <w:tcPr>
+            <w:tcW w:w="1405" w:type="dxa"/>
+            <w:tcBorders>
+              <w:top w:val="single" w:color="000000" w:sz="4" w:space="0"/>
+              <w:left w:val="single" w:color="000000" w:sz="4" w:space="0"/>
+              <w:bottom w:val="single" w:color="000000" w:sz="4" w:space="0"/>
+              <w:right w:val="single" w:color="000000" w:sz="4" w:space="0"/>
+            </w:tcBorders>
+            <w:shd w:val="clear" w:color="auto" w:fill="auto"/>
+            <w:vAlign w:val="center"/>
+          </w:tcPr>
+          <w:p>
+            <w:pPr>
+              <w:keepNext w:val="0"/>
+              <w:keepLines w:val="0"/>
+              <w:pageBreakBefore w:val="0"/>
+              <w:widowControl w:val="0"/>
+              <w:suppressLineNumbers w:val="0"/>
+              <w:wordWrap/>
+              <w:overflowPunct/>
+              <w:topLinePunct w:val="0"/>
+              <w:bidi w:val="0"/>
+              <w:jc w:val="both"/>
+              <w:textAlignment w:val="center"/>
+              <w:rPr>
+                <w:rFonts w:hint="eastAsia" w:ascii="宋体" w:hAnsi="宋体" w:eastAsia="宋体" w:cs="宋体"/>
+                <w:i w:val="0"/>
+                <w:iCs w:val="0"/>
+                <w:snapToGrid w:val="0"/>
+                <w:color w:val="000000"/>
+                <w:kern w:val="0"/>
+                <w:sz w:val="16"/>
+                <w:szCs w:val="16"/>
+                <w:u w:val="none"/>
+                <w:lang w:val="en-US" w:eastAsia="zh-CN"/>
+              </w:rPr>
+            </w:pPr>
+            <w:r>
+              <w:rPr>
+                <w:rFonts w:hint="eastAsia" w:ascii="宋体" w:hAnsi="宋体" w:eastAsia="宋体" w:cs="宋体"/>
+                <w:i w:val="0"/>
+                <w:iCs w:val="0"/>
+                <w:snapToGrid w:val="0"/>
+                <w:color w:val="000000"/>
+                <w:kern w:val="0"/>
+                <w:sz w:val="16"/>
+                <w:szCs w:val="16"/>
+                <w:u w:val="none"/>
+                <w:lang w:val="en-US" w:eastAsia="zh-CN"/>
+              </w:rPr>
+              <w:t>已完成</w:t>
+            </w:r>
+          </w:p>
+        </w:tc>
+      </w:tr>
+      <w:tr>
+        <w:tblPrEx>
+          <w:tblBorders>
+            <w:top w:val="none" w:color="auto" w:sz="0" w:space="0"/>
+            <w:left w:val="none" w:color="auto" w:sz="0" w:space="0"/>
+            <w:bottom w:val="none" w:color="auto" w:sz="0" w:space="0"/>
+            <w:right w:val="none" w:color="auto" w:sz="0" w:space="0"/>
+            <w:insideH w:val="none" w:color="auto" w:sz="0" w:space="0"/>
+            <w:insideV w:val="none" w:color="auto" w:sz="0" w:space="0"/>
+          </w:tblBorders>
+          <w:tblCellMar>
+            <w:top w:w="0" w:type="dxa"/>
+            <w:left w:w="108" w:type="dxa"/>
+            <w:bottom w:w="0" w:type="dxa"/>
+            <w:right w:w="108" w:type="dxa"/>
+          </w:tblCellMar>
+        </w:tblPrEx>
+        <w:trPr>
+          <w:trHeight w:val="540" w:hRule="atLeast"/>
+        </w:trPr>
+        <w:tc>
+          <w:tcPr>
+            <w:tcW w:w="676" w:type="dxa"/>
+            <w:tcBorders>
+              <w:top w:val="single" w:color="000000" w:sz="4" w:space="0"/>
+              <w:left w:val="single" w:color="000000" w:sz="4" w:space="0"/>
+              <w:bottom w:val="single" w:color="000000" w:sz="4" w:space="0"/>
+              <w:right w:val="single" w:color="000000" w:sz="4" w:space="0"/>
+            </w:tcBorders>
+            <w:shd w:val="clear" w:color="auto" w:fill="auto"/>
+            <w:vAlign w:val="center"/>
+          </w:tcPr>
+          <w:p>
+            <w:pPr>
+              <w:keepNext w:val="0"/>
+              <w:keepLines w:val="0"/>
+              <w:pageBreakBefore w:val="0"/>
+              <w:widowControl w:val="0"/>
+              <w:numPr>
+                <w:ilvl w:val="0"/>
+                <w:numId w:val="2"/>
+              </w:numPr>
+              <w:suppressLineNumbers w:val="0"/>
+              <w:wordWrap/>
+              <w:overflowPunct/>
+              <w:topLinePunct w:val="0"/>
+              <w:bidi w:val="0"/>
+              <w:ind w:left="425" w:leftChars="0" w:hanging="425" w:firstLineChars="0"/>
+              <w:jc w:val="left"/>
+              <w:textAlignment w:val="center"/>
+              <w:rPr>
+                <w:rFonts w:hint="eastAsia" w:ascii="宋体" w:hAnsi="宋体" w:eastAsia="宋体" w:cs="宋体"/>
+                <w:i w:val="0"/>
+                <w:iCs w:val="0"/>
+                <w:snapToGrid w:val="0"/>
+                <w:color w:val="000000"/>
+                <w:kern w:val="0"/>
+                <w:sz w:val="16"/>
+                <w:szCs w:val="16"/>
+                <w:u w:val="none"/>
+                <w:lang w:val="en-US" w:eastAsia="zh-CN"/>
+              </w:rPr>
+            </w:pPr>
+          </w:p>
+        </w:tc>
+        <w:tc>
+          <w:tcPr>
+            <w:tcW w:w="2079" w:type="dxa"/>
+            <w:tcBorders>
+              <w:top w:val="single" w:color="000000" w:sz="4" w:space="0"/>
+              <w:left w:val="single" w:color="000000" w:sz="4" w:space="0"/>
+              <w:bottom w:val="single" w:color="000000" w:sz="4" w:space="0"/>
+              <w:right w:val="single" w:color="000000" w:sz="4" w:space="0"/>
+            </w:tcBorders>
+            <w:shd w:val="clear" w:color="auto" w:fill="auto"/>
+            <w:vAlign w:val="center"/>
+          </w:tcPr>
+          <w:p>
+            <w:pPr>
+              <w:keepNext w:val="0"/>
+              <w:keepLines w:val="0"/>
+              <w:pageBreakBefore w:val="0"/>
+              <w:widowControl w:val="0"/>
+              <w:suppressLineNumbers w:val="0"/>
+              <w:wordWrap/>
+              <w:overflowPunct/>
+              <w:topLinePunct w:val="0"/>
+              <w:bidi w:val="0"/>
+              <w:jc w:val="left"/>
+              <w:textAlignment w:val="center"/>
+              <w:rPr>
                 <w:rFonts w:hint="eastAsia" w:ascii="宋体" w:hAnsi="宋体" w:eastAsia="宋体" w:cs="宋体"/>
                 <w:i w:val="0"/>
                 <w:iCs w:val="0"/>
@@ -7738,7 +8362,126 @@
                 <w:u w:val="none"/>
                 <w:lang w:val="en-US" w:eastAsia="zh-CN"/>
               </w:rPr>
-              <w:t>肖龙莽</w:t>
+              <w:t>应急响应规范与应急</w:t>
+            </w:r>
+            <w:r>
+              <w:rPr>
+                <w:rStyle w:val="49"/>
+                <w:snapToGrid w:val="0"/>
+                <w:color w:val="000000"/>
+                <w:lang w:val="en-US" w:eastAsia="zh-CN"/>
+              </w:rPr>
+              <w:t>预案培训</w:t>
+            </w:r>
+          </w:p>
+        </w:tc>
+        <w:tc>
+          <w:tcPr>
+            <w:tcW w:w="1491" w:type="dxa"/>
+            <w:tcBorders>
+              <w:top w:val="single" w:color="000000" w:sz="4" w:space="0"/>
+              <w:left w:val="single" w:color="000000" w:sz="4" w:space="0"/>
+              <w:bottom w:val="single" w:color="000000" w:sz="4" w:space="0"/>
+              <w:right w:val="single" w:color="000000" w:sz="4" w:space="0"/>
+            </w:tcBorders>
+            <w:shd w:val="clear" w:color="auto" w:fill="auto"/>
+            <w:vAlign w:val="center"/>
+          </w:tcPr>
+          <w:p>
+            <w:pPr>
+              <w:keepNext w:val="0"/>
+              <w:keepLines w:val="0"/>
+              <w:pageBreakBefore w:val="0"/>
+              <w:widowControl w:val="0"/>
+              <w:suppressLineNumbers w:val="0"/>
+              <w:wordWrap/>
+              <w:overflowPunct/>
+              <w:topLinePunct w:val="0"/>
+              <w:bidi w:val="0"/>
+              <w:jc w:val="left"/>
+              <w:textAlignment w:val="center"/>
+              <w:rPr>
+                <w:rFonts w:hint="eastAsia" w:ascii="宋体" w:hAnsi="宋体" w:eastAsia="宋体" w:cs="宋体"/>
+                <w:i w:val="0"/>
+                <w:iCs w:val="0"/>
+                <w:snapToGrid w:val="0"/>
+                <w:color w:val="000000"/>
+                <w:kern w:val="0"/>
+                <w:sz w:val="16"/>
+                <w:szCs w:val="16"/>
+                <w:u w:val="none"/>
+                <w:lang w:val="en-US" w:eastAsia="zh-CN" w:bidi="ar-SA"/>
+              </w:rPr>
+            </w:pPr>
+            <w:r>
+              <w:rPr>
+                <w:rFonts w:hint="eastAsia" w:ascii="宋体" w:hAnsi="宋体" w:eastAsia="宋体" w:cs="宋体"/>
+                <w:i w:val="0"/>
+                <w:iCs w:val="0"/>
+                <w:snapToGrid w:val="0"/>
+                <w:color w:val="000000"/>
+                <w:kern w:val="0"/>
+                <w:sz w:val="16"/>
+                <w:szCs w:val="16"/>
+                <w:u w:val="none"/>
+                <w:lang w:val="en-US" w:eastAsia="zh-CN"/>
+              </w:rPr>
+              <w:t>运维项目经理</w:t>
+            </w:r>
+          </w:p>
+        </w:tc>
+        <w:tc>
+          <w:tcPr>
+            <w:tcW w:w="993" w:type="dxa"/>
+            <w:tcBorders>
+              <w:top w:val="single" w:color="000000" w:sz="4" w:space="0"/>
+              <w:left w:val="single" w:color="000000" w:sz="4" w:space="0"/>
+              <w:bottom w:val="single" w:color="000000" w:sz="4" w:space="0"/>
+              <w:right w:val="single" w:color="000000" w:sz="4" w:space="0"/>
+            </w:tcBorders>
+            <w:shd w:val="clear" w:color="auto" w:fill="auto"/>
+            <w:vAlign w:val="center"/>
+          </w:tcPr>
+          <w:p>
+            <w:pPr>
+              <w:keepNext w:val="0"/>
+              <w:keepLines w:val="0"/>
+              <w:pageBreakBefore w:val="0"/>
+              <w:widowControl w:val="0"/>
+              <w:suppressLineNumbers w:val="0"/>
+              <w:wordWrap/>
+              <w:overflowPunct/>
+              <w:topLinePunct w:val="0"/>
+              <w:bidi w:val="0"/>
+              <w:jc w:val="both"/>
+              <w:textAlignment w:val="center"/>
+              <w:rPr>
+                <w:rFonts w:hint="eastAsia" w:ascii="宋体" w:hAnsi="宋体" w:eastAsia="宋体" w:cs="宋体"/>
+                <w:i w:val="0"/>
+                <w:iCs w:val="0"/>
+                <w:snapToGrid w:val="0"/>
+                <w:color w:val="000000"/>
+                <w:kern w:val="0"/>
+                <w:sz w:val="16"/>
+                <w:szCs w:val="16"/>
+                <w:u w:val="none"/>
+                <w:lang w:val="en-US" w:eastAsia="zh-CN" w:bidi="ar-SA"/>
+              </w:rPr>
+            </w:pPr>
+            <w:r>
+              <w:rPr>
+                <w:rFonts w:hint="eastAsia" w:ascii="宋体" w:hAnsi="宋体" w:eastAsia="宋体" w:cs="宋体"/>
+                <w:i w:val="0"/>
+                <w:iCs w:val="0"/>
+                <w:snapToGrid w:val="0"/>
+                <w:color w:val="000000"/>
+                <w:kern w:val="0"/>
+                <w:sz w:val="16"/>
+                <w:szCs w:val="16"/>
+                <w:u w:val="none"/>
+                <w:lang w:val="en-US" w:eastAsia="zh-CN"/>
+              </w:rPr>
+              <w:t>李平</w:t>
             </w:r>
           </w:p>
         </w:tc>
@@ -7985,729 +8728,6 @@
                 <w:u w:val="none"/>
                 <w:lang w:val="en-US" w:eastAsia="zh-CN"/>
               </w:rPr>
-              <w:t>服务台人员操作流程</w:t>
-            </w:r>
-          </w:p>
-        </w:tc>
-        <w:tc>
-          <w:tcPr>
-            <w:tcW w:w="1491" w:type="dxa"/>
-            <w:tcBorders>
-              <w:top w:val="single" w:color="000000" w:sz="4" w:space="0"/>
-              <w:left w:val="single" w:color="000000" w:sz="4" w:space="0"/>
-              <w:bottom w:val="single" w:color="000000" w:sz="4" w:space="0"/>
-              <w:right w:val="single" w:color="000000" w:sz="4" w:space="0"/>
-            </w:tcBorders>
-            <w:shd w:val="clear" w:color="auto" w:fill="auto"/>
-            <w:vAlign w:val="center"/>
-          </w:tcPr>
-          <w:p>
-            <w:pPr>
-              <w:keepNext w:val="0"/>
-              <w:keepLines w:val="0"/>
-              <w:pageBreakBefore w:val="0"/>
-              <w:widowControl w:val="0"/>
-              <w:suppressLineNumbers w:val="0"/>
-              <w:wordWrap/>
-              <w:overflowPunct/>
-              <w:topLinePunct w:val="0"/>
-              <w:bidi w:val="0"/>
-              <w:jc w:val="left"/>
-              <w:textAlignment w:val="center"/>
-              <w:rPr>
-                <w:rFonts w:hint="eastAsia" w:ascii="宋体" w:hAnsi="宋体" w:eastAsia="宋体" w:cs="宋体"/>
-                <w:i w:val="0"/>
-                <w:iCs w:val="0"/>
-                <w:snapToGrid w:val="0"/>
-                <w:color w:val="000000"/>
-                <w:kern w:val="0"/>
-                <w:sz w:val="16"/>
-                <w:szCs w:val="16"/>
-                <w:u w:val="none"/>
-                <w:lang w:val="en-US" w:eastAsia="zh-CN" w:bidi="ar-SA"/>
-              </w:rPr>
-            </w:pPr>
-            <w:r>
-              <w:rPr>
-                <w:rFonts w:hint="eastAsia" w:ascii="宋体" w:hAnsi="宋体" w:eastAsia="宋体" w:cs="宋体"/>
-                <w:i w:val="0"/>
-                <w:iCs w:val="0"/>
-                <w:snapToGrid w:val="0"/>
-                <w:color w:val="000000"/>
-                <w:kern w:val="0"/>
-                <w:sz w:val="16"/>
-                <w:szCs w:val="16"/>
-                <w:u w:val="none"/>
-                <w:lang w:val="en-US" w:eastAsia="zh-CN"/>
-              </w:rPr>
-              <w:t>服务台全员</w:t>
-            </w:r>
-          </w:p>
-        </w:tc>
-        <w:tc>
-          <w:tcPr>
-            <w:tcW w:w="993" w:type="dxa"/>
-            <w:tcBorders>
-              <w:top w:val="single" w:color="000000" w:sz="4" w:space="0"/>
-              <w:left w:val="single" w:color="000000" w:sz="4" w:space="0"/>
-              <w:bottom w:val="single" w:color="000000" w:sz="4" w:space="0"/>
-              <w:right w:val="single" w:color="000000" w:sz="4" w:space="0"/>
-            </w:tcBorders>
-            <w:shd w:val="clear" w:color="auto" w:fill="auto"/>
-            <w:vAlign w:val="center"/>
-          </w:tcPr>
-          <w:p>
-            <w:pPr>
-              <w:keepNext w:val="0"/>
-              <w:keepLines w:val="0"/>
-              <w:pageBreakBefore w:val="0"/>
-              <w:widowControl w:val="0"/>
-              <w:suppressLineNumbers w:val="0"/>
-              <w:wordWrap/>
-              <w:overflowPunct/>
-              <w:topLinePunct w:val="0"/>
-              <w:bidi w:val="0"/>
-              <w:jc w:val="both"/>
-              <w:textAlignment w:val="center"/>
-              <w:rPr>
-                <w:rFonts w:hint="default" w:ascii="宋体" w:hAnsi="宋体" w:eastAsia="宋体" w:cs="宋体"/>
-                <w:i w:val="0"/>
-                <w:iCs w:val="0"/>
-                <w:snapToGrid w:val="0"/>
-                <w:color w:val="000000"/>
-                <w:kern w:val="0"/>
-                <w:sz w:val="16"/>
-                <w:szCs w:val="16"/>
-                <w:u w:val="none"/>
-                <w:lang w:val="en-US" w:eastAsia="zh-CN"/>
-              </w:rPr>
-            </w:pPr>
-            <w:r>
-              <w:rPr>
-                <w:rFonts w:hint="eastAsia" w:ascii="宋体" w:hAnsi="宋体" w:eastAsia="宋体" w:cs="宋体"/>
-                <w:i w:val="0"/>
-                <w:iCs w:val="0"/>
-                <w:snapToGrid w:val="0"/>
-                <w:color w:val="000000"/>
-                <w:kern w:val="0"/>
-                <w:sz w:val="16"/>
-                <w:szCs w:val="16"/>
-                <w:u w:val="none"/>
-                <w:lang w:val="en-US" w:eastAsia="zh-CN"/>
-              </w:rPr>
-              <w:t>肖龙莽</w:t>
-            </w:r>
-          </w:p>
-        </w:tc>
-        <w:tc>
-          <w:tcPr>
-            <w:tcW w:w="792" w:type="dxa"/>
-            <w:tcBorders>
-              <w:top w:val="single" w:color="000000" w:sz="4" w:space="0"/>
-              <w:left w:val="single" w:color="000000" w:sz="4" w:space="0"/>
-              <w:bottom w:val="single" w:color="000000" w:sz="4" w:space="0"/>
-              <w:right w:val="single" w:color="000000" w:sz="4" w:space="0"/>
-            </w:tcBorders>
-            <w:shd w:val="clear" w:color="auto" w:fill="auto"/>
-            <w:vAlign w:val="center"/>
-          </w:tcPr>
-          <w:p>
-            <w:pPr>
-              <w:keepNext w:val="0"/>
-              <w:keepLines w:val="0"/>
-              <w:pageBreakBefore w:val="0"/>
-              <w:widowControl w:val="0"/>
-              <w:suppressLineNumbers w:val="0"/>
-              <w:wordWrap/>
-              <w:overflowPunct/>
-              <w:topLinePunct w:val="0"/>
-              <w:bidi w:val="0"/>
-              <w:jc w:val="both"/>
-              <w:textAlignment w:val="center"/>
-              <w:rPr>
-                <w:rFonts w:hint="default" w:ascii="宋体" w:hAnsi="宋体" w:eastAsia="宋体" w:cs="宋体"/>
-                <w:i w:val="0"/>
-                <w:iCs w:val="0"/>
-                <w:snapToGrid w:val="0"/>
-                <w:color w:val="000000"/>
-                <w:kern w:val="0"/>
-                <w:sz w:val="16"/>
-                <w:szCs w:val="16"/>
-                <w:u w:val="none"/>
-                <w:lang w:val="en-US" w:eastAsia="zh-CN"/>
-              </w:rPr>
-            </w:pPr>
-            <w:r>
-              <w:rPr>
-                <w:rFonts w:hint="eastAsia" w:ascii="宋体" w:hAnsi="宋体" w:cs="宋体"/>
-                <w:i w:val="0"/>
-                <w:iCs w:val="0"/>
-                <w:snapToGrid w:val="0"/>
-                <w:color w:val="000000"/>
-                <w:kern w:val="0"/>
-                <w:sz w:val="16"/>
-                <w:szCs w:val="16"/>
-                <w:u w:val="none"/>
-                <w:lang w:val="en-US" w:eastAsia="zh-CN"/>
-              </w:rPr>
-              <w:t>2025年</w:t>
-            </w:r>
-            <w:r>
-              <w:rPr>
-                <w:rFonts w:hint="eastAsia" w:ascii="宋体" w:hAnsi="宋体" w:eastAsia="宋体" w:cs="宋体"/>
-                <w:i w:val="0"/>
-                <w:iCs w:val="0"/>
-                <w:snapToGrid w:val="0"/>
-                <w:color w:val="000000"/>
-                <w:kern w:val="0"/>
-                <w:sz w:val="16"/>
-                <w:szCs w:val="16"/>
-                <w:u w:val="none"/>
-                <w:lang w:val="en-US" w:eastAsia="zh-CN"/>
-              </w:rPr>
-              <w:t>4月</w:t>
-            </w:r>
-          </w:p>
-        </w:tc>
-        <w:tc>
-          <w:tcPr>
-            <w:tcW w:w="1405" w:type="dxa"/>
-            <w:tcBorders>
-              <w:top w:val="single" w:color="000000" w:sz="4" w:space="0"/>
-              <w:left w:val="single" w:color="000000" w:sz="4" w:space="0"/>
-              <w:bottom w:val="single" w:color="000000" w:sz="4" w:space="0"/>
-              <w:right w:val="single" w:color="000000" w:sz="4" w:space="0"/>
-            </w:tcBorders>
-            <w:shd w:val="clear" w:color="auto" w:fill="auto"/>
-            <w:vAlign w:val="center"/>
-          </w:tcPr>
-          <w:p>
-            <w:pPr>
-              <w:keepNext w:val="0"/>
-              <w:keepLines w:val="0"/>
-              <w:pageBreakBefore w:val="0"/>
-              <w:widowControl w:val="0"/>
-              <w:suppressLineNumbers w:val="0"/>
-              <w:wordWrap/>
-              <w:overflowPunct/>
-              <w:topLinePunct w:val="0"/>
-              <w:bidi w:val="0"/>
-              <w:jc w:val="both"/>
-              <w:textAlignment w:val="center"/>
-              <w:rPr>
-                <w:rFonts w:hint="eastAsia" w:ascii="宋体" w:hAnsi="宋体" w:eastAsia="宋体" w:cs="宋体"/>
-                <w:i w:val="0"/>
-                <w:iCs w:val="0"/>
-                <w:snapToGrid w:val="0"/>
-                <w:color w:val="000000"/>
-                <w:kern w:val="0"/>
-                <w:sz w:val="16"/>
-                <w:szCs w:val="16"/>
-                <w:u w:val="none"/>
-                <w:lang w:val="en-US" w:eastAsia="zh-CN"/>
-              </w:rPr>
-            </w:pPr>
-            <w:r>
-              <w:rPr>
-                <w:rFonts w:hint="eastAsia" w:ascii="宋体" w:hAnsi="宋体" w:eastAsia="宋体" w:cs="宋体"/>
-                <w:i w:val="0"/>
-                <w:iCs w:val="0"/>
-                <w:snapToGrid w:val="0"/>
-                <w:color w:val="000000"/>
-                <w:kern w:val="0"/>
-                <w:sz w:val="16"/>
-                <w:szCs w:val="16"/>
-                <w:u w:val="none"/>
-                <w:lang w:val="en-US" w:eastAsia="zh-CN"/>
-              </w:rPr>
-              <w:t>已完成</w:t>
-            </w:r>
-          </w:p>
-        </w:tc>
-      </w:tr>
-      <w:tr>
-        <w:tblPrEx>
-          <w:tblBorders>
-            <w:top w:val="none" w:color="auto" w:sz="0" w:space="0"/>
-            <w:left w:val="none" w:color="auto" w:sz="0" w:space="0"/>
-            <w:bottom w:val="none" w:color="auto" w:sz="0" w:space="0"/>
-            <w:right w:val="none" w:color="auto" w:sz="0" w:space="0"/>
-            <w:insideH w:val="none" w:color="auto" w:sz="0" w:space="0"/>
-            <w:insideV w:val="none" w:color="auto" w:sz="0" w:space="0"/>
-          </w:tblBorders>
-          <w:shd w:val="clear" w:color="auto" w:fill="auto"/>
-          <w:tblCellMar>
-            <w:top w:w="0" w:type="dxa"/>
-            <w:left w:w="108" w:type="dxa"/>
-            <w:bottom w:w="0" w:type="dxa"/>
-            <w:right w:w="108" w:type="dxa"/>
-          </w:tblCellMar>
-        </w:tblPrEx>
-        <w:trPr>
-          <w:trHeight w:val="540" w:hRule="atLeast"/>
-        </w:trPr>
-        <w:tc>
-          <w:tcPr>
-            <w:tcW w:w="676" w:type="dxa"/>
-            <w:tcBorders>
-              <w:top w:val="single" w:color="000000" w:sz="4" w:space="0"/>
-              <w:left w:val="single" w:color="000000" w:sz="4" w:space="0"/>
-              <w:bottom w:val="single" w:color="000000" w:sz="4" w:space="0"/>
-              <w:right w:val="single" w:color="000000" w:sz="4" w:space="0"/>
-            </w:tcBorders>
-            <w:shd w:val="clear" w:color="auto" w:fill="auto"/>
-            <w:vAlign w:val="center"/>
-          </w:tcPr>
-          <w:p>
-            <w:pPr>
-              <w:keepNext w:val="0"/>
-              <w:keepLines w:val="0"/>
-              <w:pageBreakBefore w:val="0"/>
-              <w:widowControl w:val="0"/>
-              <w:numPr>
-                <w:ilvl w:val="0"/>
-                <w:numId w:val="2"/>
-              </w:numPr>
-              <w:suppressLineNumbers w:val="0"/>
-              <w:wordWrap/>
-              <w:overflowPunct/>
-              <w:topLinePunct w:val="0"/>
-              <w:bidi w:val="0"/>
-              <w:ind w:left="425" w:leftChars="0" w:hanging="425" w:firstLineChars="0"/>
-              <w:jc w:val="left"/>
-              <w:textAlignment w:val="center"/>
-              <w:rPr>
-                <w:rFonts w:hint="eastAsia" w:ascii="宋体" w:hAnsi="宋体" w:eastAsia="宋体" w:cs="宋体"/>
-                <w:i w:val="0"/>
-                <w:iCs w:val="0"/>
-                <w:snapToGrid w:val="0"/>
-                <w:color w:val="000000"/>
-                <w:kern w:val="0"/>
-                <w:sz w:val="16"/>
-                <w:szCs w:val="16"/>
-                <w:u w:val="none"/>
-                <w:lang w:val="en-US" w:eastAsia="zh-CN"/>
-              </w:rPr>
-            </w:pPr>
-          </w:p>
-        </w:tc>
-        <w:tc>
-          <w:tcPr>
-            <w:tcW w:w="2079" w:type="dxa"/>
-            <w:tcBorders>
-              <w:top w:val="single" w:color="000000" w:sz="4" w:space="0"/>
-              <w:left w:val="single" w:color="000000" w:sz="4" w:space="0"/>
-              <w:bottom w:val="single" w:color="000000" w:sz="4" w:space="0"/>
-              <w:right w:val="single" w:color="000000" w:sz="4" w:space="0"/>
-            </w:tcBorders>
-            <w:shd w:val="clear" w:color="auto" w:fill="auto"/>
-            <w:vAlign w:val="center"/>
-          </w:tcPr>
-          <w:p>
-            <w:pPr>
-              <w:keepNext w:val="0"/>
-              <w:keepLines w:val="0"/>
-              <w:pageBreakBefore w:val="0"/>
-              <w:widowControl w:val="0"/>
-              <w:suppressLineNumbers w:val="0"/>
-              <w:wordWrap/>
-              <w:overflowPunct/>
-              <w:topLinePunct w:val="0"/>
-              <w:bidi w:val="0"/>
-              <w:jc w:val="left"/>
-              <w:textAlignment w:val="center"/>
-              <w:rPr>
-                <w:rFonts w:hint="eastAsia" w:ascii="宋体" w:hAnsi="宋体" w:eastAsia="宋体" w:cs="宋体"/>
-                <w:i w:val="0"/>
-                <w:iCs w:val="0"/>
-                <w:snapToGrid w:val="0"/>
-                <w:color w:val="000000"/>
-                <w:kern w:val="0"/>
-                <w:sz w:val="16"/>
-                <w:szCs w:val="16"/>
-                <w:u w:val="none"/>
-                <w:lang w:val="en-US" w:eastAsia="zh-CN" w:bidi="ar-SA"/>
-              </w:rPr>
-            </w:pPr>
-            <w:r>
-              <w:rPr>
-                <w:rFonts w:hint="eastAsia" w:ascii="宋体" w:hAnsi="宋体" w:eastAsia="宋体" w:cs="宋体"/>
-                <w:i w:val="0"/>
-                <w:iCs w:val="0"/>
-                <w:snapToGrid w:val="0"/>
-                <w:color w:val="000000"/>
-                <w:kern w:val="0"/>
-                <w:sz w:val="16"/>
-                <w:szCs w:val="16"/>
-                <w:u w:val="none"/>
-                <w:lang w:val="en-US" w:eastAsia="zh-CN"/>
-              </w:rPr>
-              <w:t>应急响应规范与应急</w:t>
-            </w:r>
-            <w:r>
-              <w:rPr>
-                <w:rStyle w:val="49"/>
-                <w:snapToGrid w:val="0"/>
-                <w:color w:val="000000"/>
-                <w:lang w:val="en-US" w:eastAsia="zh-CN"/>
-              </w:rPr>
-              <w:t>预案培训</w:t>
-            </w:r>
-          </w:p>
-        </w:tc>
-        <w:tc>
-          <w:tcPr>
-            <w:tcW w:w="1491" w:type="dxa"/>
-            <w:tcBorders>
-              <w:top w:val="single" w:color="000000" w:sz="4" w:space="0"/>
-              <w:left w:val="single" w:color="000000" w:sz="4" w:space="0"/>
-              <w:bottom w:val="single" w:color="000000" w:sz="4" w:space="0"/>
-              <w:right w:val="single" w:color="000000" w:sz="4" w:space="0"/>
-            </w:tcBorders>
-            <w:shd w:val="clear" w:color="auto" w:fill="auto"/>
-            <w:vAlign w:val="center"/>
-          </w:tcPr>
-          <w:p>
-            <w:pPr>
-              <w:keepNext w:val="0"/>
-              <w:keepLines w:val="0"/>
-              <w:pageBreakBefore w:val="0"/>
-              <w:widowControl w:val="0"/>
-              <w:suppressLineNumbers w:val="0"/>
-              <w:wordWrap/>
-              <w:overflowPunct/>
-              <w:topLinePunct w:val="0"/>
-              <w:bidi w:val="0"/>
-              <w:jc w:val="left"/>
-              <w:textAlignment w:val="center"/>
-              <w:rPr>
-                <w:rFonts w:hint="eastAsia" w:ascii="宋体" w:hAnsi="宋体" w:eastAsia="宋体" w:cs="宋体"/>
-                <w:i w:val="0"/>
-                <w:iCs w:val="0"/>
-                <w:snapToGrid w:val="0"/>
-                <w:color w:val="000000"/>
-                <w:kern w:val="0"/>
-                <w:sz w:val="16"/>
-                <w:szCs w:val="16"/>
-                <w:u w:val="none"/>
-                <w:lang w:val="en-US" w:eastAsia="zh-CN" w:bidi="ar-SA"/>
-              </w:rPr>
-            </w:pPr>
-            <w:r>
-              <w:rPr>
-                <w:rFonts w:hint="eastAsia" w:ascii="宋体" w:hAnsi="宋体" w:eastAsia="宋体" w:cs="宋体"/>
-                <w:i w:val="0"/>
-                <w:iCs w:val="0"/>
-                <w:snapToGrid w:val="0"/>
-                <w:color w:val="000000"/>
-                <w:kern w:val="0"/>
-                <w:sz w:val="16"/>
-                <w:szCs w:val="16"/>
-                <w:u w:val="none"/>
-                <w:lang w:val="en-US" w:eastAsia="zh-CN"/>
-              </w:rPr>
-              <w:t>运维项目经理</w:t>
-            </w:r>
-          </w:p>
-        </w:tc>
-        <w:tc>
-          <w:tcPr>
-            <w:tcW w:w="993" w:type="dxa"/>
-            <w:tcBorders>
-              <w:top w:val="single" w:color="000000" w:sz="4" w:space="0"/>
-              <w:left w:val="single" w:color="000000" w:sz="4" w:space="0"/>
-              <w:bottom w:val="single" w:color="000000" w:sz="4" w:space="0"/>
-              <w:right w:val="single" w:color="000000" w:sz="4" w:space="0"/>
-            </w:tcBorders>
-            <w:shd w:val="clear" w:color="auto" w:fill="auto"/>
-            <w:vAlign w:val="center"/>
-          </w:tcPr>
-          <w:p>
-            <w:pPr>
-              <w:keepNext w:val="0"/>
-              <w:keepLines w:val="0"/>
-              <w:pageBreakBefore w:val="0"/>
-              <w:widowControl w:val="0"/>
-              <w:suppressLineNumbers w:val="0"/>
-              <w:wordWrap/>
-              <w:overflowPunct/>
-              <w:topLinePunct w:val="0"/>
-              <w:bidi w:val="0"/>
-              <w:jc w:val="both"/>
-              <w:textAlignment w:val="center"/>
-              <w:rPr>
-                <w:rFonts w:hint="eastAsia" w:ascii="宋体" w:hAnsi="宋体" w:eastAsia="宋体" w:cs="宋体"/>
-                <w:i w:val="0"/>
-                <w:iCs w:val="0"/>
-                <w:snapToGrid w:val="0"/>
-                <w:color w:val="000000"/>
-                <w:kern w:val="0"/>
-                <w:sz w:val="16"/>
-                <w:szCs w:val="16"/>
-                <w:u w:val="none"/>
-                <w:lang w:val="en-US" w:eastAsia="zh-CN" w:bidi="ar-SA"/>
-              </w:rPr>
-            </w:pPr>
-            <w:r>
-              <w:rPr>
-                <w:rFonts w:hint="eastAsia" w:ascii="宋体" w:hAnsi="宋体" w:eastAsia="宋体" w:cs="宋体"/>
-                <w:i w:val="0"/>
-                <w:iCs w:val="0"/>
-                <w:snapToGrid w:val="0"/>
-                <w:color w:val="000000"/>
-                <w:kern w:val="0"/>
-                <w:sz w:val="16"/>
-                <w:szCs w:val="16"/>
-                <w:u w:val="none"/>
-                <w:lang w:val="en-US" w:eastAsia="zh-CN"/>
-              </w:rPr>
-              <w:t>李平</w:t>
-            </w:r>
-          </w:p>
-        </w:tc>
-        <w:tc>
-          <w:tcPr>
-            <w:tcW w:w="792" w:type="dxa"/>
-            <w:tcBorders>
-              <w:top w:val="single" w:color="000000" w:sz="4" w:space="0"/>
-              <w:left w:val="single" w:color="000000" w:sz="4" w:space="0"/>
-              <w:bottom w:val="single" w:color="000000" w:sz="4" w:space="0"/>
-              <w:right w:val="single" w:color="000000" w:sz="4" w:space="0"/>
-            </w:tcBorders>
-            <w:shd w:val="clear" w:color="auto" w:fill="auto"/>
-            <w:vAlign w:val="center"/>
-          </w:tcPr>
-          <w:p>
-            <w:pPr>
-              <w:keepNext w:val="0"/>
-              <w:keepLines w:val="0"/>
-              <w:pageBreakBefore w:val="0"/>
-              <w:widowControl w:val="0"/>
-              <w:suppressLineNumbers w:val="0"/>
-              <w:wordWrap/>
-              <w:overflowPunct/>
-              <w:topLinePunct w:val="0"/>
-              <w:bidi w:val="0"/>
-              <w:jc w:val="both"/>
-              <w:textAlignment w:val="center"/>
-              <w:rPr>
-                <w:rFonts w:hint="eastAsia" w:ascii="宋体" w:hAnsi="宋体" w:eastAsia="宋体" w:cs="宋体"/>
-                <w:i w:val="0"/>
-                <w:iCs w:val="0"/>
-                <w:snapToGrid w:val="0"/>
-                <w:color w:val="000000"/>
-                <w:kern w:val="0"/>
-                <w:sz w:val="16"/>
-                <w:szCs w:val="16"/>
-                <w:u w:val="none"/>
-                <w:lang w:val="en-US" w:eastAsia="zh-CN" w:bidi="ar-SA"/>
-              </w:rPr>
-            </w:pPr>
-            <w:r>
-              <w:rPr>
-                <w:rFonts w:hint="eastAsia" w:ascii="宋体" w:hAnsi="宋体" w:cs="宋体"/>
-                <w:i w:val="0"/>
-                <w:iCs w:val="0"/>
-                <w:snapToGrid w:val="0"/>
-                <w:color w:val="000000"/>
-                <w:kern w:val="0"/>
-                <w:sz w:val="16"/>
-                <w:szCs w:val="16"/>
-                <w:u w:val="none"/>
-                <w:lang w:val="en-US" w:eastAsia="zh-CN"/>
-              </w:rPr>
-              <w:t>2025年</w:t>
-            </w:r>
-            <w:r>
-              <w:rPr>
-                <w:rFonts w:hint="eastAsia" w:ascii="宋体" w:hAnsi="宋体" w:eastAsia="宋体" w:cs="宋体"/>
-                <w:i w:val="0"/>
-                <w:iCs w:val="0"/>
-                <w:snapToGrid w:val="0"/>
-                <w:color w:val="000000"/>
-                <w:kern w:val="0"/>
-                <w:sz w:val="16"/>
-                <w:szCs w:val="16"/>
-                <w:u w:val="none"/>
-                <w:lang w:val="en-US" w:eastAsia="zh-CN"/>
-              </w:rPr>
-              <w:t>4月</w:t>
-            </w:r>
-          </w:p>
-        </w:tc>
-        <w:tc>
-          <w:tcPr>
-            <w:tcW w:w="1405" w:type="dxa"/>
-            <w:tcBorders>
-              <w:top w:val="single" w:color="000000" w:sz="4" w:space="0"/>
-              <w:left w:val="single" w:color="000000" w:sz="4" w:space="0"/>
-              <w:bottom w:val="single" w:color="000000" w:sz="4" w:space="0"/>
-              <w:right w:val="single" w:color="000000" w:sz="4" w:space="0"/>
-            </w:tcBorders>
-            <w:shd w:val="clear" w:color="auto" w:fill="auto"/>
-            <w:vAlign w:val="center"/>
-          </w:tcPr>
-          <w:p>
-            <w:pPr>
-              <w:keepNext w:val="0"/>
-              <w:keepLines w:val="0"/>
-              <w:pageBreakBefore w:val="0"/>
-              <w:widowControl w:val="0"/>
-              <w:suppressLineNumbers w:val="0"/>
-              <w:wordWrap/>
-              <w:overflowPunct/>
-              <w:topLinePunct w:val="0"/>
-              <w:bidi w:val="0"/>
-              <w:jc w:val="both"/>
-              <w:textAlignment w:val="center"/>
-              <w:rPr>
-                <w:rFonts w:hint="eastAsia" w:ascii="宋体" w:hAnsi="宋体" w:eastAsia="宋体" w:cs="宋体"/>
-                <w:i w:val="0"/>
-                <w:iCs w:val="0"/>
-                <w:snapToGrid w:val="0"/>
-                <w:color w:val="000000"/>
-                <w:kern w:val="0"/>
-                <w:sz w:val="16"/>
-                <w:szCs w:val="16"/>
-                <w:u w:val="none"/>
-                <w:lang w:val="en-US" w:eastAsia="zh-CN"/>
-              </w:rPr>
-            </w:pPr>
-            <w:r>
-              <w:rPr>
-                <w:rFonts w:hint="eastAsia" w:ascii="宋体" w:hAnsi="宋体" w:eastAsia="宋体" w:cs="宋体"/>
-                <w:i w:val="0"/>
-                <w:iCs w:val="0"/>
-                <w:snapToGrid w:val="0"/>
-                <w:color w:val="000000"/>
-                <w:kern w:val="0"/>
-                <w:sz w:val="16"/>
-                <w:szCs w:val="16"/>
-                <w:u w:val="none"/>
-                <w:lang w:val="en-US" w:eastAsia="zh-CN"/>
-              </w:rPr>
-              <w:t>已完成</w:t>
-            </w:r>
-          </w:p>
-        </w:tc>
-      </w:tr>
-      <w:tr>
-        <w:tblPrEx>
-          <w:tblBorders>
-            <w:top w:val="none" w:color="auto" w:sz="0" w:space="0"/>
-            <w:left w:val="none" w:color="auto" w:sz="0" w:space="0"/>
-            <w:bottom w:val="none" w:color="auto" w:sz="0" w:space="0"/>
-            <w:right w:val="none" w:color="auto" w:sz="0" w:space="0"/>
-            <w:insideH w:val="none" w:color="auto" w:sz="0" w:space="0"/>
-            <w:insideV w:val="none" w:color="auto" w:sz="0" w:space="0"/>
-          </w:tblBorders>
-          <w:shd w:val="clear" w:color="auto" w:fill="auto"/>
-          <w:tblCellMar>
-            <w:top w:w="0" w:type="dxa"/>
-            <w:left w:w="108" w:type="dxa"/>
-            <w:bottom w:w="0" w:type="dxa"/>
-            <w:right w:w="108" w:type="dxa"/>
-          </w:tblCellMar>
-        </w:tblPrEx>
-        <w:trPr>
-          <w:trHeight w:val="540" w:hRule="atLeast"/>
-        </w:trPr>
-        <w:tc>
-          <w:tcPr>
-            <w:tcW w:w="676" w:type="dxa"/>
-            <w:tcBorders>
-              <w:top w:val="single" w:color="000000" w:sz="4" w:space="0"/>
-              <w:left w:val="single" w:color="000000" w:sz="4" w:space="0"/>
-              <w:bottom w:val="single" w:color="000000" w:sz="4" w:space="0"/>
-              <w:right w:val="single" w:color="000000" w:sz="4" w:space="0"/>
-            </w:tcBorders>
-            <w:shd w:val="clear" w:color="auto" w:fill="auto"/>
-            <w:vAlign w:val="center"/>
-          </w:tcPr>
-          <w:p>
-            <w:pPr>
-              <w:keepNext w:val="0"/>
-              <w:keepLines w:val="0"/>
-              <w:pageBreakBefore w:val="0"/>
-              <w:widowControl w:val="0"/>
-              <w:numPr>
-                <w:ilvl w:val="0"/>
-                <w:numId w:val="2"/>
-              </w:numPr>
-              <w:suppressLineNumbers w:val="0"/>
-              <w:wordWrap/>
-              <w:overflowPunct/>
-              <w:topLinePunct w:val="0"/>
-              <w:bidi w:val="0"/>
-              <w:ind w:left="425" w:leftChars="0" w:hanging="425" w:firstLineChars="0"/>
-              <w:jc w:val="left"/>
-              <w:textAlignment w:val="center"/>
-              <w:rPr>
-                <w:rFonts w:hint="eastAsia" w:ascii="宋体" w:hAnsi="宋体" w:eastAsia="宋体" w:cs="宋体"/>
-                <w:i w:val="0"/>
-                <w:iCs w:val="0"/>
-                <w:snapToGrid w:val="0"/>
-                <w:color w:val="000000"/>
-                <w:kern w:val="0"/>
-                <w:sz w:val="16"/>
-                <w:szCs w:val="16"/>
-                <w:u w:val="none"/>
-                <w:lang w:val="en-US" w:eastAsia="zh-CN"/>
-              </w:rPr>
-            </w:pPr>
-          </w:p>
-        </w:tc>
-        <w:tc>
-          <w:tcPr>
-            <w:tcW w:w="2079" w:type="dxa"/>
-            <w:tcBorders>
-              <w:top w:val="single" w:color="000000" w:sz="4" w:space="0"/>
-              <w:left w:val="single" w:color="000000" w:sz="4" w:space="0"/>
-              <w:bottom w:val="single" w:color="000000" w:sz="4" w:space="0"/>
-              <w:right w:val="single" w:color="000000" w:sz="4" w:space="0"/>
-            </w:tcBorders>
-            <w:shd w:val="clear" w:color="auto" w:fill="auto"/>
-            <w:vAlign w:val="center"/>
-          </w:tcPr>
-          <w:p>
-            <w:pPr>
-              <w:keepNext w:val="0"/>
-              <w:keepLines w:val="0"/>
-              <w:pageBreakBefore w:val="0"/>
-              <w:widowControl w:val="0"/>
-              <w:suppressLineNumbers w:val="0"/>
-              <w:wordWrap/>
-              <w:overflowPunct/>
-              <w:topLinePunct w:val="0"/>
-              <w:bidi w:val="0"/>
-              <w:jc w:val="left"/>
-              <w:textAlignment w:val="center"/>
-              <w:rPr>
-                <w:rFonts w:hint="eastAsia" w:ascii="宋体" w:hAnsi="宋体" w:eastAsia="宋体" w:cs="宋体"/>
-                <w:i w:val="0"/>
-                <w:iCs w:val="0"/>
-                <w:snapToGrid w:val="0"/>
-                <w:color w:val="000000"/>
-                <w:kern w:val="0"/>
-                <w:sz w:val="16"/>
-                <w:szCs w:val="16"/>
-                <w:u w:val="none"/>
-                <w:lang w:val="en-US" w:eastAsia="zh-CN" w:bidi="ar-SA"/>
-              </w:rPr>
-            </w:pPr>
-            <w:r>
-              <w:rPr>
-                <w:rFonts w:hint="eastAsia" w:ascii="宋体" w:hAnsi="宋体" w:eastAsia="宋体" w:cs="宋体"/>
-                <w:i w:val="0"/>
-                <w:iCs w:val="0"/>
-                <w:snapToGrid w:val="0"/>
-                <w:color w:val="000000"/>
-                <w:kern w:val="0"/>
-                <w:sz w:val="16"/>
-                <w:szCs w:val="16"/>
-                <w:u w:val="none"/>
-                <w:lang w:val="en-US" w:eastAsia="zh-CN"/>
-              </w:rPr>
               <w:t>ITSS</w:t>
             </w:r>
             <w:r>
@@ -10380,7 +10400,6 @@
             <w:insideH w:val="none" w:color="auto" w:sz="0" w:space="0"/>
             <w:insideV w:val="none" w:color="auto" w:sz="0" w:space="0"/>
           </w:tblBorders>
-          <w:shd w:val="clear" w:color="auto" w:fill="auto"/>
           <w:tblCellMar>
             <w:top w:w="0" w:type="dxa"/>
             <w:left w:w="108" w:type="dxa"/>
@@ -10634,6 +10653,362 @@
                 <w:sz w:val="16"/>
                 <w:szCs w:val="16"/>
                 <w:u w:val="none"/>
+              </w:rPr>
+            </w:pPr>
+            <w:r>
+              <w:rPr>
+                <w:rFonts w:hint="eastAsia" w:ascii="宋体" w:hAnsi="宋体" w:cs="宋体"/>
+                <w:i w:val="0"/>
+                <w:iCs w:val="0"/>
+                <w:snapToGrid w:val="0"/>
+                <w:color w:val="000000"/>
+                <w:kern w:val="0"/>
+                <w:sz w:val="16"/>
+                <w:szCs w:val="16"/>
+                <w:u w:val="none"/>
+                <w:lang w:val="en-US" w:eastAsia="zh-CN"/>
+              </w:rPr>
+              <w:t>2025年</w:t>
+            </w:r>
+            <w:r>
+              <w:rPr>
+                <w:rFonts w:hint="eastAsia" w:ascii="宋体" w:hAnsi="宋体" w:eastAsia="宋体" w:cs="宋体"/>
+                <w:i w:val="0"/>
+                <w:iCs w:val="0"/>
+                <w:snapToGrid w:val="0"/>
+                <w:color w:val="000000"/>
+                <w:kern w:val="0"/>
+                <w:sz w:val="16"/>
+                <w:szCs w:val="16"/>
+                <w:u w:val="none"/>
+                <w:lang w:val="en-US" w:eastAsia="zh-CN"/>
+              </w:rPr>
+              <w:t>6月</w:t>
+            </w:r>
+          </w:p>
+        </w:tc>
+        <w:tc>
+          <w:tcPr>
+            <w:tcW w:w="1405" w:type="dxa"/>
+            <w:tcBorders>
+              <w:top w:val="single" w:color="000000" w:sz="4" w:space="0"/>
+              <w:left w:val="single" w:color="000000" w:sz="4" w:space="0"/>
+              <w:bottom w:val="single" w:color="000000" w:sz="4" w:space="0"/>
+              <w:right w:val="single" w:color="000000" w:sz="4" w:space="0"/>
+            </w:tcBorders>
+            <w:shd w:val="clear" w:color="auto" w:fill="auto"/>
+            <w:vAlign w:val="center"/>
+          </w:tcPr>
+          <w:p>
+            <w:pPr>
+              <w:keepNext w:val="0"/>
+              <w:keepLines w:val="0"/>
+              <w:pageBreakBefore w:val="0"/>
+              <w:widowControl w:val="0"/>
+              <w:suppressLineNumbers w:val="0"/>
+              <w:wordWrap/>
+              <w:overflowPunct/>
+              <w:topLinePunct w:val="0"/>
+              <w:bidi w:val="0"/>
+              <w:jc w:val="both"/>
+              <w:textAlignment w:val="center"/>
+              <w:rPr>
+                <w:rFonts w:hint="eastAsia" w:ascii="宋体" w:hAnsi="宋体" w:eastAsia="宋体" w:cs="宋体"/>
+                <w:i w:val="0"/>
+                <w:iCs w:val="0"/>
+                <w:snapToGrid w:val="0"/>
+                <w:color w:val="000000"/>
+                <w:kern w:val="0"/>
+                <w:sz w:val="16"/>
+                <w:szCs w:val="16"/>
+                <w:u w:val="none"/>
+                <w:lang w:val="en-US" w:eastAsia="zh-CN"/>
+              </w:rPr>
+            </w:pPr>
+            <w:r>
+              <w:rPr>
+                <w:rFonts w:hint="eastAsia" w:ascii="宋体" w:hAnsi="宋体" w:eastAsia="宋体" w:cs="宋体"/>
+                <w:i w:val="0"/>
+                <w:iCs w:val="0"/>
+                <w:snapToGrid w:val="0"/>
+                <w:color w:val="000000"/>
+                <w:kern w:val="0"/>
+                <w:sz w:val="16"/>
+                <w:szCs w:val="16"/>
+                <w:u w:val="none"/>
+                <w:lang w:val="en-US" w:eastAsia="zh-CN"/>
+              </w:rPr>
+              <w:t>已完成</w:t>
+            </w:r>
+          </w:p>
+        </w:tc>
+      </w:tr>
+      <w:tr>
+        <w:tblPrEx>
+          <w:tblBorders>
+            <w:top w:val="none" w:color="auto" w:sz="0" w:space="0"/>
+            <w:left w:val="none" w:color="auto" w:sz="0" w:space="0"/>
+            <w:bottom w:val="none" w:color="auto" w:sz="0" w:space="0"/>
+            <w:right w:val="none" w:color="auto" w:sz="0" w:space="0"/>
+            <w:insideH w:val="none" w:color="auto" w:sz="0" w:space="0"/>
+            <w:insideV w:val="none" w:color="auto" w:sz="0" w:space="0"/>
+          </w:tblBorders>
+          <w:tblCellMar>
+            <w:top w:w="0" w:type="dxa"/>
+            <w:left w:w="108" w:type="dxa"/>
+            <w:bottom w:w="0" w:type="dxa"/>
+            <w:right w:w="108" w:type="dxa"/>
+          </w:tblCellMar>
+        </w:tblPrEx>
+        <w:trPr>
+          <w:trHeight w:val="384" w:hRule="atLeast"/>
+        </w:trPr>
+        <w:tc>
+          <w:tcPr>
+            <w:tcW w:w="676" w:type="dxa"/>
+            <w:tcBorders>
+              <w:top w:val="single" w:color="000000" w:sz="4" w:space="0"/>
+              <w:left w:val="single" w:color="000000" w:sz="4" w:space="0"/>
+              <w:bottom w:val="single" w:color="000000" w:sz="4" w:space="0"/>
+              <w:right w:val="single" w:color="000000" w:sz="4" w:space="0"/>
+            </w:tcBorders>
+            <w:shd w:val="clear" w:color="auto" w:fill="auto"/>
+            <w:vAlign w:val="center"/>
+          </w:tcPr>
+          <w:p>
+            <w:pPr>
+              <w:keepNext w:val="0"/>
+              <w:keepLines w:val="0"/>
+              <w:pageBreakBefore w:val="0"/>
+              <w:widowControl w:val="0"/>
+              <w:numPr>
+                <w:ilvl w:val="0"/>
+                <w:numId w:val="2"/>
+              </w:numPr>
+              <w:suppressLineNumbers w:val="0"/>
+              <w:wordWrap/>
+              <w:overflowPunct/>
+              <w:topLinePunct w:val="0"/>
+              <w:bidi w:val="0"/>
+              <w:ind w:left="425" w:leftChars="0" w:hanging="425" w:firstLineChars="0"/>
+              <w:jc w:val="left"/>
+              <w:textAlignment w:val="center"/>
+              <w:rPr>
+                <w:rFonts w:hint="eastAsia" w:ascii="宋体" w:hAnsi="宋体" w:eastAsia="宋体" w:cs="宋体"/>
+                <w:i w:val="0"/>
+                <w:iCs w:val="0"/>
+                <w:snapToGrid w:val="0"/>
+                <w:color w:val="000000"/>
+                <w:kern w:val="0"/>
+                <w:sz w:val="16"/>
+                <w:szCs w:val="16"/>
+                <w:u w:val="none"/>
+                <w:lang w:val="en-US" w:eastAsia="zh-CN"/>
+              </w:rPr>
+            </w:pPr>
+          </w:p>
+        </w:tc>
+        <w:tc>
+          <w:tcPr>
+            <w:tcW w:w="2079" w:type="dxa"/>
+            <w:tcBorders>
+              <w:top w:val="single" w:color="000000" w:sz="4" w:space="0"/>
+              <w:left w:val="single" w:color="000000" w:sz="4" w:space="0"/>
+              <w:bottom w:val="single" w:color="000000" w:sz="4" w:space="0"/>
+              <w:right w:val="single" w:color="000000" w:sz="4" w:space="0"/>
+            </w:tcBorders>
+            <w:shd w:val="clear" w:color="auto" w:fill="auto"/>
+            <w:vAlign w:val="center"/>
+          </w:tcPr>
+          <w:p>
+            <w:pPr>
+              <w:keepNext w:val="0"/>
+              <w:keepLines w:val="0"/>
+              <w:pageBreakBefore w:val="0"/>
+              <w:widowControl w:val="0"/>
+              <w:suppressLineNumbers w:val="0"/>
+              <w:wordWrap/>
+              <w:overflowPunct/>
+              <w:topLinePunct w:val="0"/>
+              <w:bidi w:val="0"/>
+              <w:jc w:val="left"/>
+              <w:textAlignment w:val="center"/>
+              <w:rPr>
+                <w:rFonts w:hint="eastAsia" w:ascii="宋体" w:hAnsi="宋体" w:eastAsia="宋体" w:cs="宋体"/>
+                <w:i w:val="0"/>
+                <w:iCs w:val="0"/>
+                <w:snapToGrid w:val="0"/>
+                <w:color w:val="000000"/>
+                <w:kern w:val="0"/>
+                <w:sz w:val="16"/>
+                <w:szCs w:val="16"/>
+                <w:u w:val="none"/>
+                <w:lang w:val="en-US" w:eastAsia="zh-CN" w:bidi="ar-SA"/>
+              </w:rPr>
+            </w:pPr>
+            <w:r>
+              <w:rPr>
+                <w:rFonts w:hint="eastAsia" w:ascii="宋体" w:hAnsi="宋体" w:eastAsia="宋体" w:cs="宋体"/>
+                <w:i w:val="0"/>
+                <w:iCs w:val="0"/>
+                <w:snapToGrid w:val="0"/>
+                <w:color w:val="000000"/>
+                <w:kern w:val="0"/>
+                <w:sz w:val="16"/>
+                <w:szCs w:val="16"/>
+                <w:u w:val="none"/>
+                <w:lang w:val="en-US" w:eastAsia="zh-CN"/>
+              </w:rPr>
+              <w:t>运维服务工具使用</w:t>
+            </w:r>
+          </w:p>
+        </w:tc>
+        <w:tc>
+          <w:tcPr>
+            <w:tcW w:w="1491" w:type="dxa"/>
+            <w:tcBorders>
+              <w:top w:val="single" w:color="000000" w:sz="4" w:space="0"/>
+              <w:left w:val="single" w:color="000000" w:sz="4" w:space="0"/>
+              <w:bottom w:val="single" w:color="000000" w:sz="4" w:space="0"/>
+              <w:right w:val="single" w:color="000000" w:sz="4" w:space="0"/>
+            </w:tcBorders>
+            <w:shd w:val="clear" w:color="auto" w:fill="auto"/>
+            <w:vAlign w:val="center"/>
+          </w:tcPr>
+          <w:p>
+            <w:pPr>
+              <w:keepNext w:val="0"/>
+              <w:keepLines w:val="0"/>
+              <w:pageBreakBefore w:val="0"/>
+              <w:widowControl w:val="0"/>
+              <w:suppressLineNumbers w:val="0"/>
+              <w:wordWrap/>
+              <w:overflowPunct/>
+              <w:topLinePunct w:val="0"/>
+              <w:bidi w:val="0"/>
+              <w:jc w:val="left"/>
+              <w:textAlignment w:val="center"/>
+              <w:rPr>
+                <w:rFonts w:hint="eastAsia" w:ascii="宋体" w:hAnsi="宋体" w:eastAsia="宋体" w:cs="宋体"/>
+                <w:i w:val="0"/>
+                <w:iCs w:val="0"/>
+                <w:snapToGrid w:val="0"/>
+                <w:color w:val="000000"/>
+                <w:kern w:val="0"/>
+                <w:sz w:val="16"/>
+                <w:szCs w:val="16"/>
+                <w:u w:val="none"/>
+                <w:lang w:val="en-US" w:eastAsia="zh-CN" w:bidi="ar-SA"/>
+              </w:rPr>
+            </w:pPr>
+            <w:r>
+              <w:rPr>
+                <w:rFonts w:hint="eastAsia" w:ascii="宋体" w:hAnsi="宋体" w:eastAsia="宋体" w:cs="宋体"/>
+                <w:i w:val="0"/>
+                <w:iCs w:val="0"/>
+                <w:snapToGrid w:val="0"/>
+                <w:color w:val="000000"/>
+                <w:kern w:val="0"/>
+                <w:sz w:val="16"/>
+                <w:szCs w:val="16"/>
+                <w:u w:val="none"/>
+                <w:lang w:val="en-US" w:eastAsia="zh-CN"/>
+              </w:rPr>
+              <w:t>运维部全员</w:t>
+            </w:r>
+          </w:p>
+        </w:tc>
+        <w:tc>
+          <w:tcPr>
+            <w:tcW w:w="993" w:type="dxa"/>
+            <w:tcBorders>
+              <w:top w:val="single" w:color="000000" w:sz="4" w:space="0"/>
+              <w:left w:val="single" w:color="000000" w:sz="4" w:space="0"/>
+              <w:bottom w:val="single" w:color="000000" w:sz="4" w:space="0"/>
+              <w:right w:val="single" w:color="000000" w:sz="4" w:space="0"/>
+            </w:tcBorders>
+            <w:shd w:val="clear" w:color="auto" w:fill="auto"/>
+            <w:vAlign w:val="center"/>
+          </w:tcPr>
+          <w:p>
+            <w:pPr>
+              <w:keepNext w:val="0"/>
+              <w:keepLines w:val="0"/>
+              <w:pageBreakBefore w:val="0"/>
+              <w:widowControl w:val="0"/>
+              <w:suppressLineNumbers w:val="0"/>
+              <w:wordWrap/>
+              <w:overflowPunct/>
+              <w:topLinePunct w:val="0"/>
+              <w:bidi w:val="0"/>
+              <w:jc w:val="both"/>
+              <w:textAlignment w:val="center"/>
+              <w:rPr>
+                <w:rFonts w:hint="eastAsia" w:ascii="宋体" w:hAnsi="宋体" w:eastAsia="宋体" w:cs="宋体"/>
+                <w:i w:val="0"/>
+                <w:iCs w:val="0"/>
+                <w:snapToGrid w:val="0"/>
+                <w:color w:val="000000"/>
+                <w:kern w:val="0"/>
+                <w:sz w:val="16"/>
+                <w:szCs w:val="16"/>
+                <w:u w:val="none"/>
+                <w:lang w:val="en-US" w:eastAsia="zh-CN" w:bidi="ar-SA"/>
+              </w:rPr>
+            </w:pPr>
+            <w:r>
+              <w:rPr>
+                <w:rFonts w:hint="eastAsia" w:ascii="宋体" w:hAnsi="宋体" w:eastAsia="宋体" w:cs="宋体"/>
+                <w:i w:val="0"/>
+                <w:iCs w:val="0"/>
+                <w:snapToGrid w:val="0"/>
+                <w:color w:val="000000"/>
+                <w:kern w:val="0"/>
+                <w:sz w:val="16"/>
+                <w:szCs w:val="16"/>
+                <w:u w:val="none"/>
+                <w:lang w:val="en-US" w:eastAsia="zh-CN"/>
+              </w:rPr>
+              <w:t>肖龙莽</w:t>
+            </w:r>
+          </w:p>
+        </w:tc>
+        <w:tc>
+          <w:tcPr>
+            <w:tcW w:w="792" w:type="dxa"/>
+            <w:tcBorders>
+              <w:top w:val="single" w:color="000000" w:sz="4" w:space="0"/>
+              <w:left w:val="single" w:color="000000" w:sz="4" w:space="0"/>
+              <w:bottom w:val="single" w:color="000000" w:sz="4" w:space="0"/>
+              <w:right w:val="single" w:color="000000" w:sz="4" w:space="0"/>
+            </w:tcBorders>
+            <w:shd w:val="clear" w:color="auto" w:fill="auto"/>
+            <w:vAlign w:val="center"/>
+          </w:tcPr>
+          <w:p>
+            <w:pPr>
+              <w:keepNext w:val="0"/>
+              <w:keepLines w:val="0"/>
+              <w:pageBreakBefore w:val="0"/>
+              <w:widowControl w:val="0"/>
+              <w:suppressLineNumbers w:val="0"/>
+              <w:wordWrap/>
+              <w:overflowPunct/>
+              <w:topLinePunct w:val="0"/>
+              <w:bidi w:val="0"/>
+              <w:jc w:val="both"/>
+              <w:textAlignment w:val="center"/>
+              <w:rPr>
+                <w:rFonts w:hint="default" w:ascii="宋体" w:hAnsi="宋体" w:eastAsia="宋体" w:cs="宋体"/>
+                <w:i w:val="0"/>
+                <w:iCs w:val="0"/>
+                <w:snapToGrid w:val="0"/>
+                <w:color w:val="000000"/>
+                <w:kern w:val="0"/>
+                <w:sz w:val="16"/>
+                <w:szCs w:val="16"/>
+                <w:u w:val="none"/>
+                <w:lang w:val="en-US" w:eastAsia="zh-CN"/>
               </w:rPr>
             </w:pPr>
             <w:r>
@@ -10841,7 +11216,7 @@
                 <w:u w:val="none"/>
                 <w:lang w:val="en-US" w:eastAsia="zh-CN"/>
               </w:rPr>
-              <w:t>运维服务工具使用</w:t>
+              <w:t>产品服务化规范</w:t>
             </w:r>
           </w:p>
         </w:tc>
@@ -10926,7 +11301,7 @@
               <w:jc w:val="both"/>
               <w:textAlignment w:val="center"/>
               <w:rPr>
-                <w:rFonts w:hint="eastAsia" w:ascii="宋体" w:hAnsi="宋体" w:eastAsia="宋体" w:cs="宋体"/>
+                <w:rFonts w:hint="default" w:ascii="宋体" w:hAnsi="宋体" w:eastAsia="宋体" w:cs="宋体"/>
                 <w:i w:val="0"/>
                 <w:iCs w:val="0"/>
                 <w:snapToGrid w:val="0"/>
@@ -10949,7 +11324,7 @@
                 <w:sz w:val="16"/>
                 <w:szCs w:val="16"/>
                 <w:u w:val="none"/>
-                <w:lang w:val="en-US" w:eastAsia="zh-CN"/>
+                <w:lang w:val="en-US" w:eastAsia="zh-CN" w:bidi="ar-SA"/>
               </w:rPr>
               <w:t>肖龙莽</w:t>
             </w:r>
@@ -10981,16 +11356,16 @@
               <w:jc w:val="both"/>
               <w:textAlignment w:val="center"/>
               <w:rPr>
-                <w:rFonts w:hint="default" w:ascii="宋体" w:hAnsi="宋体" w:eastAsia="宋体" w:cs="宋体"/>
-                <w:i w:val="0"/>
-                <w:iCs w:val="0"/>
-                <w:snapToGrid w:val="0"/>
-                <w:color w:val="000000"/>
-                <w:kern w:val="0"/>
-                <w:sz w:val="16"/>
-                <w:szCs w:val="16"/>
-                <w:u w:val="none"/>
-                <w:lang w:val="en-US" w:eastAsia="zh-CN"/>
+                <w:rFonts w:hint="eastAsia" w:ascii="宋体" w:hAnsi="宋体" w:eastAsia="宋体" w:cs="宋体"/>
+                <w:i w:val="0"/>
+                <w:iCs w:val="0"/>
+                <w:snapToGrid w:val="0"/>
+                <w:color w:val="000000"/>
+                <w:kern w:val="0"/>
+                <w:sz w:val="16"/>
+                <w:szCs w:val="16"/>
+                <w:u w:val="none"/>
+                <w:lang w:val="en-US" w:eastAsia="zh-CN" w:bidi="ar-SA"/>
               </w:rPr>
             </w:pPr>
             <w:r>
@@ -11021,7 +11396,7 @@
                 <w:u w:val="none"/>
                 <w:lang w:val="en-US" w:eastAsia="zh-CN"/>
               </w:rPr>
-              <w:t>6月</w:t>
+              <w:t>7月</w:t>
             </w:r>
           </w:p>
         </w:tc>
@@ -11182,23 +11557,23 @@
                 <w:sz w:val="16"/>
                 <w:szCs w:val="16"/>
                 <w:u w:val="none"/>
-                <w:lang w:val="en-US" w:eastAsia="zh-CN" w:bidi="ar-SA"/>
-              </w:rPr>
-            </w:pPr>
-            <w:r>
-              <w:rPr>
-                <w:rFonts w:hint="eastAsia" w:ascii="宋体" w:hAnsi="宋体" w:eastAsia="宋体" w:cs="宋体"/>
-                <w:i w:val="0"/>
-                <w:iCs w:val="0"/>
-                <w:snapToGrid w:val="0"/>
-                <w:color w:val="000000"/>
-                <w:kern w:val="0"/>
-                <w:sz w:val="16"/>
-                <w:szCs w:val="16"/>
-                <w:u w:val="none"/>
-                <w:lang w:val="en-US" w:eastAsia="zh-CN"/>
-              </w:rPr>
-              <w:t>产品服务化规范</w:t>
+                <w:lang w:val="en-US" w:eastAsia="en-US" w:bidi="ar-SA"/>
+              </w:rPr>
+            </w:pPr>
+            <w:r>
+              <w:rPr>
+                <w:rFonts w:hint="eastAsia" w:ascii="宋体" w:hAnsi="宋体" w:eastAsia="宋体" w:cs="宋体"/>
+                <w:i w:val="0"/>
+                <w:iCs w:val="0"/>
+                <w:snapToGrid w:val="0"/>
+                <w:color w:val="000000"/>
+                <w:kern w:val="0"/>
+                <w:sz w:val="16"/>
+                <w:szCs w:val="16"/>
+                <w:u w:val="none"/>
+                <w:lang w:val="en-US" w:eastAsia="zh-CN"/>
+              </w:rPr>
+              <w:t>云数据中心建设模式和网络安全</w:t>
             </w:r>
           </w:p>
         </w:tc>
@@ -11237,23 +11612,32 @@
                 <w:sz w:val="16"/>
                 <w:szCs w:val="16"/>
                 <w:u w:val="none"/>
-                <w:lang w:val="en-US" w:eastAsia="zh-CN" w:bidi="ar-SA"/>
-              </w:rPr>
-            </w:pPr>
-            <w:r>
-              <w:rPr>
-                <w:rFonts w:hint="eastAsia" w:ascii="宋体" w:hAnsi="宋体" w:eastAsia="宋体" w:cs="宋体"/>
-                <w:i w:val="0"/>
-                <w:iCs w:val="0"/>
-                <w:snapToGrid w:val="0"/>
-                <w:color w:val="000000"/>
-                <w:kern w:val="0"/>
-                <w:sz w:val="16"/>
-                <w:szCs w:val="16"/>
-                <w:u w:val="none"/>
-                <w:lang w:val="en-US" w:eastAsia="zh-CN"/>
-              </w:rPr>
-              <w:t>运维部全员</w:t>
+                <w:lang w:val="en-US" w:eastAsia="en-US" w:bidi="ar-SA"/>
+              </w:rPr>
+            </w:pPr>
+            <w:r>
+              <w:rPr>
+                <w:rFonts w:hint="eastAsia" w:ascii="宋体" w:hAnsi="宋体" w:eastAsia="宋体" w:cs="宋体"/>
+                <w:i w:val="0"/>
+                <w:iCs w:val="0"/>
+                <w:snapToGrid w:val="0"/>
+                <w:color w:val="000000"/>
+                <w:kern w:val="0"/>
+                <w:sz w:val="16"/>
+                <w:szCs w:val="16"/>
+                <w:u w:val="none"/>
+                <w:lang w:val="en-US" w:eastAsia="zh-CN"/>
+              </w:rPr>
+              <w:t>运维项目经理、安全检</w:t>
+            </w:r>
+            <w:r>
+              <w:rPr>
+                <w:rStyle w:val="49"/>
+                <w:snapToGrid w:val="0"/>
+                <w:color w:val="000000"/>
+                <w:lang w:val="en-US" w:eastAsia="zh-CN"/>
+              </w:rPr>
+              <w:t>测工程师</w:t>
             </w:r>
           </w:p>
         </w:tc>
@@ -11283,30 +11667,30 @@
               <w:jc w:val="both"/>
               <w:textAlignment w:val="center"/>
               <w:rPr>
-                <w:rFonts w:hint="default" w:ascii="宋体" w:hAnsi="宋体" w:eastAsia="宋体" w:cs="宋体"/>
-                <w:i w:val="0"/>
-                <w:iCs w:val="0"/>
-                <w:snapToGrid w:val="0"/>
-                <w:color w:val="000000"/>
-                <w:kern w:val="0"/>
-                <w:sz w:val="16"/>
-                <w:szCs w:val="16"/>
-                <w:u w:val="none"/>
-                <w:lang w:val="en-US" w:eastAsia="zh-CN" w:bidi="ar-SA"/>
-              </w:rPr>
-            </w:pPr>
-            <w:r>
-              <w:rPr>
-                <w:rFonts w:hint="eastAsia" w:ascii="宋体" w:hAnsi="宋体" w:eastAsia="宋体" w:cs="宋体"/>
-                <w:i w:val="0"/>
-                <w:iCs w:val="0"/>
-                <w:snapToGrid w:val="0"/>
-                <w:color w:val="000000"/>
-                <w:kern w:val="0"/>
-                <w:sz w:val="16"/>
-                <w:szCs w:val="16"/>
-                <w:u w:val="none"/>
-                <w:lang w:val="en-US" w:eastAsia="zh-CN" w:bidi="ar-SA"/>
+                <w:rFonts w:hint="eastAsia" w:ascii="宋体" w:hAnsi="宋体" w:eastAsia="宋体" w:cs="宋体"/>
+                <w:i w:val="0"/>
+                <w:iCs w:val="0"/>
+                <w:snapToGrid w:val="0"/>
+                <w:color w:val="000000"/>
+                <w:kern w:val="0"/>
+                <w:sz w:val="16"/>
+                <w:szCs w:val="16"/>
+                <w:u w:val="none"/>
+                <w:lang w:val="en-US" w:eastAsia="en-US" w:bidi="ar-SA"/>
+              </w:rPr>
+            </w:pPr>
+            <w:r>
+              <w:rPr>
+                <w:rFonts w:hint="eastAsia" w:ascii="宋体" w:hAnsi="宋体" w:eastAsia="宋体" w:cs="宋体"/>
+                <w:i w:val="0"/>
+                <w:iCs w:val="0"/>
+                <w:snapToGrid w:val="0"/>
+                <w:color w:val="000000"/>
+                <w:kern w:val="0"/>
+                <w:sz w:val="16"/>
+                <w:szCs w:val="16"/>
+                <w:u w:val="none"/>
+                <w:lang w:val="en-US" w:eastAsia="zh-CN"/>
               </w:rPr>
               <w:t>肖龙莽</w:t>
             </w:r>
@@ -11347,7 +11731,737 @@
                 <w:sz w:val="16"/>
                 <w:szCs w:val="16"/>
                 <w:u w:val="none"/>
+                <w:lang w:val="en-US" w:eastAsia="en-US" w:bidi="ar-SA"/>
+              </w:rPr>
+            </w:pPr>
+            <w:r>
+              <w:rPr>
+                <w:rFonts w:hint="eastAsia" w:ascii="宋体" w:hAnsi="宋体" w:cs="宋体"/>
+                <w:i w:val="0"/>
+                <w:iCs w:val="0"/>
+                <w:snapToGrid w:val="0"/>
+                <w:color w:val="000000"/>
+                <w:kern w:val="0"/>
+                <w:sz w:val="16"/>
+                <w:szCs w:val="16"/>
+                <w:u w:val="none"/>
+                <w:lang w:val="en-US" w:eastAsia="zh-CN"/>
+              </w:rPr>
+              <w:t>2025年</w:t>
+            </w:r>
+            <w:r>
+              <w:rPr>
+                <w:rFonts w:hint="eastAsia" w:ascii="宋体" w:hAnsi="宋体" w:eastAsia="宋体" w:cs="宋体"/>
+                <w:i w:val="0"/>
+                <w:iCs w:val="0"/>
+                <w:snapToGrid w:val="0"/>
+                <w:color w:val="000000"/>
+                <w:kern w:val="0"/>
+                <w:sz w:val="16"/>
+                <w:szCs w:val="16"/>
+                <w:u w:val="none"/>
+                <w:lang w:val="en-US" w:eastAsia="zh-CN"/>
+              </w:rPr>
+              <w:t>7月</w:t>
+            </w:r>
+          </w:p>
+        </w:tc>
+        <w:tc>
+          <w:tcPr>
+            <w:tcW w:w="1405" w:type="dxa"/>
+            <w:tcBorders>
+              <w:top w:val="single" w:color="000000" w:sz="4" w:space="0"/>
+              <w:left w:val="single" w:color="000000" w:sz="4" w:space="0"/>
+              <w:bottom w:val="single" w:color="000000" w:sz="4" w:space="0"/>
+              <w:right w:val="single" w:color="000000" w:sz="4" w:space="0"/>
+            </w:tcBorders>
+            <w:shd w:val="clear" w:color="auto" w:fill="auto"/>
+            <w:vAlign w:val="center"/>
+          </w:tcPr>
+          <w:p>
+            <w:pPr>
+              <w:keepNext w:val="0"/>
+              <w:keepLines w:val="0"/>
+              <w:pageBreakBefore w:val="0"/>
+              <w:widowControl w:val="0"/>
+              <w:suppressLineNumbers w:val="0"/>
+              <w:wordWrap/>
+              <w:overflowPunct/>
+              <w:topLinePunct w:val="0"/>
+              <w:bidi w:val="0"/>
+              <w:jc w:val="both"/>
+              <w:textAlignment w:val="center"/>
+              <w:rPr>
+                <w:rFonts w:hint="eastAsia" w:ascii="宋体" w:hAnsi="宋体" w:eastAsia="宋体" w:cs="宋体"/>
+                <w:i w:val="0"/>
+                <w:iCs w:val="0"/>
+                <w:snapToGrid w:val="0"/>
+                <w:color w:val="000000"/>
+                <w:kern w:val="0"/>
+                <w:sz w:val="16"/>
+                <w:szCs w:val="16"/>
+                <w:u w:val="none"/>
+                <w:lang w:val="en-US" w:eastAsia="zh-CN"/>
+              </w:rPr>
+            </w:pPr>
+            <w:r>
+              <w:rPr>
+                <w:rFonts w:hint="eastAsia" w:ascii="宋体" w:hAnsi="宋体" w:eastAsia="宋体" w:cs="宋体"/>
+                <w:i w:val="0"/>
+                <w:iCs w:val="0"/>
+                <w:snapToGrid w:val="0"/>
+                <w:color w:val="000000"/>
+                <w:kern w:val="0"/>
+                <w:sz w:val="16"/>
+                <w:szCs w:val="16"/>
+                <w:u w:val="none"/>
+                <w:lang w:val="en-US" w:eastAsia="zh-CN"/>
+              </w:rPr>
+              <w:t>已完成</w:t>
+            </w:r>
+          </w:p>
+        </w:tc>
+      </w:tr>
+      <w:tr>
+        <w:tblPrEx>
+          <w:tblBorders>
+            <w:top w:val="none" w:color="auto" w:sz="0" w:space="0"/>
+            <w:left w:val="none" w:color="auto" w:sz="0" w:space="0"/>
+            <w:bottom w:val="none" w:color="auto" w:sz="0" w:space="0"/>
+            <w:right w:val="none" w:color="auto" w:sz="0" w:space="0"/>
+            <w:insideH w:val="none" w:color="auto" w:sz="0" w:space="0"/>
+            <w:insideV w:val="none" w:color="auto" w:sz="0" w:space="0"/>
+          </w:tblBorders>
+          <w:tblCellMar>
+            <w:top w:w="0" w:type="dxa"/>
+            <w:left w:w="108" w:type="dxa"/>
+            <w:bottom w:w="0" w:type="dxa"/>
+            <w:right w:w="108" w:type="dxa"/>
+          </w:tblCellMar>
+        </w:tblPrEx>
+        <w:trPr>
+          <w:trHeight w:val="302" w:hRule="atLeast"/>
+        </w:trPr>
+        <w:tc>
+          <w:tcPr>
+            <w:tcW w:w="676" w:type="dxa"/>
+            <w:tcBorders>
+              <w:top w:val="single" w:color="000000" w:sz="4" w:space="0"/>
+              <w:left w:val="single" w:color="000000" w:sz="4" w:space="0"/>
+              <w:bottom w:val="single" w:color="000000" w:sz="4" w:space="0"/>
+              <w:right w:val="single" w:color="000000" w:sz="4" w:space="0"/>
+            </w:tcBorders>
+            <w:shd w:val="clear" w:color="auto" w:fill="auto"/>
+            <w:vAlign w:val="center"/>
+          </w:tcPr>
+          <w:p>
+            <w:pPr>
+              <w:keepNext w:val="0"/>
+              <w:keepLines w:val="0"/>
+              <w:pageBreakBefore w:val="0"/>
+              <w:widowControl w:val="0"/>
+              <w:numPr>
+                <w:ilvl w:val="0"/>
+                <w:numId w:val="2"/>
+              </w:numPr>
+              <w:suppressLineNumbers w:val="0"/>
+              <w:wordWrap/>
+              <w:overflowPunct/>
+              <w:topLinePunct w:val="0"/>
+              <w:bidi w:val="0"/>
+              <w:ind w:left="425" w:leftChars="0" w:hanging="425" w:firstLineChars="0"/>
+              <w:jc w:val="left"/>
+              <w:textAlignment w:val="center"/>
+              <w:rPr>
+                <w:rFonts w:hint="eastAsia" w:ascii="宋体" w:hAnsi="宋体" w:eastAsia="宋体" w:cs="宋体"/>
+                <w:i w:val="0"/>
+                <w:iCs w:val="0"/>
+                <w:snapToGrid w:val="0"/>
+                <w:color w:val="000000"/>
+                <w:kern w:val="0"/>
+                <w:sz w:val="16"/>
+                <w:szCs w:val="16"/>
+                <w:u w:val="none"/>
+                <w:lang w:val="en-US" w:eastAsia="zh-CN"/>
+              </w:rPr>
+            </w:pPr>
+          </w:p>
+        </w:tc>
+        <w:tc>
+          <w:tcPr>
+            <w:tcW w:w="2079" w:type="dxa"/>
+            <w:tcBorders>
+              <w:top w:val="single" w:color="000000" w:sz="4" w:space="0"/>
+              <w:left w:val="single" w:color="000000" w:sz="4" w:space="0"/>
+              <w:bottom w:val="single" w:color="000000" w:sz="4" w:space="0"/>
+              <w:right w:val="single" w:color="000000" w:sz="4" w:space="0"/>
+            </w:tcBorders>
+            <w:shd w:val="clear" w:color="auto" w:fill="auto"/>
+            <w:vAlign w:val="center"/>
+          </w:tcPr>
+          <w:p>
+            <w:pPr>
+              <w:keepNext w:val="0"/>
+              <w:keepLines w:val="0"/>
+              <w:pageBreakBefore w:val="0"/>
+              <w:widowControl w:val="0"/>
+              <w:suppressLineNumbers w:val="0"/>
+              <w:wordWrap/>
+              <w:overflowPunct/>
+              <w:topLinePunct w:val="0"/>
+              <w:bidi w:val="0"/>
+              <w:jc w:val="left"/>
+              <w:textAlignment w:val="center"/>
+              <w:rPr>
+                <w:rFonts w:hint="eastAsia" w:ascii="宋体" w:hAnsi="宋体" w:eastAsia="宋体" w:cs="宋体"/>
+                <w:i w:val="0"/>
+                <w:iCs w:val="0"/>
+                <w:snapToGrid w:val="0"/>
+                <w:color w:val="000000"/>
+                <w:kern w:val="0"/>
+                <w:sz w:val="16"/>
+                <w:szCs w:val="16"/>
+                <w:u w:val="none"/>
+                <w:lang w:val="en-US" w:eastAsia="en-US" w:bidi="ar-SA"/>
+              </w:rPr>
+            </w:pPr>
+            <w:r>
+              <w:rPr>
+                <w:rFonts w:hint="eastAsia" w:ascii="宋体" w:hAnsi="宋体" w:eastAsia="宋体" w:cs="宋体"/>
+                <w:i w:val="0"/>
+                <w:iCs w:val="0"/>
+                <w:snapToGrid w:val="0"/>
+                <w:color w:val="000000"/>
+                <w:kern w:val="0"/>
+                <w:sz w:val="16"/>
+                <w:szCs w:val="16"/>
+                <w:u w:val="none"/>
+                <w:lang w:val="en-US" w:eastAsia="zh-CN"/>
+              </w:rPr>
+              <w:t>交付规范</w:t>
+            </w:r>
+          </w:p>
+        </w:tc>
+        <w:tc>
+          <w:tcPr>
+            <w:tcW w:w="1491" w:type="dxa"/>
+            <w:tcBorders>
+              <w:top w:val="single" w:color="000000" w:sz="4" w:space="0"/>
+              <w:left w:val="single" w:color="000000" w:sz="4" w:space="0"/>
+              <w:bottom w:val="single" w:color="000000" w:sz="4" w:space="0"/>
+              <w:right w:val="single" w:color="000000" w:sz="4" w:space="0"/>
+            </w:tcBorders>
+            <w:shd w:val="clear" w:color="auto" w:fill="auto"/>
+            <w:vAlign w:val="center"/>
+          </w:tcPr>
+          <w:p>
+            <w:pPr>
+              <w:keepNext w:val="0"/>
+              <w:keepLines w:val="0"/>
+              <w:pageBreakBefore w:val="0"/>
+              <w:widowControl w:val="0"/>
+              <w:suppressLineNumbers w:val="0"/>
+              <w:wordWrap/>
+              <w:overflowPunct/>
+              <w:topLinePunct w:val="0"/>
+              <w:bidi w:val="0"/>
+              <w:jc w:val="left"/>
+              <w:textAlignment w:val="center"/>
+              <w:rPr>
+                <w:rFonts w:hint="eastAsia" w:ascii="宋体" w:hAnsi="宋体" w:eastAsia="宋体" w:cs="宋体"/>
+                <w:i w:val="0"/>
+                <w:iCs w:val="0"/>
+                <w:snapToGrid w:val="0"/>
+                <w:color w:val="000000"/>
+                <w:kern w:val="0"/>
+                <w:sz w:val="16"/>
+                <w:szCs w:val="16"/>
+                <w:u w:val="none"/>
+                <w:lang w:val="en-US" w:eastAsia="en-US" w:bidi="ar-SA"/>
+              </w:rPr>
+            </w:pPr>
+            <w:r>
+              <w:rPr>
+                <w:rFonts w:hint="eastAsia" w:ascii="宋体" w:hAnsi="宋体" w:eastAsia="宋体" w:cs="宋体"/>
+                <w:i w:val="0"/>
+                <w:iCs w:val="0"/>
+                <w:snapToGrid w:val="0"/>
+                <w:color w:val="000000"/>
+                <w:kern w:val="0"/>
+                <w:sz w:val="16"/>
+                <w:szCs w:val="16"/>
+                <w:u w:val="none"/>
+                <w:lang w:val="en-US" w:eastAsia="zh-CN"/>
+              </w:rPr>
+              <w:t>运维部全员</w:t>
+            </w:r>
+          </w:p>
+        </w:tc>
+        <w:tc>
+          <w:tcPr>
+            <w:tcW w:w="993" w:type="dxa"/>
+            <w:tcBorders>
+              <w:top w:val="single" w:color="000000" w:sz="4" w:space="0"/>
+              <w:left w:val="single" w:color="000000" w:sz="4" w:space="0"/>
+              <w:bottom w:val="single" w:color="000000" w:sz="4" w:space="0"/>
+              <w:right w:val="single" w:color="000000" w:sz="4" w:space="0"/>
+            </w:tcBorders>
+            <w:shd w:val="clear" w:color="auto" w:fill="auto"/>
+            <w:vAlign w:val="center"/>
+          </w:tcPr>
+          <w:p>
+            <w:pPr>
+              <w:keepNext w:val="0"/>
+              <w:keepLines w:val="0"/>
+              <w:pageBreakBefore w:val="0"/>
+              <w:widowControl w:val="0"/>
+              <w:suppressLineNumbers w:val="0"/>
+              <w:wordWrap/>
+              <w:overflowPunct/>
+              <w:topLinePunct w:val="0"/>
+              <w:bidi w:val="0"/>
+              <w:jc w:val="both"/>
+              <w:textAlignment w:val="center"/>
+              <w:rPr>
+                <w:rFonts w:hint="eastAsia" w:ascii="宋体" w:hAnsi="宋体" w:eastAsia="宋体" w:cs="宋体"/>
+                <w:i w:val="0"/>
+                <w:iCs w:val="0"/>
+                <w:snapToGrid w:val="0"/>
+                <w:color w:val="000000"/>
+                <w:kern w:val="0"/>
+                <w:sz w:val="16"/>
+                <w:szCs w:val="16"/>
+                <w:u w:val="none"/>
+                <w:lang w:val="en-US" w:eastAsia="en-US" w:bidi="ar-SA"/>
+              </w:rPr>
+            </w:pPr>
+            <w:r>
+              <w:rPr>
+                <w:rFonts w:hint="eastAsia" w:ascii="宋体" w:hAnsi="宋体" w:eastAsia="宋体" w:cs="宋体"/>
+                <w:i w:val="0"/>
+                <w:iCs w:val="0"/>
+                <w:snapToGrid w:val="0"/>
+                <w:color w:val="000000"/>
+                <w:kern w:val="0"/>
+                <w:sz w:val="16"/>
+                <w:szCs w:val="16"/>
+                <w:u w:val="none"/>
+                <w:lang w:val="en-US" w:eastAsia="zh-CN"/>
+              </w:rPr>
+              <w:t>肖龙莽</w:t>
+            </w:r>
+          </w:p>
+        </w:tc>
+        <w:tc>
+          <w:tcPr>
+            <w:tcW w:w="792" w:type="dxa"/>
+            <w:tcBorders>
+              <w:top w:val="single" w:color="000000" w:sz="4" w:space="0"/>
+              <w:left w:val="single" w:color="000000" w:sz="4" w:space="0"/>
+              <w:bottom w:val="single" w:color="000000" w:sz="4" w:space="0"/>
+              <w:right w:val="single" w:color="000000" w:sz="4" w:space="0"/>
+            </w:tcBorders>
+            <w:shd w:val="clear" w:color="auto" w:fill="auto"/>
+            <w:vAlign w:val="center"/>
+          </w:tcPr>
+          <w:p>
+            <w:pPr>
+              <w:keepNext w:val="0"/>
+              <w:keepLines w:val="0"/>
+              <w:pageBreakBefore w:val="0"/>
+              <w:widowControl w:val="0"/>
+              <w:suppressLineNumbers w:val="0"/>
+              <w:wordWrap/>
+              <w:overflowPunct/>
+              <w:topLinePunct w:val="0"/>
+              <w:bidi w:val="0"/>
+              <w:jc w:val="both"/>
+              <w:textAlignment w:val="center"/>
+              <w:rPr>
+                <w:rFonts w:hint="eastAsia" w:ascii="宋体" w:hAnsi="宋体" w:eastAsia="宋体" w:cs="宋体"/>
+                <w:i w:val="0"/>
+                <w:iCs w:val="0"/>
+                <w:snapToGrid w:val="0"/>
+                <w:color w:val="000000"/>
+                <w:kern w:val="0"/>
+                <w:sz w:val="16"/>
+                <w:szCs w:val="16"/>
+                <w:u w:val="none"/>
+                <w:lang w:val="en-US" w:eastAsia="en-US" w:bidi="ar-SA"/>
+              </w:rPr>
+            </w:pPr>
+            <w:r>
+              <w:rPr>
+                <w:rFonts w:hint="eastAsia" w:ascii="宋体" w:hAnsi="宋体" w:cs="宋体"/>
+                <w:i w:val="0"/>
+                <w:iCs w:val="0"/>
+                <w:snapToGrid w:val="0"/>
+                <w:color w:val="000000"/>
+                <w:kern w:val="0"/>
+                <w:sz w:val="16"/>
+                <w:szCs w:val="16"/>
+                <w:u w:val="none"/>
+                <w:lang w:val="en-US" w:eastAsia="zh-CN"/>
+              </w:rPr>
+              <w:t>2025年</w:t>
+            </w:r>
+            <w:r>
+              <w:rPr>
+                <w:rFonts w:hint="eastAsia" w:ascii="宋体" w:hAnsi="宋体" w:eastAsia="宋体" w:cs="宋体"/>
+                <w:i w:val="0"/>
+                <w:iCs w:val="0"/>
+                <w:snapToGrid w:val="0"/>
+                <w:color w:val="000000"/>
+                <w:kern w:val="0"/>
+                <w:sz w:val="16"/>
+                <w:szCs w:val="16"/>
+                <w:u w:val="none"/>
+                <w:lang w:val="en-US" w:eastAsia="zh-CN"/>
+              </w:rPr>
+              <w:t>7月</w:t>
+            </w:r>
+          </w:p>
+        </w:tc>
+        <w:tc>
+          <w:tcPr>
+            <w:tcW w:w="1405" w:type="dxa"/>
+            <w:tcBorders>
+              <w:top w:val="single" w:color="000000" w:sz="4" w:space="0"/>
+              <w:left w:val="single" w:color="000000" w:sz="4" w:space="0"/>
+              <w:bottom w:val="single" w:color="000000" w:sz="4" w:space="0"/>
+              <w:right w:val="single" w:color="000000" w:sz="4" w:space="0"/>
+            </w:tcBorders>
+            <w:shd w:val="clear" w:color="auto" w:fill="auto"/>
+            <w:vAlign w:val="center"/>
+          </w:tcPr>
+          <w:p>
+            <w:pPr>
+              <w:keepNext w:val="0"/>
+              <w:keepLines w:val="0"/>
+              <w:pageBreakBefore w:val="0"/>
+              <w:widowControl w:val="0"/>
+              <w:suppressLineNumbers w:val="0"/>
+              <w:wordWrap/>
+              <w:overflowPunct/>
+              <w:topLinePunct w:val="0"/>
+              <w:bidi w:val="0"/>
+              <w:jc w:val="both"/>
+              <w:textAlignment w:val="center"/>
+              <w:rPr>
+                <w:rFonts w:hint="eastAsia" w:ascii="宋体" w:hAnsi="宋体" w:eastAsia="宋体" w:cs="宋体"/>
+                <w:i w:val="0"/>
+                <w:iCs w:val="0"/>
+                <w:snapToGrid w:val="0"/>
+                <w:color w:val="000000"/>
+                <w:kern w:val="0"/>
+                <w:sz w:val="16"/>
+                <w:szCs w:val="16"/>
+                <w:u w:val="none"/>
+                <w:lang w:val="en-US" w:eastAsia="zh-CN"/>
+              </w:rPr>
+            </w:pPr>
+            <w:r>
+              <w:rPr>
+                <w:rFonts w:hint="eastAsia" w:ascii="宋体" w:hAnsi="宋体" w:eastAsia="宋体" w:cs="宋体"/>
+                <w:i w:val="0"/>
+                <w:iCs w:val="0"/>
+                <w:snapToGrid w:val="0"/>
+                <w:color w:val="000000"/>
+                <w:kern w:val="0"/>
+                <w:sz w:val="16"/>
+                <w:szCs w:val="16"/>
+                <w:u w:val="none"/>
+                <w:lang w:val="en-US" w:eastAsia="zh-CN"/>
+              </w:rPr>
+              <w:t>已完成</w:t>
+            </w:r>
+          </w:p>
+        </w:tc>
+      </w:tr>
+      <w:tr>
+        <w:tblPrEx>
+          <w:tblBorders>
+            <w:top w:val="none" w:color="auto" w:sz="0" w:space="0"/>
+            <w:left w:val="none" w:color="auto" w:sz="0" w:space="0"/>
+            <w:bottom w:val="none" w:color="auto" w:sz="0" w:space="0"/>
+            <w:right w:val="none" w:color="auto" w:sz="0" w:space="0"/>
+            <w:insideH w:val="none" w:color="auto" w:sz="0" w:space="0"/>
+            <w:insideV w:val="none" w:color="auto" w:sz="0" w:space="0"/>
+          </w:tblBorders>
+          <w:tblCellMar>
+            <w:top w:w="0" w:type="dxa"/>
+            <w:left w:w="108" w:type="dxa"/>
+            <w:bottom w:w="0" w:type="dxa"/>
+            <w:right w:w="108" w:type="dxa"/>
+          </w:tblCellMar>
+        </w:tblPrEx>
+        <w:trPr>
+          <w:trHeight w:val="384" w:hRule="atLeast"/>
+        </w:trPr>
+        <w:tc>
+          <w:tcPr>
+            <w:tcW w:w="676" w:type="dxa"/>
+            <w:tcBorders>
+              <w:top w:val="single" w:color="000000" w:sz="4" w:space="0"/>
+              <w:left w:val="single" w:color="000000" w:sz="4" w:space="0"/>
+              <w:bottom w:val="single" w:color="000000" w:sz="4" w:space="0"/>
+              <w:right w:val="single" w:color="000000" w:sz="4" w:space="0"/>
+            </w:tcBorders>
+            <w:shd w:val="clear" w:color="auto" w:fill="auto"/>
+            <w:vAlign w:val="center"/>
+          </w:tcPr>
+          <w:p>
+            <w:pPr>
+              <w:keepNext w:val="0"/>
+              <w:keepLines w:val="0"/>
+              <w:pageBreakBefore w:val="0"/>
+              <w:widowControl w:val="0"/>
+              <w:numPr>
+                <w:ilvl w:val="0"/>
+                <w:numId w:val="2"/>
+              </w:numPr>
+              <w:suppressLineNumbers w:val="0"/>
+              <w:wordWrap/>
+              <w:overflowPunct/>
+              <w:topLinePunct w:val="0"/>
+              <w:bidi w:val="0"/>
+              <w:ind w:left="425" w:leftChars="0" w:hanging="425" w:firstLineChars="0"/>
+              <w:jc w:val="left"/>
+              <w:textAlignment w:val="center"/>
+              <w:rPr>
+                <w:rFonts w:hint="eastAsia" w:ascii="宋体" w:hAnsi="宋体" w:eastAsia="宋体" w:cs="宋体"/>
+                <w:i w:val="0"/>
+                <w:iCs w:val="0"/>
+                <w:snapToGrid w:val="0"/>
+                <w:color w:val="000000"/>
+                <w:kern w:val="0"/>
+                <w:sz w:val="16"/>
+                <w:szCs w:val="16"/>
+                <w:u w:val="none"/>
+                <w:lang w:val="en-US" w:eastAsia="zh-CN"/>
+              </w:rPr>
+            </w:pPr>
+          </w:p>
+        </w:tc>
+        <w:tc>
+          <w:tcPr>
+            <w:tcW w:w="2079" w:type="dxa"/>
+            <w:tcBorders>
+              <w:top w:val="single" w:color="000000" w:sz="4" w:space="0"/>
+              <w:left w:val="single" w:color="000000" w:sz="4" w:space="0"/>
+              <w:bottom w:val="single" w:color="000000" w:sz="4" w:space="0"/>
+              <w:right w:val="single" w:color="000000" w:sz="4" w:space="0"/>
+            </w:tcBorders>
+            <w:shd w:val="clear" w:color="auto" w:fill="auto"/>
+            <w:vAlign w:val="center"/>
+          </w:tcPr>
+          <w:p>
+            <w:pPr>
+              <w:keepNext w:val="0"/>
+              <w:keepLines w:val="0"/>
+              <w:pageBreakBefore w:val="0"/>
+              <w:widowControl w:val="0"/>
+              <w:suppressLineNumbers w:val="0"/>
+              <w:tabs>
+                <w:tab w:val="center" w:pos="1320"/>
+              </w:tabs>
+              <w:wordWrap/>
+              <w:overflowPunct/>
+              <w:topLinePunct w:val="0"/>
+              <w:bidi w:val="0"/>
+              <w:jc w:val="left"/>
+              <w:textAlignment w:val="center"/>
+              <w:rPr>
+                <w:rFonts w:hint="eastAsia" w:ascii="宋体" w:hAnsi="宋体" w:eastAsia="宋体" w:cs="宋体"/>
+                <w:i w:val="0"/>
+                <w:iCs w:val="0"/>
+                <w:snapToGrid w:val="0"/>
+                <w:color w:val="000000"/>
+                <w:kern w:val="0"/>
+                <w:sz w:val="16"/>
+                <w:szCs w:val="16"/>
+                <w:u w:val="none"/>
                 <w:lang w:val="en-US" w:eastAsia="zh-CN" w:bidi="ar-SA"/>
+              </w:rPr>
+            </w:pPr>
+            <w:r>
+              <w:rPr>
+                <w:rFonts w:hint="eastAsia" w:ascii="宋体" w:hAnsi="宋体" w:eastAsia="宋体" w:cs="宋体"/>
+                <w:i w:val="0"/>
+                <w:iCs w:val="0"/>
+                <w:snapToGrid w:val="0"/>
+                <w:color w:val="000000"/>
+                <w:kern w:val="0"/>
+                <w:sz w:val="16"/>
+                <w:szCs w:val="16"/>
+                <w:u w:val="none"/>
+                <w:lang w:val="en-US" w:eastAsia="zh-CN"/>
+              </w:rPr>
+              <w:t>运维服务制度</w:t>
+            </w:r>
+            <w:r>
+              <w:rPr>
+                <w:rFonts w:hint="eastAsia" w:ascii="宋体" w:hAnsi="宋体" w:eastAsia="宋体" w:cs="宋体"/>
+                <w:i w:val="0"/>
+                <w:iCs w:val="0"/>
+                <w:snapToGrid w:val="0"/>
+                <w:color w:val="000000"/>
+                <w:kern w:val="0"/>
+                <w:sz w:val="16"/>
+                <w:szCs w:val="16"/>
+                <w:u w:val="none"/>
+                <w:lang w:val="en-US" w:eastAsia="zh-CN"/>
+              </w:rPr>
+              <w:tab/>
+            </w:r>
+          </w:p>
+        </w:tc>
+        <w:tc>
+          <w:tcPr>
+            <w:tcW w:w="1491" w:type="dxa"/>
+            <w:tcBorders>
+              <w:top w:val="single" w:color="000000" w:sz="4" w:space="0"/>
+              <w:left w:val="single" w:color="000000" w:sz="4" w:space="0"/>
+              <w:bottom w:val="single" w:color="000000" w:sz="4" w:space="0"/>
+              <w:right w:val="single" w:color="000000" w:sz="4" w:space="0"/>
+            </w:tcBorders>
+            <w:shd w:val="clear" w:color="auto" w:fill="auto"/>
+            <w:vAlign w:val="center"/>
+          </w:tcPr>
+          <w:p>
+            <w:pPr>
+              <w:keepNext w:val="0"/>
+              <w:keepLines w:val="0"/>
+              <w:pageBreakBefore w:val="0"/>
+              <w:widowControl w:val="0"/>
+              <w:suppressLineNumbers w:val="0"/>
+              <w:wordWrap/>
+              <w:overflowPunct/>
+              <w:topLinePunct w:val="0"/>
+              <w:bidi w:val="0"/>
+              <w:jc w:val="left"/>
+              <w:textAlignment w:val="center"/>
+              <w:rPr>
+                <w:rFonts w:hint="eastAsia" w:ascii="宋体" w:hAnsi="宋体" w:eastAsia="宋体" w:cs="宋体"/>
+                <w:i w:val="0"/>
+                <w:iCs w:val="0"/>
+                <w:snapToGrid w:val="0"/>
+                <w:color w:val="000000"/>
+                <w:kern w:val="0"/>
+                <w:sz w:val="16"/>
+                <w:szCs w:val="16"/>
+                <w:u w:val="none"/>
+                <w:lang w:val="en-US" w:eastAsia="zh-CN" w:bidi="ar-SA"/>
+              </w:rPr>
+            </w:pPr>
+            <w:r>
+              <w:rPr>
+                <w:rFonts w:hint="eastAsia" w:ascii="宋体" w:hAnsi="宋体" w:eastAsia="宋体" w:cs="宋体"/>
+                <w:i w:val="0"/>
+                <w:iCs w:val="0"/>
+                <w:snapToGrid w:val="0"/>
+                <w:color w:val="000000"/>
+                <w:kern w:val="0"/>
+                <w:sz w:val="16"/>
+                <w:szCs w:val="16"/>
+                <w:u w:val="none"/>
+                <w:lang w:val="en-US" w:eastAsia="zh-CN"/>
+              </w:rPr>
+              <w:t>各相关部门</w:t>
+            </w:r>
+          </w:p>
+        </w:tc>
+        <w:tc>
+          <w:tcPr>
+            <w:tcW w:w="993" w:type="dxa"/>
+            <w:tcBorders>
+              <w:top w:val="single" w:color="000000" w:sz="4" w:space="0"/>
+              <w:left w:val="single" w:color="000000" w:sz="4" w:space="0"/>
+              <w:bottom w:val="single" w:color="000000" w:sz="4" w:space="0"/>
+              <w:right w:val="single" w:color="000000" w:sz="4" w:space="0"/>
+            </w:tcBorders>
+            <w:shd w:val="clear" w:color="auto" w:fill="auto"/>
+            <w:vAlign w:val="center"/>
+          </w:tcPr>
+          <w:p>
+            <w:pPr>
+              <w:keepNext w:val="0"/>
+              <w:keepLines w:val="0"/>
+              <w:pageBreakBefore w:val="0"/>
+              <w:widowControl w:val="0"/>
+              <w:suppressLineNumbers w:val="0"/>
+              <w:wordWrap/>
+              <w:overflowPunct/>
+              <w:topLinePunct w:val="0"/>
+              <w:bidi w:val="0"/>
+              <w:jc w:val="both"/>
+              <w:textAlignment w:val="center"/>
+              <w:rPr>
+                <w:rFonts w:hint="eastAsia" w:ascii="宋体" w:hAnsi="宋体" w:eastAsia="宋体" w:cs="宋体"/>
+                <w:i w:val="0"/>
+                <w:iCs w:val="0"/>
+                <w:snapToGrid w:val="0"/>
+                <w:color w:val="000000"/>
+                <w:kern w:val="0"/>
+                <w:sz w:val="16"/>
+                <w:szCs w:val="16"/>
+                <w:u w:val="none"/>
+                <w:lang w:val="en-US" w:eastAsia="zh-CN" w:bidi="ar-SA"/>
+              </w:rPr>
+            </w:pPr>
+            <w:r>
+              <w:rPr>
+                <w:rFonts w:hint="eastAsia" w:ascii="宋体" w:hAnsi="宋体" w:eastAsia="宋体" w:cs="宋体"/>
+                <w:i w:val="0"/>
+                <w:iCs w:val="0"/>
+                <w:snapToGrid w:val="0"/>
+                <w:color w:val="000000"/>
+                <w:kern w:val="0"/>
+                <w:sz w:val="16"/>
+                <w:szCs w:val="16"/>
+                <w:u w:val="none"/>
+                <w:lang w:val="en-US" w:eastAsia="zh-CN"/>
+              </w:rPr>
+              <w:t>肖龙莽</w:t>
+            </w:r>
+          </w:p>
+        </w:tc>
+        <w:tc>
+          <w:tcPr>
+            <w:tcW w:w="792" w:type="dxa"/>
+            <w:tcBorders>
+              <w:top w:val="single" w:color="000000" w:sz="4" w:space="0"/>
+              <w:left w:val="single" w:color="000000" w:sz="4" w:space="0"/>
+              <w:bottom w:val="single" w:color="000000" w:sz="4" w:space="0"/>
+              <w:right w:val="single" w:color="000000" w:sz="4" w:space="0"/>
+            </w:tcBorders>
+            <w:shd w:val="clear" w:color="auto" w:fill="auto"/>
+            <w:vAlign w:val="center"/>
+          </w:tcPr>
+          <w:p>
+            <w:pPr>
+              <w:keepNext w:val="0"/>
+              <w:keepLines w:val="0"/>
+              <w:pageBreakBefore w:val="0"/>
+              <w:widowControl w:val="0"/>
+              <w:suppressLineNumbers w:val="0"/>
+              <w:wordWrap/>
+              <w:overflowPunct/>
+              <w:topLinePunct w:val="0"/>
+              <w:bidi w:val="0"/>
+              <w:jc w:val="both"/>
+              <w:textAlignment w:val="center"/>
+              <w:rPr>
+                <w:rFonts w:hint="default" w:ascii="宋体" w:hAnsi="宋体" w:eastAsia="宋体" w:cs="宋体"/>
+                <w:i w:val="0"/>
+                <w:iCs w:val="0"/>
+                <w:snapToGrid w:val="0"/>
+                <w:color w:val="000000"/>
+                <w:kern w:val="0"/>
+                <w:sz w:val="16"/>
+                <w:szCs w:val="16"/>
+                <w:u w:val="none"/>
+                <w:lang w:val="en-US" w:eastAsia="zh-CN"/>
               </w:rPr>
             </w:pPr>
             <w:r>
@@ -11539,23 +12653,23 @@
                 <w:sz w:val="16"/>
                 <w:szCs w:val="16"/>
                 <w:u w:val="none"/>
-                <w:lang w:val="en-US" w:eastAsia="en-US" w:bidi="ar-SA"/>
-              </w:rPr>
-            </w:pPr>
-            <w:r>
-              <w:rPr>
-                <w:rFonts w:hint="eastAsia" w:ascii="宋体" w:hAnsi="宋体" w:eastAsia="宋体" w:cs="宋体"/>
-                <w:i w:val="0"/>
-                <w:iCs w:val="0"/>
-                <w:snapToGrid w:val="0"/>
-                <w:color w:val="000000"/>
-                <w:kern w:val="0"/>
-                <w:sz w:val="16"/>
-                <w:szCs w:val="16"/>
-                <w:u w:val="none"/>
-                <w:lang w:val="en-US" w:eastAsia="zh-CN"/>
-              </w:rPr>
-              <w:t>云数据中心建设模式和网络安全</w:t>
+                <w:lang w:val="en-US" w:eastAsia="zh-CN" w:bidi="ar-SA"/>
+              </w:rPr>
+            </w:pPr>
+            <w:r>
+              <w:rPr>
+                <w:rFonts w:hint="eastAsia" w:ascii="宋体" w:hAnsi="宋体" w:eastAsia="宋体" w:cs="宋体"/>
+                <w:i w:val="0"/>
+                <w:iCs w:val="0"/>
+                <w:snapToGrid w:val="0"/>
+                <w:color w:val="000000"/>
+                <w:kern w:val="0"/>
+                <w:sz w:val="16"/>
+                <w:szCs w:val="16"/>
+                <w:u w:val="none"/>
+                <w:lang w:val="en-US" w:eastAsia="zh-CN"/>
+              </w:rPr>
+              <w:t>高级开发培训</w:t>
             </w:r>
           </w:p>
         </w:tc>
@@ -11594,32 +12708,23 @@
                 <w:sz w:val="16"/>
                 <w:szCs w:val="16"/>
                 <w:u w:val="none"/>
-                <w:lang w:val="en-US" w:eastAsia="en-US" w:bidi="ar-SA"/>
-              </w:rPr>
-            </w:pPr>
-            <w:r>
-              <w:rPr>
-                <w:rFonts w:hint="eastAsia" w:ascii="宋体" w:hAnsi="宋体" w:eastAsia="宋体" w:cs="宋体"/>
-                <w:i w:val="0"/>
-                <w:iCs w:val="0"/>
-                <w:snapToGrid w:val="0"/>
-                <w:color w:val="000000"/>
-                <w:kern w:val="0"/>
-                <w:sz w:val="16"/>
-                <w:szCs w:val="16"/>
-                <w:u w:val="none"/>
-                <w:lang w:val="en-US" w:eastAsia="zh-CN"/>
-              </w:rPr>
-              <w:t>运维项目经理、安全检</w:t>
-            </w:r>
-            <w:r>
-              <w:rPr>
-                <w:rStyle w:val="49"/>
-                <w:snapToGrid w:val="0"/>
-                <w:color w:val="000000"/>
-                <w:lang w:val="en-US" w:eastAsia="zh-CN"/>
-              </w:rPr>
-              <w:t>测工程师</w:t>
+                <w:lang w:val="en-US" w:eastAsia="zh-CN" w:bidi="ar-SA"/>
+              </w:rPr>
+            </w:pPr>
+            <w:r>
+              <w:rPr>
+                <w:rFonts w:hint="eastAsia" w:ascii="宋体" w:hAnsi="宋体" w:eastAsia="宋体" w:cs="宋体"/>
+                <w:i w:val="0"/>
+                <w:iCs w:val="0"/>
+                <w:snapToGrid w:val="0"/>
+                <w:color w:val="000000"/>
+                <w:kern w:val="0"/>
+                <w:sz w:val="16"/>
+                <w:szCs w:val="16"/>
+                <w:u w:val="none"/>
+                <w:lang w:val="en-US" w:eastAsia="zh-CN"/>
+              </w:rPr>
+              <w:t>研发部全员</w:t>
             </w:r>
           </w:p>
         </w:tc>
@@ -11658,23 +12763,23 @@
                 <w:sz w:val="16"/>
                 <w:szCs w:val="16"/>
                 <w:u w:val="none"/>
-                <w:lang w:val="en-US" w:eastAsia="en-US" w:bidi="ar-SA"/>
-              </w:rPr>
-            </w:pPr>
-            <w:r>
-              <w:rPr>
-                <w:rFonts w:hint="eastAsia" w:ascii="宋体" w:hAnsi="宋体" w:eastAsia="宋体" w:cs="宋体"/>
-                <w:i w:val="0"/>
-                <w:iCs w:val="0"/>
-                <w:snapToGrid w:val="0"/>
-                <w:color w:val="000000"/>
-                <w:kern w:val="0"/>
-                <w:sz w:val="16"/>
-                <w:szCs w:val="16"/>
-                <w:u w:val="none"/>
-                <w:lang w:val="en-US" w:eastAsia="zh-CN"/>
-              </w:rPr>
-              <w:t>肖龙莽</w:t>
+                <w:lang w:val="en-US" w:eastAsia="zh-CN" w:bidi="ar-SA"/>
+              </w:rPr>
+            </w:pPr>
+            <w:r>
+              <w:rPr>
+                <w:rFonts w:hint="eastAsia" w:ascii="宋体" w:hAnsi="宋体" w:eastAsia="宋体" w:cs="宋体"/>
+                <w:i w:val="0"/>
+                <w:iCs w:val="0"/>
+                <w:snapToGrid w:val="0"/>
+                <w:color w:val="000000"/>
+                <w:kern w:val="0"/>
+                <w:sz w:val="16"/>
+                <w:szCs w:val="16"/>
+                <w:u w:val="none"/>
+                <w:lang w:val="en-US" w:eastAsia="zh-CN"/>
+              </w:rPr>
+              <w:t>秦立祥</w:t>
             </w:r>
           </w:p>
         </w:tc>
@@ -11704,16 +12809,16 @@
               <w:jc w:val="both"/>
               <w:textAlignment w:val="center"/>
               <w:rPr>
-                <w:rFonts w:hint="eastAsia" w:ascii="宋体" w:hAnsi="宋体" w:eastAsia="宋体" w:cs="宋体"/>
-                <w:i w:val="0"/>
-                <w:iCs w:val="0"/>
-                <w:snapToGrid w:val="0"/>
-                <w:color w:val="000000"/>
-                <w:kern w:val="0"/>
-                <w:sz w:val="16"/>
-                <w:szCs w:val="16"/>
-                <w:u w:val="none"/>
-                <w:lang w:val="en-US" w:eastAsia="en-US" w:bidi="ar-SA"/>
+                <w:rFonts w:hint="default" w:ascii="宋体" w:hAnsi="宋体" w:eastAsia="宋体" w:cs="宋体"/>
+                <w:i w:val="0"/>
+                <w:iCs w:val="0"/>
+                <w:snapToGrid w:val="0"/>
+                <w:color w:val="000000"/>
+                <w:kern w:val="0"/>
+                <w:sz w:val="16"/>
+                <w:szCs w:val="16"/>
+                <w:u w:val="none"/>
+                <w:lang w:val="en-US" w:eastAsia="zh-CN"/>
               </w:rPr>
             </w:pPr>
             <w:r>
@@ -11744,7 +12849,7 @@
                 <w:u w:val="none"/>
                 <w:lang w:val="en-US" w:eastAsia="zh-CN"/>
               </w:rPr>
-              <w:t>7月</w:t>
+              <w:t>8月</w:t>
             </w:r>
           </w:p>
         </w:tc>
@@ -11774,7 +12879,7 @@
               <w:jc w:val="both"/>
               <w:textAlignment w:val="center"/>
               <w:rPr>
-                <w:rFonts w:hint="eastAsia" w:ascii="宋体" w:hAnsi="宋体" w:eastAsia="宋体" w:cs="宋体"/>
+                <w:rFonts w:hint="default" w:ascii="宋体" w:hAnsi="宋体" w:eastAsia="宋体" w:cs="宋体"/>
                 <w:i w:val="0"/>
                 <w:iCs w:val="0"/>
                 <w:snapToGrid w:val="0"/>
@@ -11823,7 +12928,7 @@
           </w:tblCellMar>
         </w:tblPrEx>
         <w:trPr>
-          <w:trHeight w:val="302" w:hRule="atLeast"/>
+          <w:trHeight w:val="440" w:hRule="atLeast"/>
         </w:trPr>
         <w:tc>
           <w:tcPr>
@@ -11899,29 +13004,35 @@
                 <w:rFonts w:hint="eastAsia" w:ascii="宋体" w:hAnsi="宋体" w:eastAsia="宋体" w:cs="宋体"/>
                 <w:i w:val="0"/>
                 <w:iCs w:val="0"/>
-                <w:snapToGrid w:val="0"/>
-                <w:color w:val="000000"/>
-                <w:kern w:val="0"/>
-                <w:sz w:val="16"/>
-                <w:szCs w:val="16"/>
-                <w:u w:val="none"/>
-                <w:lang w:val="en-US" w:eastAsia="en-US" w:bidi="ar-SA"/>
-              </w:rPr>
-            </w:pPr>
-            <w:r>
-              <w:rPr>
-                <w:rFonts w:hint="eastAsia" w:ascii="宋体" w:hAnsi="宋体" w:eastAsia="宋体" w:cs="宋体"/>
-                <w:i w:val="0"/>
-                <w:iCs w:val="0"/>
-                <w:snapToGrid w:val="0"/>
-                <w:color w:val="000000"/>
-                <w:kern w:val="0"/>
-                <w:sz w:val="16"/>
-                <w:szCs w:val="16"/>
-                <w:u w:val="none"/>
-                <w:lang w:val="en-US" w:eastAsia="zh-CN"/>
-              </w:rPr>
-              <w:t>交付规范</w:t>
+                <w:color w:val="000000"/>
+                <w:sz w:val="16"/>
+                <w:szCs w:val="16"/>
+                <w:u w:val="none"/>
+              </w:rPr>
+            </w:pPr>
+            <w:r>
+              <w:rPr>
+                <w:rFonts w:hint="eastAsia" w:ascii="宋体" w:hAnsi="宋体" w:eastAsia="宋体" w:cs="宋体"/>
+                <w:i w:val="0"/>
+                <w:iCs w:val="0"/>
+                <w:snapToGrid w:val="0"/>
+                <w:color w:val="000000"/>
+                <w:kern w:val="0"/>
+                <w:sz w:val="16"/>
+                <w:szCs w:val="16"/>
+                <w:u w:val="none"/>
+                <w:lang w:val="en-US" w:eastAsia="zh-CN"/>
+              </w:rPr>
+              <w:t>开发规范及代码质量</w:t>
+            </w:r>
+            <w:r>
+              <w:rPr>
+                <w:rStyle w:val="49"/>
+                <w:snapToGrid w:val="0"/>
+                <w:color w:val="000000"/>
+                <w:lang w:val="en-US" w:eastAsia="zh-CN"/>
+              </w:rPr>
+              <w:t>介绍</w:t>
             </w:r>
           </w:p>
         </w:tc>
@@ -11954,29 +13065,26 @@
                 <w:rFonts w:hint="eastAsia" w:ascii="宋体" w:hAnsi="宋体" w:eastAsia="宋体" w:cs="宋体"/>
                 <w:i w:val="0"/>
                 <w:iCs w:val="0"/>
-                <w:snapToGrid w:val="0"/>
-                <w:color w:val="000000"/>
-                <w:kern w:val="0"/>
-                <w:sz w:val="16"/>
-                <w:szCs w:val="16"/>
-                <w:u w:val="none"/>
-                <w:lang w:val="en-US" w:eastAsia="en-US" w:bidi="ar-SA"/>
-              </w:rPr>
-            </w:pPr>
-            <w:r>
-              <w:rPr>
-                <w:rFonts w:hint="eastAsia" w:ascii="宋体" w:hAnsi="宋体" w:eastAsia="宋体" w:cs="宋体"/>
-                <w:i w:val="0"/>
-                <w:iCs w:val="0"/>
-                <w:snapToGrid w:val="0"/>
-                <w:color w:val="000000"/>
-                <w:kern w:val="0"/>
-                <w:sz w:val="16"/>
-                <w:szCs w:val="16"/>
-                <w:u w:val="none"/>
-                <w:lang w:val="en-US" w:eastAsia="zh-CN"/>
-              </w:rPr>
-              <w:t>运维部全员</w:t>
+                <w:color w:val="000000"/>
+                <w:sz w:val="16"/>
+                <w:szCs w:val="16"/>
+                <w:u w:val="none"/>
+              </w:rPr>
+            </w:pPr>
+            <w:r>
+              <w:rPr>
+                <w:rFonts w:hint="eastAsia" w:ascii="宋体" w:hAnsi="宋体" w:eastAsia="宋体" w:cs="宋体"/>
+                <w:i w:val="0"/>
+                <w:iCs w:val="0"/>
+                <w:snapToGrid w:val="0"/>
+                <w:color w:val="000000"/>
+                <w:kern w:val="0"/>
+                <w:sz w:val="16"/>
+                <w:szCs w:val="16"/>
+                <w:u w:val="none"/>
+                <w:lang w:val="en-US" w:eastAsia="zh-CN"/>
+              </w:rPr>
+              <w:t>研发部全员</w:t>
             </w:r>
           </w:p>
         </w:tc>
@@ -12009,29 +13117,26 @@
                 <w:rFonts w:hint="eastAsia" w:ascii="宋体" w:hAnsi="宋体" w:eastAsia="宋体" w:cs="宋体"/>
                 <w:i w:val="0"/>
                 <w:iCs w:val="0"/>
-                <w:snapToGrid w:val="0"/>
-                <w:color w:val="000000"/>
-                <w:kern w:val="0"/>
-                <w:sz w:val="16"/>
-                <w:szCs w:val="16"/>
-                <w:u w:val="none"/>
-                <w:lang w:val="en-US" w:eastAsia="en-US" w:bidi="ar-SA"/>
-              </w:rPr>
-            </w:pPr>
-            <w:r>
-              <w:rPr>
-                <w:rFonts w:hint="eastAsia" w:ascii="宋体" w:hAnsi="宋体" w:eastAsia="宋体" w:cs="宋体"/>
-                <w:i w:val="0"/>
-                <w:iCs w:val="0"/>
-                <w:snapToGrid w:val="0"/>
-                <w:color w:val="000000"/>
-                <w:kern w:val="0"/>
-                <w:sz w:val="16"/>
-                <w:szCs w:val="16"/>
-                <w:u w:val="none"/>
-                <w:lang w:val="en-US" w:eastAsia="zh-CN"/>
-              </w:rPr>
-              <w:t>肖龙莽</w:t>
+                <w:color w:val="000000"/>
+                <w:sz w:val="16"/>
+                <w:szCs w:val="16"/>
+                <w:u w:val="none"/>
+              </w:rPr>
+            </w:pPr>
+            <w:r>
+              <w:rPr>
+                <w:rFonts w:hint="eastAsia" w:ascii="宋体" w:hAnsi="宋体" w:eastAsia="宋体" w:cs="宋体"/>
+                <w:i w:val="0"/>
+                <w:iCs w:val="0"/>
+                <w:snapToGrid w:val="0"/>
+                <w:color w:val="000000"/>
+                <w:kern w:val="0"/>
+                <w:sz w:val="16"/>
+                <w:szCs w:val="16"/>
+                <w:u w:val="none"/>
+                <w:lang w:val="en-US" w:eastAsia="zh-CN"/>
+              </w:rPr>
+              <w:t>秦立祥</w:t>
             </w:r>
           </w:p>
         </w:tc>
@@ -12064,6 +13169,194 @@
                 <w:rFonts w:hint="eastAsia" w:ascii="宋体" w:hAnsi="宋体" w:eastAsia="宋体" w:cs="宋体"/>
                 <w:i w:val="0"/>
                 <w:iCs w:val="0"/>
+                <w:color w:val="000000"/>
+                <w:sz w:val="16"/>
+                <w:szCs w:val="16"/>
+                <w:u w:val="none"/>
+              </w:rPr>
+            </w:pPr>
+            <w:r>
+              <w:rPr>
+                <w:rFonts w:hint="eastAsia" w:ascii="宋体" w:hAnsi="宋体" w:cs="宋体"/>
+                <w:i w:val="0"/>
+                <w:iCs w:val="0"/>
+                <w:snapToGrid w:val="0"/>
+                <w:color w:val="000000"/>
+                <w:kern w:val="0"/>
+                <w:sz w:val="16"/>
+                <w:szCs w:val="16"/>
+                <w:u w:val="none"/>
+                <w:lang w:val="en-US" w:eastAsia="zh-CN"/>
+              </w:rPr>
+              <w:t>2025年</w:t>
+            </w:r>
+            <w:r>
+              <w:rPr>
+                <w:rFonts w:hint="eastAsia" w:ascii="宋体" w:hAnsi="宋体" w:eastAsia="宋体" w:cs="宋体"/>
+                <w:i w:val="0"/>
+                <w:iCs w:val="0"/>
+                <w:snapToGrid w:val="0"/>
+                <w:color w:val="000000"/>
+                <w:kern w:val="0"/>
+                <w:sz w:val="16"/>
+                <w:szCs w:val="16"/>
+                <w:u w:val="none"/>
+                <w:lang w:val="en-US" w:eastAsia="zh-CN"/>
+              </w:rPr>
+              <w:t>8月</w:t>
+            </w:r>
+          </w:p>
+        </w:tc>
+        <w:tc>
+          <w:tcPr>
+            <w:tcW w:w="1405" w:type="dxa"/>
+            <w:tcBorders>
+              <w:top w:val="single" w:color="000000" w:sz="4" w:space="0"/>
+              <w:left w:val="single" w:color="000000" w:sz="4" w:space="0"/>
+              <w:bottom w:val="single" w:color="000000" w:sz="4" w:space="0"/>
+              <w:right w:val="single" w:color="000000" w:sz="4" w:space="0"/>
+            </w:tcBorders>
+            <w:shd w:val="clear" w:color="auto" w:fill="auto"/>
+            <w:vAlign w:val="center"/>
+          </w:tcPr>
+          <w:p>
+            <w:pPr>
+              <w:keepNext w:val="0"/>
+              <w:keepLines w:val="0"/>
+              <w:pageBreakBefore w:val="0"/>
+              <w:widowControl w:val="0"/>
+              <w:suppressLineNumbers w:val="0"/>
+              <w:wordWrap/>
+              <w:overflowPunct/>
+              <w:topLinePunct w:val="0"/>
+              <w:bidi w:val="0"/>
+              <w:jc w:val="both"/>
+              <w:textAlignment w:val="center"/>
+              <w:rPr>
+                <w:rFonts w:hint="eastAsia" w:ascii="宋体" w:hAnsi="宋体" w:eastAsia="宋体" w:cs="宋体"/>
+                <w:i w:val="0"/>
+                <w:iCs w:val="0"/>
+                <w:snapToGrid w:val="0"/>
+                <w:color w:val="000000"/>
+                <w:kern w:val="0"/>
+                <w:sz w:val="16"/>
+                <w:szCs w:val="16"/>
+                <w:u w:val="none"/>
+                <w:lang w:val="en-US" w:eastAsia="zh-CN"/>
+              </w:rPr>
+            </w:pPr>
+            <w:r>
+              <w:rPr>
+                <w:rFonts w:hint="eastAsia" w:ascii="宋体" w:hAnsi="宋体" w:eastAsia="宋体" w:cs="宋体"/>
+                <w:i w:val="0"/>
+                <w:iCs w:val="0"/>
+                <w:snapToGrid w:val="0"/>
+                <w:color w:val="000000"/>
+                <w:kern w:val="0"/>
+                <w:sz w:val="16"/>
+                <w:szCs w:val="16"/>
+                <w:u w:val="none"/>
+                <w:lang w:val="en-US" w:eastAsia="zh-CN"/>
+              </w:rPr>
+              <w:t>已完成</w:t>
+            </w:r>
+          </w:p>
+        </w:tc>
+      </w:tr>
+      <w:tr>
+        <w:tblPrEx>
+          <w:tblBorders>
+            <w:top w:val="none" w:color="auto" w:sz="0" w:space="0"/>
+            <w:left w:val="none" w:color="auto" w:sz="0" w:space="0"/>
+            <w:bottom w:val="none" w:color="auto" w:sz="0" w:space="0"/>
+            <w:right w:val="none" w:color="auto" w:sz="0" w:space="0"/>
+            <w:insideH w:val="none" w:color="auto" w:sz="0" w:space="0"/>
+            <w:insideV w:val="none" w:color="auto" w:sz="0" w:space="0"/>
+          </w:tblBorders>
+          <w:tblCellMar>
+            <w:top w:w="0" w:type="dxa"/>
+            <w:left w:w="108" w:type="dxa"/>
+            <w:bottom w:w="0" w:type="dxa"/>
+            <w:right w:w="108" w:type="dxa"/>
+          </w:tblCellMar>
+        </w:tblPrEx>
+        <w:trPr>
+          <w:trHeight w:val="576" w:hRule="atLeast"/>
+        </w:trPr>
+        <w:tc>
+          <w:tcPr>
+            <w:tcW w:w="676" w:type="dxa"/>
+            <w:tcBorders>
+              <w:top w:val="single" w:color="000000" w:sz="4" w:space="0"/>
+              <w:left w:val="single" w:color="000000" w:sz="4" w:space="0"/>
+              <w:bottom w:val="single" w:color="000000" w:sz="4" w:space="0"/>
+              <w:right w:val="single" w:color="000000" w:sz="4" w:space="0"/>
+            </w:tcBorders>
+            <w:shd w:val="clear" w:color="auto" w:fill="auto"/>
+            <w:vAlign w:val="center"/>
+          </w:tcPr>
+          <w:p>
+            <w:pPr>
+              <w:keepNext w:val="0"/>
+              <w:keepLines w:val="0"/>
+              <w:pageBreakBefore w:val="0"/>
+              <w:widowControl w:val="0"/>
+              <w:numPr>
+                <w:ilvl w:val="0"/>
+                <w:numId w:val="2"/>
+              </w:numPr>
+              <w:suppressLineNumbers w:val="0"/>
+              <w:wordWrap/>
+              <w:overflowPunct/>
+              <w:topLinePunct w:val="0"/>
+              <w:bidi w:val="0"/>
+              <w:ind w:left="425" w:leftChars="0" w:hanging="425" w:firstLineChars="0"/>
+              <w:jc w:val="left"/>
+              <w:textAlignment w:val="center"/>
+              <w:rPr>
+                <w:rFonts w:hint="eastAsia" w:ascii="宋体" w:hAnsi="宋体" w:eastAsia="宋体" w:cs="宋体"/>
+                <w:i w:val="0"/>
+                <w:iCs w:val="0"/>
+                <w:snapToGrid w:val="0"/>
+                <w:color w:val="000000"/>
+                <w:kern w:val="0"/>
+                <w:sz w:val="16"/>
+                <w:szCs w:val="16"/>
+                <w:u w:val="none"/>
+                <w:lang w:val="en-US" w:eastAsia="zh-CN"/>
+              </w:rPr>
+            </w:pPr>
+          </w:p>
+        </w:tc>
+        <w:tc>
+          <w:tcPr>
+            <w:tcW w:w="2079" w:type="dxa"/>
+            <w:tcBorders>
+              <w:top w:val="single" w:color="000000" w:sz="4" w:space="0"/>
+              <w:left w:val="single" w:color="000000" w:sz="4" w:space="0"/>
+              <w:bottom w:val="single" w:color="000000" w:sz="4" w:space="0"/>
+              <w:right w:val="single" w:color="000000" w:sz="4" w:space="0"/>
+            </w:tcBorders>
+            <w:shd w:val="clear" w:color="auto" w:fill="auto"/>
+            <w:vAlign w:val="center"/>
+          </w:tcPr>
+          <w:p>
+            <w:pPr>
+              <w:keepNext w:val="0"/>
+              <w:keepLines w:val="0"/>
+              <w:pageBreakBefore w:val="0"/>
+              <w:widowControl w:val="0"/>
+              <w:suppressLineNumbers w:val="0"/>
+              <w:wordWrap/>
+              <w:overflowPunct/>
+              <w:topLinePunct w:val="0"/>
+              <w:bidi w:val="0"/>
+              <w:jc w:val="left"/>
+              <w:textAlignment w:val="center"/>
+              <w:rPr>
+                <w:rFonts w:hint="eastAsia" w:ascii="宋体" w:hAnsi="宋体" w:eastAsia="宋体" w:cs="宋体"/>
+                <w:i w:val="0"/>
+                <w:iCs w:val="0"/>
                 <w:snapToGrid w:val="0"/>
                 <w:color w:val="000000"/>
                 <w:kern w:val="0"/>
@@ -12075,6 +13368,171 @@
             </w:pPr>
             <w:r>
               <w:rPr>
+                <w:rFonts w:hint="eastAsia" w:ascii="宋体" w:hAnsi="宋体" w:eastAsia="宋体" w:cs="宋体"/>
+                <w:i w:val="0"/>
+                <w:iCs w:val="0"/>
+                <w:snapToGrid w:val="0"/>
+                <w:color w:val="000000"/>
+                <w:kern w:val="0"/>
+                <w:sz w:val="16"/>
+                <w:szCs w:val="16"/>
+                <w:u w:val="none"/>
+                <w:lang w:val="en-US" w:eastAsia="zh-CN"/>
+              </w:rPr>
+              <w:t>入职培训（包括制度与企业文化</w:t>
+            </w:r>
+          </w:p>
+        </w:tc>
+        <w:tc>
+          <w:tcPr>
+            <w:tcW w:w="1491" w:type="dxa"/>
+            <w:tcBorders>
+              <w:top w:val="single" w:color="000000" w:sz="4" w:space="0"/>
+              <w:left w:val="single" w:color="000000" w:sz="4" w:space="0"/>
+              <w:bottom w:val="single" w:color="000000" w:sz="4" w:space="0"/>
+              <w:right w:val="single" w:color="000000" w:sz="4" w:space="0"/>
+            </w:tcBorders>
+            <w:shd w:val="clear" w:color="auto" w:fill="auto"/>
+            <w:vAlign w:val="center"/>
+          </w:tcPr>
+          <w:p>
+            <w:pPr>
+              <w:keepNext w:val="0"/>
+              <w:keepLines w:val="0"/>
+              <w:pageBreakBefore w:val="0"/>
+              <w:widowControl w:val="0"/>
+              <w:suppressLineNumbers w:val="0"/>
+              <w:wordWrap/>
+              <w:overflowPunct/>
+              <w:topLinePunct w:val="0"/>
+              <w:bidi w:val="0"/>
+              <w:jc w:val="left"/>
+              <w:textAlignment w:val="center"/>
+              <w:rPr>
+                <w:rFonts w:hint="eastAsia" w:ascii="宋体" w:hAnsi="宋体" w:eastAsia="宋体" w:cs="宋体"/>
+                <w:i w:val="0"/>
+                <w:iCs w:val="0"/>
+                <w:snapToGrid w:val="0"/>
+                <w:color w:val="000000"/>
+                <w:kern w:val="0"/>
+                <w:sz w:val="16"/>
+                <w:szCs w:val="16"/>
+                <w:u w:val="none"/>
+                <w:lang w:val="en-US" w:eastAsia="en-US" w:bidi="ar-SA"/>
+              </w:rPr>
+            </w:pPr>
+            <w:r>
+              <w:rPr>
+                <w:rFonts w:hint="eastAsia" w:ascii="宋体" w:hAnsi="宋体" w:eastAsia="宋体" w:cs="宋体"/>
+                <w:i w:val="0"/>
+                <w:iCs w:val="0"/>
+                <w:snapToGrid w:val="0"/>
+                <w:color w:val="000000"/>
+                <w:kern w:val="0"/>
+                <w:sz w:val="16"/>
+                <w:szCs w:val="16"/>
+                <w:u w:val="none"/>
+                <w:lang w:val="en-US" w:eastAsia="zh-CN"/>
+              </w:rPr>
+              <w:t>公司全员</w:t>
+            </w:r>
+          </w:p>
+        </w:tc>
+        <w:tc>
+          <w:tcPr>
+            <w:tcW w:w="993" w:type="dxa"/>
+            <w:tcBorders>
+              <w:top w:val="single" w:color="000000" w:sz="4" w:space="0"/>
+              <w:left w:val="single" w:color="000000" w:sz="4" w:space="0"/>
+              <w:bottom w:val="single" w:color="000000" w:sz="4" w:space="0"/>
+              <w:right w:val="single" w:color="000000" w:sz="4" w:space="0"/>
+            </w:tcBorders>
+            <w:shd w:val="clear" w:color="auto" w:fill="auto"/>
+            <w:vAlign w:val="center"/>
+          </w:tcPr>
+          <w:p>
+            <w:pPr>
+              <w:keepNext w:val="0"/>
+              <w:keepLines w:val="0"/>
+              <w:pageBreakBefore w:val="0"/>
+              <w:widowControl w:val="0"/>
+              <w:suppressLineNumbers w:val="0"/>
+              <w:wordWrap/>
+              <w:overflowPunct/>
+              <w:topLinePunct w:val="0"/>
+              <w:bidi w:val="0"/>
+              <w:jc w:val="both"/>
+              <w:textAlignment w:val="center"/>
+              <w:rPr>
+                <w:rFonts w:hint="default" w:ascii="宋体" w:hAnsi="宋体" w:eastAsia="宋体" w:cs="宋体"/>
+                <w:i w:val="0"/>
+                <w:iCs w:val="0"/>
+                <w:snapToGrid w:val="0"/>
+                <w:color w:val="000000"/>
+                <w:kern w:val="0"/>
+                <w:sz w:val="16"/>
+                <w:szCs w:val="16"/>
+                <w:u w:val="none"/>
+                <w:lang w:val="en-US" w:eastAsia="en-US" w:bidi="ar-SA"/>
+              </w:rPr>
+            </w:pPr>
+            <w:r>
+              <w:rPr>
+                <w:rFonts w:hint="eastAsia" w:ascii="宋体" w:hAnsi="宋体" w:eastAsia="宋体" w:cs="宋体"/>
+                <w:i w:val="0"/>
+                <w:iCs w:val="0"/>
+                <w:snapToGrid w:val="0"/>
+                <w:color w:val="000000"/>
+                <w:kern w:val="0"/>
+                <w:sz w:val="16"/>
+                <w:szCs w:val="16"/>
+                <w:u w:val="none"/>
+                <w:lang w:val="en-US" w:eastAsia="zh-CN"/>
+              </w:rPr>
+              <w:t>各模块负责人</w:t>
+            </w:r>
+          </w:p>
+        </w:tc>
+        <w:tc>
+          <w:tcPr>
+            <w:tcW w:w="792" w:type="dxa"/>
+            <w:tcBorders>
+              <w:top w:val="single" w:color="000000" w:sz="4" w:space="0"/>
+              <w:left w:val="single" w:color="000000" w:sz="4" w:space="0"/>
+              <w:bottom w:val="single" w:color="000000" w:sz="4" w:space="0"/>
+              <w:right w:val="single" w:color="000000" w:sz="4" w:space="0"/>
+            </w:tcBorders>
+            <w:shd w:val="clear" w:color="auto" w:fill="auto"/>
+            <w:vAlign w:val="center"/>
+          </w:tcPr>
+          <w:p>
+            <w:pPr>
+              <w:keepNext w:val="0"/>
+              <w:keepLines w:val="0"/>
+              <w:pageBreakBefore w:val="0"/>
+              <w:widowControl w:val="0"/>
+              <w:suppressLineNumbers w:val="0"/>
+              <w:wordWrap/>
+              <w:overflowPunct/>
+              <w:topLinePunct w:val="0"/>
+              <w:bidi w:val="0"/>
+              <w:jc w:val="both"/>
+              <w:textAlignment w:val="center"/>
+              <w:rPr>
+                <w:rFonts w:hint="eastAsia" w:ascii="宋体" w:hAnsi="宋体" w:eastAsia="宋体" w:cs="宋体"/>
+                <w:i w:val="0"/>
+                <w:iCs w:val="0"/>
+                <w:snapToGrid w:val="0"/>
+                <w:color w:val="000000"/>
+                <w:kern w:val="0"/>
+                <w:sz w:val="16"/>
+                <w:szCs w:val="16"/>
+                <w:u w:val="none"/>
+                <w:lang w:val="en-US" w:eastAsia="en-US" w:bidi="ar-SA"/>
+              </w:rPr>
+            </w:pPr>
+            <w:r>
+              <w:rPr>
                 <w:rFonts w:hint="eastAsia" w:ascii="宋体" w:hAnsi="宋体" w:cs="宋体"/>
                 <w:i w:val="0"/>
                 <w:iCs w:val="0"/>
@@ -12101,7 +13559,7 @@
                 <w:u w:val="none"/>
                 <w:lang w:val="en-US" w:eastAsia="zh-CN"/>
               </w:rPr>
-              <w:t>7月</w:t>
+              <w:t>9月</w:t>
             </w:r>
           </w:p>
         </w:tc>
@@ -12246,9 +13704,6 @@
               <w:pageBreakBefore w:val="0"/>
               <w:widowControl w:val="0"/>
               <w:suppressLineNumbers w:val="0"/>
-              <w:tabs>
-                <w:tab w:val="center" w:pos="1320"/>
-              </w:tabs>
               <w:wordWrap/>
               <w:overflowPunct/>
               <w:topLinePunct w:val="0"/>
@@ -12265,38 +13720,23 @@
                 <w:sz w:val="16"/>
                 <w:szCs w:val="16"/>
                 <w:u w:val="none"/>
-                <w:lang w:val="en-US" w:eastAsia="zh-CN" w:bidi="ar-SA"/>
-              </w:rPr>
-            </w:pPr>
-            <w:r>
-              <w:rPr>
-                <w:rFonts w:hint="eastAsia" w:ascii="宋体" w:hAnsi="宋体" w:eastAsia="宋体" w:cs="宋体"/>
-                <w:i w:val="0"/>
-                <w:iCs w:val="0"/>
-                <w:snapToGrid w:val="0"/>
-                <w:color w:val="000000"/>
-                <w:kern w:val="0"/>
-                <w:sz w:val="16"/>
-                <w:szCs w:val="16"/>
-                <w:u w:val="none"/>
-                <w:lang w:val="en-US" w:eastAsia="zh-CN"/>
-              </w:rPr>
-              <w:t>运维服务制度</w:t>
-            </w:r>
-            <w:r>
-              <w:rPr>
-                <w:rFonts w:hint="eastAsia" w:ascii="宋体" w:hAnsi="宋体" w:eastAsia="宋体" w:cs="宋体"/>
-                <w:i w:val="0"/>
-                <w:iCs w:val="0"/>
-                <w:snapToGrid w:val="0"/>
-                <w:color w:val="000000"/>
-                <w:kern w:val="0"/>
-                <w:sz w:val="16"/>
-                <w:szCs w:val="16"/>
-                <w:u w:val="none"/>
-                <w:lang w:val="en-US" w:eastAsia="zh-CN"/>
-              </w:rPr>
-              <w:tab/>
+                <w:lang w:val="en-US" w:eastAsia="en-US" w:bidi="ar-SA"/>
+              </w:rPr>
+            </w:pPr>
+            <w:r>
+              <w:rPr>
+                <w:rFonts w:hint="eastAsia" w:ascii="宋体" w:hAnsi="宋体" w:eastAsia="宋体" w:cs="宋体"/>
+                <w:i w:val="0"/>
+                <w:iCs w:val="0"/>
+                <w:snapToGrid w:val="0"/>
+                <w:color w:val="000000"/>
+                <w:kern w:val="0"/>
+                <w:sz w:val="16"/>
+                <w:szCs w:val="16"/>
+                <w:u w:val="none"/>
+                <w:lang w:val="en-US" w:eastAsia="zh-CN"/>
+              </w:rPr>
+              <w:t>公司产品培训</w:t>
             </w:r>
           </w:p>
         </w:tc>
@@ -12335,23 +13775,23 @@
                 <w:sz w:val="16"/>
                 <w:szCs w:val="16"/>
                 <w:u w:val="none"/>
-                <w:lang w:val="en-US" w:eastAsia="zh-CN" w:bidi="ar-SA"/>
-              </w:rPr>
-            </w:pPr>
-            <w:r>
-              <w:rPr>
-                <w:rFonts w:hint="eastAsia" w:ascii="宋体" w:hAnsi="宋体" w:eastAsia="宋体" w:cs="宋体"/>
-                <w:i w:val="0"/>
-                <w:iCs w:val="0"/>
-                <w:snapToGrid w:val="0"/>
-                <w:color w:val="000000"/>
-                <w:kern w:val="0"/>
-                <w:sz w:val="16"/>
-                <w:szCs w:val="16"/>
-                <w:u w:val="none"/>
-                <w:lang w:val="en-US" w:eastAsia="zh-CN"/>
-              </w:rPr>
-              <w:t>各相关部门</w:t>
+                <w:lang w:val="en-US" w:eastAsia="en-US" w:bidi="ar-SA"/>
+              </w:rPr>
+            </w:pPr>
+            <w:r>
+              <w:rPr>
+                <w:rFonts w:hint="eastAsia" w:ascii="宋体" w:hAnsi="宋体" w:eastAsia="宋体" w:cs="宋体"/>
+                <w:i w:val="0"/>
+                <w:iCs w:val="0"/>
+                <w:snapToGrid w:val="0"/>
+                <w:color w:val="000000"/>
+                <w:kern w:val="0"/>
+                <w:sz w:val="16"/>
+                <w:szCs w:val="16"/>
+                <w:u w:val="none"/>
+                <w:lang w:val="en-US" w:eastAsia="zh-CN"/>
+              </w:rPr>
+              <w:t>公司全员</w:t>
             </w:r>
           </w:p>
         </w:tc>
@@ -12390,7 +13830,7 @@
                 <w:sz w:val="16"/>
                 <w:szCs w:val="16"/>
                 <w:u w:val="none"/>
-                <w:lang w:val="en-US" w:eastAsia="zh-CN" w:bidi="ar-SA"/>
+                <w:lang w:val="en-US" w:eastAsia="en-US" w:bidi="ar-SA"/>
               </w:rPr>
             </w:pPr>
             <w:r>
@@ -12436,16 +13876,16 @@
               <w:jc w:val="both"/>
               <w:textAlignment w:val="center"/>
               <w:rPr>
-                <w:rFonts w:hint="default" w:ascii="宋体" w:hAnsi="宋体" w:eastAsia="宋体" w:cs="宋体"/>
-                <w:i w:val="0"/>
-                <w:iCs w:val="0"/>
-                <w:snapToGrid w:val="0"/>
-                <w:color w:val="000000"/>
-                <w:kern w:val="0"/>
-                <w:sz w:val="16"/>
-                <w:szCs w:val="16"/>
-                <w:u w:val="none"/>
-                <w:lang w:val="en-US" w:eastAsia="zh-CN"/>
+                <w:rFonts w:hint="eastAsia" w:ascii="宋体" w:hAnsi="宋体" w:eastAsia="宋体" w:cs="宋体"/>
+                <w:i w:val="0"/>
+                <w:iCs w:val="0"/>
+                <w:snapToGrid w:val="0"/>
+                <w:color w:val="000000"/>
+                <w:kern w:val="0"/>
+                <w:sz w:val="16"/>
+                <w:szCs w:val="16"/>
+                <w:u w:val="none"/>
+                <w:lang w:val="en-US" w:eastAsia="en-US" w:bidi="ar-SA"/>
               </w:rPr>
             </w:pPr>
             <w:r>
@@ -12476,7 +13916,7 @@
                 <w:u w:val="none"/>
                 <w:lang w:val="en-US" w:eastAsia="zh-CN"/>
               </w:rPr>
-              <w:t>7月</w:t>
+              <w:t>9月</w:t>
             </w:r>
           </w:p>
         </w:tc>
@@ -12627,32 +14067,41 @@
               <w:jc w:val="left"/>
               <w:textAlignment w:val="center"/>
               <w:rPr>
-                <w:rFonts w:hint="eastAsia" w:ascii="宋体" w:hAnsi="宋体" w:eastAsia="宋体" w:cs="宋体"/>
-                <w:i w:val="0"/>
-                <w:iCs w:val="0"/>
-                <w:snapToGrid w:val="0"/>
-                <w:color w:val="000000"/>
-                <w:kern w:val="0"/>
-                <w:sz w:val="16"/>
-                <w:szCs w:val="16"/>
-                <w:u w:val="none"/>
-                <w:lang w:val="en-US" w:eastAsia="zh-CN" w:bidi="ar-SA"/>
-              </w:rPr>
-            </w:pPr>
-            <w:r>
-              <w:rPr>
-                <w:rFonts w:hint="eastAsia" w:ascii="宋体" w:hAnsi="宋体" w:eastAsia="宋体" w:cs="宋体"/>
-                <w:i w:val="0"/>
-                <w:iCs w:val="0"/>
-                <w:snapToGrid w:val="0"/>
-                <w:color w:val="000000"/>
-                <w:kern w:val="0"/>
-                <w:sz w:val="16"/>
-                <w:szCs w:val="16"/>
-                <w:u w:val="none"/>
-                <w:lang w:val="en-US" w:eastAsia="zh-CN"/>
-              </w:rPr>
-              <w:t>高级开发培训</w:t>
+                <w:rFonts w:hint="default" w:ascii="宋体" w:hAnsi="宋体" w:eastAsia="宋体" w:cs="宋体"/>
+                <w:i w:val="0"/>
+                <w:iCs w:val="0"/>
+                <w:snapToGrid w:val="0"/>
+                <w:color w:val="000000"/>
+                <w:kern w:val="0"/>
+                <w:sz w:val="16"/>
+                <w:szCs w:val="16"/>
+                <w:u w:val="none"/>
+                <w:lang w:val="en-US" w:eastAsia="en-US" w:bidi="ar-SA"/>
+              </w:rPr>
+            </w:pPr>
+            <w:r>
+              <w:rPr>
+                <w:rFonts w:hint="eastAsia" w:ascii="宋体" w:hAnsi="宋体" w:eastAsia="宋体" w:cs="宋体"/>
+                <w:i w:val="0"/>
+                <w:iCs w:val="0"/>
+                <w:snapToGrid w:val="0"/>
+                <w:color w:val="000000"/>
+                <w:kern w:val="0"/>
+                <w:sz w:val="16"/>
+                <w:szCs w:val="16"/>
+                <w:u w:val="none"/>
+                <w:lang w:val="en-US" w:eastAsia="zh-CN"/>
+              </w:rPr>
+              <w:t>信息、数据安全常识</w:t>
+            </w:r>
+            <w:r>
+              <w:rPr>
+                <w:rStyle w:val="49"/>
+                <w:snapToGrid w:val="0"/>
+                <w:color w:val="000000"/>
+                <w:lang w:val="en-US" w:eastAsia="zh-CN"/>
+              </w:rPr>
+              <w:t>及应对策略</w:t>
             </w:r>
           </w:p>
         </w:tc>
@@ -12691,23 +14140,32 @@
                 <w:sz w:val="16"/>
                 <w:szCs w:val="16"/>
                 <w:u w:val="none"/>
-                <w:lang w:val="en-US" w:eastAsia="zh-CN" w:bidi="ar-SA"/>
-              </w:rPr>
-            </w:pPr>
-            <w:r>
-              <w:rPr>
-                <w:rFonts w:hint="eastAsia" w:ascii="宋体" w:hAnsi="宋体" w:eastAsia="宋体" w:cs="宋体"/>
-                <w:i w:val="0"/>
-                <w:iCs w:val="0"/>
-                <w:snapToGrid w:val="0"/>
-                <w:color w:val="000000"/>
-                <w:kern w:val="0"/>
-                <w:sz w:val="16"/>
-                <w:szCs w:val="16"/>
-                <w:u w:val="none"/>
-                <w:lang w:val="en-US" w:eastAsia="zh-CN"/>
-              </w:rPr>
-              <w:t>研发部全员</w:t>
+                <w:lang w:val="en-US" w:eastAsia="en-US" w:bidi="ar-SA"/>
+              </w:rPr>
+            </w:pPr>
+            <w:r>
+              <w:rPr>
+                <w:rFonts w:hint="eastAsia" w:ascii="宋体" w:hAnsi="宋体" w:eastAsia="宋体" w:cs="宋体"/>
+                <w:i w:val="0"/>
+                <w:iCs w:val="0"/>
+                <w:snapToGrid w:val="0"/>
+                <w:color w:val="000000"/>
+                <w:kern w:val="0"/>
+                <w:sz w:val="16"/>
+                <w:szCs w:val="16"/>
+                <w:u w:val="none"/>
+                <w:lang w:val="en-US" w:eastAsia="zh-CN"/>
+              </w:rPr>
+              <w:t>运维项目经理、安全检</w:t>
+            </w:r>
+            <w:r>
+              <w:rPr>
+                <w:rStyle w:val="49"/>
+                <w:snapToGrid w:val="0"/>
+                <w:color w:val="000000"/>
+                <w:lang w:val="en-US" w:eastAsia="zh-CN"/>
+              </w:rPr>
+              <w:t>测工程师</w:t>
             </w:r>
           </w:p>
         </w:tc>
@@ -12746,23 +14204,23 @@
                 <w:sz w:val="16"/>
                 <w:szCs w:val="16"/>
                 <w:u w:val="none"/>
-                <w:lang w:val="en-US" w:eastAsia="zh-CN" w:bidi="ar-SA"/>
-              </w:rPr>
-            </w:pPr>
-            <w:r>
-              <w:rPr>
-                <w:rFonts w:hint="eastAsia" w:ascii="宋体" w:hAnsi="宋体" w:eastAsia="宋体" w:cs="宋体"/>
-                <w:i w:val="0"/>
-                <w:iCs w:val="0"/>
-                <w:snapToGrid w:val="0"/>
-                <w:color w:val="000000"/>
-                <w:kern w:val="0"/>
-                <w:sz w:val="16"/>
-                <w:szCs w:val="16"/>
-                <w:u w:val="none"/>
-                <w:lang w:val="en-US" w:eastAsia="zh-CN"/>
-              </w:rPr>
-              <w:t>秦立祥</w:t>
+                <w:lang w:val="en-US" w:eastAsia="en-US" w:bidi="ar-SA"/>
+              </w:rPr>
+            </w:pPr>
+            <w:r>
+              <w:rPr>
+                <w:rFonts w:hint="eastAsia" w:ascii="宋体" w:hAnsi="宋体" w:eastAsia="宋体" w:cs="宋体"/>
+                <w:i w:val="0"/>
+                <w:iCs w:val="0"/>
+                <w:snapToGrid w:val="0"/>
+                <w:color w:val="000000"/>
+                <w:kern w:val="0"/>
+                <w:sz w:val="16"/>
+                <w:szCs w:val="16"/>
+                <w:u w:val="none"/>
+                <w:lang w:val="en-US" w:eastAsia="zh-CN"/>
+              </w:rPr>
+              <w:t>肖龙莽</w:t>
             </w:r>
           </w:p>
         </w:tc>
@@ -12792,16 +14250,16 @@
               <w:jc w:val="both"/>
               <w:textAlignment w:val="center"/>
               <w:rPr>
-                <w:rFonts w:hint="default" w:ascii="宋体" w:hAnsi="宋体" w:eastAsia="宋体" w:cs="宋体"/>
-                <w:i w:val="0"/>
-                <w:iCs w:val="0"/>
-                <w:snapToGrid w:val="0"/>
-                <w:color w:val="000000"/>
-                <w:kern w:val="0"/>
-                <w:sz w:val="16"/>
-                <w:szCs w:val="16"/>
-                <w:u w:val="none"/>
-                <w:lang w:val="en-US" w:eastAsia="zh-CN"/>
+                <w:rFonts w:hint="eastAsia" w:ascii="宋体" w:hAnsi="宋体" w:eastAsia="宋体" w:cs="宋体"/>
+                <w:i w:val="0"/>
+                <w:iCs w:val="0"/>
+                <w:snapToGrid w:val="0"/>
+                <w:color w:val="000000"/>
+                <w:kern w:val="0"/>
+                <w:sz w:val="16"/>
+                <w:szCs w:val="16"/>
+                <w:u w:val="none"/>
+                <w:lang w:val="en-US" w:eastAsia="en-US" w:bidi="ar-SA"/>
               </w:rPr>
             </w:pPr>
             <w:r>
@@ -12832,7 +14290,7 @@
                 <w:u w:val="none"/>
                 <w:lang w:val="en-US" w:eastAsia="zh-CN"/>
               </w:rPr>
-              <w:t>8月</w:t>
+              <w:t>9月</w:t>
             </w:r>
           </w:p>
         </w:tc>
@@ -12862,7 +14320,7 @@
               <w:jc w:val="both"/>
               <w:textAlignment w:val="center"/>
               <w:rPr>
-                <w:rFonts w:hint="default" w:ascii="宋体" w:hAnsi="宋体" w:eastAsia="宋体" w:cs="宋体"/>
+                <w:rFonts w:hint="eastAsia" w:ascii="宋体" w:hAnsi="宋体" w:eastAsia="宋体" w:cs="宋体"/>
                 <w:i w:val="0"/>
                 <w:iCs w:val="0"/>
                 <w:snapToGrid w:val="0"/>
@@ -12911,7 +14369,7 @@
           </w:tblCellMar>
         </w:tblPrEx>
         <w:trPr>
-          <w:trHeight w:val="440" w:hRule="atLeast"/>
+          <w:trHeight w:val="384" w:hRule="atLeast"/>
         </w:trPr>
         <w:tc>
           <w:tcPr>
@@ -12987,35 +14445,29 @@
                 <w:rFonts w:hint="eastAsia" w:ascii="宋体" w:hAnsi="宋体" w:eastAsia="宋体" w:cs="宋体"/>
                 <w:i w:val="0"/>
                 <w:iCs w:val="0"/>
-                <w:color w:val="000000"/>
-                <w:sz w:val="16"/>
-                <w:szCs w:val="16"/>
-                <w:u w:val="none"/>
-              </w:rPr>
-            </w:pPr>
-            <w:r>
-              <w:rPr>
-                <w:rFonts w:hint="eastAsia" w:ascii="宋体" w:hAnsi="宋体" w:eastAsia="宋体" w:cs="宋体"/>
-                <w:i w:val="0"/>
-                <w:iCs w:val="0"/>
-                <w:snapToGrid w:val="0"/>
-                <w:color w:val="000000"/>
-                <w:kern w:val="0"/>
-                <w:sz w:val="16"/>
-                <w:szCs w:val="16"/>
-                <w:u w:val="none"/>
-                <w:lang w:val="en-US" w:eastAsia="zh-CN"/>
-              </w:rPr>
-              <w:t>开发规范及代码质量</w:t>
-            </w:r>
-            <w:r>
-              <w:rPr>
-                <w:rStyle w:val="49"/>
-                <w:snapToGrid w:val="0"/>
-                <w:color w:val="000000"/>
-                <w:lang w:val="en-US" w:eastAsia="zh-CN"/>
-              </w:rPr>
-              <w:t>介绍</w:t>
+                <w:snapToGrid w:val="0"/>
+                <w:color w:val="000000"/>
+                <w:kern w:val="0"/>
+                <w:sz w:val="16"/>
+                <w:szCs w:val="16"/>
+                <w:u w:val="none"/>
+                <w:lang w:val="en-US" w:eastAsia="en-US" w:bidi="ar-SA"/>
+              </w:rPr>
+            </w:pPr>
+            <w:r>
+              <w:rPr>
+                <w:rFonts w:hint="eastAsia" w:ascii="宋体" w:hAnsi="宋体" w:eastAsia="宋体" w:cs="宋体"/>
+                <w:i w:val="0"/>
+                <w:iCs w:val="0"/>
+                <w:snapToGrid w:val="0"/>
+                <w:color w:val="000000"/>
+                <w:kern w:val="0"/>
+                <w:sz w:val="16"/>
+                <w:szCs w:val="16"/>
+                <w:u w:val="none"/>
+                <w:lang w:val="en-US" w:eastAsia="zh-CN"/>
+              </w:rPr>
+              <w:t>产品测试用例编写</w:t>
             </w:r>
           </w:p>
         </w:tc>
@@ -13048,26 +14500,29 @@
                 <w:rFonts w:hint="eastAsia" w:ascii="宋体" w:hAnsi="宋体" w:eastAsia="宋体" w:cs="宋体"/>
                 <w:i w:val="0"/>
                 <w:iCs w:val="0"/>
-                <w:color w:val="000000"/>
-                <w:sz w:val="16"/>
-                <w:szCs w:val="16"/>
-                <w:u w:val="none"/>
-              </w:rPr>
-            </w:pPr>
-            <w:r>
-              <w:rPr>
-                <w:rFonts w:hint="eastAsia" w:ascii="宋体" w:hAnsi="宋体" w:eastAsia="宋体" w:cs="宋体"/>
-                <w:i w:val="0"/>
-                <w:iCs w:val="0"/>
-                <w:snapToGrid w:val="0"/>
-                <w:color w:val="000000"/>
-                <w:kern w:val="0"/>
-                <w:sz w:val="16"/>
-                <w:szCs w:val="16"/>
-                <w:u w:val="none"/>
-                <w:lang w:val="en-US" w:eastAsia="zh-CN"/>
-              </w:rPr>
-              <w:t>研发部全员</w:t>
+                <w:snapToGrid w:val="0"/>
+                <w:color w:val="000000"/>
+                <w:kern w:val="0"/>
+                <w:sz w:val="16"/>
+                <w:szCs w:val="16"/>
+                <w:u w:val="none"/>
+                <w:lang w:val="en-US" w:eastAsia="en-US" w:bidi="ar-SA"/>
+              </w:rPr>
+            </w:pPr>
+            <w:r>
+              <w:rPr>
+                <w:rFonts w:hint="eastAsia" w:ascii="宋体" w:hAnsi="宋体" w:eastAsia="宋体" w:cs="宋体"/>
+                <w:i w:val="0"/>
+                <w:iCs w:val="0"/>
+                <w:snapToGrid w:val="0"/>
+                <w:color w:val="000000"/>
+                <w:kern w:val="0"/>
+                <w:sz w:val="16"/>
+                <w:szCs w:val="16"/>
+                <w:u w:val="none"/>
+                <w:lang w:val="en-US" w:eastAsia="zh-CN"/>
+              </w:rPr>
+              <w:t>运维部、研发部</w:t>
             </w:r>
           </w:p>
         </w:tc>
@@ -13100,26 +14555,29 @@
                 <w:rFonts w:hint="eastAsia" w:ascii="宋体" w:hAnsi="宋体" w:eastAsia="宋体" w:cs="宋体"/>
                 <w:i w:val="0"/>
                 <w:iCs w:val="0"/>
-                <w:color w:val="000000"/>
-                <w:sz w:val="16"/>
-                <w:szCs w:val="16"/>
-                <w:u w:val="none"/>
-              </w:rPr>
-            </w:pPr>
-            <w:r>
-              <w:rPr>
-                <w:rFonts w:hint="eastAsia" w:ascii="宋体" w:hAnsi="宋体" w:eastAsia="宋体" w:cs="宋体"/>
-                <w:i w:val="0"/>
-                <w:iCs w:val="0"/>
-                <w:snapToGrid w:val="0"/>
-                <w:color w:val="000000"/>
-                <w:kern w:val="0"/>
-                <w:sz w:val="16"/>
-                <w:szCs w:val="16"/>
-                <w:u w:val="none"/>
-                <w:lang w:val="en-US" w:eastAsia="zh-CN"/>
-              </w:rPr>
-              <w:t>秦立祥</w:t>
+                <w:snapToGrid w:val="0"/>
+                <w:color w:val="000000"/>
+                <w:kern w:val="0"/>
+                <w:sz w:val="16"/>
+                <w:szCs w:val="16"/>
+                <w:u w:val="none"/>
+                <w:lang w:val="en-US" w:eastAsia="en-US" w:bidi="ar-SA"/>
+              </w:rPr>
+            </w:pPr>
+            <w:r>
+              <w:rPr>
+                <w:rFonts w:hint="eastAsia" w:ascii="宋体" w:hAnsi="宋体" w:eastAsia="宋体" w:cs="宋体"/>
+                <w:i w:val="0"/>
+                <w:iCs w:val="0"/>
+                <w:snapToGrid w:val="0"/>
+                <w:color w:val="000000"/>
+                <w:kern w:val="0"/>
+                <w:sz w:val="16"/>
+                <w:szCs w:val="16"/>
+                <w:u w:val="none"/>
+                <w:lang w:val="en-US" w:eastAsia="zh-CN"/>
+              </w:rPr>
+              <w:t>肖龙莽</w:t>
             </w:r>
           </w:p>
         </w:tc>
@@ -13152,10 +14610,13 @@
                 <w:rFonts w:hint="eastAsia" w:ascii="宋体" w:hAnsi="宋体" w:eastAsia="宋体" w:cs="宋体"/>
                 <w:i w:val="0"/>
                 <w:iCs w:val="0"/>
-                <w:color w:val="000000"/>
-                <w:sz w:val="16"/>
-                <w:szCs w:val="16"/>
-                <w:u w:val="none"/>
+                <w:snapToGrid w:val="0"/>
+                <w:color w:val="000000"/>
+                <w:kern w:val="0"/>
+                <w:sz w:val="16"/>
+                <w:szCs w:val="16"/>
+                <w:u w:val="none"/>
+                <w:lang w:val="en-US" w:eastAsia="en-US" w:bidi="ar-SA"/>
               </w:rPr>
             </w:pPr>
             <w:r>
@@ -13186,7 +14647,7 @@
                 <w:u w:val="none"/>
                 <w:lang w:val="en-US" w:eastAsia="zh-CN"/>
               </w:rPr>
-              <w:t>8月</w:t>
+              <w:t>9月</w:t>
             </w:r>
           </w:p>
         </w:tc>
@@ -13363,7 +14824,7 @@
                 <w:u w:val="none"/>
                 <w:lang w:val="en-US" w:eastAsia="zh-CN"/>
               </w:rPr>
-              <w:t>入职培训（包括制度与企业文化</w:t>
+              <w:t>运维服务服务知识</w:t>
             </w:r>
           </w:p>
         </w:tc>
@@ -13418,1096 +14879,7 @@
                 <w:u w:val="none"/>
                 <w:lang w:val="en-US" w:eastAsia="zh-CN"/>
               </w:rPr>
-              <w:t>公司全员</w:t>
-            </w:r>
-          </w:p>
-        </w:tc>
-        <w:tc>
-          <w:tcPr>
-            <w:tcW w:w="993" w:type="dxa"/>
-            <w:tcBorders>
-              <w:top w:val="single" w:color="000000" w:sz="4" w:space="0"/>
-              <w:left w:val="single" w:color="000000" w:sz="4" w:space="0"/>
-              <w:bottom w:val="single" w:color="000000" w:sz="4" w:space="0"/>
-              <w:right w:val="single" w:color="000000" w:sz="4" w:space="0"/>
-            </w:tcBorders>
-            <w:shd w:val="clear" w:color="auto" w:fill="auto"/>
-            <w:vAlign w:val="center"/>
-          </w:tcPr>
-          <w:p>
-            <w:pPr>
-              <w:keepNext w:val="0"/>
-              <w:keepLines w:val="0"/>
-              <w:pageBreakBefore w:val="0"/>
-              <w:widowControl w:val="0"/>
-              <w:suppressLineNumbers w:val="0"/>
-              <w:wordWrap/>
-              <w:overflowPunct/>
-              <w:topLinePunct w:val="0"/>
-              <w:bidi w:val="0"/>
-              <w:jc w:val="both"/>
-              <w:textAlignment w:val="center"/>
-              <w:rPr>
-                <w:rFonts w:hint="default" w:ascii="宋体" w:hAnsi="宋体" w:eastAsia="宋体" w:cs="宋体"/>
-                <w:i w:val="0"/>
-                <w:iCs w:val="0"/>
-                <w:snapToGrid w:val="0"/>
-                <w:color w:val="000000"/>
-                <w:kern w:val="0"/>
-                <w:sz w:val="16"/>
-                <w:szCs w:val="16"/>
-                <w:u w:val="none"/>
-                <w:lang w:val="en-US" w:eastAsia="en-US" w:bidi="ar-SA"/>
-              </w:rPr>
-            </w:pPr>
-            <w:r>
-              <w:rPr>
-                <w:rFonts w:hint="eastAsia" w:ascii="宋体" w:hAnsi="宋体" w:eastAsia="宋体" w:cs="宋体"/>
-                <w:i w:val="0"/>
-                <w:iCs w:val="0"/>
-                <w:snapToGrid w:val="0"/>
-                <w:color w:val="000000"/>
-                <w:kern w:val="0"/>
-                <w:sz w:val="16"/>
-                <w:szCs w:val="16"/>
-                <w:u w:val="none"/>
-                <w:lang w:val="en-US" w:eastAsia="zh-CN"/>
-              </w:rPr>
-              <w:t>各模块负责人</w:t>
-            </w:r>
-          </w:p>
-        </w:tc>
-        <w:tc>
-          <w:tcPr>
-            <w:tcW w:w="792" w:type="dxa"/>
-            <w:tcBorders>
-              <w:top w:val="single" w:color="000000" w:sz="4" w:space="0"/>
-              <w:left w:val="single" w:color="000000" w:sz="4" w:space="0"/>
-              <w:bottom w:val="single" w:color="000000" w:sz="4" w:space="0"/>
-              <w:right w:val="single" w:color="000000" w:sz="4" w:space="0"/>
-            </w:tcBorders>
-            <w:shd w:val="clear" w:color="auto" w:fill="auto"/>
-            <w:vAlign w:val="center"/>
-          </w:tcPr>
-          <w:p>
-            <w:pPr>
-              <w:keepNext w:val="0"/>
-              <w:keepLines w:val="0"/>
-              <w:pageBreakBefore w:val="0"/>
-              <w:widowControl w:val="0"/>
-              <w:suppressLineNumbers w:val="0"/>
-              <w:wordWrap/>
-              <w:overflowPunct/>
-              <w:topLinePunct w:val="0"/>
-              <w:bidi w:val="0"/>
-              <w:jc w:val="both"/>
-              <w:textAlignment w:val="center"/>
-              <w:rPr>
-                <w:rFonts w:hint="eastAsia" w:ascii="宋体" w:hAnsi="宋体" w:eastAsia="宋体" w:cs="宋体"/>
-                <w:i w:val="0"/>
-                <w:iCs w:val="0"/>
-                <w:snapToGrid w:val="0"/>
-                <w:color w:val="000000"/>
-                <w:kern w:val="0"/>
-                <w:sz w:val="16"/>
-                <w:szCs w:val="16"/>
-                <w:u w:val="none"/>
-                <w:lang w:val="en-US" w:eastAsia="en-US" w:bidi="ar-SA"/>
-              </w:rPr>
-            </w:pPr>
-            <w:r>
-              <w:rPr>
-                <w:rFonts w:hint="eastAsia" w:ascii="宋体" w:hAnsi="宋体" w:cs="宋体"/>
-                <w:i w:val="0"/>
-                <w:iCs w:val="0"/>
-                <w:snapToGrid w:val="0"/>
-                <w:color w:val="000000"/>
-                <w:kern w:val="0"/>
-                <w:sz w:val="16"/>
-                <w:szCs w:val="16"/>
-                <w:u w:val="none"/>
-                <w:lang w:val="en-US" w:eastAsia="zh-CN"/>
-              </w:rPr>
-              <w:t>2025年</w:t>
-            </w:r>
-            <w:r>
-              <w:rPr>
-                <w:rFonts w:hint="eastAsia" w:ascii="宋体" w:hAnsi="宋体" w:eastAsia="宋体" w:cs="宋体"/>
-                <w:i w:val="0"/>
-                <w:iCs w:val="0"/>
-                <w:snapToGrid w:val="0"/>
-                <w:color w:val="000000"/>
-                <w:kern w:val="0"/>
-                <w:sz w:val="16"/>
-                <w:szCs w:val="16"/>
-                <w:u w:val="none"/>
-                <w:lang w:val="en-US" w:eastAsia="zh-CN"/>
-              </w:rPr>
-              <w:t>9月</w:t>
-            </w:r>
-          </w:p>
-        </w:tc>
-        <w:tc>
-          <w:tcPr>
-            <w:tcW w:w="1405" w:type="dxa"/>
-            <w:tcBorders>
-              <w:top w:val="single" w:color="000000" w:sz="4" w:space="0"/>
-              <w:left w:val="single" w:color="000000" w:sz="4" w:space="0"/>
-              <w:bottom w:val="single" w:color="000000" w:sz="4" w:space="0"/>
-              <w:right w:val="single" w:color="000000" w:sz="4" w:space="0"/>
-            </w:tcBorders>
-            <w:shd w:val="clear" w:color="auto" w:fill="auto"/>
-            <w:vAlign w:val="center"/>
-          </w:tcPr>
-          <w:p>
-            <w:pPr>
-              <w:keepNext w:val="0"/>
-              <w:keepLines w:val="0"/>
-              <w:pageBreakBefore w:val="0"/>
-              <w:widowControl w:val="0"/>
-              <w:suppressLineNumbers w:val="0"/>
-              <w:wordWrap/>
-              <w:overflowPunct/>
-              <w:topLinePunct w:val="0"/>
-              <w:bidi w:val="0"/>
-              <w:jc w:val="both"/>
-              <w:textAlignment w:val="center"/>
-              <w:rPr>
-                <w:rFonts w:hint="eastAsia" w:ascii="宋体" w:hAnsi="宋体" w:eastAsia="宋体" w:cs="宋体"/>
-                <w:i w:val="0"/>
-                <w:iCs w:val="0"/>
-                <w:snapToGrid w:val="0"/>
-                <w:color w:val="000000"/>
-                <w:kern w:val="0"/>
-                <w:sz w:val="16"/>
-                <w:szCs w:val="16"/>
-                <w:u w:val="none"/>
-                <w:lang w:val="en-US" w:eastAsia="zh-CN"/>
-              </w:rPr>
-            </w:pPr>
-            <w:r>
-              <w:rPr>
-                <w:rFonts w:hint="eastAsia" w:ascii="宋体" w:hAnsi="宋体" w:eastAsia="宋体" w:cs="宋体"/>
-                <w:i w:val="0"/>
-                <w:iCs w:val="0"/>
-                <w:snapToGrid w:val="0"/>
-                <w:color w:val="000000"/>
-                <w:kern w:val="0"/>
-                <w:sz w:val="16"/>
-                <w:szCs w:val="16"/>
-                <w:u w:val="none"/>
-                <w:lang w:val="en-US" w:eastAsia="zh-CN"/>
-              </w:rPr>
-              <w:t>已完成</w:t>
-            </w:r>
-          </w:p>
-        </w:tc>
-      </w:tr>
-      <w:tr>
-        <w:tblPrEx>
-          <w:tblBorders>
-            <w:top w:val="none" w:color="auto" w:sz="0" w:space="0"/>
-            <w:left w:val="none" w:color="auto" w:sz="0" w:space="0"/>
-            <w:bottom w:val="none" w:color="auto" w:sz="0" w:space="0"/>
-            <w:right w:val="none" w:color="auto" w:sz="0" w:space="0"/>
-            <w:insideH w:val="none" w:color="auto" w:sz="0" w:space="0"/>
-            <w:insideV w:val="none" w:color="auto" w:sz="0" w:space="0"/>
-          </w:tblBorders>
-          <w:shd w:val="clear" w:color="auto" w:fill="auto"/>
-          <w:tblCellMar>
-            <w:top w:w="0" w:type="dxa"/>
-            <w:left w:w="108" w:type="dxa"/>
-            <w:bottom w:w="0" w:type="dxa"/>
-            <w:right w:w="108" w:type="dxa"/>
-          </w:tblCellMar>
-        </w:tblPrEx>
-        <w:trPr>
-          <w:trHeight w:val="384" w:hRule="atLeast"/>
-        </w:trPr>
-        <w:tc>
-          <w:tcPr>
-            <w:tcW w:w="676" w:type="dxa"/>
-            <w:tcBorders>
-              <w:top w:val="single" w:color="000000" w:sz="4" w:space="0"/>
-              <w:left w:val="single" w:color="000000" w:sz="4" w:space="0"/>
-              <w:bottom w:val="single" w:color="000000" w:sz="4" w:space="0"/>
-              <w:right w:val="single" w:color="000000" w:sz="4" w:space="0"/>
-            </w:tcBorders>
-            <w:shd w:val="clear" w:color="auto" w:fill="auto"/>
-            <w:vAlign w:val="center"/>
-          </w:tcPr>
-          <w:p>
-            <w:pPr>
-              <w:keepNext w:val="0"/>
-              <w:keepLines w:val="0"/>
-              <w:pageBreakBefore w:val="0"/>
-              <w:widowControl w:val="0"/>
-              <w:numPr>
-                <w:ilvl w:val="0"/>
-                <w:numId w:val="2"/>
-              </w:numPr>
-              <w:suppressLineNumbers w:val="0"/>
-              <w:wordWrap/>
-              <w:overflowPunct/>
-              <w:topLinePunct w:val="0"/>
-              <w:bidi w:val="0"/>
-              <w:ind w:left="425" w:leftChars="0" w:hanging="425" w:firstLineChars="0"/>
-              <w:jc w:val="left"/>
-              <w:textAlignment w:val="center"/>
-              <w:rPr>
-                <w:rFonts w:hint="eastAsia" w:ascii="宋体" w:hAnsi="宋体" w:eastAsia="宋体" w:cs="宋体"/>
-                <w:i w:val="0"/>
-                <w:iCs w:val="0"/>
-                <w:snapToGrid w:val="0"/>
-                <w:color w:val="000000"/>
-                <w:kern w:val="0"/>
-                <w:sz w:val="16"/>
-                <w:szCs w:val="16"/>
-                <w:u w:val="none"/>
-                <w:lang w:val="en-US" w:eastAsia="zh-CN"/>
-              </w:rPr>
-            </w:pPr>
-          </w:p>
-        </w:tc>
-        <w:tc>
-          <w:tcPr>
-            <w:tcW w:w="2079" w:type="dxa"/>
-            <w:tcBorders>
-              <w:top w:val="single" w:color="000000" w:sz="4" w:space="0"/>
-              <w:left w:val="single" w:color="000000" w:sz="4" w:space="0"/>
-              <w:bottom w:val="single" w:color="000000" w:sz="4" w:space="0"/>
-              <w:right w:val="single" w:color="000000" w:sz="4" w:space="0"/>
-            </w:tcBorders>
-            <w:shd w:val="clear" w:color="auto" w:fill="auto"/>
-            <w:vAlign w:val="center"/>
-          </w:tcPr>
-          <w:p>
-            <w:pPr>
-              <w:keepNext w:val="0"/>
-              <w:keepLines w:val="0"/>
-              <w:pageBreakBefore w:val="0"/>
-              <w:widowControl w:val="0"/>
-              <w:suppressLineNumbers w:val="0"/>
-              <w:wordWrap/>
-              <w:overflowPunct/>
-              <w:topLinePunct w:val="0"/>
-              <w:bidi w:val="0"/>
-              <w:jc w:val="left"/>
-              <w:textAlignment w:val="center"/>
-              <w:rPr>
-                <w:rFonts w:hint="eastAsia" w:ascii="宋体" w:hAnsi="宋体" w:eastAsia="宋体" w:cs="宋体"/>
-                <w:i w:val="0"/>
-                <w:iCs w:val="0"/>
-                <w:snapToGrid w:val="0"/>
-                <w:color w:val="000000"/>
-                <w:kern w:val="0"/>
-                <w:sz w:val="16"/>
-                <w:szCs w:val="16"/>
-                <w:u w:val="none"/>
-                <w:lang w:val="en-US" w:eastAsia="en-US" w:bidi="ar-SA"/>
-              </w:rPr>
-            </w:pPr>
-            <w:r>
-              <w:rPr>
-                <w:rFonts w:hint="eastAsia" w:ascii="宋体" w:hAnsi="宋体" w:eastAsia="宋体" w:cs="宋体"/>
-                <w:i w:val="0"/>
-                <w:iCs w:val="0"/>
-                <w:snapToGrid w:val="0"/>
-                <w:color w:val="000000"/>
-                <w:kern w:val="0"/>
-                <w:sz w:val="16"/>
-                <w:szCs w:val="16"/>
-                <w:u w:val="none"/>
-                <w:lang w:val="en-US" w:eastAsia="zh-CN"/>
-              </w:rPr>
-              <w:t>公司产品培训</w:t>
-            </w:r>
-          </w:p>
-        </w:tc>
-        <w:tc>
-          <w:tcPr>
-            <w:tcW w:w="1491" w:type="dxa"/>
-            <w:tcBorders>
-              <w:top w:val="single" w:color="000000" w:sz="4" w:space="0"/>
-              <w:left w:val="single" w:color="000000" w:sz="4" w:space="0"/>
-              <w:bottom w:val="single" w:color="000000" w:sz="4" w:space="0"/>
-              <w:right w:val="single" w:color="000000" w:sz="4" w:space="0"/>
-            </w:tcBorders>
-            <w:shd w:val="clear" w:color="auto" w:fill="auto"/>
-            <w:vAlign w:val="center"/>
-          </w:tcPr>
-          <w:p>
-            <w:pPr>
-              <w:keepNext w:val="0"/>
-              <w:keepLines w:val="0"/>
-              <w:pageBreakBefore w:val="0"/>
-              <w:widowControl w:val="0"/>
-              <w:suppressLineNumbers w:val="0"/>
-              <w:wordWrap/>
-              <w:overflowPunct/>
-              <w:topLinePunct w:val="0"/>
-              <w:bidi w:val="0"/>
-              <w:jc w:val="left"/>
-              <w:textAlignment w:val="center"/>
-              <w:rPr>
-                <w:rFonts w:hint="eastAsia" w:ascii="宋体" w:hAnsi="宋体" w:eastAsia="宋体" w:cs="宋体"/>
-                <w:i w:val="0"/>
-                <w:iCs w:val="0"/>
-                <w:snapToGrid w:val="0"/>
-                <w:color w:val="000000"/>
-                <w:kern w:val="0"/>
-                <w:sz w:val="16"/>
-                <w:szCs w:val="16"/>
-                <w:u w:val="none"/>
-                <w:lang w:val="en-US" w:eastAsia="en-US" w:bidi="ar-SA"/>
-              </w:rPr>
-            </w:pPr>
-            <w:r>
-              <w:rPr>
-                <w:rFonts w:hint="eastAsia" w:ascii="宋体" w:hAnsi="宋体" w:eastAsia="宋体" w:cs="宋体"/>
-                <w:i w:val="0"/>
-                <w:iCs w:val="0"/>
-                <w:snapToGrid w:val="0"/>
-                <w:color w:val="000000"/>
-                <w:kern w:val="0"/>
-                <w:sz w:val="16"/>
-                <w:szCs w:val="16"/>
-                <w:u w:val="none"/>
-                <w:lang w:val="en-US" w:eastAsia="zh-CN"/>
-              </w:rPr>
-              <w:t>公司全员</w:t>
-            </w:r>
-          </w:p>
-        </w:tc>
-        <w:tc>
-          <w:tcPr>
-            <w:tcW w:w="993" w:type="dxa"/>
-            <w:tcBorders>
-              <w:top w:val="single" w:color="000000" w:sz="4" w:space="0"/>
-              <w:left w:val="single" w:color="000000" w:sz="4" w:space="0"/>
-              <w:bottom w:val="single" w:color="000000" w:sz="4" w:space="0"/>
-              <w:right w:val="single" w:color="000000" w:sz="4" w:space="0"/>
-            </w:tcBorders>
-            <w:shd w:val="clear" w:color="auto" w:fill="auto"/>
-            <w:vAlign w:val="center"/>
-          </w:tcPr>
-          <w:p>
-            <w:pPr>
-              <w:keepNext w:val="0"/>
-              <w:keepLines w:val="0"/>
-              <w:pageBreakBefore w:val="0"/>
-              <w:widowControl w:val="0"/>
-              <w:suppressLineNumbers w:val="0"/>
-              <w:wordWrap/>
-              <w:overflowPunct/>
-              <w:topLinePunct w:val="0"/>
-              <w:bidi w:val="0"/>
-              <w:jc w:val="both"/>
-              <w:textAlignment w:val="center"/>
-              <w:rPr>
-                <w:rFonts w:hint="eastAsia" w:ascii="宋体" w:hAnsi="宋体" w:eastAsia="宋体" w:cs="宋体"/>
-                <w:i w:val="0"/>
-                <w:iCs w:val="0"/>
-                <w:snapToGrid w:val="0"/>
-                <w:color w:val="000000"/>
-                <w:kern w:val="0"/>
-                <w:sz w:val="16"/>
-                <w:szCs w:val="16"/>
-                <w:u w:val="none"/>
-                <w:lang w:val="en-US" w:eastAsia="en-US" w:bidi="ar-SA"/>
-              </w:rPr>
-            </w:pPr>
-            <w:r>
-              <w:rPr>
-                <w:rFonts w:hint="eastAsia" w:ascii="宋体" w:hAnsi="宋体" w:eastAsia="宋体" w:cs="宋体"/>
-                <w:i w:val="0"/>
-                <w:iCs w:val="0"/>
-                <w:snapToGrid w:val="0"/>
-                <w:color w:val="000000"/>
-                <w:kern w:val="0"/>
-                <w:sz w:val="16"/>
-                <w:szCs w:val="16"/>
-                <w:u w:val="none"/>
-                <w:lang w:val="en-US" w:eastAsia="zh-CN"/>
-              </w:rPr>
-              <w:t>肖龙莽</w:t>
-            </w:r>
-          </w:p>
-        </w:tc>
-        <w:tc>
-          <w:tcPr>
-            <w:tcW w:w="792" w:type="dxa"/>
-            <w:tcBorders>
-              <w:top w:val="single" w:color="000000" w:sz="4" w:space="0"/>
-              <w:left w:val="single" w:color="000000" w:sz="4" w:space="0"/>
-              <w:bottom w:val="single" w:color="000000" w:sz="4" w:space="0"/>
-              <w:right w:val="single" w:color="000000" w:sz="4" w:space="0"/>
-            </w:tcBorders>
-            <w:shd w:val="clear" w:color="auto" w:fill="auto"/>
-            <w:vAlign w:val="center"/>
-          </w:tcPr>
-          <w:p>
-            <w:pPr>
-              <w:keepNext w:val="0"/>
-              <w:keepLines w:val="0"/>
-              <w:pageBreakBefore w:val="0"/>
-              <w:widowControl w:val="0"/>
-              <w:suppressLineNumbers w:val="0"/>
-              <w:wordWrap/>
-              <w:overflowPunct/>
-              <w:topLinePunct w:val="0"/>
-              <w:bidi w:val="0"/>
-              <w:jc w:val="both"/>
-              <w:textAlignment w:val="center"/>
-              <w:rPr>
-                <w:rFonts w:hint="eastAsia" w:ascii="宋体" w:hAnsi="宋体" w:eastAsia="宋体" w:cs="宋体"/>
-                <w:i w:val="0"/>
-                <w:iCs w:val="0"/>
-                <w:snapToGrid w:val="0"/>
-                <w:color w:val="000000"/>
-                <w:kern w:val="0"/>
-                <w:sz w:val="16"/>
-                <w:szCs w:val="16"/>
-                <w:u w:val="none"/>
-                <w:lang w:val="en-US" w:eastAsia="en-US" w:bidi="ar-SA"/>
-              </w:rPr>
-            </w:pPr>
-            <w:r>
-              <w:rPr>
-                <w:rFonts w:hint="eastAsia" w:ascii="宋体" w:hAnsi="宋体" w:cs="宋体"/>
-                <w:i w:val="0"/>
-                <w:iCs w:val="0"/>
-                <w:snapToGrid w:val="0"/>
-                <w:color w:val="000000"/>
-                <w:kern w:val="0"/>
-                <w:sz w:val="16"/>
-                <w:szCs w:val="16"/>
-                <w:u w:val="none"/>
-                <w:lang w:val="en-US" w:eastAsia="zh-CN"/>
-              </w:rPr>
-              <w:t>2025年</w:t>
-            </w:r>
-            <w:r>
-              <w:rPr>
-                <w:rFonts w:hint="eastAsia" w:ascii="宋体" w:hAnsi="宋体" w:eastAsia="宋体" w:cs="宋体"/>
-                <w:i w:val="0"/>
-                <w:iCs w:val="0"/>
-                <w:snapToGrid w:val="0"/>
-                <w:color w:val="000000"/>
-                <w:kern w:val="0"/>
-                <w:sz w:val="16"/>
-                <w:szCs w:val="16"/>
-                <w:u w:val="none"/>
-                <w:lang w:val="en-US" w:eastAsia="zh-CN"/>
-              </w:rPr>
-              <w:t>9月</w:t>
-            </w:r>
-          </w:p>
-        </w:tc>
-        <w:tc>
-          <w:tcPr>
-            <w:tcW w:w="1405" w:type="dxa"/>
-            <w:tcBorders>
-              <w:top w:val="single" w:color="000000" w:sz="4" w:space="0"/>
-              <w:left w:val="single" w:color="000000" w:sz="4" w:space="0"/>
-              <w:bottom w:val="single" w:color="000000" w:sz="4" w:space="0"/>
-              <w:right w:val="single" w:color="000000" w:sz="4" w:space="0"/>
-            </w:tcBorders>
-            <w:shd w:val="clear" w:color="auto" w:fill="auto"/>
-            <w:vAlign w:val="center"/>
-          </w:tcPr>
-          <w:p>
-            <w:pPr>
-              <w:keepNext w:val="0"/>
-              <w:keepLines w:val="0"/>
-              <w:pageBreakBefore w:val="0"/>
-              <w:widowControl w:val="0"/>
-              <w:suppressLineNumbers w:val="0"/>
-              <w:wordWrap/>
-              <w:overflowPunct/>
-              <w:topLinePunct w:val="0"/>
-              <w:bidi w:val="0"/>
-              <w:jc w:val="both"/>
-              <w:textAlignment w:val="center"/>
-              <w:rPr>
-                <w:rFonts w:hint="eastAsia" w:ascii="宋体" w:hAnsi="宋体" w:eastAsia="宋体" w:cs="宋体"/>
-                <w:i w:val="0"/>
-                <w:iCs w:val="0"/>
-                <w:snapToGrid w:val="0"/>
-                <w:color w:val="000000"/>
-                <w:kern w:val="0"/>
-                <w:sz w:val="16"/>
-                <w:szCs w:val="16"/>
-                <w:u w:val="none"/>
-                <w:lang w:val="en-US" w:eastAsia="zh-CN"/>
-              </w:rPr>
-            </w:pPr>
-            <w:r>
-              <w:rPr>
-                <w:rFonts w:hint="eastAsia" w:ascii="宋体" w:hAnsi="宋体" w:eastAsia="宋体" w:cs="宋体"/>
-                <w:i w:val="0"/>
-                <w:iCs w:val="0"/>
-                <w:snapToGrid w:val="0"/>
-                <w:color w:val="000000"/>
-                <w:kern w:val="0"/>
-                <w:sz w:val="16"/>
-                <w:szCs w:val="16"/>
-                <w:u w:val="none"/>
-                <w:lang w:val="en-US" w:eastAsia="zh-CN"/>
-              </w:rPr>
-              <w:t>已完成</w:t>
-            </w:r>
-          </w:p>
-        </w:tc>
-      </w:tr>
-      <w:tr>
-        <w:tblPrEx>
-          <w:tblBorders>
-            <w:top w:val="none" w:color="auto" w:sz="0" w:space="0"/>
-            <w:left w:val="none" w:color="auto" w:sz="0" w:space="0"/>
-            <w:bottom w:val="none" w:color="auto" w:sz="0" w:space="0"/>
-            <w:right w:val="none" w:color="auto" w:sz="0" w:space="0"/>
-            <w:insideH w:val="none" w:color="auto" w:sz="0" w:space="0"/>
-            <w:insideV w:val="none" w:color="auto" w:sz="0" w:space="0"/>
-          </w:tblBorders>
-          <w:shd w:val="clear" w:color="auto" w:fill="auto"/>
-          <w:tblCellMar>
-            <w:top w:w="0" w:type="dxa"/>
-            <w:left w:w="108" w:type="dxa"/>
-            <w:bottom w:w="0" w:type="dxa"/>
-            <w:right w:w="108" w:type="dxa"/>
-          </w:tblCellMar>
-        </w:tblPrEx>
-        <w:trPr>
-          <w:trHeight w:val="384" w:hRule="atLeast"/>
-        </w:trPr>
-        <w:tc>
-          <w:tcPr>
-            <w:tcW w:w="676" w:type="dxa"/>
-            <w:tcBorders>
-              <w:top w:val="single" w:color="000000" w:sz="4" w:space="0"/>
-              <w:left w:val="single" w:color="000000" w:sz="4" w:space="0"/>
-              <w:bottom w:val="single" w:color="000000" w:sz="4" w:space="0"/>
-              <w:right w:val="single" w:color="000000" w:sz="4" w:space="0"/>
-            </w:tcBorders>
-            <w:shd w:val="clear" w:color="auto" w:fill="auto"/>
-            <w:vAlign w:val="center"/>
-          </w:tcPr>
-          <w:p>
-            <w:pPr>
-              <w:keepNext w:val="0"/>
-              <w:keepLines w:val="0"/>
-              <w:pageBreakBefore w:val="0"/>
-              <w:widowControl w:val="0"/>
-              <w:numPr>
-                <w:ilvl w:val="0"/>
-                <w:numId w:val="2"/>
-              </w:numPr>
-              <w:suppressLineNumbers w:val="0"/>
-              <w:wordWrap/>
-              <w:overflowPunct/>
-              <w:topLinePunct w:val="0"/>
-              <w:bidi w:val="0"/>
-              <w:ind w:left="425" w:leftChars="0" w:hanging="425" w:firstLineChars="0"/>
-              <w:jc w:val="left"/>
-              <w:textAlignment w:val="center"/>
-              <w:rPr>
-                <w:rFonts w:hint="eastAsia" w:ascii="宋体" w:hAnsi="宋体" w:eastAsia="宋体" w:cs="宋体"/>
-                <w:i w:val="0"/>
-                <w:iCs w:val="0"/>
-                <w:snapToGrid w:val="0"/>
-                <w:color w:val="000000"/>
-                <w:kern w:val="0"/>
-                <w:sz w:val="16"/>
-                <w:szCs w:val="16"/>
-                <w:u w:val="none"/>
-                <w:lang w:val="en-US" w:eastAsia="zh-CN"/>
-              </w:rPr>
-            </w:pPr>
-          </w:p>
-        </w:tc>
-        <w:tc>
-          <w:tcPr>
-            <w:tcW w:w="2079" w:type="dxa"/>
-            <w:tcBorders>
-              <w:top w:val="single" w:color="000000" w:sz="4" w:space="0"/>
-              <w:left w:val="single" w:color="000000" w:sz="4" w:space="0"/>
-              <w:bottom w:val="single" w:color="000000" w:sz="4" w:space="0"/>
-              <w:right w:val="single" w:color="000000" w:sz="4" w:space="0"/>
-            </w:tcBorders>
-            <w:shd w:val="clear" w:color="auto" w:fill="auto"/>
-            <w:vAlign w:val="center"/>
-          </w:tcPr>
-          <w:p>
-            <w:pPr>
-              <w:keepNext w:val="0"/>
-              <w:keepLines w:val="0"/>
-              <w:pageBreakBefore w:val="0"/>
-              <w:widowControl w:val="0"/>
-              <w:suppressLineNumbers w:val="0"/>
-              <w:wordWrap/>
-              <w:overflowPunct/>
-              <w:topLinePunct w:val="0"/>
-              <w:bidi w:val="0"/>
-              <w:jc w:val="left"/>
-              <w:textAlignment w:val="center"/>
-              <w:rPr>
-                <w:rFonts w:hint="default" w:ascii="宋体" w:hAnsi="宋体" w:eastAsia="宋体" w:cs="宋体"/>
-                <w:i w:val="0"/>
-                <w:iCs w:val="0"/>
-                <w:snapToGrid w:val="0"/>
-                <w:color w:val="000000"/>
-                <w:kern w:val="0"/>
-                <w:sz w:val="16"/>
-                <w:szCs w:val="16"/>
-                <w:u w:val="none"/>
-                <w:lang w:val="en-US" w:eastAsia="en-US" w:bidi="ar-SA"/>
-              </w:rPr>
-            </w:pPr>
-            <w:r>
-              <w:rPr>
-                <w:rFonts w:hint="eastAsia" w:ascii="宋体" w:hAnsi="宋体" w:eastAsia="宋体" w:cs="宋体"/>
-                <w:i w:val="0"/>
-                <w:iCs w:val="0"/>
-                <w:snapToGrid w:val="0"/>
-                <w:color w:val="000000"/>
-                <w:kern w:val="0"/>
-                <w:sz w:val="16"/>
-                <w:szCs w:val="16"/>
-                <w:u w:val="none"/>
-                <w:lang w:val="en-US" w:eastAsia="zh-CN"/>
-              </w:rPr>
-              <w:t>信息、数据安全常识</w:t>
-            </w:r>
-            <w:r>
-              <w:rPr>
-                <w:rStyle w:val="49"/>
-                <w:snapToGrid w:val="0"/>
-                <w:color w:val="000000"/>
-                <w:lang w:val="en-US" w:eastAsia="zh-CN"/>
-              </w:rPr>
-              <w:t>及应对策略</w:t>
-            </w:r>
-          </w:p>
-        </w:tc>
-        <w:tc>
-          <w:tcPr>
-            <w:tcW w:w="1491" w:type="dxa"/>
-            <w:tcBorders>
-              <w:top w:val="single" w:color="000000" w:sz="4" w:space="0"/>
-              <w:left w:val="single" w:color="000000" w:sz="4" w:space="0"/>
-              <w:bottom w:val="single" w:color="000000" w:sz="4" w:space="0"/>
-              <w:right w:val="single" w:color="000000" w:sz="4" w:space="0"/>
-            </w:tcBorders>
-            <w:shd w:val="clear" w:color="auto" w:fill="auto"/>
-            <w:vAlign w:val="center"/>
-          </w:tcPr>
-          <w:p>
-            <w:pPr>
-              <w:keepNext w:val="0"/>
-              <w:keepLines w:val="0"/>
-              <w:pageBreakBefore w:val="0"/>
-              <w:widowControl w:val="0"/>
-              <w:suppressLineNumbers w:val="0"/>
-              <w:wordWrap/>
-              <w:overflowPunct/>
-              <w:topLinePunct w:val="0"/>
-              <w:bidi w:val="0"/>
-              <w:jc w:val="left"/>
-              <w:textAlignment w:val="center"/>
-              <w:rPr>
-                <w:rFonts w:hint="eastAsia" w:ascii="宋体" w:hAnsi="宋体" w:eastAsia="宋体" w:cs="宋体"/>
-                <w:i w:val="0"/>
-                <w:iCs w:val="0"/>
-                <w:snapToGrid w:val="0"/>
-                <w:color w:val="000000"/>
-                <w:kern w:val="0"/>
-                <w:sz w:val="16"/>
-                <w:szCs w:val="16"/>
-                <w:u w:val="none"/>
-                <w:lang w:val="en-US" w:eastAsia="en-US" w:bidi="ar-SA"/>
-              </w:rPr>
-            </w:pPr>
-            <w:r>
-              <w:rPr>
-                <w:rFonts w:hint="eastAsia" w:ascii="宋体" w:hAnsi="宋体" w:eastAsia="宋体" w:cs="宋体"/>
-                <w:i w:val="0"/>
-                <w:iCs w:val="0"/>
-                <w:snapToGrid w:val="0"/>
-                <w:color w:val="000000"/>
-                <w:kern w:val="0"/>
-                <w:sz w:val="16"/>
-                <w:szCs w:val="16"/>
-                <w:u w:val="none"/>
-                <w:lang w:val="en-US" w:eastAsia="zh-CN"/>
-              </w:rPr>
-              <w:t>运维项目经理、安全检</w:t>
-            </w:r>
-            <w:r>
-              <w:rPr>
-                <w:rStyle w:val="49"/>
-                <w:snapToGrid w:val="0"/>
-                <w:color w:val="000000"/>
-                <w:lang w:val="en-US" w:eastAsia="zh-CN"/>
-              </w:rPr>
-              <w:t>测工程师</w:t>
-            </w:r>
-          </w:p>
-        </w:tc>
-        <w:tc>
-          <w:tcPr>
-            <w:tcW w:w="993" w:type="dxa"/>
-            <w:tcBorders>
-              <w:top w:val="single" w:color="000000" w:sz="4" w:space="0"/>
-              <w:left w:val="single" w:color="000000" w:sz="4" w:space="0"/>
-              <w:bottom w:val="single" w:color="000000" w:sz="4" w:space="0"/>
-              <w:right w:val="single" w:color="000000" w:sz="4" w:space="0"/>
-            </w:tcBorders>
-            <w:shd w:val="clear" w:color="auto" w:fill="auto"/>
-            <w:vAlign w:val="center"/>
-          </w:tcPr>
-          <w:p>
-            <w:pPr>
-              <w:keepNext w:val="0"/>
-              <w:keepLines w:val="0"/>
-              <w:pageBreakBefore w:val="0"/>
-              <w:widowControl w:val="0"/>
-              <w:suppressLineNumbers w:val="0"/>
-              <w:wordWrap/>
-              <w:overflowPunct/>
-              <w:topLinePunct w:val="0"/>
-              <w:bidi w:val="0"/>
-              <w:jc w:val="both"/>
-              <w:textAlignment w:val="center"/>
-              <w:rPr>
-                <w:rFonts w:hint="eastAsia" w:ascii="宋体" w:hAnsi="宋体" w:eastAsia="宋体" w:cs="宋体"/>
-                <w:i w:val="0"/>
-                <w:iCs w:val="0"/>
-                <w:snapToGrid w:val="0"/>
-                <w:color w:val="000000"/>
-                <w:kern w:val="0"/>
-                <w:sz w:val="16"/>
-                <w:szCs w:val="16"/>
-                <w:u w:val="none"/>
-                <w:lang w:val="en-US" w:eastAsia="en-US" w:bidi="ar-SA"/>
-              </w:rPr>
-            </w:pPr>
-            <w:r>
-              <w:rPr>
-                <w:rFonts w:hint="eastAsia" w:ascii="宋体" w:hAnsi="宋体" w:eastAsia="宋体" w:cs="宋体"/>
-                <w:i w:val="0"/>
-                <w:iCs w:val="0"/>
-                <w:snapToGrid w:val="0"/>
-                <w:color w:val="000000"/>
-                <w:kern w:val="0"/>
-                <w:sz w:val="16"/>
-                <w:szCs w:val="16"/>
-                <w:u w:val="none"/>
-                <w:lang w:val="en-US" w:eastAsia="zh-CN"/>
-              </w:rPr>
-              <w:t>肖龙莽</w:t>
-            </w:r>
-          </w:p>
-        </w:tc>
-        <w:tc>
-          <w:tcPr>
-            <w:tcW w:w="792" w:type="dxa"/>
-            <w:tcBorders>
-              <w:top w:val="single" w:color="000000" w:sz="4" w:space="0"/>
-              <w:left w:val="single" w:color="000000" w:sz="4" w:space="0"/>
-              <w:bottom w:val="single" w:color="000000" w:sz="4" w:space="0"/>
-              <w:right w:val="single" w:color="000000" w:sz="4" w:space="0"/>
-            </w:tcBorders>
-            <w:shd w:val="clear" w:color="auto" w:fill="auto"/>
-            <w:vAlign w:val="center"/>
-          </w:tcPr>
-          <w:p>
-            <w:pPr>
-              <w:keepNext w:val="0"/>
-              <w:keepLines w:val="0"/>
-              <w:pageBreakBefore w:val="0"/>
-              <w:widowControl w:val="0"/>
-              <w:suppressLineNumbers w:val="0"/>
-              <w:wordWrap/>
-              <w:overflowPunct/>
-              <w:topLinePunct w:val="0"/>
-              <w:bidi w:val="0"/>
-              <w:jc w:val="both"/>
-              <w:textAlignment w:val="center"/>
-              <w:rPr>
-                <w:rFonts w:hint="eastAsia" w:ascii="宋体" w:hAnsi="宋体" w:eastAsia="宋体" w:cs="宋体"/>
-                <w:i w:val="0"/>
-                <w:iCs w:val="0"/>
-                <w:snapToGrid w:val="0"/>
-                <w:color w:val="000000"/>
-                <w:kern w:val="0"/>
-                <w:sz w:val="16"/>
-                <w:szCs w:val="16"/>
-                <w:u w:val="none"/>
-                <w:lang w:val="en-US" w:eastAsia="en-US" w:bidi="ar-SA"/>
-              </w:rPr>
-            </w:pPr>
-            <w:r>
-              <w:rPr>
-                <w:rFonts w:hint="eastAsia" w:ascii="宋体" w:hAnsi="宋体" w:cs="宋体"/>
-                <w:i w:val="0"/>
-                <w:iCs w:val="0"/>
-                <w:snapToGrid w:val="0"/>
-                <w:color w:val="000000"/>
-                <w:kern w:val="0"/>
-                <w:sz w:val="16"/>
-                <w:szCs w:val="16"/>
-                <w:u w:val="none"/>
-                <w:lang w:val="en-US" w:eastAsia="zh-CN"/>
-              </w:rPr>
-              <w:t>2025年</w:t>
-            </w:r>
-            <w:r>
-              <w:rPr>
-                <w:rFonts w:hint="eastAsia" w:ascii="宋体" w:hAnsi="宋体" w:eastAsia="宋体" w:cs="宋体"/>
-                <w:i w:val="0"/>
-                <w:iCs w:val="0"/>
-                <w:snapToGrid w:val="0"/>
-                <w:color w:val="000000"/>
-                <w:kern w:val="0"/>
-                <w:sz w:val="16"/>
-                <w:szCs w:val="16"/>
-                <w:u w:val="none"/>
-                <w:lang w:val="en-US" w:eastAsia="zh-CN"/>
-              </w:rPr>
-              <w:t>9月</w:t>
-            </w:r>
-          </w:p>
-        </w:tc>
-        <w:tc>
-          <w:tcPr>
-            <w:tcW w:w="1405" w:type="dxa"/>
-            <w:tcBorders>
-              <w:top w:val="single" w:color="000000" w:sz="4" w:space="0"/>
-              <w:left w:val="single" w:color="000000" w:sz="4" w:space="0"/>
-              <w:bottom w:val="single" w:color="000000" w:sz="4" w:space="0"/>
-              <w:right w:val="single" w:color="000000" w:sz="4" w:space="0"/>
-            </w:tcBorders>
-            <w:shd w:val="clear" w:color="auto" w:fill="auto"/>
-            <w:vAlign w:val="center"/>
-          </w:tcPr>
-          <w:p>
-            <w:pPr>
-              <w:keepNext w:val="0"/>
-              <w:keepLines w:val="0"/>
-              <w:pageBreakBefore w:val="0"/>
-              <w:widowControl w:val="0"/>
-              <w:suppressLineNumbers w:val="0"/>
-              <w:wordWrap/>
-              <w:overflowPunct/>
-              <w:topLinePunct w:val="0"/>
-              <w:bidi w:val="0"/>
-              <w:jc w:val="both"/>
-              <w:textAlignment w:val="center"/>
-              <w:rPr>
-                <w:rFonts w:hint="eastAsia" w:ascii="宋体" w:hAnsi="宋体" w:eastAsia="宋体" w:cs="宋体"/>
-                <w:i w:val="0"/>
-                <w:iCs w:val="0"/>
-                <w:snapToGrid w:val="0"/>
-                <w:color w:val="000000"/>
-                <w:kern w:val="0"/>
-                <w:sz w:val="16"/>
-                <w:szCs w:val="16"/>
-                <w:u w:val="none"/>
-                <w:lang w:val="en-US" w:eastAsia="zh-CN"/>
-              </w:rPr>
-            </w:pPr>
-            <w:r>
-              <w:rPr>
-                <w:rFonts w:hint="eastAsia" w:ascii="宋体" w:hAnsi="宋体" w:eastAsia="宋体" w:cs="宋体"/>
-                <w:i w:val="0"/>
-                <w:iCs w:val="0"/>
-                <w:snapToGrid w:val="0"/>
-                <w:color w:val="000000"/>
-                <w:kern w:val="0"/>
-                <w:sz w:val="16"/>
-                <w:szCs w:val="16"/>
-                <w:u w:val="none"/>
-                <w:lang w:val="en-US" w:eastAsia="zh-CN"/>
-              </w:rPr>
-              <w:t>已完成</w:t>
-            </w:r>
-          </w:p>
-        </w:tc>
-      </w:tr>
-      <w:tr>
-        <w:tblPrEx>
-          <w:tblBorders>
-            <w:top w:val="none" w:color="auto" w:sz="0" w:space="0"/>
-            <w:left w:val="none" w:color="auto" w:sz="0" w:space="0"/>
-            <w:bottom w:val="none" w:color="auto" w:sz="0" w:space="0"/>
-            <w:right w:val="none" w:color="auto" w:sz="0" w:space="0"/>
-            <w:insideH w:val="none" w:color="auto" w:sz="0" w:space="0"/>
-            <w:insideV w:val="none" w:color="auto" w:sz="0" w:space="0"/>
-          </w:tblBorders>
-          <w:shd w:val="clear" w:color="auto" w:fill="auto"/>
-          <w:tblCellMar>
-            <w:top w:w="0" w:type="dxa"/>
-            <w:left w:w="108" w:type="dxa"/>
-            <w:bottom w:w="0" w:type="dxa"/>
-            <w:right w:w="108" w:type="dxa"/>
-          </w:tblCellMar>
-        </w:tblPrEx>
-        <w:trPr>
-          <w:trHeight w:val="384" w:hRule="atLeast"/>
-        </w:trPr>
-        <w:tc>
-          <w:tcPr>
-            <w:tcW w:w="676" w:type="dxa"/>
-            <w:tcBorders>
-              <w:top w:val="single" w:color="000000" w:sz="4" w:space="0"/>
-              <w:left w:val="single" w:color="000000" w:sz="4" w:space="0"/>
-              <w:bottom w:val="single" w:color="000000" w:sz="4" w:space="0"/>
-              <w:right w:val="single" w:color="000000" w:sz="4" w:space="0"/>
-            </w:tcBorders>
-            <w:shd w:val="clear" w:color="auto" w:fill="auto"/>
-            <w:vAlign w:val="center"/>
-          </w:tcPr>
-          <w:p>
-            <w:pPr>
-              <w:keepNext w:val="0"/>
-              <w:keepLines w:val="0"/>
-              <w:pageBreakBefore w:val="0"/>
-              <w:widowControl w:val="0"/>
-              <w:numPr>
-                <w:ilvl w:val="0"/>
-                <w:numId w:val="2"/>
-              </w:numPr>
-              <w:suppressLineNumbers w:val="0"/>
-              <w:wordWrap/>
-              <w:overflowPunct/>
-              <w:topLinePunct w:val="0"/>
-              <w:bidi w:val="0"/>
-              <w:ind w:left="425" w:leftChars="0" w:hanging="425" w:firstLineChars="0"/>
-              <w:jc w:val="left"/>
-              <w:textAlignment w:val="center"/>
-              <w:rPr>
-                <w:rFonts w:hint="eastAsia" w:ascii="宋体" w:hAnsi="宋体" w:eastAsia="宋体" w:cs="宋体"/>
-                <w:i w:val="0"/>
-                <w:iCs w:val="0"/>
-                <w:snapToGrid w:val="0"/>
-                <w:color w:val="000000"/>
-                <w:kern w:val="0"/>
-                <w:sz w:val="16"/>
-                <w:szCs w:val="16"/>
-                <w:u w:val="none"/>
-                <w:lang w:val="en-US" w:eastAsia="zh-CN"/>
-              </w:rPr>
-            </w:pPr>
-          </w:p>
-        </w:tc>
-        <w:tc>
-          <w:tcPr>
-            <w:tcW w:w="2079" w:type="dxa"/>
-            <w:tcBorders>
-              <w:top w:val="single" w:color="000000" w:sz="4" w:space="0"/>
-              <w:left w:val="single" w:color="000000" w:sz="4" w:space="0"/>
-              <w:bottom w:val="single" w:color="000000" w:sz="4" w:space="0"/>
-              <w:right w:val="single" w:color="000000" w:sz="4" w:space="0"/>
-            </w:tcBorders>
-            <w:shd w:val="clear" w:color="auto" w:fill="auto"/>
-            <w:vAlign w:val="center"/>
-          </w:tcPr>
-          <w:p>
-            <w:pPr>
-              <w:keepNext w:val="0"/>
-              <w:keepLines w:val="0"/>
-              <w:pageBreakBefore w:val="0"/>
-              <w:widowControl w:val="0"/>
-              <w:suppressLineNumbers w:val="0"/>
-              <w:wordWrap/>
-              <w:overflowPunct/>
-              <w:topLinePunct w:val="0"/>
-              <w:bidi w:val="0"/>
-              <w:jc w:val="left"/>
-              <w:textAlignment w:val="center"/>
-              <w:rPr>
-                <w:rFonts w:hint="eastAsia" w:ascii="宋体" w:hAnsi="宋体" w:eastAsia="宋体" w:cs="宋体"/>
-                <w:i w:val="0"/>
-                <w:iCs w:val="0"/>
-                <w:snapToGrid w:val="0"/>
-                <w:color w:val="000000"/>
-                <w:kern w:val="0"/>
-                <w:sz w:val="16"/>
-                <w:szCs w:val="16"/>
-                <w:u w:val="none"/>
-                <w:lang w:val="en-US" w:eastAsia="en-US" w:bidi="ar-SA"/>
-              </w:rPr>
-            </w:pPr>
-            <w:r>
-              <w:rPr>
-                <w:rFonts w:hint="eastAsia" w:ascii="宋体" w:hAnsi="宋体" w:eastAsia="宋体" w:cs="宋体"/>
-                <w:i w:val="0"/>
-                <w:iCs w:val="0"/>
-                <w:snapToGrid w:val="0"/>
-                <w:color w:val="000000"/>
-                <w:kern w:val="0"/>
-                <w:sz w:val="16"/>
-                <w:szCs w:val="16"/>
-                <w:u w:val="none"/>
-                <w:lang w:val="en-US" w:eastAsia="zh-CN"/>
-              </w:rPr>
-              <w:t>产品测试用例编写</w:t>
-            </w:r>
-          </w:p>
-        </w:tc>
-        <w:tc>
-          <w:tcPr>
-            <w:tcW w:w="1491" w:type="dxa"/>
-            <w:tcBorders>
-              <w:top w:val="single" w:color="000000" w:sz="4" w:space="0"/>
-              <w:left w:val="single" w:color="000000" w:sz="4" w:space="0"/>
-              <w:bottom w:val="single" w:color="000000" w:sz="4" w:space="0"/>
-              <w:right w:val="single" w:color="000000" w:sz="4" w:space="0"/>
-            </w:tcBorders>
-            <w:shd w:val="clear" w:color="auto" w:fill="auto"/>
-            <w:vAlign w:val="center"/>
-          </w:tcPr>
-          <w:p>
-            <w:pPr>
-              <w:keepNext w:val="0"/>
-              <w:keepLines w:val="0"/>
-              <w:pageBreakBefore w:val="0"/>
-              <w:widowControl w:val="0"/>
-              <w:suppressLineNumbers w:val="0"/>
-              <w:wordWrap/>
-              <w:overflowPunct/>
-              <w:topLinePunct w:val="0"/>
-              <w:bidi w:val="0"/>
-              <w:jc w:val="left"/>
-              <w:textAlignment w:val="center"/>
-              <w:rPr>
-                <w:rFonts w:hint="eastAsia" w:ascii="宋体" w:hAnsi="宋体" w:eastAsia="宋体" w:cs="宋体"/>
-                <w:i w:val="0"/>
-                <w:iCs w:val="0"/>
-                <w:snapToGrid w:val="0"/>
-                <w:color w:val="000000"/>
-                <w:kern w:val="0"/>
-                <w:sz w:val="16"/>
-                <w:szCs w:val="16"/>
-                <w:u w:val="none"/>
-                <w:lang w:val="en-US" w:eastAsia="en-US" w:bidi="ar-SA"/>
-              </w:rPr>
-            </w:pPr>
-            <w:r>
-              <w:rPr>
-                <w:rFonts w:hint="eastAsia" w:ascii="宋体" w:hAnsi="宋体" w:eastAsia="宋体" w:cs="宋体"/>
-                <w:i w:val="0"/>
-                <w:iCs w:val="0"/>
-                <w:snapToGrid w:val="0"/>
-                <w:color w:val="000000"/>
-                <w:kern w:val="0"/>
-                <w:sz w:val="16"/>
-                <w:szCs w:val="16"/>
-                <w:u w:val="none"/>
-                <w:lang w:val="en-US" w:eastAsia="zh-CN"/>
-              </w:rPr>
-              <w:t>运维部、研发部</w:t>
+              <w:t>全体运维人员</w:t>
             </w:r>
           </w:p>
         </w:tc>
@@ -14793,23 +15165,23 @@
                 <w:sz w:val="16"/>
                 <w:szCs w:val="16"/>
                 <w:u w:val="none"/>
-                <w:lang w:val="en-US" w:eastAsia="en-US" w:bidi="ar-SA"/>
-              </w:rPr>
-            </w:pPr>
-            <w:r>
-              <w:rPr>
-                <w:rFonts w:hint="eastAsia" w:ascii="宋体" w:hAnsi="宋体" w:eastAsia="宋体" w:cs="宋体"/>
-                <w:i w:val="0"/>
-                <w:iCs w:val="0"/>
-                <w:snapToGrid w:val="0"/>
-                <w:color w:val="000000"/>
-                <w:kern w:val="0"/>
-                <w:sz w:val="16"/>
-                <w:szCs w:val="16"/>
-                <w:u w:val="none"/>
-                <w:lang w:val="en-US" w:eastAsia="zh-CN"/>
-              </w:rPr>
-              <w:t>运维服务服务知识</w:t>
+                <w:lang w:val="en-US" w:eastAsia="zh-CN" w:bidi="ar-SA"/>
+              </w:rPr>
+            </w:pPr>
+            <w:r>
+              <w:rPr>
+                <w:rFonts w:hint="eastAsia" w:ascii="宋体" w:hAnsi="宋体" w:eastAsia="宋体" w:cs="宋体"/>
+                <w:i w:val="0"/>
+                <w:iCs w:val="0"/>
+                <w:snapToGrid w:val="0"/>
+                <w:color w:val="000000"/>
+                <w:kern w:val="0"/>
+                <w:sz w:val="16"/>
+                <w:szCs w:val="16"/>
+                <w:u w:val="none"/>
+                <w:lang w:val="en-US" w:eastAsia="zh-CN"/>
+              </w:rPr>
+              <w:t>服务台人员操作流程</w:t>
             </w:r>
           </w:p>
         </w:tc>
@@ -14848,23 +15220,23 @@
                 <w:sz w:val="16"/>
                 <w:szCs w:val="16"/>
                 <w:u w:val="none"/>
-                <w:lang w:val="en-US" w:eastAsia="en-US" w:bidi="ar-SA"/>
-              </w:rPr>
-            </w:pPr>
-            <w:r>
-              <w:rPr>
-                <w:rFonts w:hint="eastAsia" w:ascii="宋体" w:hAnsi="宋体" w:eastAsia="宋体" w:cs="宋体"/>
-                <w:i w:val="0"/>
-                <w:iCs w:val="0"/>
-                <w:snapToGrid w:val="0"/>
-                <w:color w:val="000000"/>
-                <w:kern w:val="0"/>
-                <w:sz w:val="16"/>
-                <w:szCs w:val="16"/>
-                <w:u w:val="none"/>
-                <w:lang w:val="en-US" w:eastAsia="zh-CN"/>
-              </w:rPr>
-              <w:t>全体运维人员</w:t>
+                <w:lang w:val="en-US" w:eastAsia="zh-CN" w:bidi="ar-SA"/>
+              </w:rPr>
+            </w:pPr>
+            <w:r>
+              <w:rPr>
+                <w:rFonts w:hint="eastAsia" w:ascii="宋体" w:hAnsi="宋体" w:eastAsia="宋体" w:cs="宋体"/>
+                <w:i w:val="0"/>
+                <w:iCs w:val="0"/>
+                <w:snapToGrid w:val="0"/>
+                <w:color w:val="000000"/>
+                <w:kern w:val="0"/>
+                <w:sz w:val="16"/>
+                <w:szCs w:val="16"/>
+                <w:u w:val="none"/>
+                <w:lang w:val="en-US" w:eastAsia="zh-CN"/>
+              </w:rPr>
+              <w:t>服务台全员</w:t>
             </w:r>
           </w:p>
         </w:tc>
@@ -14903,7 +15275,7 @@
                 <w:sz w:val="16"/>
                 <w:szCs w:val="16"/>
                 <w:u w:val="none"/>
-                <w:lang w:val="en-US" w:eastAsia="en-US" w:bidi="ar-SA"/>
+                <w:lang w:val="en-US" w:eastAsia="zh-CN" w:bidi="ar-SA"/>
               </w:rPr>
             </w:pPr>
             <w:r>
@@ -14958,7 +15330,7 @@
                 <w:sz w:val="16"/>
                 <w:szCs w:val="16"/>
                 <w:u w:val="none"/>
-                <w:lang w:val="en-US" w:eastAsia="en-US" w:bidi="ar-SA"/>
+                <w:lang w:val="en-US" w:eastAsia="zh-CN" w:bidi="ar-SA"/>
               </w:rPr>
             </w:pPr>
             <w:r>
@@ -15166,7 +15538,16 @@
                 <w:u w:val="none"/>
                 <w:lang w:val="en-US" w:eastAsia="zh-CN"/>
               </w:rPr>
-              <w:t>服务台人员操作流程</w:t>
+              <w:t>应急响应规范与应急</w:t>
+            </w:r>
+            <w:r>
+              <w:rPr>
+                <w:rStyle w:val="49"/>
+                <w:snapToGrid w:val="0"/>
+                <w:color w:val="000000"/>
+                <w:lang w:val="en-US" w:eastAsia="zh-CN"/>
+              </w:rPr>
+              <w:t>预案培训</w:t>
             </w:r>
           </w:p>
         </w:tc>
@@ -15221,7 +15602,7 @@
                 <w:u w:val="none"/>
                 <w:lang w:val="en-US" w:eastAsia="zh-CN"/>
               </w:rPr>
-              <w:t>服务台全员</w:t>
+              <w:t>运维项目经理</w:t>
             </w:r>
           </w:p>
         </w:tc>
@@ -15276,7 +15657,7 @@
                 <w:u w:val="none"/>
                 <w:lang w:val="en-US" w:eastAsia="zh-CN"/>
               </w:rPr>
-              <w:t>肖龙莽</w:t>
+              <w:t>李平</w:t>
             </w:r>
           </w:p>
         </w:tc>
@@ -15376,7 +15757,7 @@
               <w:jc w:val="both"/>
               <w:textAlignment w:val="center"/>
               <w:rPr>
-                <w:rFonts w:hint="eastAsia" w:ascii="宋体" w:hAnsi="宋体" w:eastAsia="宋体" w:cs="宋体"/>
+                <w:rFonts w:hint="default" w:ascii="宋体" w:hAnsi="宋体" w:eastAsia="宋体" w:cs="宋体"/>
                 <w:i w:val="0"/>
                 <w:iCs w:val="0"/>
                 <w:snapToGrid w:val="0"/>
@@ -15512,18 +15893,18 @@
             </w:pPr>
             <w:r>
               <w:rPr>
-                <w:rFonts w:hint="eastAsia" w:ascii="宋体" w:hAnsi="宋体" w:eastAsia="宋体" w:cs="宋体"/>
-                <w:i w:val="0"/>
-                <w:iCs w:val="0"/>
-                <w:snapToGrid w:val="0"/>
-                <w:color w:val="000000"/>
-                <w:kern w:val="0"/>
-                <w:sz w:val="16"/>
-                <w:szCs w:val="16"/>
-                <w:u w:val="none"/>
-                <w:lang w:val="en-US" w:eastAsia="zh-CN"/>
-              </w:rPr>
-              <w:t>应急响应规范与应急</w:t>
+                <w:rFonts w:hint="eastAsia" w:ascii="宋体" w:hAnsi="宋体" w:cs="宋体"/>
+                <w:i w:val="0"/>
+                <w:iCs w:val="0"/>
+                <w:snapToGrid w:val="0"/>
+                <w:color w:val="000000"/>
+                <w:kern w:val="0"/>
+                <w:sz w:val="16"/>
+                <w:szCs w:val="16"/>
+                <w:u w:val="none"/>
+                <w:lang w:val="en-US" w:eastAsia="zh-CN"/>
+              </w:rPr>
+              <w:t>vue</w:t>
             </w:r>
             <w:r>
               <w:rPr>
@@ -15532,7 +15913,7 @@
                 <w:color w:val="000000"/>
                 <w:lang w:val="en-US" w:eastAsia="zh-CN"/>
               </w:rPr>
-              <w:t>预案培训</w:t>
+              <w:t>前端框架介绍</w:t>
             </w:r>
           </w:p>
         </w:tc>
@@ -15587,7 +15968,7 @@
                 <w:u w:val="none"/>
                 <w:lang w:val="en-US" w:eastAsia="zh-CN"/>
               </w:rPr>
-              <w:t>运维项目经理</w:t>
+              <w:t>研发部全员</w:t>
             </w:r>
           </w:p>
         </w:tc>
@@ -15642,7 +16023,7 @@
                 <w:u w:val="none"/>
                 <w:lang w:val="en-US" w:eastAsia="zh-CN"/>
               </w:rPr>
-              <w:t>李平</w:t>
+              <w:t>肖龙莽</w:t>
             </w:r>
           </w:p>
         </w:tc>
@@ -15672,16 +16053,16 @@
               <w:jc w:val="both"/>
               <w:textAlignment w:val="center"/>
               <w:rPr>
-                <w:rFonts w:hint="eastAsia" w:ascii="宋体" w:hAnsi="宋体" w:eastAsia="宋体" w:cs="宋体"/>
-                <w:i w:val="0"/>
-                <w:iCs w:val="0"/>
-                <w:snapToGrid w:val="0"/>
-                <w:color w:val="000000"/>
-                <w:kern w:val="0"/>
-                <w:sz w:val="16"/>
-                <w:szCs w:val="16"/>
-                <w:u w:val="none"/>
-                <w:lang w:val="en-US" w:eastAsia="zh-CN" w:bidi="ar-SA"/>
+                <w:rFonts w:hint="default" w:ascii="宋体" w:hAnsi="宋体" w:eastAsia="宋体" w:cs="宋体"/>
+                <w:i w:val="0"/>
+                <w:iCs w:val="0"/>
+                <w:snapToGrid w:val="0"/>
+                <w:color w:val="000000"/>
+                <w:kern w:val="0"/>
+                <w:sz w:val="16"/>
+                <w:szCs w:val="16"/>
+                <w:u w:val="none"/>
+                <w:lang w:val="en-US" w:eastAsia="zh-CN"/>
               </w:rPr>
             </w:pPr>
             <w:r>
@@ -15712,7 +16093,7 @@
                 <w:u w:val="none"/>
                 <w:lang w:val="en-US" w:eastAsia="zh-CN"/>
               </w:rPr>
-              <w:t>9月</w:t>
+              <w:t>11月</w:t>
             </w:r>
           </w:p>
         </w:tc>
@@ -15742,7 +16123,363 @@
               <w:jc w:val="both"/>
               <w:textAlignment w:val="center"/>
               <w:rPr>
+                <w:rFonts w:hint="eastAsia" w:ascii="宋体" w:hAnsi="宋体" w:eastAsia="宋体" w:cs="宋体"/>
+                <w:i w:val="0"/>
+                <w:iCs w:val="0"/>
+                <w:snapToGrid w:val="0"/>
+                <w:color w:val="000000"/>
+                <w:kern w:val="0"/>
+                <w:sz w:val="16"/>
+                <w:szCs w:val="16"/>
+                <w:u w:val="none"/>
+                <w:lang w:val="en-US" w:eastAsia="zh-CN"/>
+              </w:rPr>
+            </w:pPr>
+            <w:r>
+              <w:rPr>
+                <w:rFonts w:hint="eastAsia" w:ascii="宋体" w:hAnsi="宋体" w:eastAsia="宋体" w:cs="宋体"/>
+                <w:i w:val="0"/>
+                <w:iCs w:val="0"/>
+                <w:snapToGrid w:val="0"/>
+                <w:color w:val="000000"/>
+                <w:kern w:val="0"/>
+                <w:sz w:val="16"/>
+                <w:szCs w:val="16"/>
+                <w:u w:val="none"/>
+                <w:lang w:val="en-US" w:eastAsia="zh-CN"/>
+              </w:rPr>
+              <w:t>已完成</w:t>
+            </w:r>
+          </w:p>
+        </w:tc>
+      </w:tr>
+      <w:tr>
+        <w:tblPrEx>
+          <w:tblBorders>
+            <w:top w:val="none" w:color="auto" w:sz="0" w:space="0"/>
+            <w:left w:val="none" w:color="auto" w:sz="0" w:space="0"/>
+            <w:bottom w:val="none" w:color="auto" w:sz="0" w:space="0"/>
+            <w:right w:val="none" w:color="auto" w:sz="0" w:space="0"/>
+            <w:insideH w:val="none" w:color="auto" w:sz="0" w:space="0"/>
+            <w:insideV w:val="none" w:color="auto" w:sz="0" w:space="0"/>
+          </w:tblBorders>
+          <w:tblCellMar>
+            <w:top w:w="0" w:type="dxa"/>
+            <w:left w:w="108" w:type="dxa"/>
+            <w:bottom w:w="0" w:type="dxa"/>
+            <w:right w:w="108" w:type="dxa"/>
+          </w:tblCellMar>
+        </w:tblPrEx>
+        <w:trPr>
+          <w:trHeight w:val="576" w:hRule="atLeast"/>
+        </w:trPr>
+        <w:tc>
+          <w:tcPr>
+            <w:tcW w:w="676" w:type="dxa"/>
+            <w:tcBorders>
+              <w:top w:val="single" w:color="000000" w:sz="4" w:space="0"/>
+              <w:left w:val="single" w:color="000000" w:sz="4" w:space="0"/>
+              <w:bottom w:val="single" w:color="000000" w:sz="4" w:space="0"/>
+              <w:right w:val="single" w:color="000000" w:sz="4" w:space="0"/>
+            </w:tcBorders>
+            <w:shd w:val="clear" w:color="auto" w:fill="auto"/>
+            <w:vAlign w:val="center"/>
+          </w:tcPr>
+          <w:p>
+            <w:pPr>
+              <w:keepNext w:val="0"/>
+              <w:keepLines w:val="0"/>
+              <w:pageBreakBefore w:val="0"/>
+              <w:widowControl w:val="0"/>
+              <w:numPr>
+                <w:ilvl w:val="0"/>
+                <w:numId w:val="2"/>
+              </w:numPr>
+              <w:suppressLineNumbers w:val="0"/>
+              <w:wordWrap/>
+              <w:overflowPunct/>
+              <w:topLinePunct w:val="0"/>
+              <w:bidi w:val="0"/>
+              <w:ind w:left="425" w:leftChars="0" w:hanging="425" w:firstLineChars="0"/>
+              <w:jc w:val="left"/>
+              <w:textAlignment w:val="center"/>
+              <w:rPr>
+                <w:rFonts w:hint="eastAsia" w:ascii="宋体" w:hAnsi="宋体" w:eastAsia="宋体" w:cs="宋体"/>
+                <w:i w:val="0"/>
+                <w:iCs w:val="0"/>
+                <w:snapToGrid w:val="0"/>
+                <w:color w:val="000000"/>
+                <w:kern w:val="0"/>
+                <w:sz w:val="16"/>
+                <w:szCs w:val="16"/>
+                <w:u w:val="none"/>
+                <w:lang w:val="en-US" w:eastAsia="zh-CN"/>
+              </w:rPr>
+            </w:pPr>
+          </w:p>
+        </w:tc>
+        <w:tc>
+          <w:tcPr>
+            <w:tcW w:w="2079" w:type="dxa"/>
+            <w:tcBorders>
+              <w:top w:val="single" w:color="000000" w:sz="4" w:space="0"/>
+              <w:left w:val="single" w:color="000000" w:sz="4" w:space="0"/>
+              <w:bottom w:val="single" w:color="000000" w:sz="4" w:space="0"/>
+              <w:right w:val="single" w:color="000000" w:sz="4" w:space="0"/>
+            </w:tcBorders>
+            <w:shd w:val="clear" w:color="auto" w:fill="auto"/>
+            <w:vAlign w:val="center"/>
+          </w:tcPr>
+          <w:p>
+            <w:pPr>
+              <w:keepNext w:val="0"/>
+              <w:keepLines w:val="0"/>
+              <w:pageBreakBefore w:val="0"/>
+              <w:widowControl w:val="0"/>
+              <w:suppressLineNumbers w:val="0"/>
+              <w:wordWrap/>
+              <w:overflowPunct/>
+              <w:topLinePunct w:val="0"/>
+              <w:bidi w:val="0"/>
+              <w:jc w:val="left"/>
+              <w:textAlignment w:val="center"/>
+              <w:rPr>
+                <w:rFonts w:hint="eastAsia" w:ascii="宋体" w:hAnsi="宋体" w:eastAsia="宋体" w:cs="宋体"/>
+                <w:i w:val="0"/>
+                <w:iCs w:val="0"/>
+                <w:snapToGrid w:val="0"/>
+                <w:color w:val="000000"/>
+                <w:kern w:val="0"/>
+                <w:sz w:val="16"/>
+                <w:szCs w:val="16"/>
+                <w:u w:val="none"/>
+                <w:lang w:val="en-US" w:eastAsia="zh-CN" w:bidi="ar-SA"/>
+              </w:rPr>
+            </w:pPr>
+            <w:r>
+              <w:rPr>
+                <w:rFonts w:hint="eastAsia" w:ascii="宋体" w:hAnsi="宋体" w:eastAsia="宋体" w:cs="宋体"/>
+                <w:i w:val="0"/>
+                <w:iCs w:val="0"/>
+                <w:snapToGrid w:val="0"/>
+                <w:color w:val="000000"/>
+                <w:kern w:val="0"/>
+                <w:sz w:val="16"/>
+                <w:szCs w:val="16"/>
+                <w:u w:val="none"/>
+                <w:lang w:val="en-US" w:eastAsia="zh-CN"/>
+              </w:rPr>
+              <w:t>入职培训（包括制度与企业文化</w:t>
+            </w:r>
+          </w:p>
+        </w:tc>
+        <w:tc>
+          <w:tcPr>
+            <w:tcW w:w="1491" w:type="dxa"/>
+            <w:tcBorders>
+              <w:top w:val="single" w:color="000000" w:sz="4" w:space="0"/>
+              <w:left w:val="single" w:color="000000" w:sz="4" w:space="0"/>
+              <w:bottom w:val="single" w:color="000000" w:sz="4" w:space="0"/>
+              <w:right w:val="single" w:color="000000" w:sz="4" w:space="0"/>
+            </w:tcBorders>
+            <w:shd w:val="clear" w:color="auto" w:fill="auto"/>
+            <w:vAlign w:val="center"/>
+          </w:tcPr>
+          <w:p>
+            <w:pPr>
+              <w:keepNext w:val="0"/>
+              <w:keepLines w:val="0"/>
+              <w:pageBreakBefore w:val="0"/>
+              <w:widowControl w:val="0"/>
+              <w:suppressLineNumbers w:val="0"/>
+              <w:wordWrap/>
+              <w:overflowPunct/>
+              <w:topLinePunct w:val="0"/>
+              <w:bidi w:val="0"/>
+              <w:jc w:val="left"/>
+              <w:textAlignment w:val="center"/>
+              <w:rPr>
+                <w:rFonts w:hint="eastAsia" w:ascii="宋体" w:hAnsi="宋体" w:eastAsia="宋体" w:cs="宋体"/>
+                <w:i w:val="0"/>
+                <w:iCs w:val="0"/>
+                <w:snapToGrid w:val="0"/>
+                <w:color w:val="000000"/>
+                <w:kern w:val="0"/>
+                <w:sz w:val="16"/>
+                <w:szCs w:val="16"/>
+                <w:u w:val="none"/>
+                <w:lang w:val="en-US" w:eastAsia="zh-CN" w:bidi="ar-SA"/>
+              </w:rPr>
+            </w:pPr>
+            <w:r>
+              <w:rPr>
+                <w:rFonts w:hint="eastAsia" w:ascii="宋体" w:hAnsi="宋体" w:eastAsia="宋体" w:cs="宋体"/>
+                <w:i w:val="0"/>
+                <w:iCs w:val="0"/>
+                <w:snapToGrid w:val="0"/>
+                <w:color w:val="000000"/>
+                <w:kern w:val="0"/>
+                <w:sz w:val="16"/>
+                <w:szCs w:val="16"/>
+                <w:u w:val="none"/>
+                <w:lang w:val="en-US" w:eastAsia="zh-CN"/>
+              </w:rPr>
+              <w:t>公司全员</w:t>
+            </w:r>
+          </w:p>
+        </w:tc>
+        <w:tc>
+          <w:tcPr>
+            <w:tcW w:w="993" w:type="dxa"/>
+            <w:tcBorders>
+              <w:top w:val="single" w:color="000000" w:sz="4" w:space="0"/>
+              <w:left w:val="single" w:color="000000" w:sz="4" w:space="0"/>
+              <w:bottom w:val="single" w:color="000000" w:sz="4" w:space="0"/>
+              <w:right w:val="single" w:color="000000" w:sz="4" w:space="0"/>
+            </w:tcBorders>
+            <w:shd w:val="clear" w:color="auto" w:fill="auto"/>
+            <w:vAlign w:val="center"/>
+          </w:tcPr>
+          <w:p>
+            <w:pPr>
+              <w:keepNext w:val="0"/>
+              <w:keepLines w:val="0"/>
+              <w:pageBreakBefore w:val="0"/>
+              <w:widowControl w:val="0"/>
+              <w:suppressLineNumbers w:val="0"/>
+              <w:wordWrap/>
+              <w:overflowPunct/>
+              <w:topLinePunct w:val="0"/>
+              <w:bidi w:val="0"/>
+              <w:jc w:val="both"/>
+              <w:textAlignment w:val="center"/>
+              <w:rPr>
+                <w:rFonts w:hint="eastAsia" w:ascii="宋体" w:hAnsi="宋体" w:eastAsia="宋体" w:cs="宋体"/>
+                <w:i w:val="0"/>
+                <w:iCs w:val="0"/>
+                <w:snapToGrid w:val="0"/>
+                <w:color w:val="000000"/>
+                <w:kern w:val="0"/>
+                <w:sz w:val="16"/>
+                <w:szCs w:val="16"/>
+                <w:u w:val="none"/>
+                <w:lang w:val="en-US" w:eastAsia="zh-CN" w:bidi="ar-SA"/>
+              </w:rPr>
+            </w:pPr>
+            <w:r>
+              <w:rPr>
+                <w:rFonts w:hint="eastAsia" w:ascii="宋体" w:hAnsi="宋体" w:eastAsia="宋体" w:cs="宋体"/>
+                <w:i w:val="0"/>
+                <w:iCs w:val="0"/>
+                <w:snapToGrid w:val="0"/>
+                <w:color w:val="000000"/>
+                <w:kern w:val="0"/>
+                <w:sz w:val="16"/>
+                <w:szCs w:val="16"/>
+                <w:u w:val="none"/>
+                <w:lang w:val="en-US" w:eastAsia="zh-CN"/>
+              </w:rPr>
+              <w:t>各模块负责人</w:t>
+            </w:r>
+          </w:p>
+        </w:tc>
+        <w:tc>
+          <w:tcPr>
+            <w:tcW w:w="792" w:type="dxa"/>
+            <w:tcBorders>
+              <w:top w:val="single" w:color="000000" w:sz="4" w:space="0"/>
+              <w:left w:val="single" w:color="000000" w:sz="4" w:space="0"/>
+              <w:bottom w:val="single" w:color="000000" w:sz="4" w:space="0"/>
+              <w:right w:val="single" w:color="000000" w:sz="4" w:space="0"/>
+            </w:tcBorders>
+            <w:shd w:val="clear" w:color="auto" w:fill="auto"/>
+            <w:vAlign w:val="center"/>
+          </w:tcPr>
+          <w:p>
+            <w:pPr>
+              <w:keepNext w:val="0"/>
+              <w:keepLines w:val="0"/>
+              <w:pageBreakBefore w:val="0"/>
+              <w:widowControl w:val="0"/>
+              <w:suppressLineNumbers w:val="0"/>
+              <w:wordWrap/>
+              <w:overflowPunct/>
+              <w:topLinePunct w:val="0"/>
+              <w:bidi w:val="0"/>
+              <w:jc w:val="both"/>
+              <w:textAlignment w:val="center"/>
+              <w:rPr>
                 <w:rFonts w:hint="default" w:ascii="宋体" w:hAnsi="宋体" w:eastAsia="宋体" w:cs="宋体"/>
+                <w:i w:val="0"/>
+                <w:iCs w:val="0"/>
+                <w:snapToGrid w:val="0"/>
+                <w:color w:val="000000"/>
+                <w:kern w:val="0"/>
+                <w:sz w:val="16"/>
+                <w:szCs w:val="16"/>
+                <w:u w:val="none"/>
+                <w:lang w:val="en-US" w:eastAsia="zh-CN"/>
+              </w:rPr>
+            </w:pPr>
+            <w:r>
+              <w:rPr>
+                <w:rFonts w:hint="eastAsia" w:ascii="宋体" w:hAnsi="宋体" w:cs="宋体"/>
+                <w:i w:val="0"/>
+                <w:iCs w:val="0"/>
+                <w:snapToGrid w:val="0"/>
+                <w:color w:val="000000"/>
+                <w:kern w:val="0"/>
+                <w:sz w:val="16"/>
+                <w:szCs w:val="16"/>
+                <w:u w:val="none"/>
+                <w:lang w:val="en-US" w:eastAsia="zh-CN"/>
+              </w:rPr>
+              <w:t>2025年</w:t>
+            </w:r>
+            <w:r>
+              <w:rPr>
+                <w:rFonts w:hint="eastAsia" w:ascii="宋体" w:hAnsi="宋体" w:eastAsia="宋体" w:cs="宋体"/>
+                <w:i w:val="0"/>
+                <w:iCs w:val="0"/>
+                <w:snapToGrid w:val="0"/>
+                <w:color w:val="000000"/>
+                <w:kern w:val="0"/>
+                <w:sz w:val="16"/>
+                <w:szCs w:val="16"/>
+                <w:u w:val="none"/>
+                <w:lang w:val="en-US" w:eastAsia="zh-CN"/>
+              </w:rPr>
+              <w:t>12月</w:t>
+            </w:r>
+          </w:p>
+        </w:tc>
+        <w:tc>
+          <w:tcPr>
+            <w:tcW w:w="1405" w:type="dxa"/>
+            <w:tcBorders>
+              <w:top w:val="single" w:color="000000" w:sz="4" w:space="0"/>
+              <w:left w:val="single" w:color="000000" w:sz="4" w:space="0"/>
+              <w:bottom w:val="single" w:color="000000" w:sz="4" w:space="0"/>
+              <w:right w:val="single" w:color="000000" w:sz="4" w:space="0"/>
+            </w:tcBorders>
+            <w:shd w:val="clear" w:color="auto" w:fill="auto"/>
+            <w:vAlign w:val="center"/>
+          </w:tcPr>
+          <w:p>
+            <w:pPr>
+              <w:keepNext w:val="0"/>
+              <w:keepLines w:val="0"/>
+              <w:pageBreakBefore w:val="0"/>
+              <w:widowControl w:val="0"/>
+              <w:suppressLineNumbers w:val="0"/>
+              <w:wordWrap/>
+              <w:overflowPunct/>
+              <w:topLinePunct w:val="0"/>
+              <w:bidi w:val="0"/>
+              <w:jc w:val="both"/>
+              <w:textAlignment w:val="center"/>
+              <w:rPr>
+                <w:rFonts w:hint="eastAsia" w:ascii="宋体" w:hAnsi="宋体" w:eastAsia="宋体" w:cs="宋体"/>
                 <w:i w:val="0"/>
                 <w:iCs w:val="0"/>
                 <w:snapToGrid w:val="0"/>
@@ -15878,27 +16615,18 @@
             </w:pPr>
             <w:r>
               <w:rPr>
-                <w:rFonts w:hint="eastAsia" w:ascii="宋体" w:hAnsi="宋体" w:cs="宋体"/>
-                <w:i w:val="0"/>
-                <w:iCs w:val="0"/>
-                <w:snapToGrid w:val="0"/>
-                <w:color w:val="000000"/>
-                <w:kern w:val="0"/>
-                <w:sz w:val="16"/>
-                <w:szCs w:val="16"/>
-                <w:u w:val="none"/>
-                <w:lang w:val="en-US" w:eastAsia="zh-CN"/>
-              </w:rPr>
-              <w:t>vue</w:t>
-            </w:r>
-            <w:r>
-              <w:rPr>
-                <w:rStyle w:val="49"/>
-                <w:snapToGrid w:val="0"/>
-                <w:color w:val="000000"/>
-                <w:lang w:val="en-US" w:eastAsia="zh-CN"/>
-              </w:rPr>
-              <w:t>前端框架介绍</w:t>
+                <w:rFonts w:hint="eastAsia" w:ascii="宋体" w:hAnsi="宋体" w:eastAsia="宋体" w:cs="宋体"/>
+                <w:i w:val="0"/>
+                <w:iCs w:val="0"/>
+                <w:snapToGrid w:val="0"/>
+                <w:color w:val="000000"/>
+                <w:kern w:val="0"/>
+                <w:sz w:val="16"/>
+                <w:szCs w:val="16"/>
+                <w:u w:val="none"/>
+                <w:lang w:val="en-US" w:eastAsia="zh-CN"/>
+              </w:rPr>
+              <w:t>公司产品培训</w:t>
             </w:r>
           </w:p>
         </w:tc>
@@ -15953,7 +16681,7 @@
                 <w:u w:val="none"/>
                 <w:lang w:val="en-US" w:eastAsia="zh-CN"/>
               </w:rPr>
-              <w:t>研发部全员</w:t>
+              <w:t>公司全员</w:t>
             </w:r>
           </w:p>
         </w:tc>
@@ -16078,7 +16806,7 @@
                 <w:u w:val="none"/>
                 <w:lang w:val="en-US" w:eastAsia="zh-CN"/>
               </w:rPr>
-              <w:t>11月</w:t>
+              <w:t>12月</w:t>
             </w:r>
           </w:p>
         </w:tc>
@@ -16255,7 +16983,7 @@
                 <w:u w:val="none"/>
                 <w:lang w:val="en-US" w:eastAsia="zh-CN"/>
               </w:rPr>
-              <w:t>入职培训（包括制度与企业文化</w:t>
+              <w:t>高级开发培训</w:t>
             </w:r>
           </w:p>
         </w:tc>
@@ -16310,7 +17038,7 @@
                 <w:u w:val="none"/>
                 <w:lang w:val="en-US" w:eastAsia="zh-CN"/>
               </w:rPr>
-              <w:t>公司全员</w:t>
+              <w:t>研发部全员</w:t>
             </w:r>
           </w:p>
         </w:tc>
@@ -16365,7 +17093,7 @@
                 <w:u w:val="none"/>
                 <w:lang w:val="en-US" w:eastAsia="zh-CN"/>
               </w:rPr>
-              <w:t>各模块负责人</w:t>
+              <w:t>秦立祥</w:t>
             </w:r>
           </w:p>
         </w:tc>
@@ -16491,6 +17219,371 @@
                 <w:lang w:val="en-US" w:eastAsia="zh-CN"/>
               </w:rPr>
               <w:t>已完成</w:t>
+            </w:r>
+          </w:p>
+        </w:tc>
+      </w:tr>
+      <w:tr>
+        <w:tblPrEx>
+          <w:tblBorders>
+            <w:top w:val="none" w:color="auto" w:sz="0" w:space="0"/>
+            <w:left w:val="none" w:color="auto" w:sz="0" w:space="0"/>
+            <w:bottom w:val="none" w:color="auto" w:sz="0" w:space="0"/>
+            <w:right w:val="none" w:color="auto" w:sz="0" w:space="0"/>
+            <w:insideH w:val="none" w:color="auto" w:sz="0" w:space="0"/>
+            <w:insideV w:val="none" w:color="auto" w:sz="0" w:space="0"/>
+          </w:tblBorders>
+          <w:tblCellMar>
+            <w:top w:w="0" w:type="dxa"/>
+            <w:left w:w="108" w:type="dxa"/>
+            <w:bottom w:w="0" w:type="dxa"/>
+            <w:right w:w="108" w:type="dxa"/>
+          </w:tblCellMar>
+        </w:tblPrEx>
+        <w:trPr>
+          <w:trHeight w:val="576" w:hRule="atLeast"/>
+        </w:trPr>
+        <w:tc>
+          <w:tcPr>
+            <w:tcW w:w="676" w:type="dxa"/>
+            <w:tcBorders>
+              <w:top w:val="single" w:color="000000" w:sz="4" w:space="0"/>
+              <w:left w:val="single" w:color="000000" w:sz="4" w:space="0"/>
+              <w:bottom w:val="single" w:color="000000" w:sz="4" w:space="0"/>
+              <w:right w:val="single" w:color="000000" w:sz="4" w:space="0"/>
+            </w:tcBorders>
+            <w:shd w:val="clear" w:color="auto" w:fill="auto"/>
+            <w:vAlign w:val="center"/>
+          </w:tcPr>
+          <w:p>
+            <w:pPr>
+              <w:keepNext w:val="0"/>
+              <w:keepLines w:val="0"/>
+              <w:pageBreakBefore w:val="0"/>
+              <w:widowControl w:val="0"/>
+              <w:numPr>
+                <w:ilvl w:val="0"/>
+                <w:numId w:val="2"/>
+              </w:numPr>
+              <w:suppressLineNumbers w:val="0"/>
+              <w:wordWrap/>
+              <w:overflowPunct/>
+              <w:topLinePunct w:val="0"/>
+              <w:bidi w:val="0"/>
+              <w:ind w:left="425" w:leftChars="0" w:hanging="425" w:firstLineChars="0"/>
+              <w:jc w:val="left"/>
+              <w:textAlignment w:val="center"/>
+              <w:rPr>
+                <w:rFonts w:hint="eastAsia" w:ascii="宋体" w:hAnsi="宋体" w:eastAsia="宋体" w:cs="宋体"/>
+                <w:i w:val="0"/>
+                <w:iCs w:val="0"/>
+                <w:snapToGrid w:val="0"/>
+                <w:color w:val="000000"/>
+                <w:kern w:val="0"/>
+                <w:sz w:val="16"/>
+                <w:szCs w:val="16"/>
+                <w:u w:val="none"/>
+                <w:lang w:val="en-US" w:eastAsia="zh-CN"/>
+              </w:rPr>
+            </w:pPr>
+          </w:p>
+        </w:tc>
+        <w:tc>
+          <w:tcPr>
+            <w:tcW w:w="2079" w:type="dxa"/>
+            <w:tcBorders>
+              <w:top w:val="single" w:color="000000" w:sz="4" w:space="0"/>
+              <w:left w:val="single" w:color="000000" w:sz="4" w:space="0"/>
+              <w:bottom w:val="single" w:color="000000" w:sz="4" w:space="0"/>
+              <w:right w:val="single" w:color="000000" w:sz="4" w:space="0"/>
+            </w:tcBorders>
+            <w:shd w:val="clear" w:color="auto" w:fill="auto"/>
+            <w:vAlign w:val="center"/>
+          </w:tcPr>
+          <w:p>
+            <w:pPr>
+              <w:keepNext w:val="0"/>
+              <w:keepLines w:val="0"/>
+              <w:pageBreakBefore w:val="0"/>
+              <w:widowControl w:val="0"/>
+              <w:suppressLineNumbers w:val="0"/>
+              <w:wordWrap/>
+              <w:overflowPunct/>
+              <w:topLinePunct w:val="0"/>
+              <w:bidi w:val="0"/>
+              <w:jc w:val="left"/>
+              <w:textAlignment w:val="center"/>
+              <w:rPr>
+                <w:rFonts w:hint="eastAsia" w:ascii="宋体" w:hAnsi="宋体" w:eastAsia="宋体" w:cs="宋体"/>
+                <w:i w:val="0"/>
+                <w:iCs w:val="0"/>
+                <w:snapToGrid w:val="0"/>
+                <w:color w:val="000000"/>
+                <w:kern w:val="0"/>
+                <w:sz w:val="16"/>
+                <w:szCs w:val="16"/>
+                <w:u w:val="none"/>
+                <w:lang w:val="en-US" w:eastAsia="zh-CN" w:bidi="ar-SA"/>
+              </w:rPr>
+            </w:pPr>
+            <w:r>
+              <w:rPr>
+                <w:rFonts w:hint="eastAsia" w:ascii="宋体" w:hAnsi="宋体" w:eastAsia="宋体" w:cs="宋体"/>
+                <w:i w:val="0"/>
+                <w:iCs w:val="0"/>
+                <w:snapToGrid w:val="0"/>
+                <w:color w:val="000000"/>
+                <w:kern w:val="0"/>
+                <w:sz w:val="16"/>
+                <w:szCs w:val="16"/>
+                <w:u w:val="none"/>
+                <w:lang w:val="en-US" w:eastAsia="zh-CN"/>
+              </w:rPr>
+              <w:t>ITSS</w:t>
+            </w:r>
+            <w:r>
+              <w:rPr>
+                <w:rStyle w:val="49"/>
+                <w:snapToGrid w:val="0"/>
+                <w:color w:val="000000"/>
+                <w:lang w:val="en-US" w:eastAsia="zh-CN"/>
+              </w:rPr>
+              <w:t>标准培训</w:t>
+            </w:r>
+          </w:p>
+        </w:tc>
+        <w:tc>
+          <w:tcPr>
+            <w:tcW w:w="1491" w:type="dxa"/>
+            <w:tcBorders>
+              <w:top w:val="single" w:color="000000" w:sz="4" w:space="0"/>
+              <w:left w:val="single" w:color="000000" w:sz="4" w:space="0"/>
+              <w:bottom w:val="single" w:color="000000" w:sz="4" w:space="0"/>
+              <w:right w:val="single" w:color="000000" w:sz="4" w:space="0"/>
+            </w:tcBorders>
+            <w:shd w:val="clear" w:color="auto" w:fill="auto"/>
+            <w:vAlign w:val="center"/>
+          </w:tcPr>
+          <w:p>
+            <w:pPr>
+              <w:keepNext w:val="0"/>
+              <w:keepLines w:val="0"/>
+              <w:pageBreakBefore w:val="0"/>
+              <w:widowControl w:val="0"/>
+              <w:suppressLineNumbers w:val="0"/>
+              <w:wordWrap/>
+              <w:overflowPunct/>
+              <w:topLinePunct w:val="0"/>
+              <w:bidi w:val="0"/>
+              <w:jc w:val="left"/>
+              <w:textAlignment w:val="center"/>
+              <w:rPr>
+                <w:rFonts w:hint="eastAsia" w:ascii="宋体" w:hAnsi="宋体" w:eastAsia="宋体" w:cs="宋体"/>
+                <w:i w:val="0"/>
+                <w:iCs w:val="0"/>
+                <w:snapToGrid w:val="0"/>
+                <w:color w:val="000000"/>
+                <w:kern w:val="0"/>
+                <w:sz w:val="16"/>
+                <w:szCs w:val="16"/>
+                <w:u w:val="none"/>
+                <w:lang w:val="en-US" w:eastAsia="zh-CN" w:bidi="ar-SA"/>
+              </w:rPr>
+            </w:pPr>
+            <w:r>
+              <w:rPr>
+                <w:rFonts w:hint="eastAsia" w:ascii="宋体" w:hAnsi="宋体" w:eastAsia="宋体" w:cs="宋体"/>
+                <w:i w:val="0"/>
+                <w:iCs w:val="0"/>
+                <w:snapToGrid w:val="0"/>
+                <w:color w:val="000000"/>
+                <w:kern w:val="0"/>
+                <w:sz w:val="16"/>
+                <w:szCs w:val="16"/>
+                <w:u w:val="none"/>
+                <w:lang w:val="en-US" w:eastAsia="zh-CN"/>
+              </w:rPr>
+              <w:t>运服务相关人员</w:t>
+            </w:r>
+          </w:p>
+        </w:tc>
+        <w:tc>
+          <w:tcPr>
+            <w:tcW w:w="993" w:type="dxa"/>
+            <w:tcBorders>
+              <w:top w:val="single" w:color="000000" w:sz="4" w:space="0"/>
+              <w:left w:val="single" w:color="000000" w:sz="4" w:space="0"/>
+              <w:bottom w:val="single" w:color="000000" w:sz="4" w:space="0"/>
+              <w:right w:val="single" w:color="000000" w:sz="4" w:space="0"/>
+            </w:tcBorders>
+            <w:shd w:val="clear" w:color="auto" w:fill="auto"/>
+            <w:vAlign w:val="center"/>
+          </w:tcPr>
+          <w:p>
+            <w:pPr>
+              <w:keepNext w:val="0"/>
+              <w:keepLines w:val="0"/>
+              <w:pageBreakBefore w:val="0"/>
+              <w:widowControl w:val="0"/>
+              <w:suppressLineNumbers w:val="0"/>
+              <w:wordWrap/>
+              <w:overflowPunct/>
+              <w:topLinePunct w:val="0"/>
+              <w:bidi w:val="0"/>
+              <w:jc w:val="both"/>
+              <w:textAlignment w:val="center"/>
+              <w:rPr>
+                <w:rFonts w:hint="eastAsia" w:ascii="宋体" w:hAnsi="宋体" w:eastAsia="宋体" w:cs="宋体"/>
+                <w:i w:val="0"/>
+                <w:iCs w:val="0"/>
+                <w:snapToGrid w:val="0"/>
+                <w:color w:val="000000"/>
+                <w:kern w:val="0"/>
+                <w:sz w:val="16"/>
+                <w:szCs w:val="16"/>
+                <w:u w:val="none"/>
+                <w:lang w:val="en-US" w:eastAsia="zh-CN" w:bidi="ar-SA"/>
+              </w:rPr>
+            </w:pPr>
+            <w:r>
+              <w:rPr>
+                <w:rFonts w:hint="eastAsia" w:ascii="宋体" w:hAnsi="宋体" w:eastAsia="宋体" w:cs="宋体"/>
+                <w:i w:val="0"/>
+                <w:iCs w:val="0"/>
+                <w:snapToGrid w:val="0"/>
+                <w:color w:val="000000"/>
+                <w:kern w:val="0"/>
+                <w:sz w:val="16"/>
+                <w:szCs w:val="16"/>
+                <w:u w:val="none"/>
+                <w:lang w:val="en-US" w:eastAsia="zh-CN"/>
+              </w:rPr>
+              <w:t>外聘</w:t>
+            </w:r>
+          </w:p>
+        </w:tc>
+        <w:tc>
+          <w:tcPr>
+            <w:tcW w:w="792" w:type="dxa"/>
+            <w:tcBorders>
+              <w:top w:val="single" w:color="000000" w:sz="4" w:space="0"/>
+              <w:left w:val="single" w:color="000000" w:sz="4" w:space="0"/>
+              <w:bottom w:val="single" w:color="000000" w:sz="4" w:space="0"/>
+              <w:right w:val="single" w:color="000000" w:sz="4" w:space="0"/>
+            </w:tcBorders>
+            <w:shd w:val="clear" w:color="auto" w:fill="auto"/>
+            <w:vAlign w:val="center"/>
+          </w:tcPr>
+          <w:p>
+            <w:pPr>
+              <w:keepNext w:val="0"/>
+              <w:keepLines w:val="0"/>
+              <w:pageBreakBefore w:val="0"/>
+              <w:widowControl w:val="0"/>
+              <w:suppressLineNumbers w:val="0"/>
+              <w:wordWrap/>
+              <w:overflowPunct/>
+              <w:topLinePunct w:val="0"/>
+              <w:bidi w:val="0"/>
+              <w:jc w:val="both"/>
+              <w:textAlignment w:val="center"/>
+              <w:rPr>
+                <w:rFonts w:hint="eastAsia" w:ascii="宋体" w:hAnsi="宋体" w:eastAsia="宋体" w:cs="宋体"/>
+                <w:i w:val="0"/>
+                <w:iCs w:val="0"/>
+                <w:snapToGrid w:val="0"/>
+                <w:color w:val="000000"/>
+                <w:kern w:val="0"/>
+                <w:sz w:val="16"/>
+                <w:szCs w:val="16"/>
+                <w:u w:val="none"/>
+                <w:lang w:val="en-US" w:eastAsia="zh-CN" w:bidi="ar-SA"/>
+              </w:rPr>
+            </w:pPr>
+            <w:r>
+              <w:rPr>
+                <w:rFonts w:hint="eastAsia" w:ascii="宋体" w:hAnsi="宋体" w:cs="宋体"/>
+                <w:i w:val="0"/>
+                <w:iCs w:val="0"/>
+                <w:snapToGrid w:val="0"/>
+                <w:color w:val="000000"/>
+                <w:kern w:val="0"/>
+                <w:sz w:val="16"/>
+                <w:szCs w:val="16"/>
+                <w:u w:val="none"/>
+                <w:lang w:val="en-US" w:eastAsia="zh-CN"/>
+              </w:rPr>
+              <w:t>2026年</w:t>
+            </w:r>
+            <w:r>
+              <w:rPr>
+                <w:rFonts w:hint="eastAsia" w:ascii="宋体" w:hAnsi="宋体" w:eastAsia="宋体" w:cs="宋体"/>
+                <w:i w:val="0"/>
+                <w:iCs w:val="0"/>
+                <w:snapToGrid w:val="0"/>
+                <w:color w:val="000000"/>
+                <w:kern w:val="0"/>
+                <w:sz w:val="16"/>
+                <w:szCs w:val="16"/>
+                <w:u w:val="none"/>
+                <w:lang w:val="en-US" w:eastAsia="zh-CN"/>
+              </w:rPr>
+              <w:t>1月</w:t>
+            </w:r>
+          </w:p>
+        </w:tc>
+        <w:tc>
+          <w:tcPr>
+            <w:tcW w:w="1405" w:type="dxa"/>
+            <w:tcBorders>
+              <w:top w:val="single" w:color="000000" w:sz="4" w:space="0"/>
+              <w:left w:val="single" w:color="000000" w:sz="4" w:space="0"/>
+              <w:bottom w:val="single" w:color="000000" w:sz="4" w:space="0"/>
+              <w:right w:val="single" w:color="000000" w:sz="4" w:space="0"/>
+            </w:tcBorders>
+            <w:shd w:val="clear" w:color="auto" w:fill="auto"/>
+            <w:vAlign w:val="center"/>
+          </w:tcPr>
+          <w:p>
+            <w:pPr>
+              <w:keepNext w:val="0"/>
+              <w:keepLines w:val="0"/>
+              <w:pageBreakBefore w:val="0"/>
+              <w:widowControl w:val="0"/>
+              <w:suppressLineNumbers w:val="0"/>
+              <w:wordWrap/>
+              <w:overflowPunct/>
+              <w:topLinePunct w:val="0"/>
+              <w:bidi w:val="0"/>
+              <w:jc w:val="both"/>
+              <w:textAlignment w:val="center"/>
+              <w:rPr>
+                <w:rFonts w:hint="eastAsia" w:ascii="宋体" w:hAnsi="宋体" w:eastAsia="宋体" w:cs="宋体"/>
+                <w:i w:val="0"/>
+                <w:iCs w:val="0"/>
+                <w:snapToGrid w:val="0"/>
+                <w:color w:val="000000"/>
+                <w:kern w:val="0"/>
+                <w:sz w:val="16"/>
+                <w:szCs w:val="16"/>
+                <w:u w:val="none"/>
+                <w:lang w:val="en-US" w:eastAsia="zh-CN" w:bidi="ar-SA"/>
+              </w:rPr>
+            </w:pPr>
+            <w:r>
+              <w:rPr>
+                <w:rFonts w:hint="eastAsia" w:ascii="宋体" w:hAnsi="宋体" w:cs="宋体"/>
+                <w:i w:val="0"/>
+                <w:iCs w:val="0"/>
+                <w:snapToGrid w:val="0"/>
+                <w:color w:val="000000"/>
+                <w:kern w:val="0"/>
+                <w:sz w:val="16"/>
+                <w:szCs w:val="16"/>
+                <w:u w:val="none"/>
+                <w:lang w:val="en-US" w:eastAsia="zh-CN"/>
+              </w:rPr>
+              <w:t>未开始</w:t>
             </w:r>
           </w:p>
         </w:tc>
@@ -16612,7 +17705,7 @@
                 <w:u w:val="none"/>
                 <w:lang w:val="en-US" w:eastAsia="zh-CN"/>
               </w:rPr>
-              <w:t>公司产品培训</w:t>
+              <w:t>运维服务工具使用</w:t>
             </w:r>
           </w:p>
         </w:tc>
@@ -16667,7 +17760,7 @@
                 <w:u w:val="none"/>
                 <w:lang w:val="en-US" w:eastAsia="zh-CN"/>
               </w:rPr>
-              <w:t>公司全员</w:t>
+              <w:t>运维部全员</w:t>
             </w:r>
           </w:p>
         </w:tc>
@@ -16752,16 +17845,16 @@
               <w:jc w:val="both"/>
               <w:textAlignment w:val="center"/>
               <w:rPr>
-                <w:rFonts w:hint="default" w:ascii="宋体" w:hAnsi="宋体" w:eastAsia="宋体" w:cs="宋体"/>
-                <w:i w:val="0"/>
-                <w:iCs w:val="0"/>
-                <w:snapToGrid w:val="0"/>
-                <w:color w:val="000000"/>
-                <w:kern w:val="0"/>
-                <w:sz w:val="16"/>
-                <w:szCs w:val="16"/>
-                <w:u w:val="none"/>
-                <w:lang w:val="en-US" w:eastAsia="zh-CN"/>
+                <w:rFonts w:hint="eastAsia" w:ascii="宋体" w:hAnsi="宋体" w:eastAsia="宋体" w:cs="宋体"/>
+                <w:i w:val="0"/>
+                <w:iCs w:val="0"/>
+                <w:snapToGrid w:val="0"/>
+                <w:color w:val="000000"/>
+                <w:kern w:val="0"/>
+                <w:sz w:val="16"/>
+                <w:szCs w:val="16"/>
+                <w:u w:val="none"/>
+                <w:lang w:val="en-US" w:eastAsia="zh-CN" w:bidi="ar-SA"/>
               </w:rPr>
             </w:pPr>
             <w:r>
@@ -16777,22 +17870,22 @@
                 <w:u w:val="none"/>
                 <w:lang w:val="en-US" w:eastAsia="zh-CN"/>
               </w:rPr>
-              <w:t>2025年</w:t>
-            </w:r>
-            <w:r>
-              <w:rPr>
-                <w:rFonts w:hint="eastAsia" w:ascii="宋体" w:hAnsi="宋体" w:eastAsia="宋体" w:cs="宋体"/>
-                <w:i w:val="0"/>
-                <w:iCs w:val="0"/>
-                <w:snapToGrid w:val="0"/>
-                <w:color w:val="000000"/>
-                <w:kern w:val="0"/>
-                <w:sz w:val="16"/>
-                <w:szCs w:val="16"/>
-                <w:u w:val="none"/>
-                <w:lang w:val="en-US" w:eastAsia="zh-CN"/>
-              </w:rPr>
-              <w:t>12月</w:t>
+              <w:t>2026年</w:t>
+            </w:r>
+            <w:r>
+              <w:rPr>
+                <w:rFonts w:hint="eastAsia" w:ascii="宋体" w:hAnsi="宋体" w:eastAsia="宋体" w:cs="宋体"/>
+                <w:i w:val="0"/>
+                <w:iCs w:val="0"/>
+                <w:snapToGrid w:val="0"/>
+                <w:color w:val="000000"/>
+                <w:kern w:val="0"/>
+                <w:sz w:val="16"/>
+                <w:szCs w:val="16"/>
+                <w:u w:val="none"/>
+                <w:lang w:val="en-US" w:eastAsia="zh-CN"/>
+              </w:rPr>
+              <w:t>1月</w:t>
             </w:r>
           </w:p>
         </w:tc>
@@ -16831,23 +17924,23 @@
                 <w:sz w:val="16"/>
                 <w:szCs w:val="16"/>
                 <w:u w:val="none"/>
-                <w:lang w:val="en-US" w:eastAsia="zh-CN"/>
-              </w:rPr>
-            </w:pPr>
-            <w:r>
-              <w:rPr>
-                <w:rFonts w:hint="eastAsia" w:ascii="宋体" w:hAnsi="宋体" w:eastAsia="宋体" w:cs="宋体"/>
-                <w:i w:val="0"/>
-                <w:iCs w:val="0"/>
-                <w:snapToGrid w:val="0"/>
-                <w:color w:val="000000"/>
-                <w:kern w:val="0"/>
-                <w:sz w:val="16"/>
-                <w:szCs w:val="16"/>
-                <w:u w:val="none"/>
-                <w:lang w:val="en-US" w:eastAsia="zh-CN"/>
-              </w:rPr>
-              <w:t>已完成</w:t>
+                <w:lang w:val="en-US" w:eastAsia="zh-CN" w:bidi="ar-SA"/>
+              </w:rPr>
+            </w:pPr>
+            <w:r>
+              <w:rPr>
+                <w:rFonts w:hint="eastAsia" w:ascii="宋体" w:hAnsi="宋体" w:cs="宋体"/>
+                <w:i w:val="0"/>
+                <w:iCs w:val="0"/>
+                <w:snapToGrid w:val="0"/>
+                <w:color w:val="000000"/>
+                <w:kern w:val="0"/>
+                <w:sz w:val="16"/>
+                <w:szCs w:val="16"/>
+                <w:u w:val="none"/>
+                <w:lang w:val="en-US" w:eastAsia="zh-CN"/>
+              </w:rPr>
+              <w:t>未开始</w:t>
             </w:r>
           </w:p>
         </w:tc>
@@ -16937,10 +18030,15 @@
               <w:pageBreakBefore w:val="0"/>
               <w:widowControl w:val="0"/>
               <w:suppressLineNumbers w:val="0"/>
-              <w:wordWrap/>
-              <w:overflowPunct/>
-              <w:topLinePunct w:val="0"/>
-              <w:bidi w:val="0"/>
+              <w:kinsoku w:val="0"/>
+              <w:wordWrap/>
+              <w:overflowPunct/>
+              <w:topLinePunct w:val="0"/>
+              <w:autoSpaceDE w:val="0"/>
+              <w:autoSpaceDN w:val="0"/>
+              <w:bidi w:val="0"/>
+              <w:adjustRightInd w:val="0"/>
+              <w:snapToGrid w:val="0"/>
               <w:jc w:val="left"/>
               <w:textAlignment w:val="center"/>
               <w:rPr>
@@ -16958,18 +18056,18 @@
             </w:pPr>
             <w:r>
               <w:rPr>
-                <w:rFonts w:hint="eastAsia" w:ascii="宋体" w:hAnsi="宋体" w:eastAsia="宋体" w:cs="宋体"/>
-                <w:i w:val="0"/>
-                <w:iCs w:val="0"/>
-                <w:snapToGrid w:val="0"/>
-                <w:color w:val="000000"/>
-                <w:kern w:val="0"/>
-                <w:sz w:val="16"/>
-                <w:szCs w:val="16"/>
-                <w:u w:val="none"/>
-                <w:lang w:val="en-US" w:eastAsia="zh-CN"/>
-              </w:rPr>
-              <w:t>高级开发培训</w:t>
+                <w:rFonts w:hint="eastAsia" w:ascii="宋体" w:hAnsi="宋体" w:cs="宋体"/>
+                <w:i w:val="0"/>
+                <w:iCs w:val="0"/>
+                <w:snapToGrid w:val="0"/>
+                <w:color w:val="000000"/>
+                <w:kern w:val="0"/>
+                <w:sz w:val="16"/>
+                <w:szCs w:val="16"/>
+                <w:u w:val="none"/>
+                <w:lang w:val="en-US" w:eastAsia="zh-CN"/>
+              </w:rPr>
+              <w:t>服务数据管理制度培训</w:t>
             </w:r>
           </w:p>
         </w:tc>
@@ -16992,10 +18090,15 @@
               <w:pageBreakBefore w:val="0"/>
               <w:widowControl w:val="0"/>
               <w:suppressLineNumbers w:val="0"/>
-              <w:wordWrap/>
-              <w:overflowPunct/>
-              <w:topLinePunct w:val="0"/>
-              <w:bidi w:val="0"/>
+              <w:kinsoku w:val="0"/>
+              <w:wordWrap/>
+              <w:overflowPunct/>
+              <w:topLinePunct w:val="0"/>
+              <w:autoSpaceDE w:val="0"/>
+              <w:autoSpaceDN w:val="0"/>
+              <w:bidi w:val="0"/>
+              <w:adjustRightInd w:val="0"/>
+              <w:snapToGrid w:val="0"/>
               <w:jc w:val="left"/>
               <w:textAlignment w:val="center"/>
               <w:rPr>
@@ -17013,18 +18116,18 @@
             </w:pPr>
             <w:r>
               <w:rPr>
-                <w:rFonts w:hint="eastAsia" w:ascii="宋体" w:hAnsi="宋体" w:eastAsia="宋体" w:cs="宋体"/>
-                <w:i w:val="0"/>
-                <w:iCs w:val="0"/>
-                <w:snapToGrid w:val="0"/>
-                <w:color w:val="000000"/>
-                <w:kern w:val="0"/>
-                <w:sz w:val="16"/>
-                <w:szCs w:val="16"/>
-                <w:u w:val="none"/>
-                <w:lang w:val="en-US" w:eastAsia="zh-CN"/>
-              </w:rPr>
-              <w:t>研发部全员</w:t>
+                <w:rFonts w:hint="eastAsia" w:ascii="宋体" w:hAnsi="宋体" w:cs="宋体"/>
+                <w:i w:val="0"/>
+                <w:iCs w:val="0"/>
+                <w:snapToGrid w:val="0"/>
+                <w:color w:val="000000"/>
+                <w:kern w:val="0"/>
+                <w:sz w:val="16"/>
+                <w:szCs w:val="16"/>
+                <w:u w:val="none"/>
+                <w:lang w:val="en-US" w:eastAsia="zh-CN"/>
+              </w:rPr>
+              <w:t>运维部全员</w:t>
             </w:r>
           </w:p>
         </w:tc>
@@ -17047,10 +18150,15 @@
               <w:pageBreakBefore w:val="0"/>
               <w:widowControl w:val="0"/>
               <w:suppressLineNumbers w:val="0"/>
-              <w:wordWrap/>
-              <w:overflowPunct/>
-              <w:topLinePunct w:val="0"/>
-              <w:bidi w:val="0"/>
+              <w:kinsoku w:val="0"/>
+              <w:wordWrap/>
+              <w:overflowPunct/>
+              <w:topLinePunct w:val="0"/>
+              <w:autoSpaceDE w:val="0"/>
+              <w:autoSpaceDN w:val="0"/>
+              <w:bidi w:val="0"/>
+              <w:adjustRightInd w:val="0"/>
+              <w:snapToGrid w:val="0"/>
               <w:jc w:val="both"/>
               <w:textAlignment w:val="center"/>
               <w:rPr>
@@ -17068,18 +18176,18 @@
             </w:pPr>
             <w:r>
               <w:rPr>
-                <w:rFonts w:hint="eastAsia" w:ascii="宋体" w:hAnsi="宋体" w:eastAsia="宋体" w:cs="宋体"/>
-                <w:i w:val="0"/>
-                <w:iCs w:val="0"/>
-                <w:snapToGrid w:val="0"/>
-                <w:color w:val="000000"/>
-                <w:kern w:val="0"/>
-                <w:sz w:val="16"/>
-                <w:szCs w:val="16"/>
-                <w:u w:val="none"/>
-                <w:lang w:val="en-US" w:eastAsia="zh-CN"/>
-              </w:rPr>
-              <w:t>秦立祥</w:t>
+                <w:rFonts w:hint="eastAsia" w:ascii="宋体" w:hAnsi="宋体" w:cs="宋体"/>
+                <w:i w:val="0"/>
+                <w:iCs w:val="0"/>
+                <w:snapToGrid w:val="0"/>
+                <w:color w:val="000000"/>
+                <w:kern w:val="0"/>
+                <w:sz w:val="16"/>
+                <w:szCs w:val="16"/>
+                <w:u w:val="none"/>
+                <w:lang w:val="en-US" w:eastAsia="zh-CN"/>
+              </w:rPr>
+              <w:t>肖龙莽</w:t>
             </w:r>
           </w:p>
         </w:tc>
@@ -17102,23 +18210,28 @@
               <w:pageBreakBefore w:val="0"/>
               <w:widowControl w:val="0"/>
               <w:suppressLineNumbers w:val="0"/>
-              <w:wordWrap/>
-              <w:overflowPunct/>
-              <w:topLinePunct w:val="0"/>
-              <w:bidi w:val="0"/>
+              <w:kinsoku w:val="0"/>
+              <w:wordWrap/>
+              <w:overflowPunct/>
+              <w:topLinePunct w:val="0"/>
+              <w:autoSpaceDE w:val="0"/>
+              <w:autoSpaceDN w:val="0"/>
+              <w:bidi w:val="0"/>
+              <w:adjustRightInd w:val="0"/>
+              <w:snapToGrid w:val="0"/>
               <w:jc w:val="both"/>
               <w:textAlignment w:val="center"/>
               <w:rPr>
-                <w:rFonts w:hint="default" w:ascii="宋体" w:hAnsi="宋体" w:eastAsia="宋体" w:cs="宋体"/>
-                <w:i w:val="0"/>
-                <w:iCs w:val="0"/>
-                <w:snapToGrid w:val="0"/>
-                <w:color w:val="000000"/>
-                <w:kern w:val="0"/>
-                <w:sz w:val="16"/>
-                <w:szCs w:val="16"/>
-                <w:u w:val="none"/>
-                <w:lang w:val="en-US" w:eastAsia="zh-CN"/>
+                <w:rFonts w:hint="eastAsia" w:ascii="宋体" w:hAnsi="宋体" w:eastAsia="宋体" w:cs="宋体"/>
+                <w:i w:val="0"/>
+                <w:iCs w:val="0"/>
+                <w:snapToGrid w:val="0"/>
+                <w:color w:val="000000"/>
+                <w:kern w:val="0"/>
+                <w:sz w:val="16"/>
+                <w:szCs w:val="16"/>
+                <w:u w:val="none"/>
+                <w:lang w:val="en-US" w:eastAsia="zh-CN" w:bidi="ar-SA"/>
               </w:rPr>
             </w:pPr>
             <w:r>
@@ -17134,22 +18247,7 @@
                 <w:u w:val="none"/>
                 <w:lang w:val="en-US" w:eastAsia="zh-CN"/>
               </w:rPr>
-              <w:t>2025年</w:t>
-            </w:r>
-            <w:r>
-              <w:rPr>
-                <w:rFonts w:hint="eastAsia" w:ascii="宋体" w:hAnsi="宋体" w:eastAsia="宋体" w:cs="宋体"/>
-                <w:i w:val="0"/>
-                <w:iCs w:val="0"/>
-                <w:snapToGrid w:val="0"/>
-                <w:color w:val="000000"/>
-                <w:kern w:val="0"/>
-                <w:sz w:val="16"/>
-                <w:szCs w:val="16"/>
-                <w:u w:val="none"/>
-                <w:lang w:val="en-US" w:eastAsia="zh-CN"/>
-              </w:rPr>
-              <w:t>12月</w:t>
+              <w:t>2026年1月</w:t>
             </w:r>
           </w:p>
         </w:tc>
@@ -17188,23 +18286,384 @@
                 <w:sz w:val="16"/>
                 <w:szCs w:val="16"/>
                 <w:u w:val="none"/>
-                <w:lang w:val="en-US" w:eastAsia="zh-CN"/>
-              </w:rPr>
-            </w:pPr>
-            <w:r>
-              <w:rPr>
-                <w:rFonts w:hint="eastAsia" w:ascii="宋体" w:hAnsi="宋体" w:eastAsia="宋体" w:cs="宋体"/>
-                <w:i w:val="0"/>
-                <w:iCs w:val="0"/>
-                <w:snapToGrid w:val="0"/>
-                <w:color w:val="000000"/>
-                <w:kern w:val="0"/>
-                <w:sz w:val="16"/>
-                <w:szCs w:val="16"/>
-                <w:u w:val="none"/>
-                <w:lang w:val="en-US" w:eastAsia="zh-CN"/>
-              </w:rPr>
-              <w:t>已完成</w:t>
+                <w:lang w:val="en-US" w:eastAsia="zh-CN" w:bidi="ar-SA"/>
+              </w:rPr>
+            </w:pPr>
+            <w:r>
+              <w:rPr>
+                <w:rFonts w:hint="eastAsia" w:ascii="宋体" w:hAnsi="宋体" w:cs="宋体"/>
+                <w:i w:val="0"/>
+                <w:iCs w:val="0"/>
+                <w:snapToGrid w:val="0"/>
+                <w:color w:val="000000"/>
+                <w:kern w:val="0"/>
+                <w:sz w:val="16"/>
+                <w:szCs w:val="16"/>
+                <w:u w:val="none"/>
+                <w:lang w:val="en-US" w:eastAsia="zh-CN"/>
+              </w:rPr>
+              <w:t>未开始</w:t>
+            </w:r>
+          </w:p>
+        </w:tc>
+      </w:tr>
+      <w:tr>
+        <w:tblPrEx>
+          <w:tblBorders>
+            <w:top w:val="none" w:color="auto" w:sz="0" w:space="0"/>
+            <w:left w:val="none" w:color="auto" w:sz="0" w:space="0"/>
+            <w:bottom w:val="none" w:color="auto" w:sz="0" w:space="0"/>
+            <w:right w:val="none" w:color="auto" w:sz="0" w:space="0"/>
+            <w:insideH w:val="none" w:color="auto" w:sz="0" w:space="0"/>
+            <w:insideV w:val="none" w:color="auto" w:sz="0" w:space="0"/>
+          </w:tblBorders>
+          <w:tblCellMar>
+            <w:top w:w="0" w:type="dxa"/>
+            <w:left w:w="108" w:type="dxa"/>
+            <w:bottom w:w="0" w:type="dxa"/>
+            <w:right w:w="108" w:type="dxa"/>
+          </w:tblCellMar>
+        </w:tblPrEx>
+        <w:trPr>
+          <w:trHeight w:val="576" w:hRule="atLeast"/>
+        </w:trPr>
+        <w:tc>
+          <w:tcPr>
+            <w:tcW w:w="676" w:type="dxa"/>
+            <w:tcBorders>
+              <w:top w:val="single" w:color="000000" w:sz="4" w:space="0"/>
+              <w:left w:val="single" w:color="000000" w:sz="4" w:space="0"/>
+              <w:bottom w:val="single" w:color="000000" w:sz="4" w:space="0"/>
+              <w:right w:val="single" w:color="000000" w:sz="4" w:space="0"/>
+            </w:tcBorders>
+            <w:shd w:val="clear" w:color="auto" w:fill="auto"/>
+            <w:vAlign w:val="center"/>
+          </w:tcPr>
+          <w:p>
+            <w:pPr>
+              <w:keepNext w:val="0"/>
+              <w:keepLines w:val="0"/>
+              <w:pageBreakBefore w:val="0"/>
+              <w:widowControl w:val="0"/>
+              <w:numPr>
+                <w:ilvl w:val="0"/>
+                <w:numId w:val="2"/>
+              </w:numPr>
+              <w:suppressLineNumbers w:val="0"/>
+              <w:wordWrap/>
+              <w:overflowPunct/>
+              <w:topLinePunct w:val="0"/>
+              <w:bidi w:val="0"/>
+              <w:ind w:left="425" w:leftChars="0" w:hanging="425" w:firstLineChars="0"/>
+              <w:jc w:val="left"/>
+              <w:textAlignment w:val="center"/>
+              <w:rPr>
+                <w:rFonts w:hint="eastAsia" w:ascii="宋体" w:hAnsi="宋体" w:eastAsia="宋体" w:cs="宋体"/>
+                <w:i w:val="0"/>
+                <w:iCs w:val="0"/>
+                <w:snapToGrid w:val="0"/>
+                <w:color w:val="000000"/>
+                <w:kern w:val="0"/>
+                <w:sz w:val="16"/>
+                <w:szCs w:val="16"/>
+                <w:u w:val="none"/>
+                <w:lang w:val="en-US" w:eastAsia="zh-CN"/>
+              </w:rPr>
+            </w:pPr>
+          </w:p>
+        </w:tc>
+        <w:tc>
+          <w:tcPr>
+            <w:tcW w:w="2079" w:type="dxa"/>
+            <w:tcBorders>
+              <w:top w:val="single" w:color="000000" w:sz="4" w:space="0"/>
+              <w:left w:val="single" w:color="000000" w:sz="4" w:space="0"/>
+              <w:bottom w:val="single" w:color="000000" w:sz="4" w:space="0"/>
+              <w:right w:val="single" w:color="000000" w:sz="4" w:space="0"/>
+            </w:tcBorders>
+            <w:shd w:val="clear" w:color="auto" w:fill="auto"/>
+            <w:vAlign w:val="center"/>
+          </w:tcPr>
+          <w:p>
+            <w:pPr>
+              <w:keepNext w:val="0"/>
+              <w:keepLines w:val="0"/>
+              <w:pageBreakBefore w:val="0"/>
+              <w:widowControl w:val="0"/>
+              <w:suppressLineNumbers w:val="0"/>
+              <w:kinsoku w:val="0"/>
+              <w:wordWrap/>
+              <w:overflowPunct/>
+              <w:topLinePunct w:val="0"/>
+              <w:autoSpaceDE w:val="0"/>
+              <w:autoSpaceDN w:val="0"/>
+              <w:bidi w:val="0"/>
+              <w:adjustRightInd w:val="0"/>
+              <w:snapToGrid w:val="0"/>
+              <w:jc w:val="left"/>
+              <w:textAlignment w:val="center"/>
+              <w:rPr>
+                <w:rFonts w:hint="eastAsia" w:ascii="宋体" w:hAnsi="宋体" w:eastAsia="宋体" w:cs="宋体"/>
+                <w:i w:val="0"/>
+                <w:iCs w:val="0"/>
+                <w:snapToGrid w:val="0"/>
+                <w:color w:val="000000"/>
+                <w:kern w:val="0"/>
+                <w:sz w:val="16"/>
+                <w:szCs w:val="16"/>
+                <w:u w:val="none"/>
+                <w:lang w:val="en-US" w:eastAsia="zh-CN" w:bidi="ar-SA"/>
+              </w:rPr>
+            </w:pPr>
+            <w:r>
+              <w:rPr>
+                <w:rFonts w:hint="eastAsia" w:ascii="宋体" w:hAnsi="宋体" w:cs="宋体"/>
+                <w:i w:val="0"/>
+                <w:iCs w:val="0"/>
+                <w:snapToGrid w:val="0"/>
+                <w:color w:val="000000"/>
+                <w:kern w:val="0"/>
+                <w:sz w:val="16"/>
+                <w:szCs w:val="16"/>
+                <w:u w:val="none"/>
+                <w:lang w:val="en-US" w:eastAsia="zh-CN"/>
+              </w:rPr>
+              <w:t>版本管理工具培训</w:t>
+            </w:r>
+          </w:p>
+        </w:tc>
+        <w:tc>
+          <w:tcPr>
+            <w:tcW w:w="1491" w:type="dxa"/>
+            <w:tcBorders>
+              <w:top w:val="single" w:color="000000" w:sz="4" w:space="0"/>
+              <w:left w:val="single" w:color="000000" w:sz="4" w:space="0"/>
+              <w:bottom w:val="single" w:color="000000" w:sz="4" w:space="0"/>
+              <w:right w:val="single" w:color="000000" w:sz="4" w:space="0"/>
+            </w:tcBorders>
+            <w:shd w:val="clear" w:color="auto" w:fill="auto"/>
+            <w:vAlign w:val="center"/>
+          </w:tcPr>
+          <w:p>
+            <w:pPr>
+              <w:keepNext w:val="0"/>
+              <w:keepLines w:val="0"/>
+              <w:pageBreakBefore w:val="0"/>
+              <w:widowControl w:val="0"/>
+              <w:suppressLineNumbers w:val="0"/>
+              <w:kinsoku w:val="0"/>
+              <w:wordWrap/>
+              <w:overflowPunct/>
+              <w:topLinePunct w:val="0"/>
+              <w:autoSpaceDE w:val="0"/>
+              <w:autoSpaceDN w:val="0"/>
+              <w:bidi w:val="0"/>
+              <w:adjustRightInd w:val="0"/>
+              <w:snapToGrid w:val="0"/>
+              <w:jc w:val="left"/>
+              <w:textAlignment w:val="center"/>
+              <w:rPr>
+                <w:rFonts w:hint="eastAsia" w:ascii="宋体" w:hAnsi="宋体" w:eastAsia="宋体" w:cs="宋体"/>
+                <w:i w:val="0"/>
+                <w:iCs w:val="0"/>
+                <w:snapToGrid w:val="0"/>
+                <w:color w:val="000000"/>
+                <w:kern w:val="0"/>
+                <w:sz w:val="16"/>
+                <w:szCs w:val="16"/>
+                <w:u w:val="none"/>
+                <w:lang w:val="en-US" w:eastAsia="zh-CN" w:bidi="ar-SA"/>
+              </w:rPr>
+            </w:pPr>
+            <w:r>
+              <w:rPr>
+                <w:rFonts w:hint="eastAsia" w:ascii="宋体" w:hAnsi="宋体" w:cs="宋体"/>
+                <w:i w:val="0"/>
+                <w:iCs w:val="0"/>
+                <w:snapToGrid w:val="0"/>
+                <w:color w:val="000000"/>
+                <w:kern w:val="0"/>
+                <w:sz w:val="16"/>
+                <w:szCs w:val="16"/>
+                <w:u w:val="none"/>
+                <w:lang w:val="en-US" w:eastAsia="zh-CN"/>
+              </w:rPr>
+              <w:t>运维部全员</w:t>
+            </w:r>
+          </w:p>
+        </w:tc>
+        <w:tc>
+          <w:tcPr>
+            <w:tcW w:w="993" w:type="dxa"/>
+            <w:tcBorders>
+              <w:top w:val="single" w:color="000000" w:sz="4" w:space="0"/>
+              <w:left w:val="single" w:color="000000" w:sz="4" w:space="0"/>
+              <w:bottom w:val="single" w:color="000000" w:sz="4" w:space="0"/>
+              <w:right w:val="single" w:color="000000" w:sz="4" w:space="0"/>
+            </w:tcBorders>
+            <w:shd w:val="clear" w:color="auto" w:fill="auto"/>
+            <w:vAlign w:val="center"/>
+          </w:tcPr>
+          <w:p>
+            <w:pPr>
+              <w:keepNext w:val="0"/>
+              <w:keepLines w:val="0"/>
+              <w:pageBreakBefore w:val="0"/>
+              <w:widowControl w:val="0"/>
+              <w:suppressLineNumbers w:val="0"/>
+              <w:kinsoku w:val="0"/>
+              <w:wordWrap/>
+              <w:overflowPunct/>
+              <w:topLinePunct w:val="0"/>
+              <w:autoSpaceDE w:val="0"/>
+              <w:autoSpaceDN w:val="0"/>
+              <w:bidi w:val="0"/>
+              <w:adjustRightInd w:val="0"/>
+              <w:snapToGrid w:val="0"/>
+              <w:jc w:val="both"/>
+              <w:textAlignment w:val="center"/>
+              <w:rPr>
+                <w:rFonts w:hint="eastAsia" w:ascii="宋体" w:hAnsi="宋体" w:eastAsia="宋体" w:cs="宋体"/>
+                <w:i w:val="0"/>
+                <w:iCs w:val="0"/>
+                <w:snapToGrid w:val="0"/>
+                <w:color w:val="000000"/>
+                <w:kern w:val="0"/>
+                <w:sz w:val="16"/>
+                <w:szCs w:val="16"/>
+                <w:u w:val="none"/>
+                <w:lang w:val="en-US" w:eastAsia="zh-CN" w:bidi="ar-SA"/>
+              </w:rPr>
+            </w:pPr>
+            <w:r>
+              <w:rPr>
+                <w:rFonts w:hint="eastAsia" w:ascii="宋体" w:hAnsi="宋体" w:cs="宋体"/>
+                <w:i w:val="0"/>
+                <w:iCs w:val="0"/>
+                <w:snapToGrid w:val="0"/>
+                <w:color w:val="000000"/>
+                <w:kern w:val="0"/>
+                <w:sz w:val="16"/>
+                <w:szCs w:val="16"/>
+                <w:u w:val="none"/>
+                <w:lang w:val="en-US" w:eastAsia="zh-CN"/>
+              </w:rPr>
+              <w:t>肖龙莽</w:t>
+            </w:r>
+          </w:p>
+        </w:tc>
+        <w:tc>
+          <w:tcPr>
+            <w:tcW w:w="792" w:type="dxa"/>
+            <w:tcBorders>
+              <w:top w:val="single" w:color="000000" w:sz="4" w:space="0"/>
+              <w:left w:val="single" w:color="000000" w:sz="4" w:space="0"/>
+              <w:bottom w:val="single" w:color="000000" w:sz="4" w:space="0"/>
+              <w:right w:val="single" w:color="000000" w:sz="4" w:space="0"/>
+            </w:tcBorders>
+            <w:shd w:val="clear" w:color="auto" w:fill="auto"/>
+            <w:vAlign w:val="center"/>
+          </w:tcPr>
+          <w:p>
+            <w:pPr>
+              <w:keepNext w:val="0"/>
+              <w:keepLines w:val="0"/>
+              <w:pageBreakBefore w:val="0"/>
+              <w:widowControl w:val="0"/>
+              <w:suppressLineNumbers w:val="0"/>
+              <w:kinsoku w:val="0"/>
+              <w:wordWrap/>
+              <w:overflowPunct/>
+              <w:topLinePunct w:val="0"/>
+              <w:autoSpaceDE w:val="0"/>
+              <w:autoSpaceDN w:val="0"/>
+              <w:bidi w:val="0"/>
+              <w:adjustRightInd w:val="0"/>
+              <w:snapToGrid w:val="0"/>
+              <w:jc w:val="both"/>
+              <w:textAlignment w:val="center"/>
+              <w:rPr>
+                <w:rFonts w:hint="eastAsia" w:ascii="宋体" w:hAnsi="宋体" w:eastAsia="宋体" w:cs="宋体"/>
+                <w:i w:val="0"/>
+                <w:iCs w:val="0"/>
+                <w:snapToGrid w:val="0"/>
+                <w:color w:val="000000"/>
+                <w:kern w:val="0"/>
+                <w:sz w:val="16"/>
+                <w:szCs w:val="16"/>
+                <w:u w:val="none"/>
+                <w:lang w:val="en-US" w:eastAsia="zh-CN" w:bidi="ar-SA"/>
+              </w:rPr>
+            </w:pPr>
+            <w:r>
+              <w:rPr>
+                <w:rFonts w:hint="eastAsia" w:ascii="宋体" w:hAnsi="宋体" w:cs="宋体"/>
+                <w:i w:val="0"/>
+                <w:iCs w:val="0"/>
+                <w:snapToGrid w:val="0"/>
+                <w:color w:val="000000"/>
+                <w:kern w:val="0"/>
+                <w:sz w:val="16"/>
+                <w:szCs w:val="16"/>
+                <w:u w:val="none"/>
+                <w:lang w:val="en-US" w:eastAsia="zh-CN"/>
+              </w:rPr>
+              <w:t>2026年1月</w:t>
+            </w:r>
+          </w:p>
+        </w:tc>
+        <w:tc>
+          <w:tcPr>
+            <w:tcW w:w="1405" w:type="dxa"/>
+            <w:tcBorders>
+              <w:top w:val="single" w:color="000000" w:sz="4" w:space="0"/>
+              <w:left w:val="single" w:color="000000" w:sz="4" w:space="0"/>
+              <w:bottom w:val="single" w:color="000000" w:sz="4" w:space="0"/>
+              <w:right w:val="single" w:color="000000" w:sz="4" w:space="0"/>
+            </w:tcBorders>
+            <w:shd w:val="clear" w:color="auto" w:fill="auto"/>
+            <w:vAlign w:val="center"/>
+          </w:tcPr>
+          <w:p>
+            <w:pPr>
+              <w:keepNext w:val="0"/>
+              <w:keepLines w:val="0"/>
+              <w:pageBreakBefore w:val="0"/>
+              <w:widowControl w:val="0"/>
+              <w:suppressLineNumbers w:val="0"/>
+              <w:wordWrap/>
+              <w:overflowPunct/>
+              <w:topLinePunct w:val="0"/>
+              <w:bidi w:val="0"/>
+              <w:jc w:val="both"/>
+              <w:textAlignment w:val="center"/>
+              <w:rPr>
+                <w:rFonts w:hint="eastAsia" w:ascii="宋体" w:hAnsi="宋体" w:eastAsia="宋体" w:cs="宋体"/>
+                <w:i w:val="0"/>
+                <w:iCs w:val="0"/>
+                <w:snapToGrid w:val="0"/>
+                <w:color w:val="000000"/>
+                <w:kern w:val="0"/>
+                <w:sz w:val="16"/>
+                <w:szCs w:val="16"/>
+                <w:u w:val="none"/>
+                <w:lang w:val="en-US" w:eastAsia="zh-CN" w:bidi="ar-SA"/>
+              </w:rPr>
+            </w:pPr>
+            <w:r>
+              <w:rPr>
+                <w:rFonts w:hint="eastAsia" w:ascii="宋体" w:hAnsi="宋体" w:cs="宋体"/>
+                <w:i w:val="0"/>
+                <w:iCs w:val="0"/>
+                <w:snapToGrid w:val="0"/>
+                <w:color w:val="000000"/>
+                <w:kern w:val="0"/>
+                <w:sz w:val="16"/>
+                <w:szCs w:val="16"/>
+                <w:u w:val="none"/>
+                <w:lang w:val="en-US" w:eastAsia="zh-CN"/>
+              </w:rPr>
+              <w:t>未开始</w:t>
             </w:r>
           </w:p>
         </w:tc>
@@ -17326,16 +18785,7 @@
                 <w:u w:val="none"/>
                 <w:lang w:val="en-US" w:eastAsia="zh-CN"/>
               </w:rPr>
-              <w:t>ITSS</w:t>
-            </w:r>
-            <w:r>
-              <w:rPr>
-                <w:rStyle w:val="49"/>
-                <w:snapToGrid w:val="0"/>
-                <w:color w:val="000000"/>
-                <w:lang w:val="en-US" w:eastAsia="zh-CN"/>
-              </w:rPr>
-              <w:t>标准培训</w:t>
+              <w:t>入职培训（包括制度与企业文化</w:t>
             </w:r>
           </w:p>
         </w:tc>
@@ -17390,7 +18840,7 @@
                 <w:u w:val="none"/>
                 <w:lang w:val="en-US" w:eastAsia="zh-CN"/>
               </w:rPr>
-              <w:t>运服务相关人员</w:t>
+              <w:t>公司全员</w:t>
             </w:r>
           </w:p>
         </w:tc>
@@ -17445,7 +18895,7 @@
                 <w:u w:val="none"/>
                 <w:lang w:val="en-US" w:eastAsia="zh-CN"/>
               </w:rPr>
-              <w:t>外聘</w:t>
+              <w:t>各模块负责人</w:t>
             </w:r>
           </w:p>
         </w:tc>
@@ -17489,33 +18939,18 @@
             </w:pPr>
             <w:r>
               <w:rPr>
-                <w:rFonts w:hint="eastAsia" w:ascii="宋体" w:hAnsi="宋体" w:cs="宋体"/>
-                <w:i w:val="0"/>
-                <w:iCs w:val="0"/>
-                <w:snapToGrid w:val="0"/>
-                <w:color w:val="000000"/>
-                <w:kern w:val="0"/>
-                <w:sz w:val="16"/>
-                <w:szCs w:val="16"/>
-                <w:u w:val="none"/>
-                <w:lang w:val="en-US" w:eastAsia="zh-CN"/>
-              </w:rPr>
-              <w:t>2026年</w:t>
-            </w:r>
-            <w:r>
-              <w:rPr>
-                <w:rFonts w:hint="eastAsia" w:ascii="宋体" w:hAnsi="宋体" w:eastAsia="宋体" w:cs="宋体"/>
-                <w:i w:val="0"/>
-                <w:iCs w:val="0"/>
-                <w:snapToGrid w:val="0"/>
-                <w:color w:val="000000"/>
-                <w:kern w:val="0"/>
-                <w:sz w:val="16"/>
-                <w:szCs w:val="16"/>
-                <w:u w:val="none"/>
-                <w:lang w:val="en-US" w:eastAsia="zh-CN"/>
-              </w:rPr>
-              <w:t>1月</w:t>
+                <w:rFonts w:hint="eastAsia" w:ascii="宋体" w:hAnsi="宋体" w:eastAsia="宋体" w:cs="宋体"/>
+                <w:i w:val="0"/>
+                <w:iCs w:val="0"/>
+                <w:snapToGrid w:val="0"/>
+                <w:color w:val="000000"/>
+                <w:kern w:val="0"/>
+                <w:sz w:val="16"/>
+                <w:szCs w:val="16"/>
+                <w:u w:val="none"/>
+                <w:lang w:val="en-US" w:eastAsia="zh-CN"/>
+              </w:rPr>
+              <w:t>3月</w:t>
             </w:r>
           </w:p>
         </w:tc>
@@ -17586,1427 +19021,6 @@
             <w:insideV w:val="none" w:color="auto" w:sz="0" w:space="0"/>
           </w:tblBorders>
           <w:shd w:val="clear" w:color="auto" w:fill="auto"/>
-          <w:tblCellMar>
-            <w:top w:w="0" w:type="dxa"/>
-            <w:left w:w="108" w:type="dxa"/>
-            <w:bottom w:w="0" w:type="dxa"/>
-            <w:right w:w="108" w:type="dxa"/>
-          </w:tblCellMar>
-        </w:tblPrEx>
-        <w:trPr>
-          <w:trHeight w:val="576" w:hRule="atLeast"/>
-        </w:trPr>
-        <w:tc>
-          <w:tcPr>
-            <w:tcW w:w="676" w:type="dxa"/>
-            <w:tcBorders>
-              <w:top w:val="single" w:color="000000" w:sz="4" w:space="0"/>
-              <w:left w:val="single" w:color="000000" w:sz="4" w:space="0"/>
-              <w:bottom w:val="single" w:color="000000" w:sz="4" w:space="0"/>
-              <w:right w:val="single" w:color="000000" w:sz="4" w:space="0"/>
-            </w:tcBorders>
-            <w:shd w:val="clear" w:color="auto" w:fill="auto"/>
-            <w:vAlign w:val="center"/>
-          </w:tcPr>
-          <w:p>
-            <w:pPr>
-              <w:keepNext w:val="0"/>
-              <w:keepLines w:val="0"/>
-              <w:pageBreakBefore w:val="0"/>
-              <w:widowControl w:val="0"/>
-              <w:numPr>
-                <w:ilvl w:val="0"/>
-                <w:numId w:val="2"/>
-              </w:numPr>
-              <w:suppressLineNumbers w:val="0"/>
-              <w:wordWrap/>
-              <w:overflowPunct/>
-              <w:topLinePunct w:val="0"/>
-              <w:bidi w:val="0"/>
-              <w:ind w:left="425" w:leftChars="0" w:hanging="425" w:firstLineChars="0"/>
-              <w:jc w:val="left"/>
-              <w:textAlignment w:val="center"/>
-              <w:rPr>
-                <w:rFonts w:hint="eastAsia" w:ascii="宋体" w:hAnsi="宋体" w:eastAsia="宋体" w:cs="宋体"/>
-                <w:i w:val="0"/>
-                <w:iCs w:val="0"/>
-                <w:snapToGrid w:val="0"/>
-                <w:color w:val="000000"/>
-                <w:kern w:val="0"/>
-                <w:sz w:val="16"/>
-                <w:szCs w:val="16"/>
-                <w:u w:val="none"/>
-                <w:lang w:val="en-US" w:eastAsia="zh-CN"/>
-              </w:rPr>
-            </w:pPr>
-          </w:p>
-        </w:tc>
-        <w:tc>
-          <w:tcPr>
-            <w:tcW w:w="2079" w:type="dxa"/>
-            <w:tcBorders>
-              <w:top w:val="single" w:color="000000" w:sz="4" w:space="0"/>
-              <w:left w:val="single" w:color="000000" w:sz="4" w:space="0"/>
-              <w:bottom w:val="single" w:color="000000" w:sz="4" w:space="0"/>
-              <w:right w:val="single" w:color="000000" w:sz="4" w:space="0"/>
-            </w:tcBorders>
-            <w:shd w:val="clear" w:color="auto" w:fill="auto"/>
-            <w:vAlign w:val="center"/>
-          </w:tcPr>
-          <w:p>
-            <w:pPr>
-              <w:keepNext w:val="0"/>
-              <w:keepLines w:val="0"/>
-              <w:pageBreakBefore w:val="0"/>
-              <w:widowControl w:val="0"/>
-              <w:suppressLineNumbers w:val="0"/>
-              <w:wordWrap/>
-              <w:overflowPunct/>
-              <w:topLinePunct w:val="0"/>
-              <w:bidi w:val="0"/>
-              <w:jc w:val="left"/>
-              <w:textAlignment w:val="center"/>
-              <w:rPr>
-                <w:rFonts w:hint="eastAsia" w:ascii="宋体" w:hAnsi="宋体" w:eastAsia="宋体" w:cs="宋体"/>
-                <w:i w:val="0"/>
-                <w:iCs w:val="0"/>
-                <w:snapToGrid w:val="0"/>
-                <w:color w:val="000000"/>
-                <w:kern w:val="0"/>
-                <w:sz w:val="16"/>
-                <w:szCs w:val="16"/>
-                <w:u w:val="none"/>
-                <w:lang w:val="en-US" w:eastAsia="zh-CN" w:bidi="ar-SA"/>
-              </w:rPr>
-            </w:pPr>
-            <w:r>
-              <w:rPr>
-                <w:rFonts w:hint="eastAsia" w:ascii="宋体" w:hAnsi="宋体" w:eastAsia="宋体" w:cs="宋体"/>
-                <w:i w:val="0"/>
-                <w:iCs w:val="0"/>
-                <w:snapToGrid w:val="0"/>
-                <w:color w:val="000000"/>
-                <w:kern w:val="0"/>
-                <w:sz w:val="16"/>
-                <w:szCs w:val="16"/>
-                <w:u w:val="none"/>
-                <w:lang w:val="en-US" w:eastAsia="zh-CN"/>
-              </w:rPr>
-              <w:t>运维服务工具使用</w:t>
-            </w:r>
-          </w:p>
-        </w:tc>
-        <w:tc>
-          <w:tcPr>
-            <w:tcW w:w="1491" w:type="dxa"/>
-            <w:tcBorders>
-              <w:top w:val="single" w:color="000000" w:sz="4" w:space="0"/>
-              <w:left w:val="single" w:color="000000" w:sz="4" w:space="0"/>
-              <w:bottom w:val="single" w:color="000000" w:sz="4" w:space="0"/>
-              <w:right w:val="single" w:color="000000" w:sz="4" w:space="0"/>
-            </w:tcBorders>
-            <w:shd w:val="clear" w:color="auto" w:fill="auto"/>
-            <w:vAlign w:val="center"/>
-          </w:tcPr>
-          <w:p>
-            <w:pPr>
-              <w:keepNext w:val="0"/>
-              <w:keepLines w:val="0"/>
-              <w:pageBreakBefore w:val="0"/>
-              <w:widowControl w:val="0"/>
-              <w:suppressLineNumbers w:val="0"/>
-              <w:wordWrap/>
-              <w:overflowPunct/>
-              <w:topLinePunct w:val="0"/>
-              <w:bidi w:val="0"/>
-              <w:jc w:val="left"/>
-              <w:textAlignment w:val="center"/>
-              <w:rPr>
-                <w:rFonts w:hint="eastAsia" w:ascii="宋体" w:hAnsi="宋体" w:eastAsia="宋体" w:cs="宋体"/>
-                <w:i w:val="0"/>
-                <w:iCs w:val="0"/>
-                <w:snapToGrid w:val="0"/>
-                <w:color w:val="000000"/>
-                <w:kern w:val="0"/>
-                <w:sz w:val="16"/>
-                <w:szCs w:val="16"/>
-                <w:u w:val="none"/>
-                <w:lang w:val="en-US" w:eastAsia="zh-CN" w:bidi="ar-SA"/>
-              </w:rPr>
-            </w:pPr>
-            <w:r>
-              <w:rPr>
-                <w:rFonts w:hint="eastAsia" w:ascii="宋体" w:hAnsi="宋体" w:eastAsia="宋体" w:cs="宋体"/>
-                <w:i w:val="0"/>
-                <w:iCs w:val="0"/>
-                <w:snapToGrid w:val="0"/>
-                <w:color w:val="000000"/>
-                <w:kern w:val="0"/>
-                <w:sz w:val="16"/>
-                <w:szCs w:val="16"/>
-                <w:u w:val="none"/>
-                <w:lang w:val="en-US" w:eastAsia="zh-CN"/>
-              </w:rPr>
-              <w:t>运维部全员</w:t>
-            </w:r>
-          </w:p>
-        </w:tc>
-        <w:tc>
-          <w:tcPr>
-            <w:tcW w:w="993" w:type="dxa"/>
-            <w:tcBorders>
-              <w:top w:val="single" w:color="000000" w:sz="4" w:space="0"/>
-              <w:left w:val="single" w:color="000000" w:sz="4" w:space="0"/>
-              <w:bottom w:val="single" w:color="000000" w:sz="4" w:space="0"/>
-              <w:right w:val="single" w:color="000000" w:sz="4" w:space="0"/>
-            </w:tcBorders>
-            <w:shd w:val="clear" w:color="auto" w:fill="auto"/>
-            <w:vAlign w:val="center"/>
-          </w:tcPr>
-          <w:p>
-            <w:pPr>
-              <w:keepNext w:val="0"/>
-              <w:keepLines w:val="0"/>
-              <w:pageBreakBefore w:val="0"/>
-              <w:widowControl w:val="0"/>
-              <w:suppressLineNumbers w:val="0"/>
-              <w:wordWrap/>
-              <w:overflowPunct/>
-              <w:topLinePunct w:val="0"/>
-              <w:bidi w:val="0"/>
-              <w:jc w:val="both"/>
-              <w:textAlignment w:val="center"/>
-              <w:rPr>
-                <w:rFonts w:hint="eastAsia" w:ascii="宋体" w:hAnsi="宋体" w:eastAsia="宋体" w:cs="宋体"/>
-                <w:i w:val="0"/>
-                <w:iCs w:val="0"/>
-                <w:snapToGrid w:val="0"/>
-                <w:color w:val="000000"/>
-                <w:kern w:val="0"/>
-                <w:sz w:val="16"/>
-                <w:szCs w:val="16"/>
-                <w:u w:val="none"/>
-                <w:lang w:val="en-US" w:eastAsia="zh-CN" w:bidi="ar-SA"/>
-              </w:rPr>
-            </w:pPr>
-            <w:r>
-              <w:rPr>
-                <w:rFonts w:hint="eastAsia" w:ascii="宋体" w:hAnsi="宋体" w:eastAsia="宋体" w:cs="宋体"/>
-                <w:i w:val="0"/>
-                <w:iCs w:val="0"/>
-                <w:snapToGrid w:val="0"/>
-                <w:color w:val="000000"/>
-                <w:kern w:val="0"/>
-                <w:sz w:val="16"/>
-                <w:szCs w:val="16"/>
-                <w:u w:val="none"/>
-                <w:lang w:val="en-US" w:eastAsia="zh-CN"/>
-              </w:rPr>
-              <w:t>肖龙莽</w:t>
-            </w:r>
-          </w:p>
-        </w:tc>
-        <w:tc>
-          <w:tcPr>
-            <w:tcW w:w="792" w:type="dxa"/>
-            <w:tcBorders>
-              <w:top w:val="single" w:color="000000" w:sz="4" w:space="0"/>
-              <w:left w:val="single" w:color="000000" w:sz="4" w:space="0"/>
-              <w:bottom w:val="single" w:color="000000" w:sz="4" w:space="0"/>
-              <w:right w:val="single" w:color="000000" w:sz="4" w:space="0"/>
-            </w:tcBorders>
-            <w:shd w:val="clear" w:color="auto" w:fill="auto"/>
-            <w:vAlign w:val="center"/>
-          </w:tcPr>
-          <w:p>
-            <w:pPr>
-              <w:keepNext w:val="0"/>
-              <w:keepLines w:val="0"/>
-              <w:pageBreakBefore w:val="0"/>
-              <w:widowControl w:val="0"/>
-              <w:suppressLineNumbers w:val="0"/>
-              <w:wordWrap/>
-              <w:overflowPunct/>
-              <w:topLinePunct w:val="0"/>
-              <w:bidi w:val="0"/>
-              <w:jc w:val="both"/>
-              <w:textAlignment w:val="center"/>
-              <w:rPr>
-                <w:rFonts w:hint="eastAsia" w:ascii="宋体" w:hAnsi="宋体" w:eastAsia="宋体" w:cs="宋体"/>
-                <w:i w:val="0"/>
-                <w:iCs w:val="0"/>
-                <w:snapToGrid w:val="0"/>
-                <w:color w:val="000000"/>
-                <w:kern w:val="0"/>
-                <w:sz w:val="16"/>
-                <w:szCs w:val="16"/>
-                <w:u w:val="none"/>
-                <w:lang w:val="en-US" w:eastAsia="zh-CN" w:bidi="ar-SA"/>
-              </w:rPr>
-            </w:pPr>
-            <w:r>
-              <w:rPr>
-                <w:rFonts w:hint="eastAsia" w:ascii="宋体" w:hAnsi="宋体" w:cs="宋体"/>
-                <w:i w:val="0"/>
-                <w:iCs w:val="0"/>
-                <w:snapToGrid w:val="0"/>
-                <w:color w:val="000000"/>
-                <w:kern w:val="0"/>
-                <w:sz w:val="16"/>
-                <w:szCs w:val="16"/>
-                <w:u w:val="none"/>
-                <w:lang w:val="en-US" w:eastAsia="zh-CN"/>
-              </w:rPr>
-              <w:t>2026年</w:t>
-            </w:r>
-            <w:r>
-              <w:rPr>
-                <w:rFonts w:hint="eastAsia" w:ascii="宋体" w:hAnsi="宋体" w:eastAsia="宋体" w:cs="宋体"/>
-                <w:i w:val="0"/>
-                <w:iCs w:val="0"/>
-                <w:snapToGrid w:val="0"/>
-                <w:color w:val="000000"/>
-                <w:kern w:val="0"/>
-                <w:sz w:val="16"/>
-                <w:szCs w:val="16"/>
-                <w:u w:val="none"/>
-                <w:lang w:val="en-US" w:eastAsia="zh-CN"/>
-              </w:rPr>
-              <w:t>1月</w:t>
-            </w:r>
-          </w:p>
-        </w:tc>
-        <w:tc>
-          <w:tcPr>
-            <w:tcW w:w="1405" w:type="dxa"/>
-            <w:tcBorders>
-              <w:top w:val="single" w:color="000000" w:sz="4" w:space="0"/>
-              <w:left w:val="single" w:color="000000" w:sz="4" w:space="0"/>
-              <w:bottom w:val="single" w:color="000000" w:sz="4" w:space="0"/>
-              <w:right w:val="single" w:color="000000" w:sz="4" w:space="0"/>
-            </w:tcBorders>
-            <w:shd w:val="clear" w:color="auto" w:fill="auto"/>
-            <w:vAlign w:val="center"/>
-          </w:tcPr>
-          <w:p>
-            <w:pPr>
-              <w:keepNext w:val="0"/>
-              <w:keepLines w:val="0"/>
-              <w:pageBreakBefore w:val="0"/>
-              <w:widowControl w:val="0"/>
-              <w:suppressLineNumbers w:val="0"/>
-              <w:wordWrap/>
-              <w:overflowPunct/>
-              <w:topLinePunct w:val="0"/>
-              <w:bidi w:val="0"/>
-              <w:jc w:val="both"/>
-              <w:textAlignment w:val="center"/>
-              <w:rPr>
-                <w:rFonts w:hint="eastAsia" w:ascii="宋体" w:hAnsi="宋体" w:eastAsia="宋体" w:cs="宋体"/>
-                <w:i w:val="0"/>
-                <w:iCs w:val="0"/>
-                <w:snapToGrid w:val="0"/>
-                <w:color w:val="000000"/>
-                <w:kern w:val="0"/>
-                <w:sz w:val="16"/>
-                <w:szCs w:val="16"/>
-                <w:u w:val="none"/>
-                <w:lang w:val="en-US" w:eastAsia="zh-CN" w:bidi="ar-SA"/>
-              </w:rPr>
-            </w:pPr>
-            <w:r>
-              <w:rPr>
-                <w:rFonts w:hint="eastAsia" w:ascii="宋体" w:hAnsi="宋体" w:cs="宋体"/>
-                <w:i w:val="0"/>
-                <w:iCs w:val="0"/>
-                <w:snapToGrid w:val="0"/>
-                <w:color w:val="000000"/>
-                <w:kern w:val="0"/>
-                <w:sz w:val="16"/>
-                <w:szCs w:val="16"/>
-                <w:u w:val="none"/>
-                <w:lang w:val="en-US" w:eastAsia="zh-CN"/>
-              </w:rPr>
-              <w:t>未开始</w:t>
-            </w:r>
-          </w:p>
-        </w:tc>
-      </w:tr>
-      <w:tr>
-        <w:tblPrEx>
-          <w:tblBorders>
-            <w:top w:val="none" w:color="auto" w:sz="0" w:space="0"/>
-            <w:left w:val="none" w:color="auto" w:sz="0" w:space="0"/>
-            <w:bottom w:val="none" w:color="auto" w:sz="0" w:space="0"/>
-            <w:right w:val="none" w:color="auto" w:sz="0" w:space="0"/>
-            <w:insideH w:val="none" w:color="auto" w:sz="0" w:space="0"/>
-            <w:insideV w:val="none" w:color="auto" w:sz="0" w:space="0"/>
-          </w:tblBorders>
-          <w:shd w:val="clear" w:color="auto" w:fill="auto"/>
-          <w:tblCellMar>
-            <w:top w:w="0" w:type="dxa"/>
-            <w:left w:w="108" w:type="dxa"/>
-            <w:bottom w:w="0" w:type="dxa"/>
-            <w:right w:w="108" w:type="dxa"/>
-          </w:tblCellMar>
-        </w:tblPrEx>
-        <w:trPr>
-          <w:trHeight w:val="576" w:hRule="atLeast"/>
-        </w:trPr>
-        <w:tc>
-          <w:tcPr>
-            <w:tcW w:w="676" w:type="dxa"/>
-            <w:tcBorders>
-              <w:top w:val="single" w:color="000000" w:sz="4" w:space="0"/>
-              <w:left w:val="single" w:color="000000" w:sz="4" w:space="0"/>
-              <w:bottom w:val="single" w:color="000000" w:sz="4" w:space="0"/>
-              <w:right w:val="single" w:color="000000" w:sz="4" w:space="0"/>
-            </w:tcBorders>
-            <w:shd w:val="clear" w:color="auto" w:fill="auto"/>
-            <w:vAlign w:val="center"/>
-          </w:tcPr>
-          <w:p>
-            <w:pPr>
-              <w:keepNext w:val="0"/>
-              <w:keepLines w:val="0"/>
-              <w:pageBreakBefore w:val="0"/>
-              <w:widowControl w:val="0"/>
-              <w:numPr>
-                <w:ilvl w:val="0"/>
-                <w:numId w:val="2"/>
-              </w:numPr>
-              <w:suppressLineNumbers w:val="0"/>
-              <w:wordWrap/>
-              <w:overflowPunct/>
-              <w:topLinePunct w:val="0"/>
-              <w:bidi w:val="0"/>
-              <w:ind w:left="425" w:leftChars="0" w:hanging="425" w:firstLineChars="0"/>
-              <w:jc w:val="left"/>
-              <w:textAlignment w:val="center"/>
-              <w:rPr>
-                <w:rFonts w:hint="eastAsia" w:ascii="宋体" w:hAnsi="宋体" w:eastAsia="宋体" w:cs="宋体"/>
-                <w:i w:val="0"/>
-                <w:iCs w:val="0"/>
-                <w:snapToGrid w:val="0"/>
-                <w:color w:val="000000"/>
-                <w:kern w:val="0"/>
-                <w:sz w:val="16"/>
-                <w:szCs w:val="16"/>
-                <w:u w:val="none"/>
-                <w:lang w:val="en-US" w:eastAsia="zh-CN"/>
-              </w:rPr>
-            </w:pPr>
-          </w:p>
-        </w:tc>
-        <w:tc>
-          <w:tcPr>
-            <w:tcW w:w="2079" w:type="dxa"/>
-            <w:tcBorders>
-              <w:top w:val="single" w:color="000000" w:sz="4" w:space="0"/>
-              <w:left w:val="single" w:color="000000" w:sz="4" w:space="0"/>
-              <w:bottom w:val="single" w:color="000000" w:sz="4" w:space="0"/>
-              <w:right w:val="single" w:color="000000" w:sz="4" w:space="0"/>
-            </w:tcBorders>
-            <w:shd w:val="clear" w:color="auto" w:fill="auto"/>
-            <w:vAlign w:val="center"/>
-          </w:tcPr>
-          <w:p>
-            <w:pPr>
-              <w:keepNext w:val="0"/>
-              <w:keepLines w:val="0"/>
-              <w:pageBreakBefore w:val="0"/>
-              <w:widowControl w:val="0"/>
-              <w:suppressLineNumbers w:val="0"/>
-              <w:kinsoku w:val="0"/>
-              <w:wordWrap/>
-              <w:overflowPunct/>
-              <w:topLinePunct w:val="0"/>
-              <w:autoSpaceDE w:val="0"/>
-              <w:autoSpaceDN w:val="0"/>
-              <w:bidi w:val="0"/>
-              <w:adjustRightInd w:val="0"/>
-              <w:snapToGrid w:val="0"/>
-              <w:jc w:val="left"/>
-              <w:textAlignment w:val="center"/>
-              <w:rPr>
-                <w:rFonts w:hint="eastAsia" w:ascii="宋体" w:hAnsi="宋体" w:eastAsia="宋体" w:cs="宋体"/>
-                <w:i w:val="0"/>
-                <w:iCs w:val="0"/>
-                <w:snapToGrid w:val="0"/>
-                <w:color w:val="000000"/>
-                <w:kern w:val="0"/>
-                <w:sz w:val="16"/>
-                <w:szCs w:val="16"/>
-                <w:u w:val="none"/>
-                <w:lang w:val="en-US" w:eastAsia="zh-CN" w:bidi="ar-SA"/>
-              </w:rPr>
-            </w:pPr>
-            <w:r>
-              <w:rPr>
-                <w:rFonts w:hint="eastAsia" w:ascii="宋体" w:hAnsi="宋体" w:cs="宋体"/>
-                <w:i w:val="0"/>
-                <w:iCs w:val="0"/>
-                <w:snapToGrid w:val="0"/>
-                <w:color w:val="000000"/>
-                <w:kern w:val="0"/>
-                <w:sz w:val="16"/>
-                <w:szCs w:val="16"/>
-                <w:u w:val="none"/>
-                <w:lang w:val="en-US" w:eastAsia="zh-CN"/>
-              </w:rPr>
-              <w:t>服务数据管理制度培训</w:t>
-            </w:r>
-          </w:p>
-        </w:tc>
-        <w:tc>
-          <w:tcPr>
-            <w:tcW w:w="1491" w:type="dxa"/>
-            <w:tcBorders>
-              <w:top w:val="single" w:color="000000" w:sz="4" w:space="0"/>
-              <w:left w:val="single" w:color="000000" w:sz="4" w:space="0"/>
-              <w:bottom w:val="single" w:color="000000" w:sz="4" w:space="0"/>
-              <w:right w:val="single" w:color="000000" w:sz="4" w:space="0"/>
-            </w:tcBorders>
-            <w:shd w:val="clear" w:color="auto" w:fill="auto"/>
-            <w:vAlign w:val="center"/>
-          </w:tcPr>
-          <w:p>
-            <w:pPr>
-              <w:keepNext w:val="0"/>
-              <w:keepLines w:val="0"/>
-              <w:pageBreakBefore w:val="0"/>
-              <w:widowControl w:val="0"/>
-              <w:suppressLineNumbers w:val="0"/>
-              <w:kinsoku w:val="0"/>
-              <w:wordWrap/>
-              <w:overflowPunct/>
-              <w:topLinePunct w:val="0"/>
-              <w:autoSpaceDE w:val="0"/>
-              <w:autoSpaceDN w:val="0"/>
-              <w:bidi w:val="0"/>
-              <w:adjustRightInd w:val="0"/>
-              <w:snapToGrid w:val="0"/>
-              <w:jc w:val="left"/>
-              <w:textAlignment w:val="center"/>
-              <w:rPr>
-                <w:rFonts w:hint="eastAsia" w:ascii="宋体" w:hAnsi="宋体" w:eastAsia="宋体" w:cs="宋体"/>
-                <w:i w:val="0"/>
-                <w:iCs w:val="0"/>
-                <w:snapToGrid w:val="0"/>
-                <w:color w:val="000000"/>
-                <w:kern w:val="0"/>
-                <w:sz w:val="16"/>
-                <w:szCs w:val="16"/>
-                <w:u w:val="none"/>
-                <w:lang w:val="en-US" w:eastAsia="zh-CN" w:bidi="ar-SA"/>
-              </w:rPr>
-            </w:pPr>
-            <w:r>
-              <w:rPr>
-                <w:rFonts w:hint="eastAsia" w:ascii="宋体" w:hAnsi="宋体" w:cs="宋体"/>
-                <w:i w:val="0"/>
-                <w:iCs w:val="0"/>
-                <w:snapToGrid w:val="0"/>
-                <w:color w:val="000000"/>
-                <w:kern w:val="0"/>
-                <w:sz w:val="16"/>
-                <w:szCs w:val="16"/>
-                <w:u w:val="none"/>
-                <w:lang w:val="en-US" w:eastAsia="zh-CN"/>
-              </w:rPr>
-              <w:t>运维部全员</w:t>
-            </w:r>
-          </w:p>
-        </w:tc>
-        <w:tc>
-          <w:tcPr>
-            <w:tcW w:w="993" w:type="dxa"/>
-            <w:tcBorders>
-              <w:top w:val="single" w:color="000000" w:sz="4" w:space="0"/>
-              <w:left w:val="single" w:color="000000" w:sz="4" w:space="0"/>
-              <w:bottom w:val="single" w:color="000000" w:sz="4" w:space="0"/>
-              <w:right w:val="single" w:color="000000" w:sz="4" w:space="0"/>
-            </w:tcBorders>
-            <w:shd w:val="clear" w:color="auto" w:fill="auto"/>
-            <w:vAlign w:val="center"/>
-          </w:tcPr>
-          <w:p>
-            <w:pPr>
-              <w:keepNext w:val="0"/>
-              <w:keepLines w:val="0"/>
-              <w:pageBreakBefore w:val="0"/>
-              <w:widowControl w:val="0"/>
-              <w:suppressLineNumbers w:val="0"/>
-              <w:kinsoku w:val="0"/>
-              <w:wordWrap/>
-              <w:overflowPunct/>
-              <w:topLinePunct w:val="0"/>
-              <w:autoSpaceDE w:val="0"/>
-              <w:autoSpaceDN w:val="0"/>
-              <w:bidi w:val="0"/>
-              <w:adjustRightInd w:val="0"/>
-              <w:snapToGrid w:val="0"/>
-              <w:jc w:val="both"/>
-              <w:textAlignment w:val="center"/>
-              <w:rPr>
-                <w:rFonts w:hint="eastAsia" w:ascii="宋体" w:hAnsi="宋体" w:eastAsia="宋体" w:cs="宋体"/>
-                <w:i w:val="0"/>
-                <w:iCs w:val="0"/>
-                <w:snapToGrid w:val="0"/>
-                <w:color w:val="000000"/>
-                <w:kern w:val="0"/>
-                <w:sz w:val="16"/>
-                <w:szCs w:val="16"/>
-                <w:u w:val="none"/>
-                <w:lang w:val="en-US" w:eastAsia="zh-CN" w:bidi="ar-SA"/>
-              </w:rPr>
-            </w:pPr>
-            <w:r>
-              <w:rPr>
-                <w:rFonts w:hint="eastAsia" w:ascii="宋体" w:hAnsi="宋体" w:cs="宋体"/>
-                <w:i w:val="0"/>
-                <w:iCs w:val="0"/>
-                <w:snapToGrid w:val="0"/>
-                <w:color w:val="000000"/>
-                <w:kern w:val="0"/>
-                <w:sz w:val="16"/>
-                <w:szCs w:val="16"/>
-                <w:u w:val="none"/>
-                <w:lang w:val="en-US" w:eastAsia="zh-CN"/>
-              </w:rPr>
-              <w:t>肖龙莽</w:t>
-            </w:r>
-          </w:p>
-        </w:tc>
-        <w:tc>
-          <w:tcPr>
-            <w:tcW w:w="792" w:type="dxa"/>
-            <w:tcBorders>
-              <w:top w:val="single" w:color="000000" w:sz="4" w:space="0"/>
-              <w:left w:val="single" w:color="000000" w:sz="4" w:space="0"/>
-              <w:bottom w:val="single" w:color="000000" w:sz="4" w:space="0"/>
-              <w:right w:val="single" w:color="000000" w:sz="4" w:space="0"/>
-            </w:tcBorders>
-            <w:shd w:val="clear" w:color="auto" w:fill="auto"/>
-            <w:vAlign w:val="center"/>
-          </w:tcPr>
-          <w:p>
-            <w:pPr>
-              <w:keepNext w:val="0"/>
-              <w:keepLines w:val="0"/>
-              <w:pageBreakBefore w:val="0"/>
-              <w:widowControl w:val="0"/>
-              <w:suppressLineNumbers w:val="0"/>
-              <w:kinsoku w:val="0"/>
-              <w:wordWrap/>
-              <w:overflowPunct/>
-              <w:topLinePunct w:val="0"/>
-              <w:autoSpaceDE w:val="0"/>
-              <w:autoSpaceDN w:val="0"/>
-              <w:bidi w:val="0"/>
-              <w:adjustRightInd w:val="0"/>
-              <w:snapToGrid w:val="0"/>
-              <w:jc w:val="both"/>
-              <w:textAlignment w:val="center"/>
-              <w:rPr>
-                <w:rFonts w:hint="eastAsia" w:ascii="宋体" w:hAnsi="宋体" w:eastAsia="宋体" w:cs="宋体"/>
-                <w:i w:val="0"/>
-                <w:iCs w:val="0"/>
-                <w:snapToGrid w:val="0"/>
-                <w:color w:val="000000"/>
-                <w:kern w:val="0"/>
-                <w:sz w:val="16"/>
-                <w:szCs w:val="16"/>
-                <w:u w:val="none"/>
-                <w:lang w:val="en-US" w:eastAsia="zh-CN" w:bidi="ar-SA"/>
-              </w:rPr>
-            </w:pPr>
-            <w:r>
-              <w:rPr>
-                <w:rFonts w:hint="eastAsia" w:ascii="宋体" w:hAnsi="宋体" w:cs="宋体"/>
-                <w:i w:val="0"/>
-                <w:iCs w:val="0"/>
-                <w:snapToGrid w:val="0"/>
-                <w:color w:val="000000"/>
-                <w:kern w:val="0"/>
-                <w:sz w:val="16"/>
-                <w:szCs w:val="16"/>
-                <w:u w:val="none"/>
-                <w:lang w:val="en-US" w:eastAsia="zh-CN"/>
-              </w:rPr>
-              <w:t>2026年1月</w:t>
-            </w:r>
-          </w:p>
-        </w:tc>
-        <w:tc>
-          <w:tcPr>
-            <w:tcW w:w="1405" w:type="dxa"/>
-            <w:tcBorders>
-              <w:top w:val="single" w:color="000000" w:sz="4" w:space="0"/>
-              <w:left w:val="single" w:color="000000" w:sz="4" w:space="0"/>
-              <w:bottom w:val="single" w:color="000000" w:sz="4" w:space="0"/>
-              <w:right w:val="single" w:color="000000" w:sz="4" w:space="0"/>
-            </w:tcBorders>
-            <w:shd w:val="clear" w:color="auto" w:fill="auto"/>
-            <w:vAlign w:val="center"/>
-          </w:tcPr>
-          <w:p>
-            <w:pPr>
-              <w:keepNext w:val="0"/>
-              <w:keepLines w:val="0"/>
-              <w:pageBreakBefore w:val="0"/>
-              <w:widowControl w:val="0"/>
-              <w:suppressLineNumbers w:val="0"/>
-              <w:wordWrap/>
-              <w:overflowPunct/>
-              <w:topLinePunct w:val="0"/>
-              <w:bidi w:val="0"/>
-              <w:jc w:val="both"/>
-              <w:textAlignment w:val="center"/>
-              <w:rPr>
-                <w:rFonts w:hint="eastAsia" w:ascii="宋体" w:hAnsi="宋体" w:eastAsia="宋体" w:cs="宋体"/>
-                <w:i w:val="0"/>
-                <w:iCs w:val="0"/>
-                <w:snapToGrid w:val="0"/>
-                <w:color w:val="000000"/>
-                <w:kern w:val="0"/>
-                <w:sz w:val="16"/>
-                <w:szCs w:val="16"/>
-                <w:u w:val="none"/>
-                <w:lang w:val="en-US" w:eastAsia="zh-CN" w:bidi="ar-SA"/>
-              </w:rPr>
-            </w:pPr>
-            <w:r>
-              <w:rPr>
-                <w:rFonts w:hint="eastAsia" w:ascii="宋体" w:hAnsi="宋体" w:cs="宋体"/>
-                <w:i w:val="0"/>
-                <w:iCs w:val="0"/>
-                <w:snapToGrid w:val="0"/>
-                <w:color w:val="000000"/>
-                <w:kern w:val="0"/>
-                <w:sz w:val="16"/>
-                <w:szCs w:val="16"/>
-                <w:u w:val="none"/>
-                <w:lang w:val="en-US" w:eastAsia="zh-CN"/>
-              </w:rPr>
-              <w:t>未开始</w:t>
-            </w:r>
-          </w:p>
-        </w:tc>
-      </w:tr>
-      <w:tr>
-        <w:tblPrEx>
-          <w:tblBorders>
-            <w:top w:val="none" w:color="auto" w:sz="0" w:space="0"/>
-            <w:left w:val="none" w:color="auto" w:sz="0" w:space="0"/>
-            <w:bottom w:val="none" w:color="auto" w:sz="0" w:space="0"/>
-            <w:right w:val="none" w:color="auto" w:sz="0" w:space="0"/>
-            <w:insideH w:val="none" w:color="auto" w:sz="0" w:space="0"/>
-            <w:insideV w:val="none" w:color="auto" w:sz="0" w:space="0"/>
-          </w:tblBorders>
-          <w:shd w:val="clear" w:color="auto" w:fill="auto"/>
-          <w:tblCellMar>
-            <w:top w:w="0" w:type="dxa"/>
-            <w:left w:w="108" w:type="dxa"/>
-            <w:bottom w:w="0" w:type="dxa"/>
-            <w:right w:w="108" w:type="dxa"/>
-          </w:tblCellMar>
-        </w:tblPrEx>
-        <w:trPr>
-          <w:trHeight w:val="576" w:hRule="atLeast"/>
-        </w:trPr>
-        <w:tc>
-          <w:tcPr>
-            <w:tcW w:w="676" w:type="dxa"/>
-            <w:tcBorders>
-              <w:top w:val="single" w:color="000000" w:sz="4" w:space="0"/>
-              <w:left w:val="single" w:color="000000" w:sz="4" w:space="0"/>
-              <w:bottom w:val="single" w:color="000000" w:sz="4" w:space="0"/>
-              <w:right w:val="single" w:color="000000" w:sz="4" w:space="0"/>
-            </w:tcBorders>
-            <w:shd w:val="clear" w:color="auto" w:fill="auto"/>
-            <w:vAlign w:val="center"/>
-          </w:tcPr>
-          <w:p>
-            <w:pPr>
-              <w:keepNext w:val="0"/>
-              <w:keepLines w:val="0"/>
-              <w:pageBreakBefore w:val="0"/>
-              <w:widowControl w:val="0"/>
-              <w:numPr>
-                <w:ilvl w:val="0"/>
-                <w:numId w:val="2"/>
-              </w:numPr>
-              <w:suppressLineNumbers w:val="0"/>
-              <w:wordWrap/>
-              <w:overflowPunct/>
-              <w:topLinePunct w:val="0"/>
-              <w:bidi w:val="0"/>
-              <w:ind w:left="425" w:leftChars="0" w:hanging="425" w:firstLineChars="0"/>
-              <w:jc w:val="left"/>
-              <w:textAlignment w:val="center"/>
-              <w:rPr>
-                <w:rFonts w:hint="eastAsia" w:ascii="宋体" w:hAnsi="宋体" w:eastAsia="宋体" w:cs="宋体"/>
-                <w:i w:val="0"/>
-                <w:iCs w:val="0"/>
-                <w:snapToGrid w:val="0"/>
-                <w:color w:val="000000"/>
-                <w:kern w:val="0"/>
-                <w:sz w:val="16"/>
-                <w:szCs w:val="16"/>
-                <w:u w:val="none"/>
-                <w:lang w:val="en-US" w:eastAsia="zh-CN"/>
-              </w:rPr>
-            </w:pPr>
-          </w:p>
-        </w:tc>
-        <w:tc>
-          <w:tcPr>
-            <w:tcW w:w="2079" w:type="dxa"/>
-            <w:tcBorders>
-              <w:top w:val="single" w:color="000000" w:sz="4" w:space="0"/>
-              <w:left w:val="single" w:color="000000" w:sz="4" w:space="0"/>
-              <w:bottom w:val="single" w:color="000000" w:sz="4" w:space="0"/>
-              <w:right w:val="single" w:color="000000" w:sz="4" w:space="0"/>
-            </w:tcBorders>
-            <w:shd w:val="clear" w:color="auto" w:fill="auto"/>
-            <w:vAlign w:val="center"/>
-          </w:tcPr>
-          <w:p>
-            <w:pPr>
-              <w:keepNext w:val="0"/>
-              <w:keepLines w:val="0"/>
-              <w:pageBreakBefore w:val="0"/>
-              <w:widowControl w:val="0"/>
-              <w:suppressLineNumbers w:val="0"/>
-              <w:kinsoku w:val="0"/>
-              <w:wordWrap/>
-              <w:overflowPunct/>
-              <w:topLinePunct w:val="0"/>
-              <w:autoSpaceDE w:val="0"/>
-              <w:autoSpaceDN w:val="0"/>
-              <w:bidi w:val="0"/>
-              <w:adjustRightInd w:val="0"/>
-              <w:snapToGrid w:val="0"/>
-              <w:jc w:val="left"/>
-              <w:textAlignment w:val="center"/>
-              <w:rPr>
-                <w:rFonts w:hint="eastAsia" w:ascii="宋体" w:hAnsi="宋体" w:eastAsia="宋体" w:cs="宋体"/>
-                <w:i w:val="0"/>
-                <w:iCs w:val="0"/>
-                <w:snapToGrid w:val="0"/>
-                <w:color w:val="000000"/>
-                <w:kern w:val="0"/>
-                <w:sz w:val="16"/>
-                <w:szCs w:val="16"/>
-                <w:u w:val="none"/>
-                <w:lang w:val="en-US" w:eastAsia="zh-CN" w:bidi="ar-SA"/>
-              </w:rPr>
-            </w:pPr>
-            <w:r>
-              <w:rPr>
-                <w:rFonts w:hint="eastAsia" w:ascii="宋体" w:hAnsi="宋体" w:cs="宋体"/>
-                <w:i w:val="0"/>
-                <w:iCs w:val="0"/>
-                <w:snapToGrid w:val="0"/>
-                <w:color w:val="000000"/>
-                <w:kern w:val="0"/>
-                <w:sz w:val="16"/>
-                <w:szCs w:val="16"/>
-                <w:u w:val="none"/>
-                <w:lang w:val="en-US" w:eastAsia="zh-CN"/>
-              </w:rPr>
-              <w:t>版本管理工具培训</w:t>
-            </w:r>
-          </w:p>
-        </w:tc>
-        <w:tc>
-          <w:tcPr>
-            <w:tcW w:w="1491" w:type="dxa"/>
-            <w:tcBorders>
-              <w:top w:val="single" w:color="000000" w:sz="4" w:space="0"/>
-              <w:left w:val="single" w:color="000000" w:sz="4" w:space="0"/>
-              <w:bottom w:val="single" w:color="000000" w:sz="4" w:space="0"/>
-              <w:right w:val="single" w:color="000000" w:sz="4" w:space="0"/>
-            </w:tcBorders>
-            <w:shd w:val="clear" w:color="auto" w:fill="auto"/>
-            <w:vAlign w:val="center"/>
-          </w:tcPr>
-          <w:p>
-            <w:pPr>
-              <w:keepNext w:val="0"/>
-              <w:keepLines w:val="0"/>
-              <w:pageBreakBefore w:val="0"/>
-              <w:widowControl w:val="0"/>
-              <w:suppressLineNumbers w:val="0"/>
-              <w:kinsoku w:val="0"/>
-              <w:wordWrap/>
-              <w:overflowPunct/>
-              <w:topLinePunct w:val="0"/>
-              <w:autoSpaceDE w:val="0"/>
-              <w:autoSpaceDN w:val="0"/>
-              <w:bidi w:val="0"/>
-              <w:adjustRightInd w:val="0"/>
-              <w:snapToGrid w:val="0"/>
-              <w:jc w:val="left"/>
-              <w:textAlignment w:val="center"/>
-              <w:rPr>
-                <w:rFonts w:hint="eastAsia" w:ascii="宋体" w:hAnsi="宋体" w:eastAsia="宋体" w:cs="宋体"/>
-                <w:i w:val="0"/>
-                <w:iCs w:val="0"/>
-                <w:snapToGrid w:val="0"/>
-                <w:color w:val="000000"/>
-                <w:kern w:val="0"/>
-                <w:sz w:val="16"/>
-                <w:szCs w:val="16"/>
-                <w:u w:val="none"/>
-                <w:lang w:val="en-US" w:eastAsia="zh-CN" w:bidi="ar-SA"/>
-              </w:rPr>
-            </w:pPr>
-            <w:r>
-              <w:rPr>
-                <w:rFonts w:hint="eastAsia" w:ascii="宋体" w:hAnsi="宋体" w:cs="宋体"/>
-                <w:i w:val="0"/>
-                <w:iCs w:val="0"/>
-                <w:snapToGrid w:val="0"/>
-                <w:color w:val="000000"/>
-                <w:kern w:val="0"/>
-                <w:sz w:val="16"/>
-                <w:szCs w:val="16"/>
-                <w:u w:val="none"/>
-                <w:lang w:val="en-US" w:eastAsia="zh-CN"/>
-              </w:rPr>
-              <w:t>运维部全员</w:t>
-            </w:r>
-          </w:p>
-        </w:tc>
-        <w:tc>
-          <w:tcPr>
-            <w:tcW w:w="993" w:type="dxa"/>
-            <w:tcBorders>
-              <w:top w:val="single" w:color="000000" w:sz="4" w:space="0"/>
-              <w:left w:val="single" w:color="000000" w:sz="4" w:space="0"/>
-              <w:bottom w:val="single" w:color="000000" w:sz="4" w:space="0"/>
-              <w:right w:val="single" w:color="000000" w:sz="4" w:space="0"/>
-            </w:tcBorders>
-            <w:shd w:val="clear" w:color="auto" w:fill="auto"/>
-            <w:vAlign w:val="center"/>
-          </w:tcPr>
-          <w:p>
-            <w:pPr>
-              <w:keepNext w:val="0"/>
-              <w:keepLines w:val="0"/>
-              <w:pageBreakBefore w:val="0"/>
-              <w:widowControl w:val="0"/>
-              <w:suppressLineNumbers w:val="0"/>
-              <w:kinsoku w:val="0"/>
-              <w:wordWrap/>
-              <w:overflowPunct/>
-              <w:topLinePunct w:val="0"/>
-              <w:autoSpaceDE w:val="0"/>
-              <w:autoSpaceDN w:val="0"/>
-              <w:bidi w:val="0"/>
-              <w:adjustRightInd w:val="0"/>
-              <w:snapToGrid w:val="0"/>
-              <w:jc w:val="both"/>
-              <w:textAlignment w:val="center"/>
-              <w:rPr>
-                <w:rFonts w:hint="eastAsia" w:ascii="宋体" w:hAnsi="宋体" w:eastAsia="宋体" w:cs="宋体"/>
-                <w:i w:val="0"/>
-                <w:iCs w:val="0"/>
-                <w:snapToGrid w:val="0"/>
-                <w:color w:val="000000"/>
-                <w:kern w:val="0"/>
-                <w:sz w:val="16"/>
-                <w:szCs w:val="16"/>
-                <w:u w:val="none"/>
-                <w:lang w:val="en-US" w:eastAsia="zh-CN" w:bidi="ar-SA"/>
-              </w:rPr>
-            </w:pPr>
-            <w:r>
-              <w:rPr>
-                <w:rFonts w:hint="eastAsia" w:ascii="宋体" w:hAnsi="宋体" w:cs="宋体"/>
-                <w:i w:val="0"/>
-                <w:iCs w:val="0"/>
-                <w:snapToGrid w:val="0"/>
-                <w:color w:val="000000"/>
-                <w:kern w:val="0"/>
-                <w:sz w:val="16"/>
-                <w:szCs w:val="16"/>
-                <w:u w:val="none"/>
-                <w:lang w:val="en-US" w:eastAsia="zh-CN"/>
-              </w:rPr>
-              <w:t>肖龙莽</w:t>
-            </w:r>
-          </w:p>
-        </w:tc>
-        <w:tc>
-          <w:tcPr>
-            <w:tcW w:w="792" w:type="dxa"/>
-            <w:tcBorders>
-              <w:top w:val="single" w:color="000000" w:sz="4" w:space="0"/>
-              <w:left w:val="single" w:color="000000" w:sz="4" w:space="0"/>
-              <w:bottom w:val="single" w:color="000000" w:sz="4" w:space="0"/>
-              <w:right w:val="single" w:color="000000" w:sz="4" w:space="0"/>
-            </w:tcBorders>
-            <w:shd w:val="clear" w:color="auto" w:fill="auto"/>
-            <w:vAlign w:val="center"/>
-          </w:tcPr>
-          <w:p>
-            <w:pPr>
-              <w:keepNext w:val="0"/>
-              <w:keepLines w:val="0"/>
-              <w:pageBreakBefore w:val="0"/>
-              <w:widowControl w:val="0"/>
-              <w:suppressLineNumbers w:val="0"/>
-              <w:kinsoku w:val="0"/>
-              <w:wordWrap/>
-              <w:overflowPunct/>
-              <w:topLinePunct w:val="0"/>
-              <w:autoSpaceDE w:val="0"/>
-              <w:autoSpaceDN w:val="0"/>
-              <w:bidi w:val="0"/>
-              <w:adjustRightInd w:val="0"/>
-              <w:snapToGrid w:val="0"/>
-              <w:jc w:val="both"/>
-              <w:textAlignment w:val="center"/>
-              <w:rPr>
-                <w:rFonts w:hint="eastAsia" w:ascii="宋体" w:hAnsi="宋体" w:eastAsia="宋体" w:cs="宋体"/>
-                <w:i w:val="0"/>
-                <w:iCs w:val="0"/>
-                <w:snapToGrid w:val="0"/>
-                <w:color w:val="000000"/>
-                <w:kern w:val="0"/>
-                <w:sz w:val="16"/>
-                <w:szCs w:val="16"/>
-                <w:u w:val="none"/>
-                <w:lang w:val="en-US" w:eastAsia="zh-CN" w:bidi="ar-SA"/>
-              </w:rPr>
-            </w:pPr>
-            <w:r>
-              <w:rPr>
-                <w:rFonts w:hint="eastAsia" w:ascii="宋体" w:hAnsi="宋体" w:cs="宋体"/>
-                <w:i w:val="0"/>
-                <w:iCs w:val="0"/>
-                <w:snapToGrid w:val="0"/>
-                <w:color w:val="000000"/>
-                <w:kern w:val="0"/>
-                <w:sz w:val="16"/>
-                <w:szCs w:val="16"/>
-                <w:u w:val="none"/>
-                <w:lang w:val="en-US" w:eastAsia="zh-CN"/>
-              </w:rPr>
-              <w:t>2026年1月</w:t>
-            </w:r>
-          </w:p>
-        </w:tc>
-        <w:tc>
-          <w:tcPr>
-            <w:tcW w:w="1405" w:type="dxa"/>
-            <w:tcBorders>
-              <w:top w:val="single" w:color="000000" w:sz="4" w:space="0"/>
-              <w:left w:val="single" w:color="000000" w:sz="4" w:space="0"/>
-              <w:bottom w:val="single" w:color="000000" w:sz="4" w:space="0"/>
-              <w:right w:val="single" w:color="000000" w:sz="4" w:space="0"/>
-            </w:tcBorders>
-            <w:shd w:val="clear" w:color="auto" w:fill="auto"/>
-            <w:vAlign w:val="center"/>
-          </w:tcPr>
-          <w:p>
-            <w:pPr>
-              <w:keepNext w:val="0"/>
-              <w:keepLines w:val="0"/>
-              <w:pageBreakBefore w:val="0"/>
-              <w:widowControl w:val="0"/>
-              <w:suppressLineNumbers w:val="0"/>
-              <w:wordWrap/>
-              <w:overflowPunct/>
-              <w:topLinePunct w:val="0"/>
-              <w:bidi w:val="0"/>
-              <w:jc w:val="both"/>
-              <w:textAlignment w:val="center"/>
-              <w:rPr>
-                <w:rFonts w:hint="eastAsia" w:ascii="宋体" w:hAnsi="宋体" w:eastAsia="宋体" w:cs="宋体"/>
-                <w:i w:val="0"/>
-                <w:iCs w:val="0"/>
-                <w:snapToGrid w:val="0"/>
-                <w:color w:val="000000"/>
-                <w:kern w:val="0"/>
-                <w:sz w:val="16"/>
-                <w:szCs w:val="16"/>
-                <w:u w:val="none"/>
-                <w:lang w:val="en-US" w:eastAsia="zh-CN" w:bidi="ar-SA"/>
-              </w:rPr>
-            </w:pPr>
-            <w:r>
-              <w:rPr>
-                <w:rFonts w:hint="eastAsia" w:ascii="宋体" w:hAnsi="宋体" w:cs="宋体"/>
-                <w:i w:val="0"/>
-                <w:iCs w:val="0"/>
-                <w:snapToGrid w:val="0"/>
-                <w:color w:val="000000"/>
-                <w:kern w:val="0"/>
-                <w:sz w:val="16"/>
-                <w:szCs w:val="16"/>
-                <w:u w:val="none"/>
-                <w:lang w:val="en-US" w:eastAsia="zh-CN"/>
-              </w:rPr>
-              <w:t>未开始</w:t>
-            </w:r>
-          </w:p>
-        </w:tc>
-      </w:tr>
-      <w:tr>
-        <w:tblPrEx>
-          <w:tblBorders>
-            <w:top w:val="none" w:color="auto" w:sz="0" w:space="0"/>
-            <w:left w:val="none" w:color="auto" w:sz="0" w:space="0"/>
-            <w:bottom w:val="none" w:color="auto" w:sz="0" w:space="0"/>
-            <w:right w:val="none" w:color="auto" w:sz="0" w:space="0"/>
-            <w:insideH w:val="none" w:color="auto" w:sz="0" w:space="0"/>
-            <w:insideV w:val="none" w:color="auto" w:sz="0" w:space="0"/>
-          </w:tblBorders>
-          <w:tblCellMar>
-            <w:top w:w="0" w:type="dxa"/>
-            <w:left w:w="108" w:type="dxa"/>
-            <w:bottom w:w="0" w:type="dxa"/>
-            <w:right w:w="108" w:type="dxa"/>
-          </w:tblCellMar>
-        </w:tblPrEx>
-        <w:trPr>
-          <w:trHeight w:val="576" w:hRule="atLeast"/>
-        </w:trPr>
-        <w:tc>
-          <w:tcPr>
-            <w:tcW w:w="676" w:type="dxa"/>
-            <w:tcBorders>
-              <w:top w:val="single" w:color="000000" w:sz="4" w:space="0"/>
-              <w:left w:val="single" w:color="000000" w:sz="4" w:space="0"/>
-              <w:bottom w:val="single" w:color="000000" w:sz="4" w:space="0"/>
-              <w:right w:val="single" w:color="000000" w:sz="4" w:space="0"/>
-            </w:tcBorders>
-            <w:shd w:val="clear" w:color="auto" w:fill="auto"/>
-            <w:vAlign w:val="center"/>
-          </w:tcPr>
-          <w:p>
-            <w:pPr>
-              <w:keepNext w:val="0"/>
-              <w:keepLines w:val="0"/>
-              <w:pageBreakBefore w:val="0"/>
-              <w:widowControl w:val="0"/>
-              <w:numPr>
-                <w:ilvl w:val="0"/>
-                <w:numId w:val="2"/>
-              </w:numPr>
-              <w:suppressLineNumbers w:val="0"/>
-              <w:wordWrap/>
-              <w:overflowPunct/>
-              <w:topLinePunct w:val="0"/>
-              <w:bidi w:val="0"/>
-              <w:ind w:left="425" w:leftChars="0" w:hanging="425" w:firstLineChars="0"/>
-              <w:jc w:val="left"/>
-              <w:textAlignment w:val="center"/>
-              <w:rPr>
-                <w:rFonts w:hint="eastAsia" w:ascii="宋体" w:hAnsi="宋体" w:eastAsia="宋体" w:cs="宋体"/>
-                <w:i w:val="0"/>
-                <w:iCs w:val="0"/>
-                <w:snapToGrid w:val="0"/>
-                <w:color w:val="000000"/>
-                <w:kern w:val="0"/>
-                <w:sz w:val="16"/>
-                <w:szCs w:val="16"/>
-                <w:u w:val="none"/>
-                <w:lang w:val="en-US" w:eastAsia="zh-CN"/>
-              </w:rPr>
-            </w:pPr>
-          </w:p>
-        </w:tc>
-        <w:tc>
-          <w:tcPr>
-            <w:tcW w:w="2079" w:type="dxa"/>
-            <w:tcBorders>
-              <w:top w:val="single" w:color="000000" w:sz="4" w:space="0"/>
-              <w:left w:val="single" w:color="000000" w:sz="4" w:space="0"/>
-              <w:bottom w:val="single" w:color="000000" w:sz="4" w:space="0"/>
-              <w:right w:val="single" w:color="000000" w:sz="4" w:space="0"/>
-            </w:tcBorders>
-            <w:shd w:val="clear" w:color="auto" w:fill="auto"/>
-            <w:vAlign w:val="center"/>
-          </w:tcPr>
-          <w:p>
-            <w:pPr>
-              <w:keepNext w:val="0"/>
-              <w:keepLines w:val="0"/>
-              <w:pageBreakBefore w:val="0"/>
-              <w:widowControl w:val="0"/>
-              <w:suppressLineNumbers w:val="0"/>
-              <w:wordWrap/>
-              <w:overflowPunct/>
-              <w:topLinePunct w:val="0"/>
-              <w:bidi w:val="0"/>
-              <w:jc w:val="left"/>
-              <w:textAlignment w:val="center"/>
-              <w:rPr>
-                <w:rFonts w:hint="eastAsia" w:ascii="宋体" w:hAnsi="宋体" w:eastAsia="宋体" w:cs="宋体"/>
-                <w:i w:val="0"/>
-                <w:iCs w:val="0"/>
-                <w:snapToGrid w:val="0"/>
-                <w:color w:val="000000"/>
-                <w:kern w:val="0"/>
-                <w:sz w:val="16"/>
-                <w:szCs w:val="16"/>
-                <w:u w:val="none"/>
-                <w:lang w:val="en-US" w:eastAsia="zh-CN" w:bidi="ar-SA"/>
-              </w:rPr>
-            </w:pPr>
-            <w:r>
-              <w:rPr>
-                <w:rFonts w:hint="eastAsia" w:ascii="宋体" w:hAnsi="宋体" w:eastAsia="宋体" w:cs="宋体"/>
-                <w:i w:val="0"/>
-                <w:iCs w:val="0"/>
-                <w:snapToGrid w:val="0"/>
-                <w:color w:val="000000"/>
-                <w:kern w:val="0"/>
-                <w:sz w:val="16"/>
-                <w:szCs w:val="16"/>
-                <w:u w:val="none"/>
-                <w:lang w:val="en-US" w:eastAsia="zh-CN"/>
-              </w:rPr>
-              <w:t>入职培训（包括制度与企业文化</w:t>
-            </w:r>
-          </w:p>
-        </w:tc>
-        <w:tc>
-          <w:tcPr>
-            <w:tcW w:w="1491" w:type="dxa"/>
-            <w:tcBorders>
-              <w:top w:val="single" w:color="000000" w:sz="4" w:space="0"/>
-              <w:left w:val="single" w:color="000000" w:sz="4" w:space="0"/>
-              <w:bottom w:val="single" w:color="000000" w:sz="4" w:space="0"/>
-              <w:right w:val="single" w:color="000000" w:sz="4" w:space="0"/>
-            </w:tcBorders>
-            <w:shd w:val="clear" w:color="auto" w:fill="auto"/>
-            <w:vAlign w:val="center"/>
-          </w:tcPr>
-          <w:p>
-            <w:pPr>
-              <w:keepNext w:val="0"/>
-              <w:keepLines w:val="0"/>
-              <w:pageBreakBefore w:val="0"/>
-              <w:widowControl w:val="0"/>
-              <w:suppressLineNumbers w:val="0"/>
-              <w:wordWrap/>
-              <w:overflowPunct/>
-              <w:topLinePunct w:val="0"/>
-              <w:bidi w:val="0"/>
-              <w:jc w:val="left"/>
-              <w:textAlignment w:val="center"/>
-              <w:rPr>
-                <w:rFonts w:hint="eastAsia" w:ascii="宋体" w:hAnsi="宋体" w:eastAsia="宋体" w:cs="宋体"/>
-                <w:i w:val="0"/>
-                <w:iCs w:val="0"/>
-                <w:snapToGrid w:val="0"/>
-                <w:color w:val="000000"/>
-                <w:kern w:val="0"/>
-                <w:sz w:val="16"/>
-                <w:szCs w:val="16"/>
-                <w:u w:val="none"/>
-                <w:lang w:val="en-US" w:eastAsia="zh-CN" w:bidi="ar-SA"/>
-              </w:rPr>
-            </w:pPr>
-            <w:r>
-              <w:rPr>
-                <w:rFonts w:hint="eastAsia" w:ascii="宋体" w:hAnsi="宋体" w:eastAsia="宋体" w:cs="宋体"/>
-                <w:i w:val="0"/>
-                <w:iCs w:val="0"/>
-                <w:snapToGrid w:val="0"/>
-                <w:color w:val="000000"/>
-                <w:kern w:val="0"/>
-                <w:sz w:val="16"/>
-                <w:szCs w:val="16"/>
-                <w:u w:val="none"/>
-                <w:lang w:val="en-US" w:eastAsia="zh-CN"/>
-              </w:rPr>
-              <w:t>公司全员</w:t>
-            </w:r>
-          </w:p>
-        </w:tc>
-        <w:tc>
-          <w:tcPr>
-            <w:tcW w:w="993" w:type="dxa"/>
-            <w:tcBorders>
-              <w:top w:val="single" w:color="000000" w:sz="4" w:space="0"/>
-              <w:left w:val="single" w:color="000000" w:sz="4" w:space="0"/>
-              <w:bottom w:val="single" w:color="000000" w:sz="4" w:space="0"/>
-              <w:right w:val="single" w:color="000000" w:sz="4" w:space="0"/>
-            </w:tcBorders>
-            <w:shd w:val="clear" w:color="auto" w:fill="auto"/>
-            <w:vAlign w:val="center"/>
-          </w:tcPr>
-          <w:p>
-            <w:pPr>
-              <w:keepNext w:val="0"/>
-              <w:keepLines w:val="0"/>
-              <w:pageBreakBefore w:val="0"/>
-              <w:widowControl w:val="0"/>
-              <w:suppressLineNumbers w:val="0"/>
-              <w:wordWrap/>
-              <w:overflowPunct/>
-              <w:topLinePunct w:val="0"/>
-              <w:bidi w:val="0"/>
-              <w:jc w:val="both"/>
-              <w:textAlignment w:val="center"/>
-              <w:rPr>
-                <w:rFonts w:hint="eastAsia" w:ascii="宋体" w:hAnsi="宋体" w:eastAsia="宋体" w:cs="宋体"/>
-                <w:i w:val="0"/>
-                <w:iCs w:val="0"/>
-                <w:snapToGrid w:val="0"/>
-                <w:color w:val="000000"/>
-                <w:kern w:val="0"/>
-                <w:sz w:val="16"/>
-                <w:szCs w:val="16"/>
-                <w:u w:val="none"/>
-                <w:lang w:val="en-US" w:eastAsia="zh-CN" w:bidi="ar-SA"/>
-              </w:rPr>
-            </w:pPr>
-            <w:r>
-              <w:rPr>
-                <w:rFonts w:hint="eastAsia" w:ascii="宋体" w:hAnsi="宋体" w:eastAsia="宋体" w:cs="宋体"/>
-                <w:i w:val="0"/>
-                <w:iCs w:val="0"/>
-                <w:snapToGrid w:val="0"/>
-                <w:color w:val="000000"/>
-                <w:kern w:val="0"/>
-                <w:sz w:val="16"/>
-                <w:szCs w:val="16"/>
-                <w:u w:val="none"/>
-                <w:lang w:val="en-US" w:eastAsia="zh-CN"/>
-              </w:rPr>
-              <w:t>各模块负责人</w:t>
-            </w:r>
-          </w:p>
-        </w:tc>
-        <w:tc>
-          <w:tcPr>
-            <w:tcW w:w="792" w:type="dxa"/>
-            <w:tcBorders>
-              <w:top w:val="single" w:color="000000" w:sz="4" w:space="0"/>
-              <w:left w:val="single" w:color="000000" w:sz="4" w:space="0"/>
-              <w:bottom w:val="single" w:color="000000" w:sz="4" w:space="0"/>
-              <w:right w:val="single" w:color="000000" w:sz="4" w:space="0"/>
-            </w:tcBorders>
-            <w:shd w:val="clear" w:color="auto" w:fill="auto"/>
-            <w:vAlign w:val="center"/>
-          </w:tcPr>
-          <w:p>
-            <w:pPr>
-              <w:keepNext w:val="0"/>
-              <w:keepLines w:val="0"/>
-              <w:pageBreakBefore w:val="0"/>
-              <w:widowControl w:val="0"/>
-              <w:suppressLineNumbers w:val="0"/>
-              <w:wordWrap/>
-              <w:overflowPunct/>
-              <w:topLinePunct w:val="0"/>
-              <w:bidi w:val="0"/>
-              <w:jc w:val="both"/>
-              <w:textAlignment w:val="center"/>
-              <w:rPr>
-                <w:rFonts w:hint="eastAsia" w:ascii="宋体" w:hAnsi="宋体" w:eastAsia="宋体" w:cs="宋体"/>
-                <w:i w:val="0"/>
-                <w:iCs w:val="0"/>
-                <w:snapToGrid w:val="0"/>
-                <w:color w:val="000000"/>
-                <w:kern w:val="0"/>
-                <w:sz w:val="16"/>
-                <w:szCs w:val="16"/>
-                <w:u w:val="none"/>
-                <w:lang w:val="en-US" w:eastAsia="zh-CN" w:bidi="ar-SA"/>
-              </w:rPr>
-            </w:pPr>
-            <w:r>
-              <w:rPr>
-                <w:rFonts w:hint="eastAsia" w:ascii="宋体" w:hAnsi="宋体" w:eastAsia="宋体" w:cs="宋体"/>
-                <w:i w:val="0"/>
-                <w:iCs w:val="0"/>
-                <w:snapToGrid w:val="0"/>
-                <w:color w:val="000000"/>
-                <w:kern w:val="0"/>
-                <w:sz w:val="16"/>
-                <w:szCs w:val="16"/>
-                <w:u w:val="none"/>
-                <w:lang w:val="en-US" w:eastAsia="zh-CN"/>
-              </w:rPr>
-              <w:t>3月</w:t>
-            </w:r>
-          </w:p>
-        </w:tc>
-        <w:tc>
-          <w:tcPr>
-            <w:tcW w:w="1405" w:type="dxa"/>
-            <w:tcBorders>
-              <w:top w:val="single" w:color="000000" w:sz="4" w:space="0"/>
-              <w:left w:val="single" w:color="000000" w:sz="4" w:space="0"/>
-              <w:bottom w:val="single" w:color="000000" w:sz="4" w:space="0"/>
-              <w:right w:val="single" w:color="000000" w:sz="4" w:space="0"/>
-            </w:tcBorders>
-            <w:shd w:val="clear" w:color="auto" w:fill="auto"/>
-            <w:vAlign w:val="center"/>
-          </w:tcPr>
-          <w:p>
-            <w:pPr>
-              <w:keepNext w:val="0"/>
-              <w:keepLines w:val="0"/>
-              <w:pageBreakBefore w:val="0"/>
-              <w:widowControl w:val="0"/>
-              <w:suppressLineNumbers w:val="0"/>
-              <w:wordWrap/>
-              <w:overflowPunct/>
-              <w:topLinePunct w:val="0"/>
-              <w:bidi w:val="0"/>
-              <w:jc w:val="both"/>
-              <w:textAlignment w:val="center"/>
-              <w:rPr>
-                <w:rFonts w:hint="eastAsia" w:ascii="宋体" w:hAnsi="宋体" w:eastAsia="宋体" w:cs="宋体"/>
-                <w:i w:val="0"/>
-                <w:iCs w:val="0"/>
-                <w:snapToGrid w:val="0"/>
-                <w:color w:val="000000"/>
-                <w:kern w:val="0"/>
-                <w:sz w:val="16"/>
-                <w:szCs w:val="16"/>
-                <w:u w:val="none"/>
-                <w:lang w:val="en-US" w:eastAsia="zh-CN" w:bidi="ar-SA"/>
-              </w:rPr>
-            </w:pPr>
-            <w:r>
-              <w:rPr>
-                <w:rFonts w:hint="eastAsia" w:ascii="宋体" w:hAnsi="宋体" w:cs="宋体"/>
-                <w:i w:val="0"/>
-                <w:iCs w:val="0"/>
-                <w:snapToGrid w:val="0"/>
-                <w:color w:val="000000"/>
-                <w:kern w:val="0"/>
-                <w:sz w:val="16"/>
-                <w:szCs w:val="16"/>
-                <w:u w:val="none"/>
-                <w:lang w:val="en-US" w:eastAsia="zh-CN"/>
-              </w:rPr>
-              <w:t>未开始</w:t>
-            </w:r>
-          </w:p>
-        </w:tc>
-      </w:tr>
-      <w:tr>
-        <w:tblPrEx>
-          <w:tblBorders>
-            <w:top w:val="none" w:color="auto" w:sz="0" w:space="0"/>
-            <w:left w:val="none" w:color="auto" w:sz="0" w:space="0"/>
-            <w:bottom w:val="none" w:color="auto" w:sz="0" w:space="0"/>
-            <w:right w:val="none" w:color="auto" w:sz="0" w:space="0"/>
-            <w:insideH w:val="none" w:color="auto" w:sz="0" w:space="0"/>
-            <w:insideV w:val="none" w:color="auto" w:sz="0" w:space="0"/>
-          </w:tblBorders>
           <w:tblCellMar>
             <w:top w:w="0" w:type="dxa"/>
             <w:left w:w="108" w:type="dxa"/>
@@ -20407,7 +20421,7 @@
         </w:rPr>
       </w:pPr>
       <w:bookmarkStart w:id="22" w:name="_Toc2503"/>
-      <w:bookmarkStart w:id="23" w:name="_Toc3917"/>
+      <w:bookmarkStart w:id="23" w:name="_Toc16893"/>
       <w:r>
         <w:rPr>
           <w:rFonts w:hint="eastAsia"/>
@@ -21622,8 +21636,8 @@
           <w:rFonts w:hint="eastAsia"/>
         </w:rPr>
       </w:pPr>
-      <w:bookmarkStart w:id="24" w:name="_Toc5613"/>
-      <w:bookmarkStart w:id="25" w:name="_Toc13252"/>
+      <w:bookmarkStart w:id="24" w:name="_Toc13252"/>
+      <w:bookmarkStart w:id="25" w:name="_Toc19039"/>
       <w:r>
         <w:rPr>
           <w:rFonts w:hint="eastAsia"/>
@@ -21829,6 +21843,12 @@
             <w:insideH w:val="single" w:color="auto" w:sz="4" w:space="0"/>
             <w:insideV w:val="single" w:color="auto" w:sz="4" w:space="0"/>
           </w:tblBorders>
+          <w:tblCellMar>
+            <w:top w:w="0" w:type="dxa"/>
+            <w:left w:w="108" w:type="dxa"/>
+            <w:bottom w:w="0" w:type="dxa"/>
+            <w:right w:w="108" w:type="dxa"/>
+          </w:tblCellMar>
         </w:tblPrEx>
         <w:trPr>
           <w:trHeight w:val="484" w:hRule="atLeast"/>
@@ -21904,7 +21924,6 @@
                 <w:lang w:val="en-US" w:eastAsia="zh-CN"/>
               </w:rPr>
             </w:pPr>
-            <w:bookmarkStart w:id="28" w:name="_GoBack"/>
             <w:r>
               <w:rPr>
                 <w:rFonts w:hint="eastAsia" w:ascii="宋体" w:hAnsi="宋体" w:cs="宋体"/>
@@ -21915,7 +21934,6 @@
               </w:rPr>
               <w:t>2025年4月-2025年12月</w:t>
             </w:r>
-            <w:bookmarkEnd w:id="28"/>
           </w:p>
         </w:tc>
       </w:tr>
@@ -22905,7 +22923,7 @@
         </w:rPr>
       </w:pPr>
       <w:bookmarkStart w:id="26" w:name="_Toc28020"/>
-      <w:bookmarkStart w:id="27" w:name="_Toc27620"/>
+      <w:bookmarkStart w:id="27" w:name="_Toc8198"/>
       <w:r>
         <w:rPr>
           <w:rFonts w:hint="eastAsia"/>
